--- a/TTNT-CK.docx
+++ b/TTNT-CK.docx
@@ -55,109 +55,7 @@
         <w:rPr>
           <w:szCs w:val="26"/>
         </w:rPr>
-        <w:t>Trong chương trình đào tạo ngành Công nghệ thông tin, học phần Cơ sở Toán học cho CNTT đóng vai trò nền tảng, cung cấp các kiến thức thiết yếu phục vụ cho các lĩnh vực chuyên sâu như Trí tuệ nhân tạo, Xử lý hình ảnh và Khoa học dữ liệu</w:t>
-      </w:r>
-      <w:r>
-        <w:rPr>
-          <w:szCs w:val="26"/>
-        </w:rPr>
-        <w:t xml:space="preserve"> </w:t>
-      </w:r>
-      <w:sdt>
-        <w:sdtPr>
-          <w:rPr>
-            <w:szCs w:val="26"/>
-          </w:rPr>
-          <w:id w:val="632217824"/>
-          <w:citation/>
-        </w:sdtPr>
-        <w:sdtContent>
-          <w:r>
-            <w:rPr>
-              <w:szCs w:val="26"/>
-            </w:rPr>
-            <w:fldChar w:fldCharType="begin"/>
-          </w:r>
-          <w:r>
-            <w:rPr>
-              <w:szCs w:val="26"/>
-            </w:rPr>
-            <w:instrText xml:space="preserve"> CITATION Ken12 \l 1033 </w:instrText>
-          </w:r>
-          <w:r>
-            <w:rPr>
-              <w:szCs w:val="26"/>
-            </w:rPr>
-            <w:fldChar w:fldCharType="separate"/>
-          </w:r>
-          <w:r>
-            <w:rPr>
-              <w:noProof/>
-              <w:szCs w:val="26"/>
-            </w:rPr>
-            <w:t>[1]</w:t>
-          </w:r>
-          <w:r>
-            <w:rPr>
-              <w:szCs w:val="26"/>
-            </w:rPr>
-            <w:fldChar w:fldCharType="end"/>
-          </w:r>
-        </w:sdtContent>
-      </w:sdt>
-      <w:r>
-        <w:rPr>
-          <w:szCs w:val="26"/>
-        </w:rPr>
-        <w:t xml:space="preserve">, </w:t>
-      </w:r>
-      <w:sdt>
-        <w:sdtPr>
-          <w:rPr>
-            <w:szCs w:val="26"/>
-          </w:rPr>
-          <w:id w:val="2046163367"/>
-          <w:citation/>
-        </w:sdtPr>
-        <w:sdtContent>
-          <w:r>
-            <w:rPr>
-              <w:szCs w:val="26"/>
-            </w:rPr>
-            <w:fldChar w:fldCharType="begin"/>
-          </w:r>
-          <w:r>
-            <w:rPr>
-              <w:szCs w:val="26"/>
-            </w:rPr>
-            <w:instrText xml:space="preserve"> CITATION Eri10 \l 1033 </w:instrText>
-          </w:r>
-          <w:r>
-            <w:rPr>
-              <w:szCs w:val="26"/>
-            </w:rPr>
-            <w:fldChar w:fldCharType="separate"/>
-          </w:r>
-          <w:r>
-            <w:rPr>
-              <w:noProof/>
-              <w:szCs w:val="26"/>
-            </w:rPr>
-            <w:t>[2]</w:t>
-          </w:r>
-          <w:r>
-            <w:rPr>
-              <w:szCs w:val="26"/>
-            </w:rPr>
-            <w:fldChar w:fldCharType="end"/>
-          </w:r>
-        </w:sdtContent>
-      </w:sdt>
-      <w:r>
-        <w:rPr>
-          <w:szCs w:val="26"/>
-        </w:rPr>
-        <w:t xml:space="preserve">. </w:t>
+        <w:t xml:space="preserve">Trong chương trình đào tạo ngành Công nghệ thông tin, học phần Cơ sở Toán học cho CNTT đóng vai trò nền tảng, cung cấp các kiến thức thiết yếu phục vụ cho các lĩnh vực chuyên sâu như Trí tuệ nhân tạo, Xử lý hình ảnh và Khoa học dữ liệu. </w:t>
       </w:r>
     </w:p>
     <w:p>
@@ -187,109 +85,7 @@
         <w:rPr>
           <w:szCs w:val="26"/>
         </w:rPr>
-        <w:t>Thứ nhất, khối lượng kiến thức của học phần lớn và có tính trừu tượng cao. Nội dung trải dài từ Giải tích (giới hạn, vi phân, tích phân, chuỗi) đến Đại số tuyến tính (ma trận, định thức, không gian vector, ánh xạ tuyến tính), kèm theo nhiều công thức và quy trình tính toán phức tạp. Điều này gây khó khăn trong việc ghi nhớ, hệ thống hóa và vận dụng kiến thức</w:t>
-      </w:r>
-      <w:r>
-        <w:rPr>
-          <w:szCs w:val="26"/>
-        </w:rPr>
-        <w:t xml:space="preserve"> </w:t>
-      </w:r>
-      <w:sdt>
-        <w:sdtPr>
-          <w:rPr>
-            <w:szCs w:val="26"/>
-          </w:rPr>
-          <w:id w:val="691652633"/>
-          <w:citation/>
-        </w:sdtPr>
-        <w:sdtContent>
-          <w:r>
-            <w:rPr>
-              <w:szCs w:val="26"/>
-            </w:rPr>
-            <w:fldChar w:fldCharType="begin"/>
-          </w:r>
-          <w:r>
-            <w:rPr>
-              <w:szCs w:val="26"/>
-            </w:rPr>
-            <w:instrText xml:space="preserve"> CITATION Ken12 \l 1033 </w:instrText>
-          </w:r>
-          <w:r>
-            <w:rPr>
-              <w:szCs w:val="26"/>
-            </w:rPr>
-            <w:fldChar w:fldCharType="separate"/>
-          </w:r>
-          <w:r>
-            <w:rPr>
-              <w:noProof/>
-              <w:szCs w:val="26"/>
-            </w:rPr>
-            <w:t>[1]</w:t>
-          </w:r>
-          <w:r>
-            <w:rPr>
-              <w:szCs w:val="26"/>
-            </w:rPr>
-            <w:fldChar w:fldCharType="end"/>
-          </w:r>
-        </w:sdtContent>
-      </w:sdt>
-      <w:r>
-        <w:rPr>
-          <w:szCs w:val="26"/>
-        </w:rPr>
-        <w:t xml:space="preserve">, </w:t>
-      </w:r>
-      <w:sdt>
-        <w:sdtPr>
-          <w:rPr>
-            <w:szCs w:val="26"/>
-          </w:rPr>
-          <w:id w:val="-895736059"/>
-          <w:citation/>
-        </w:sdtPr>
-        <w:sdtContent>
-          <w:r>
-            <w:rPr>
-              <w:szCs w:val="26"/>
-            </w:rPr>
-            <w:fldChar w:fldCharType="begin"/>
-          </w:r>
-          <w:r>
-            <w:rPr>
-              <w:szCs w:val="26"/>
-            </w:rPr>
-            <w:instrText xml:space="preserve">CITATION Yan20 \l 1033 </w:instrText>
-          </w:r>
-          <w:r>
-            <w:rPr>
-              <w:szCs w:val="26"/>
-            </w:rPr>
-            <w:fldChar w:fldCharType="separate"/>
-          </w:r>
-          <w:r>
-            <w:rPr>
-              <w:noProof/>
-              <w:szCs w:val="26"/>
-            </w:rPr>
-            <w:t>[3]</w:t>
-          </w:r>
-          <w:r>
-            <w:rPr>
-              <w:szCs w:val="26"/>
-            </w:rPr>
-            <w:fldChar w:fldCharType="end"/>
-          </w:r>
-        </w:sdtContent>
-      </w:sdt>
-      <w:r>
-        <w:rPr>
-          <w:szCs w:val="26"/>
-        </w:rPr>
-        <w:t>.</w:t>
+        <w:t>Thứ nhất, khối lượng kiến thức của học phần lớn và có tính trừu tượng cao. Nội dung trải dài từ Giải tích (giới hạn, vi phân, tích phân, chuỗi) đến Đại số tuyến tính (ma trận, định thức, không gian vector, ánh xạ tuyến tính), kèm theo nhiều công thức và quy trình tính toán phức tạp. Điều này gây khó khăn trong việc ghi nhớ, hệ thống hóa và vận dụng kiến thức.</w:t>
       </w:r>
     </w:p>
     <w:p>
@@ -304,61 +100,7 @@
         <w:rPr>
           <w:szCs w:val="26"/>
         </w:rPr>
-        <w:t>Thứ hai, phương pháp tra cứu tài liệu hiện nay còn nhiều hạn chế. Phần lớn tài liệu tồn tại dưới dạng file PDF hoặc giáo trình in, khiến việc tìm kiếm thông tin mất nhiều thời gian và thiếu linh hoạt, đặc biệt khi người học không nhớ chính xác thuật ngữ cần tra cứu</w:t>
-      </w:r>
-      <w:r>
-        <w:rPr>
-          <w:szCs w:val="26"/>
-        </w:rPr>
-        <w:t xml:space="preserve"> </w:t>
-      </w:r>
-      <w:sdt>
-        <w:sdtPr>
-          <w:rPr>
-            <w:szCs w:val="26"/>
-          </w:rPr>
-          <w:id w:val="-170327026"/>
-          <w:citation/>
-        </w:sdtPr>
-        <w:sdtContent>
-          <w:r>
-            <w:rPr>
-              <w:szCs w:val="26"/>
-            </w:rPr>
-            <w:fldChar w:fldCharType="begin"/>
-          </w:r>
-          <w:r>
-            <w:rPr>
-              <w:szCs w:val="26"/>
-            </w:rPr>
-            <w:instrText xml:space="preserve">CITATION Nog02 \l 1033 </w:instrText>
-          </w:r>
-          <w:r>
-            <w:rPr>
-              <w:szCs w:val="26"/>
-            </w:rPr>
-            <w:fldChar w:fldCharType="separate"/>
-          </w:r>
-          <w:r>
-            <w:rPr>
-              <w:noProof/>
-              <w:szCs w:val="26"/>
-            </w:rPr>
-            <w:t>[4]</w:t>
-          </w:r>
-          <w:r>
-            <w:rPr>
-              <w:szCs w:val="26"/>
-            </w:rPr>
-            <w:fldChar w:fldCharType="end"/>
-          </w:r>
-        </w:sdtContent>
-      </w:sdt>
-      <w:r>
-        <w:rPr>
-          <w:szCs w:val="26"/>
-        </w:rPr>
-        <w:t>.</w:t>
+        <w:t>Thứ hai, phương pháp tra cứu tài liệu hiện nay còn nhiều hạn chế. Phần lớn tài liệu tồn tại dưới dạng file PDF hoặc giáo trình in, khiến việc tìm kiếm thông tin mất nhiều thời gian và thiếu linh hoạt, đặc biệt khi người học không nhớ chính xác thuật ngữ cần tra cứu.</w:t>
       </w:r>
     </w:p>
     <w:p>
@@ -373,61 +115,7 @@
         <w:rPr>
           <w:szCs w:val="26"/>
         </w:rPr>
-        <w:t>Thứ ba, các công cụ hỗ trợ tra cứu kiến thức toán học trên nền tảng web hiện nay chưa đáp ứng tốt nhu cầu học tập. Việc hiển thị công thức toán học và hình minh họa đôi khi chưa trực quan hoặc thiếu tính tương tác, làm giảm hiệu quả tiếp thu của người học</w:t>
-      </w:r>
-      <w:r>
-        <w:rPr>
-          <w:szCs w:val="26"/>
-        </w:rPr>
-        <w:t xml:space="preserve"> </w:t>
-      </w:r>
-      <w:sdt>
-        <w:sdtPr>
-          <w:rPr>
-            <w:szCs w:val="26"/>
-          </w:rPr>
-          <w:id w:val="289562194"/>
-          <w:citation/>
-        </w:sdtPr>
-        <w:sdtContent>
-          <w:r>
-            <w:rPr>
-              <w:szCs w:val="26"/>
-            </w:rPr>
-            <w:fldChar w:fldCharType="begin"/>
-          </w:r>
-          <w:r>
-            <w:rPr>
-              <w:szCs w:val="26"/>
-            </w:rPr>
-            <w:instrText xml:space="preserve">CITATION Kha23 \l 1033 </w:instrText>
-          </w:r>
-          <w:r>
-            <w:rPr>
-              <w:szCs w:val="26"/>
-            </w:rPr>
-            <w:fldChar w:fldCharType="separate"/>
-          </w:r>
-          <w:r>
-            <w:rPr>
-              <w:noProof/>
-              <w:szCs w:val="26"/>
-            </w:rPr>
-            <w:t>[5]</w:t>
-          </w:r>
-          <w:r>
-            <w:rPr>
-              <w:szCs w:val="26"/>
-            </w:rPr>
-            <w:fldChar w:fldCharType="end"/>
-          </w:r>
-        </w:sdtContent>
-      </w:sdt>
-      <w:r>
-        <w:rPr>
-          <w:szCs w:val="26"/>
-        </w:rPr>
-        <w:t>.</w:t>
+        <w:t>Thứ ba, các công cụ hỗ trợ tra cứu kiến thức toán học trên nền tảng web hiện nay chưa đáp ứng tốt nhu cầu học tập. Việc hiển thị công thức toán học và hình minh họa đôi khi chưa trực quan hoặc thiếu tính tương tác, làm giảm hiệu quả tiếp thu của người học.</w:t>
       </w:r>
     </w:p>
     <w:p>
@@ -463,13 +151,20 @@
     </w:p>
     <w:p>
       <w:pPr>
-        <w:spacing w:line="360" w:lineRule="auto"/>
-        <w:ind w:firstLine="720"/>
-        <w:rPr>
-          <w:szCs w:val="26"/>
-          <w:lang w:val="vi-VN"/>
-        </w:rPr>
-      </w:pPr>
+        <w:spacing w:before="0" w:after="160" w:line="278" w:lineRule="auto"/>
+        <w:jc w:val="left"/>
+        <w:rPr>
+          <w:szCs w:val="26"/>
+          <w:lang w:val="vi-VN"/>
+        </w:rPr>
+      </w:pPr>
+      <w:r>
+        <w:rPr>
+          <w:szCs w:val="26"/>
+          <w:lang w:val="vi-VN"/>
+        </w:rPr>
+        <w:br w:type="page"/>
+      </w:r>
     </w:p>
     <w:p>
       <w:pPr>
@@ -1146,6 +841,7 @@
     <w:p>
       <w:pPr>
         <w:spacing w:before="0" w:after="160" w:line="360" w:lineRule="auto"/>
+        <w:ind w:firstLine="720"/>
         <w:rPr>
           <w:rFonts w:eastAsia="Times New Roman" w:cs="Times New Roman"/>
           <w:b/>
@@ -1162,7 +858,7 @@
           <w:szCs w:val="26"/>
           <w:lang w:val="vi-VN"/>
         </w:rPr>
-        <w:t>2.1. Tổng quan về bài toán tìm kiếm tri thức (Knowledge Retrieval)</w:t>
+        <w:t>2.1. Tổng quan về bài toán tìm kiếm tri thức</w:t>
       </w:r>
     </w:p>
     <w:p>
@@ -1200,7 +896,7 @@
           <w:szCs w:val="26"/>
           <w:lang w:val="vi-VN"/>
         </w:rPr>
-        <w:t>Để hiểu rõ hơn về giá trị của hệ thống này, cần phân biệt rõ ba cấp độ tìm kiếm trong khoa học máy tính. Ở mức độ cơ bản nhất, Tìm kiếm dữ liệu hoạt động dựa trên nguyên lý khớp từ khóa một cách tuyệt đối thông qua logic suy diễn. Nâng cao hơn là Tìm kiếm thông tin, cho phép đối sánh dựa trên ngữ nghĩa bề mặt hoặc từ khóa mở rộng, nhưng hệ thống vẫn chưa thực sự "hiểu" nội dung. Tìm kiếm tri thức nằm ở cấp độ cao nhất, vận dụng ngữ cảnh, khả năng suy luận và các mô hình biểu diễn dữ liệu (như hệ thống bản thể học hay đồ thị tri thức) để đưa ra câu trả lời thông minh và sát với ý định của người dùng nhất.</w:t>
+        <w:t>Để hiểu rõ hơn về giá trị của hệ thống này, cần phân biệt rõ ba cấp độ tìm kiếm trong khoa học máy tính. Ở mức độ cơ bản nhất, quá trình tìm kiếm dữ liệu hoạt động dựa trên nguyên lý khớp từ khóa một cách tuyệt đối thông qua logic suy diễn. Nâng cao hơn là mức độ tìm kiếm thông tin, cho phép đối sánh dựa trên ngữ nghĩa bề mặt hoặc từ khóa mở rộng, nhưng hệ thống vẫn chưa thực sự "hiểu" nội dung. Tìm kiếm tri thức nằm ở cấp độ cao nhất, vận dụng ngữ cảnh, khả năng suy luận và các mô hình biểu diễn dữ liệu như hệ thống bản thể học hay đồ thị tri thức để đưa ra câu trả lời thông minh và sát với ý định của người dùng nhất.</w:t>
       </w:r>
     </w:p>
     <w:p>
@@ -1219,7 +915,7 @@
           <w:szCs w:val="26"/>
           <w:lang w:val="vi-VN"/>
         </w:rPr>
-        <w:t>Hiện nay, kiến trúc của các hệ thống tìm kiếm tri thức đang được hiện đại hóa thông qua các kỹ thuật trí tuệ nhân tạo tiên tiến. Thay vì chỉ đếm tần suất xuất hiện của từ khóa, hệ thống sử dụng truy xuất ngữ nghĩa thông qua các mô hình vector nhúng để thấu hiểu ý định truy vấn. Quá trình này thường được kết hợp với phương pháp RAG để tạo ra các phản hồi ngôn ngữ tự nhiên, đồng thời khắc phục triệt để hiện tượng "ảo giác" thường gặp ở các mô hình ngôn ngữ lớn. Dữ liệu được quản lý thông qua các Cơ sở dữ liệu Vector (như FAISS, Pinecone) hoặc Đồ thị tri thức nhằm ánh xạ các mối quan hệ phức tạp mà kỹ thuật tìm kiếm truyền thống không thể phát hiện.</w:t>
+        <w:t>Hiện nay, kiến trúc của các hệ thống tìm kiếm tri thức đang được hiện đại hóa thông qua các kỹ thuật trí tuệ nhân tạo tiên tiến. Thay vì chỉ đếm tần suất xuất hiện của từ khóa, hệ thống sử dụng truy xuất ngữ nghĩa thông qua các mô hình vector nhúng để thấu hiểu ý định truy vấn. Quá trình này thường được kết hợp với phương pháp truy xuất tăng cường sinh văn bản để tạo ra các phản hồi ngôn ngữ tự nhiên, đồng thời khắc phục triệt để hiện tượng "ảo giác" thường gặp ở các mô hình ngôn ngữ lớn. Dữ liệu được quản lý thông qua các cơ sở dữ liệu vector hoặc đồ thị tri thức nhằm ánh xạ các mối quan hệ phức tạp mà kỹ thuật tìm kiếm truyền thống không thể phát hiện.</w:t>
       </w:r>
     </w:p>
     <w:p>
@@ -1238,7 +934,7 @@
           <w:szCs w:val="26"/>
           <w:lang w:val="vi-VN"/>
         </w:rPr>
-        <w:t xml:space="preserve">Về mặt kiến trúc hệ thống, một quy trình tìm kiếm tri thức hoàn chỉnh diễn ra qua bốn pha. Đầu tiên, kho tri thức được xây dựng thông qua việc thu thập và chuẩn hóa các nguồn dữ liệu đa định dạng. Tiếp theo là bước tiền xử lý, nơi văn bản được chia nhỏ và chuyển đổi thành các vector toán học. Khi có truy vấn từ người dùng, câu hỏi cũng được nhúng vào cùng một không gian vector để hệ thống đối sánh độ tương đồng. Cuối cùng, </w:t>
+        <w:t xml:space="preserve">Về mặt kiến trúc hệ thống, một quy trình tìm kiếm tri thức hoàn chỉnh diễn ra qua bốn pha. Đầu tiên, kho tri thức được xây dựng thông qua việc thu thập và chuẩn hóa các nguồn dữ liệu đa định dạng. Tiếp theo là bước tiền xử lý, nơi văn bản được chia nhỏ và chuyển đổi thành các vector toán học. Khi có truy vấn từ người dùng, câu hỏi cũng được </w:t>
       </w:r>
       <w:r>
         <w:rPr>
@@ -1247,12 +943,13 @@
           <w:lang w:val="vi-VN"/>
         </w:rPr>
         <w:lastRenderedPageBreak/>
-        <w:t>thuật toán sẽ xếp hạng và trích xuất các phân đoạn chứa lượng thông tin liên quan nhất để kết xuất ra màn hình. Mặc dù mang lại nhiều ứng dụng thực tiễn lớn như quản trị tri thức doanh nghiệp hay xây dựng hệ thống giáo dục điện tử, bài toán tìm kiếm tri thức vẫn đang phải giải quyết các thách thức hóc búa về việc tối ưu tốc độ xử lý hàng tỷ vector trong thời gian thực và đảm bảo tính cập nhật liên tục của dữ liệu.</w:t>
+        <w:t>nhúng vào cùng một không gian vector để hệ thống đối sánh độ tương đồng. Cuối cùng, thuật toán sẽ xếp hạng và trích xuất các phân đoạn chứa lượng thông tin liên quan nhất để kết xuất ra màn hình. Mặc dù mang lại nhiều ứng dụng thực tiễn lớn như quản trị tri thức doanh nghiệp hay xây dựng hệ thống giáo dục điện tử, bài toán tìm kiếm tri thức vẫn đang phải giải quyết các thách thức hóc búa về việc tối ưu tốc độ xử lý hàng tỷ vector trong thời gian thực và đảm bảo tính cập nhật liên tục của dữ liệu.</w:t>
       </w:r>
     </w:p>
     <w:p>
       <w:pPr>
         <w:spacing w:before="0" w:after="160" w:line="360" w:lineRule="auto"/>
+        <w:ind w:firstLine="720"/>
         <w:rPr>
           <w:rFonts w:eastAsia="Times New Roman" w:cs="Times New Roman"/>
           <w:b/>
@@ -1307,7 +1004,7 @@
           <w:szCs w:val="26"/>
           <w:lang w:val="vi-VN"/>
         </w:rPr>
-        <w:t>Một trong những giải pháp nổi bật nhất là kỹ thuật Tìm kiếm mờ hay còn gọi là tìm kiếm xấp xỉ. Khác với truy vấn cơ sở dữ liệu truyền thống đòi hỏi sự chính xác tuyệt đối, tìm kiếm mờ có khả năng dung sai với các lỗi đánh máy, lỗi thiếu ký tự hoặc sai trật tự từ. Thay vì so khớp từng ký tự, thuật toán đo lường khoảng cách thuật toán giữa chuỗi truy vấn và dữ liệu gốc. Việc áp dụng cơ chế này không chỉ giúp hệ thống trở nên linh hoạt hơn, đưa ra các gợi ý tự động thông minh, mà còn hỗ trợ quá trình làm sạch và hợp nhất các bộ dữ liệu lớn nhờ khả năng nhận diện các biến thể từ vựng.</w:t>
+        <w:t>Một trong những giải pháp nổi bật nhất là kỹ thuật tìm kiếm mờ hay còn gọi là tìm kiếm xấp xỉ. Khác với truy vấn cơ sở dữ liệu truyền thống đòi hỏi sự chính xác tuyệt đối, tìm kiếm mờ có khả năng dung sai với các lỗi đánh máy, thiếu ký tự hoặc sai trật tự từ. Thay vì so khớp từng ký tự, thuật toán đo lường khoảng cách giữa chuỗi truy vấn và dữ liệu gốc. Việc áp dụng cơ chế này không chỉ giúp hệ thống trở nên linh hoạt hơn, đưa ra các gợi ý tự động thông minh, mà còn hỗ trợ quá trình làm sạch và hợp nhất các bộ dữ liệu lớn nhờ khả năng nhận diện các biến thể từ vựng.</w:t>
       </w:r>
     </w:p>
     <w:p>
@@ -1326,7 +1023,7 @@
           <w:szCs w:val="26"/>
           <w:lang w:val="vi-VN"/>
         </w:rPr>
-        <w:t>Trái tim của cơ chế tìm kiếm xấp xỉ thường là thuật toán Bitap (còn được biết đến với tên gọi Baeza-Yates-Gonnet). Đây là một thuật toán dựa trên các phép toán mức bit (như AND, OR, NOT, SHIFT) để duy trì và cập nhật trạng thái tìm kiếm. Thuật toán này hoạt động với tốc độ chớp nhoáng trên các mẫu từ khóa có độ dài nhỏ hơn kích thước thanh ghi của bộ vi xử lý, đồng thời cho phép lập trình viên định nghĩa trước ngưỡng sai số tối đa (số lần chèn, xóa, thay thế ký tự). Nhờ tiêu tốn cực ít dung lượng bộ nhớ, Bitap là lựa chọn lý tưởng cho các tác vụ cần tốc độ phản hồi thời gian thực.</w:t>
+        <w:t>Thành phần cốt lõi của cơ chế tìm kiếm xấp xỉ thường là thuật toán Bitap. Đây là một thuật toán dựa trên các phép toán mức bit để duy trì và cập nhật trạng thái tìm kiếm. Thuật toán này hoạt động với tốc độ chớp nhoáng trên các mẫu từ khóa có độ dài nhỏ hơn kích thước thanh ghi của bộ vi xử lý, đồng thời cho phép lập trình viên định nghĩa trước ngưỡng sai số tối đa. Nhờ tiêu tốn cực ít dung lượng bộ nhớ, Bitap là lựa chọn lý tưởng cho các tác vụ cần tốc độ phản hồi thời gian thực.</w:t>
       </w:r>
     </w:p>
     <w:p>
@@ -1345,7 +1042,7 @@
           <w:szCs w:val="26"/>
           <w:lang w:val="vi-VN"/>
         </w:rPr>
-        <w:t xml:space="preserve">Để Bitap hoặc các thuật toán tìm kiếm mờ có thể đánh giá được mức độ khớp, chúng cần một thang đo toán học, tiêu biểu nhất là Khoảng cách Levenshtein. Khoảng cách này được định nghĩa là số lượng thao tác tối thiểu (bao gồm chèn, xóa hoặc thay thế một ký tự) cần thực hiện để biến đổi chuỗi nguồn thành chuỗi đích. Về mặt toán học, nếu khoảng cách </w:t>
+        <w:t xml:space="preserve">Để đánh giá được mức độ khớp, các thuật toán tìm kiếm mờ cần một thang đo toán học, tiêu biểu nhất là khoảng cách Levenshtein. Khoảng cách này được định nghĩa là số lượng thao tác tối thiểu (bao gồm chèn, xóa hoặc thay thế một ký tự) cần thực hiện để biến đổi chuỗi nguồn thành chuỗi đích. Về mặt toán học, nếu khoảng cách bằng 0, hai chuỗi </w:t>
       </w:r>
       <w:r>
         <w:rPr>
@@ -1354,7 +1051,7 @@
           <w:lang w:val="vi-VN"/>
         </w:rPr>
         <w:lastRenderedPageBreak/>
-        <w:t xml:space="preserve">bằng 0, hai chuỗi hoàn toàn trùng khớp; khoảng cách càng nhỏ thì độ tương đồng càng cao. Thuật toán tính toán Levenshtein thường được triển khai bằng phương pháp quy hoạch động với độ phức tạp thời gian là </w:t>
+        <w:t xml:space="preserve">hoàn toàn trùng khớp; khoảng cách càng nhỏ thì độ tương đồng càng cao. Thuật toán tính toán khoảng cách này thường được triển khai bằng phương pháp quy hoạch động với độ phức tạp thời gian là </w:t>
       </w:r>
       <m:oMath>
         <m:r>
@@ -1363,37 +1060,7 @@
             <w:szCs w:val="26"/>
             <w:lang w:val="vi-VN"/>
           </w:rPr>
-          <m:t>O</m:t>
-        </m:r>
-        <m:d>
-          <m:dPr>
-            <m:ctrlPr>
-              <w:rPr>
-                <w:rFonts w:ascii="Cambria Math" w:eastAsia="Times New Roman" w:hAnsi="Cambria Math" w:cs="Times New Roman"/>
-                <w:i/>
-                <w:szCs w:val="26"/>
-                <w:lang w:val="vi-VN"/>
-              </w:rPr>
-            </m:ctrlPr>
-          </m:dPr>
-          <m:e>
-            <m:r>
-              <w:rPr>
-                <w:rFonts w:ascii="Cambria Math" w:eastAsia="Times New Roman" w:hAnsi="Cambria Math" w:cs="Times New Roman"/>
-                <w:szCs w:val="26"/>
-                <w:lang w:val="vi-VN"/>
-              </w:rPr>
-              <m:t>m × n</m:t>
-            </m:r>
-          </m:e>
-        </m:d>
-        <m:r>
-          <w:rPr>
-            <w:rFonts w:ascii="Cambria Math" w:eastAsia="Times New Roman" w:hAnsi="Cambria Math" w:cs="Times New Roman"/>
-            <w:szCs w:val="26"/>
-            <w:lang w:val="vi-VN"/>
-          </w:rPr>
-          <m:t xml:space="preserve"> </m:t>
+          <m:t>O(m × n)</m:t>
         </m:r>
       </m:oMath>
       <w:r>
@@ -1402,6 +1069,14 @@
           <w:szCs w:val="26"/>
           <w:lang w:val="vi-VN"/>
         </w:rPr>
+        <w:t xml:space="preserve"> </w:t>
+      </w:r>
+      <w:r>
+        <w:rPr>
+          <w:rFonts w:eastAsia="Times New Roman" w:cs="Times New Roman"/>
+          <w:szCs w:val="26"/>
+          <w:lang w:val="vi-VN"/>
+        </w:rPr>
         <w:t>(trong đó m và n là độ dài của hai chuỗi). Thước đo này hiện là nền tảng cho vô số ứng dụng kiểm tra lỗi chính tả và phát hiện đạo văn hiện nay.</w:t>
       </w:r>
     </w:p>
@@ -1409,9 +1084,10 @@
       <w:pPr>
         <w:spacing w:before="0" w:after="160" w:line="360" w:lineRule="auto"/>
         <w:ind w:firstLine="720"/>
-        <w:jc w:val="center"/>
         <w:rPr>
           <w:rFonts w:eastAsia="Times New Roman" w:cs="Times New Roman"/>
+          <w:b/>
+          <w:bCs/>
           <w:szCs w:val="26"/>
           <w:lang w:val="vi-VN"/>
         </w:rPr>
@@ -1419,18 +1095,12 @@
       <w:r>
         <w:rPr>
           <w:rFonts w:eastAsia="Times New Roman" w:cs="Times New Roman"/>
-          <w:szCs w:val="26"/>
-          <w:lang w:val="vi-VN"/>
-        </w:rPr>
-        <w:t xml:space="preserve">Bảng 2.1. </w:t>
-      </w:r>
-      <w:r>
-        <w:rPr>
-          <w:rFonts w:eastAsia="Times New Roman" w:cs="Times New Roman"/>
-          <w:szCs w:val="26"/>
-          <w:lang w:val="vi-VN"/>
-        </w:rPr>
-        <w:t>Phân tích đối chiếu các thuật toán tìm kiếm và xử lý văn bản</w:t>
+          <w:b/>
+          <w:bCs/>
+          <w:szCs w:val="26"/>
+          <w:lang w:val="vi-VN"/>
+        </w:rPr>
+        <w:t>Bảng 2.1. Phân tích đối chiếu các thuật toán tìm kiếm và xử lý văn bản</w:t>
       </w:r>
     </w:p>
     <w:tbl>
@@ -1440,12 +1110,12 @@
         <w:tblLook w:val="04A0" w:firstRow="1" w:lastRow="0" w:firstColumn="1" w:lastColumn="0" w:noHBand="0" w:noVBand="1"/>
       </w:tblPr>
       <w:tblGrid>
-        <w:gridCol w:w="1639"/>
-        <w:gridCol w:w="1334"/>
-        <w:gridCol w:w="1463"/>
-        <w:gridCol w:w="1629"/>
-        <w:gridCol w:w="1718"/>
-        <w:gridCol w:w="1567"/>
+        <w:gridCol w:w="1578"/>
+        <w:gridCol w:w="1420"/>
+        <w:gridCol w:w="1465"/>
+        <w:gridCol w:w="1687"/>
+        <w:gridCol w:w="1631"/>
+        <w:gridCol w:w="1569"/>
       </w:tblGrid>
       <w:tr>
         <w:tc>
@@ -1456,6 +1126,8 @@
           <w:p>
             <w:pPr>
               <w:spacing w:before="0" w:after="160" w:line="360" w:lineRule="auto"/>
+              <w:ind w:hanging="18"/>
+              <w:jc w:val="left"/>
               <w:rPr>
                 <w:rFonts w:eastAsia="Times New Roman" w:cs="Times New Roman"/>
                 <w:szCs w:val="26"/>
@@ -1464,8 +1136,6 @@
             <w:r>
               <w:rPr>
                 <w:rFonts w:eastAsia="Times New Roman" w:cs="Times New Roman"/>
-                <w:b/>
-                <w:bCs/>
                 <w:szCs w:val="26"/>
               </w:rPr>
               <w:t>Thuật toán / Kỹ thuật</w:t>
@@ -1480,6 +1150,8 @@
           <w:p>
             <w:pPr>
               <w:spacing w:before="0" w:after="160" w:line="360" w:lineRule="auto"/>
+              <w:ind w:firstLine="6"/>
+              <w:jc w:val="left"/>
               <w:rPr>
                 <w:rFonts w:eastAsia="Times New Roman" w:cs="Times New Roman"/>
                 <w:szCs w:val="26"/>
@@ -1488,8 +1160,6 @@
             <w:r>
               <w:rPr>
                 <w:rFonts w:eastAsia="Times New Roman" w:cs="Times New Roman"/>
-                <w:b/>
-                <w:bCs/>
                 <w:szCs w:val="26"/>
               </w:rPr>
               <w:t>Mục đích cốt lõi</w:t>
@@ -1504,6 +1174,8 @@
           <w:p>
             <w:pPr>
               <w:spacing w:before="0" w:after="160" w:line="360" w:lineRule="auto"/>
+              <w:ind w:firstLine="6"/>
+              <w:jc w:val="left"/>
               <w:rPr>
                 <w:rFonts w:eastAsia="Times New Roman" w:cs="Times New Roman"/>
                 <w:szCs w:val="26"/>
@@ -1512,8 +1184,6 @@
             <w:r>
               <w:rPr>
                 <w:rFonts w:eastAsia="Times New Roman" w:cs="Times New Roman"/>
-                <w:b/>
-                <w:bCs/>
                 <w:szCs w:val="26"/>
               </w:rPr>
               <w:t>Cơ chế hoạt động</w:t>
@@ -1528,6 +1198,7 @@
           <w:p>
             <w:pPr>
               <w:spacing w:before="0" w:after="160" w:line="360" w:lineRule="auto"/>
+              <w:jc w:val="left"/>
               <w:rPr>
                 <w:rFonts w:eastAsia="Times New Roman" w:cs="Times New Roman"/>
                 <w:szCs w:val="26"/>
@@ -1536,8 +1207,6 @@
             <w:r>
               <w:rPr>
                 <w:rFonts w:eastAsia="Times New Roman" w:cs="Times New Roman"/>
-                <w:b/>
-                <w:bCs/>
                 <w:szCs w:val="26"/>
               </w:rPr>
               <w:t>Thế mạnh nổi bật</w:t>
@@ -1552,6 +1221,8 @@
           <w:p>
             <w:pPr>
               <w:spacing w:before="0" w:after="160" w:line="360" w:lineRule="auto"/>
+              <w:ind w:hanging="24"/>
+              <w:jc w:val="left"/>
               <w:rPr>
                 <w:rFonts w:eastAsia="Times New Roman" w:cs="Times New Roman"/>
                 <w:szCs w:val="26"/>
@@ -1560,8 +1231,6 @@
             <w:r>
               <w:rPr>
                 <w:rFonts w:eastAsia="Times New Roman" w:cs="Times New Roman"/>
-                <w:b/>
-                <w:bCs/>
                 <w:szCs w:val="26"/>
               </w:rPr>
               <w:t>Hạn chế</w:t>
@@ -1576,6 +1245,7 @@
           <w:p>
             <w:pPr>
               <w:spacing w:before="0" w:after="160" w:line="360" w:lineRule="auto"/>
+              <w:jc w:val="left"/>
               <w:rPr>
                 <w:rFonts w:eastAsia="Times New Roman" w:cs="Times New Roman"/>
                 <w:szCs w:val="26"/>
@@ -1584,8 +1254,6 @@
             <w:r>
               <w:rPr>
                 <w:rFonts w:eastAsia="Times New Roman" w:cs="Times New Roman"/>
-                <w:b/>
-                <w:bCs/>
                 <w:szCs w:val="26"/>
               </w:rPr>
               <w:t>Ứng dụng thực tiễn</w:t>
@@ -1602,6 +1270,7 @@
           <w:p>
             <w:pPr>
               <w:spacing w:before="0" w:after="160" w:line="360" w:lineRule="auto"/>
+              <w:jc w:val="left"/>
               <w:rPr>
                 <w:rFonts w:eastAsia="Times New Roman" w:cs="Times New Roman"/>
                 <w:szCs w:val="26"/>
@@ -1610,8 +1279,6 @@
             <w:r>
               <w:rPr>
                 <w:rFonts w:eastAsia="Times New Roman" w:cs="Times New Roman"/>
-                <w:b/>
-                <w:bCs/>
                 <w:szCs w:val="26"/>
               </w:rPr>
               <w:t>Tìm kiếm mờ</w:t>
@@ -1626,6 +1293,8 @@
           <w:p>
             <w:pPr>
               <w:spacing w:before="0" w:after="160" w:line="360" w:lineRule="auto"/>
+              <w:ind w:firstLine="6"/>
+              <w:jc w:val="left"/>
               <w:rPr>
                 <w:rFonts w:eastAsia="Times New Roman" w:cs="Times New Roman"/>
                 <w:szCs w:val="26"/>
@@ -1648,6 +1317,7 @@
           <w:p>
             <w:pPr>
               <w:spacing w:before="0" w:after="160" w:line="360" w:lineRule="auto"/>
+              <w:jc w:val="left"/>
               <w:rPr>
                 <w:rFonts w:eastAsia="Times New Roman" w:cs="Times New Roman"/>
                 <w:szCs w:val="26"/>
@@ -1670,6 +1340,8 @@
           <w:p>
             <w:pPr>
               <w:spacing w:before="0" w:after="160" w:line="360" w:lineRule="auto"/>
+              <w:ind w:firstLine="12"/>
+              <w:jc w:val="left"/>
               <w:rPr>
                 <w:rFonts w:eastAsia="Times New Roman" w:cs="Times New Roman"/>
                 <w:szCs w:val="26"/>
@@ -1692,6 +1364,7 @@
           <w:p>
             <w:pPr>
               <w:spacing w:before="0" w:after="160" w:line="360" w:lineRule="auto"/>
+              <w:jc w:val="left"/>
               <w:rPr>
                 <w:rFonts w:eastAsia="Times New Roman" w:cs="Times New Roman"/>
                 <w:szCs w:val="26"/>
@@ -1702,7 +1375,7 @@
                 <w:rFonts w:eastAsia="Times New Roman" w:cs="Times New Roman"/>
                 <w:szCs w:val="26"/>
               </w:rPr>
-              <w:t>Thường là một khái niệm bao trùm, cần kết hợp nhiều thuật toán lõi bên dưới; dễ trả về kết quả nhiễu nếu cấu hình sai ngưỡng.</w:t>
+              <w:t>Cần kết hợp nhiều thuật toán lõi bên dưới; dễ trả về kết quả nhiễu nếu cấu hình sai ngưỡng.</w:t>
             </w:r>
           </w:p>
         </w:tc>
@@ -1714,6 +1387,7 @@
           <w:p>
             <w:pPr>
               <w:spacing w:before="0" w:after="160" w:line="360" w:lineRule="auto"/>
+              <w:jc w:val="left"/>
               <w:rPr>
                 <w:rFonts w:eastAsia="Times New Roman" w:cs="Times New Roman"/>
                 <w:szCs w:val="26"/>
@@ -1724,7 +1398,7 @@
                 <w:rFonts w:eastAsia="Times New Roman" w:cs="Times New Roman"/>
                 <w:szCs w:val="26"/>
               </w:rPr>
-              <w:t>Thanh tìm kiếm tự động gợi ý, chức năng tự động sửa lỗi chính tả trên các trang web.</w:t>
+              <w:t>Thanh tìm kiếm tự động gợi ý, chức năng tự động sửa lỗi chính tả trên web.</w:t>
             </w:r>
           </w:p>
         </w:tc>
@@ -1738,6 +1412,7 @@
           <w:p>
             <w:pPr>
               <w:spacing w:before="0" w:after="160" w:line="360" w:lineRule="auto"/>
+              <w:jc w:val="left"/>
               <w:rPr>
                 <w:rFonts w:eastAsia="Times New Roman" w:cs="Times New Roman"/>
                 <w:szCs w:val="26"/>
@@ -1746,8 +1421,6 @@
             <w:r>
               <w:rPr>
                 <w:rFonts w:eastAsia="Times New Roman" w:cs="Times New Roman"/>
-                <w:b/>
-                <w:bCs/>
                 <w:szCs w:val="26"/>
               </w:rPr>
               <w:t>Thuật toán Bitap</w:t>
@@ -1762,6 +1435,7 @@
           <w:p>
             <w:pPr>
               <w:spacing w:before="0" w:after="160" w:line="360" w:lineRule="auto"/>
+              <w:jc w:val="left"/>
               <w:rPr>
                 <w:rFonts w:eastAsia="Times New Roman" w:cs="Times New Roman"/>
                 <w:szCs w:val="26"/>
@@ -1784,6 +1458,7 @@
           <w:p>
             <w:pPr>
               <w:spacing w:before="0" w:after="160" w:line="360" w:lineRule="auto"/>
+              <w:jc w:val="left"/>
               <w:rPr>
                 <w:rFonts w:eastAsia="Times New Roman" w:cs="Times New Roman"/>
                 <w:szCs w:val="26"/>
@@ -1794,15 +1469,7 @@
                 <w:rFonts w:eastAsia="Times New Roman" w:cs="Times New Roman"/>
                 <w:szCs w:val="26"/>
               </w:rPr>
-              <w:t xml:space="preserve">Sử dụng các phép toán mức bit (như phép và, phép hoặc, dịch bit) để mô phỏng một bộ máy </w:t>
-            </w:r>
-            <w:r>
-              <w:rPr>
-                <w:rFonts w:eastAsia="Times New Roman" w:cs="Times New Roman"/>
-                <w:szCs w:val="26"/>
-              </w:rPr>
-              <w:lastRenderedPageBreak/>
-              <w:t>trạng thái hữu hạn.</w:t>
+              <w:t>Sử dụng các phép toán mức bit để mô phỏng một bộ máy trạng thái hữu hạn.</w:t>
             </w:r>
           </w:p>
         </w:tc>
@@ -1814,6 +1481,7 @@
           <w:p>
             <w:pPr>
               <w:spacing w:before="0" w:after="160" w:line="360" w:lineRule="auto"/>
+              <w:jc w:val="left"/>
               <w:rPr>
                 <w:rFonts w:eastAsia="Times New Roman" w:cs="Times New Roman"/>
                 <w:szCs w:val="26"/>
@@ -1824,7 +1492,6 @@
                 <w:rFonts w:eastAsia="Times New Roman" w:cs="Times New Roman"/>
                 <w:szCs w:val="26"/>
               </w:rPr>
-              <w:lastRenderedPageBreak/>
               <w:t>Tốc độ truy xuất chớp nhoáng, tiết kiệm tối đa tài nguyên bộ nhớ do thao tác trực tiếp ở mức phần cứng.</w:t>
             </w:r>
           </w:p>
@@ -1837,6 +1504,7 @@
           <w:p>
             <w:pPr>
               <w:spacing w:before="0" w:after="160" w:line="360" w:lineRule="auto"/>
+              <w:jc w:val="left"/>
               <w:rPr>
                 <w:rFonts w:eastAsia="Times New Roman" w:cs="Times New Roman"/>
                 <w:szCs w:val="26"/>
@@ -1847,7 +1515,7 @@
                 <w:rFonts w:eastAsia="Times New Roman" w:cs="Times New Roman"/>
                 <w:szCs w:val="26"/>
               </w:rPr>
-              <w:t>Độ dài từ khóa tìm kiếm bị giới hạn bởi kích thước thanh ghi của bộ vi xử lý (thường tối đa 32 hoặc 64 ký tự).</w:t>
+              <w:t>Độ dài từ khóa tìm kiếm bị giới hạn bởi kích thước thanh ghi của bộ vi xử lý.</w:t>
             </w:r>
           </w:p>
         </w:tc>
@@ -1859,6 +1527,7 @@
           <w:p>
             <w:pPr>
               <w:spacing w:before="0" w:after="160" w:line="360" w:lineRule="auto"/>
+              <w:jc w:val="left"/>
               <w:rPr>
                 <w:rFonts w:eastAsia="Times New Roman" w:cs="Times New Roman"/>
                 <w:szCs w:val="26"/>
@@ -1869,7 +1538,7 @@
                 <w:rFonts w:eastAsia="Times New Roman" w:cs="Times New Roman"/>
                 <w:szCs w:val="26"/>
               </w:rPr>
-              <w:t>Làm engine lõi xử lý thời gian thực trong các thư viện lập trình (tiêu biểu như thư viện Fuse.js).</w:t>
+              <w:t>Làm bộ xử lý thời gian thực trong các thư viện lập trình (tiêu biểu như Fuse.js).</w:t>
             </w:r>
           </w:p>
         </w:tc>
@@ -1883,6 +1552,7 @@
           <w:p>
             <w:pPr>
               <w:spacing w:before="0" w:after="160" w:line="360" w:lineRule="auto"/>
+              <w:jc w:val="left"/>
               <w:rPr>
                 <w:rFonts w:eastAsia="Times New Roman" w:cs="Times New Roman"/>
                 <w:szCs w:val="26"/>
@@ -1891,10 +1561,9 @@
             <w:r>
               <w:rPr>
                 <w:rFonts w:eastAsia="Times New Roman" w:cs="Times New Roman"/>
-                <w:b/>
-                <w:bCs/>
-                <w:szCs w:val="26"/>
-              </w:rPr>
+                <w:szCs w:val="26"/>
+              </w:rPr>
+              <w:lastRenderedPageBreak/>
               <w:t>Khoảng cách Levenshtein</w:t>
             </w:r>
           </w:p>
@@ -1907,6 +1576,7 @@
           <w:p>
             <w:pPr>
               <w:spacing w:before="0" w:after="160" w:line="360" w:lineRule="auto"/>
+              <w:jc w:val="left"/>
               <w:rPr>
                 <w:rFonts w:eastAsia="Times New Roman" w:cs="Times New Roman"/>
                 <w:szCs w:val="26"/>
@@ -1929,6 +1599,8 @@
           <w:p>
             <w:pPr>
               <w:spacing w:before="0" w:after="160" w:line="360" w:lineRule="auto"/>
+              <w:ind w:firstLine="12"/>
+              <w:jc w:val="left"/>
               <w:rPr>
                 <w:rFonts w:eastAsia="Times New Roman" w:cs="Times New Roman"/>
                 <w:szCs w:val="26"/>
@@ -1939,7 +1611,7 @@
                 <w:rFonts w:eastAsia="Times New Roman" w:cs="Times New Roman"/>
                 <w:szCs w:val="26"/>
               </w:rPr>
-              <w:t>Tính toán số bước thao tác tối thiểu (chèn, xóa, thay thế) để biến đổi chuỗi này thành chuỗi kia bằng quy hoạch động.</w:t>
+              <w:t>Tính toán số bước thao tác tối thiểu để biến đổi chuỗi này thành chuỗi kia bằng quy hoạch động.</w:t>
             </w:r>
           </w:p>
         </w:tc>
@@ -1951,6 +1623,7 @@
           <w:p>
             <w:pPr>
               <w:spacing w:before="0" w:after="160" w:line="360" w:lineRule="auto"/>
+              <w:jc w:val="left"/>
               <w:rPr>
                 <w:rFonts w:eastAsia="Times New Roman" w:cs="Times New Roman"/>
                 <w:szCs w:val="26"/>
@@ -1961,7 +1634,7 @@
                 <w:rFonts w:eastAsia="Times New Roman" w:cs="Times New Roman"/>
                 <w:szCs w:val="26"/>
               </w:rPr>
-              <w:t>Độ chính xác tuyệt đối trong việc chấm điểm tương đồng, có thể áp dụng linh hoạt cho nhiều loại dữ liệu khác nhau.</w:t>
+              <w:t>Độ chính xác tuyệt đối trong việc chấm điểm tương đồng, áp dụng linh hoạt cho nhiều loại dữ liệu.</w:t>
             </w:r>
           </w:p>
         </w:tc>
@@ -1973,6 +1646,7 @@
           <w:p>
             <w:pPr>
               <w:spacing w:before="0" w:after="160" w:line="360" w:lineRule="auto"/>
+              <w:jc w:val="left"/>
               <w:rPr>
                 <w:rFonts w:eastAsia="Times New Roman" w:cs="Times New Roman"/>
                 <w:szCs w:val="26"/>
@@ -1983,7 +1657,7 @@
                 <w:rFonts w:eastAsia="Times New Roman" w:cs="Times New Roman"/>
                 <w:szCs w:val="26"/>
               </w:rPr>
-              <w:t>Tiêu tốn nhiều tài nguyên tính toán và suy giảm tốc độ rõ rệt khi phải so sánh các đoạn văn bản quá dài.</w:t>
+              <w:t>Tiêu tốn nhiều tài nguyên tính toán và suy giảm tốc độ rõ rệt khi so sánh văn bản dài.</w:t>
             </w:r>
           </w:p>
         </w:tc>
@@ -1995,6 +1669,7 @@
           <w:p>
             <w:pPr>
               <w:spacing w:before="0" w:after="160" w:line="360" w:lineRule="auto"/>
+              <w:jc w:val="left"/>
               <w:rPr>
                 <w:rFonts w:eastAsia="Times New Roman" w:cs="Times New Roman"/>
                 <w:szCs w:val="26"/>
@@ -2005,7 +1680,7 @@
                 <w:rFonts w:eastAsia="Times New Roman" w:cs="Times New Roman"/>
                 <w:szCs w:val="26"/>
               </w:rPr>
-              <w:t>Hệ thống kiểm tra đạo văn, đối chiếu chuỗi dữ liệu sinh học, hoặc kiểm tra chính tả chuyên sâu.</w:t>
+              <w:t>Hệ thống kiểm tra đạo văn, đối chiếu chuỗi dữ liệu sinh học, kiểm tra chính tả.</w:t>
             </w:r>
           </w:p>
         </w:tc>
@@ -2014,21 +1689,12 @@
     <w:p>
       <w:pPr>
         <w:spacing w:before="0" w:after="160" w:line="360" w:lineRule="auto"/>
-        <w:rPr>
-          <w:rFonts w:eastAsia="Times New Roman" w:cs="Times New Roman"/>
-          <w:szCs w:val="26"/>
-        </w:rPr>
-      </w:pPr>
-    </w:p>
-    <w:p>
-      <w:pPr>
-        <w:spacing w:before="0" w:after="160" w:line="360" w:lineRule="auto"/>
+        <w:ind w:firstLine="720"/>
         <w:rPr>
           <w:rFonts w:eastAsia="Times New Roman" w:cs="Times New Roman"/>
           <w:b/>
           <w:bCs/>
           <w:szCs w:val="26"/>
-          <w:lang w:val="vi-VN"/>
         </w:rPr>
       </w:pPr>
       <w:r>
@@ -2037,7 +1703,6 @@
           <w:b/>
           <w:bCs/>
           <w:szCs w:val="26"/>
-          <w:lang w:val="vi-VN"/>
         </w:rPr>
         <w:t>2.3. Các công nghệ hỗ trợ hiển thị và tính toán</w:t>
       </w:r>
@@ -2049,14 +1714,12 @@
         <w:rPr>
           <w:rFonts w:eastAsia="Times New Roman" w:cs="Times New Roman"/>
           <w:szCs w:val="26"/>
-          <w:lang w:val="vi-VN"/>
         </w:rPr>
       </w:pPr>
       <w:r>
         <w:rPr>
           <w:rFonts w:eastAsia="Times New Roman" w:cs="Times New Roman"/>
           <w:szCs w:val="26"/>
-          <w:lang w:val="vi-VN"/>
         </w:rPr>
         <w:t>Để xây dựng một hệ thống phần mềm giáo dục hay tài liệu kỹ thuật hoàn thiện, bên cạnh các thuật toán xử lý ngầm, việc lựa chọn công nghệ kết xuất giao diện và tính toán là yếu tố mang tính quyết định. Xu hướng công nghệ hiện nay đang chuyển dịch mạnh mẽ sang việc vận dụng tối đa sức mạnh của thiết bị người dùng nhằm giảm tải cho máy chủ.</w:t>
       </w:r>
@@ -2068,16 +1731,14 @@
         <w:rPr>
           <w:rFonts w:eastAsia="Times New Roman" w:cs="Times New Roman"/>
           <w:szCs w:val="26"/>
-          <w:lang w:val="vi-VN"/>
         </w:rPr>
       </w:pPr>
       <w:r>
         <w:rPr>
           <w:rFonts w:eastAsia="Times New Roman" w:cs="Times New Roman"/>
           <w:szCs w:val="26"/>
-          <w:lang w:val="vi-VN"/>
-        </w:rPr>
-        <w:t>Trong kiến trúc của hệ thống, logic tìm kiếm được ủy thác cho thư viện Fuse.js. Đây là một thư viện tìm kiếm mờ mã nguồn mở, được phát triển hoàn toàn bằng JavaScript và tuân thủ triết lý không phụ thuộc vào bất kỳ thư viện bên thứ ba nào. Fuse.js cung cấp bộ công cụ tìm kiếm xấp xỉ cực kỳ nhạy bén cùng khả năng lọc dữ liệu logic phức tạp qua các toán tử. Điểm sáng giá nhất của thư viện này là khả năng chạy trực tiếp trên trình duyệt, biến nó thành lựa chọn hoàn hảo để tra cứu nhanh các cấu trúc dữ liệu nội bộ mà không cần phải gửi yêu cầu về hệ thống máy chủ.</w:t>
+        </w:rPr>
+        <w:t>Trong kiến trúc của hệ thống, logic tìm kiếm được ủy thác cho thư viện Fuse.js. Đây là một thư viện tìm kiếm mờ mã nguồn mở, được phát triển hoàn toàn bằng JavaScript và tuân thủ triết lý không phụ thuộc vào bất kỳ thư viện bên thứ ba nào. Fuse.js cung cấp bộ công cụ tìm kiếm xấp xỉ nhạy bén cùng khả năng lọc dữ liệu logic phức tạp. Điểm sáng giá nhất của thư viện này là khả năng chạy trực tiếp trên trình duyệt, biến nó thành lựa chọn hoàn hảo để tra cứu nhanh các cấu trúc dữ liệu nội bộ mà không cần gửi yêu cầu về hệ thống máy chủ.</w:t>
       </w:r>
     </w:p>
     <w:p>
@@ -2087,17 +1748,22 @@
         <w:rPr>
           <w:rFonts w:eastAsia="Times New Roman" w:cs="Times New Roman"/>
           <w:szCs w:val="26"/>
-          <w:lang w:val="vi-VN"/>
         </w:rPr>
       </w:pPr>
       <w:r>
         <w:rPr>
           <w:rFonts w:eastAsia="Times New Roman" w:cs="Times New Roman"/>
           <w:szCs w:val="26"/>
-          <w:lang w:val="vi-VN"/>
+        </w:rPr>
+        <w:t xml:space="preserve">Đối với bài toán kết xuất các công thức toán học chuyên sâu, KaTeX nổi lên như một tiêu chuẩn mới. Được phát triển bởi Khan Academy, KaTeX là bộ xử lý JavaScript chuyên dụng để hiển thị các ký hiệu toán học trên nền web với hiệu năng vượt trội. Không chỉ tương thích sâu với các cú pháp mã hóa phức tạp, KaTeX còn đảm bảo chất lượng hình </w:t>
+      </w:r>
+      <w:r>
+        <w:rPr>
+          <w:rFonts w:eastAsia="Times New Roman" w:cs="Times New Roman"/>
+          <w:szCs w:val="26"/>
         </w:rPr>
         <w:lastRenderedPageBreak/>
-        <w:t>Đối với bài toán kết xuất các công thức toán học chuyên sâu, KaTeX nổi lên như một tiêu chuẩn mới. Được phát triển bởi Khan Academy, KaTeX là bộ xử lý JavaScript chuyên dụng để hiển thị các ký hiệu toán học trên nền web với hiệu năng vượt trội. Không chỉ tương thích sâu với các cú pháp mã hóa phức tạp (như ma trận, tích phân, hệ phương trình), KaTeX còn đảm bảo chất lượng hình ảnh sắc nét, không bị vỡ hạt trên các màn hình độ phân giải cao và tương thích hoàn hảo với các nền tảng lập trình giao diện hiện đại.</w:t>
+        <w:t>ảnh sắc nét, không bị vỡ hạt trên các màn hình độ phân giải cao và tương thích hoàn hảo với các nền tảng lập trình giao diện hiện đại.</w:t>
       </w:r>
     </w:p>
     <w:p>
@@ -2107,56 +1773,109 @@
         <w:rPr>
           <w:rFonts w:eastAsia="Times New Roman" w:cs="Times New Roman"/>
           <w:szCs w:val="26"/>
-          <w:lang w:val="vi-VN"/>
         </w:rPr>
       </w:pPr>
       <w:r>
         <w:rPr>
           <w:rFonts w:eastAsia="Times New Roman" w:cs="Times New Roman"/>
           <w:szCs w:val="26"/>
-          <w:lang w:val="vi-VN"/>
-        </w:rPr>
-        <w:t>Tuy nhiên, giới hạn của KaTeX là chỉ xử lý được công thức đại số chứ không thể vẽ hình học. Để giải quyết vấn đề hiển thị đồ thị không gian, hệ thống ứng dụng gói lệnh TikZ từ hệ sinh thái LaTeX. Nhờ triết lý đồ họa dựa trên mã lệnh, TikZ cho phép định nghĩa mọi đường thẳng, tọa độ và hàm số bằng độ chính xác toán học tuyệt đối. Để đưa các đồ thị này lên web, một quy trình biên dịch tự động được thiết lập: mã TikZ gốc sẽ được chuyển đổi gián tiếp (thông qua định dạng PDF hoặc EPS) thành các tệp ảnh vector chuẩn SVG. Sự kết hợp giữa tốc độ của Fuse.js, sự sắc sảo của KaTeX và độ chính xác của TikZ đã tạo nên một kiến trúc hoàn chỉnh để hiển thị và truy xuất tài liệu khoa học một cách tối ưu.</w:t>
+        </w:rPr>
+        <w:t>Tuy nhiên, giới hạn của KaTeX là chỉ xử lý được công thức đại số chứ không thể vẽ hình học. Để giải quyết vấn đề hiển thị đồ thị không gian, hệ thống ứng dụng gói lệnh TikZ từ hệ sinh thái LaTeX. Nhờ triết lý đồ họa dựa trên mã lệnh, TikZ cho phép định nghĩa mọi đường thẳng, tọa độ và hàm số bằng độ chính xác toán học tuyệt đối. Để đưa các đồ thị này lên web, một quy trình biên dịch tự động được thiết lập: mã TikZ gốc sẽ được chuyển đổi gián tiếp thành các tệp ảnh vector chuẩn SVG. Sự kết hợp giữa tốc độ của Fuse.js, sự sắc sảo của KaTeX và độ chính xác của TikZ đã tạo nên một kiến trúc hoàn chỉnh để hiển thị và truy xuất tài liệu khoa học một cách tối ưu.</w:t>
       </w:r>
     </w:p>
     <w:p>
       <w:pPr>
         <w:spacing w:before="0" w:after="160" w:line="360" w:lineRule="auto"/>
         <w:ind w:firstLine="720"/>
-        <w:rPr>
-          <w:rFonts w:eastAsia="Times New Roman" w:cs="Times New Roman"/>
-          <w:szCs w:val="26"/>
-          <w:lang w:val="vi-VN"/>
-        </w:rPr>
-      </w:pPr>
-      <w:r>
         <w:rPr>
           <w:rFonts w:eastAsia="Times New Roman" w:cs="Times New Roman"/>
           <w:b/>
           <w:bCs/>
           <w:szCs w:val="26"/>
-          <w:lang w:val="vi-VN"/>
-        </w:rPr>
-        <w:br w:type="page"/>
-      </w:r>
-    </w:p>
-    <w:p>
-      <w:pPr>
-        <w:spacing w:before="0" w:after="160" w:line="360" w:lineRule="auto"/>
-        <w:rPr>
+        </w:rPr>
+      </w:pPr>
+      <w:r>
+        <w:rPr>
+          <w:rFonts w:eastAsia="Times New Roman" w:cs="Times New Roman"/>
           <w:b/>
           <w:bCs/>
           <w:szCs w:val="26"/>
-          <w:lang w:val="vi-VN"/>
-        </w:rPr>
-      </w:pPr>
-      <w:r>
-        <w:rPr>
+        </w:rPr>
+        <w:t>2.4. Thuật toán tìm kiếm trên đồ thị và ứng dụng trong giáo dục</w:t>
+      </w:r>
+    </w:p>
+    <w:p>
+      <w:pPr>
+        <w:spacing w:before="0" w:after="160" w:line="360" w:lineRule="auto"/>
+        <w:ind w:firstLine="720"/>
+        <w:rPr>
+          <w:rFonts w:eastAsia="Times New Roman" w:cs="Times New Roman"/>
+          <w:szCs w:val="26"/>
+        </w:rPr>
+      </w:pPr>
+      <w:r>
+        <w:rPr>
+          <w:rFonts w:eastAsia="Times New Roman" w:cs="Times New Roman"/>
+          <w:szCs w:val="26"/>
+        </w:rPr>
+        <w:t>Trong một hệ thống tri thức phức tạp, các khái niệm không đứng độc lập mà có mối liên kết hữu cơ với nhau (ví dụ: muốn học Tích phân cần nắm vững Đạo hàm). Để mô hình hóa và khai phá các mối quan hệ này, hệ thống sử dụng lý thuyết đồ thị, trong đó mỗi bài học là một đỉnh và các liên kết tri thức là các cạnh.</w:t>
+      </w:r>
+    </w:p>
+    <w:p>
+      <w:pPr>
+        <w:spacing w:before="0" w:after="160" w:line="360" w:lineRule="auto"/>
+        <w:ind w:firstLine="720"/>
+        <w:rPr>
+          <w:rFonts w:eastAsia="Times New Roman" w:cs="Times New Roman"/>
+          <w:szCs w:val="26"/>
+        </w:rPr>
+      </w:pPr>
+      <w:r>
+        <w:rPr>
+          <w:rFonts w:eastAsia="Times New Roman" w:cs="Times New Roman"/>
+          <w:szCs w:val="26"/>
+        </w:rPr>
+        <w:t>Thuật toán tìm kiếm theo chiều rộng được áp dụng để xác định con đường ngắn nhất kết nối hai khái niệm bất kỳ. Thuật toán này bắt đầu từ một đỉnh gốc và khám phá tất cả các đỉnh lân cận ở mức độ ưu tiên gần nhất trước khi tiến sang các mức xa hơn. Đặc tính này đảm bảo rằng lộ trình học tập được đề xuất luôn là lộ trình tối ưu về mặt số lượng bước trung gian, giúp người học nhanh chóng đạt được mục tiêu kiến thức mà không bị lạc giữa các thông tin không liên quan. Việc ứng dụng tìm kiếm theo chiều rộng trong giáo dục điện tử không chỉ giúp cá nhân hóa trải nghiệm học tập mà còn hỗ trợ sinh viên tự xây dựng được bản đồ kiến thức cho riêng mình.</w:t>
+      </w:r>
+    </w:p>
+    <w:p>
+      <w:pPr>
+        <w:spacing w:before="0" w:after="160" w:line="360" w:lineRule="auto"/>
+        <w:ind w:firstLine="720"/>
+        <w:rPr>
+          <w:rFonts w:eastAsia="Times New Roman" w:cs="Times New Roman"/>
+          <w:szCs w:val="26"/>
+          <w:lang w:val="vi-VN"/>
+        </w:rPr>
+      </w:pPr>
+      <w:r>
+        <w:rPr>
+          <w:rFonts w:eastAsia="Times New Roman" w:cs="Times New Roman"/>
           <w:b/>
           <w:bCs/>
           <w:szCs w:val="26"/>
           <w:lang w:val="vi-VN"/>
         </w:rPr>
+        <w:br w:type="page"/>
+      </w:r>
+    </w:p>
+    <w:p>
+      <w:pPr>
+        <w:spacing w:before="0" w:after="160" w:line="360" w:lineRule="auto"/>
+        <w:rPr>
+          <w:b/>
+          <w:bCs/>
+          <w:szCs w:val="26"/>
+          <w:lang w:val="vi-VN"/>
+        </w:rPr>
+      </w:pPr>
+      <w:r>
+        <w:rPr>
+          <w:b/>
+          <w:bCs/>
+          <w:szCs w:val="26"/>
+          <w:lang w:val="vi-VN"/>
+        </w:rPr>
         <w:lastRenderedPageBreak/>
         <w:t>CHƯƠNG 3. THIẾT KẾ VÀ TRIỂN KHAI HỆ THỐNG</w:t>
       </w:r>
@@ -2212,7 +1931,7 @@
           <w:szCs w:val="26"/>
           <w:lang w:val="vi-VN"/>
         </w:rPr>
-        <w:t>Hệ thống tra cứu cơ sở toán học được thiết kế theo kiến trúc ứng dụng web tĩnh một trang dựa trên triết lý Jamstack kết hợp với nền tảng phi máy chủ. Mục tiêu chính của thiết kế này là mang lại tốc độ truy xuất tức thời, giảm thiểu tối đa độ trễ do giao tiếp mạng, đồng thời đảm bảo khả năng triển khai linh hoạt trên bất kỳ hạ tầng lưu trữ tĩnh nào (như GitHub Pages, Vercel, Netlify) mà không đòi hỏi tài nguyên máy chủ cơ sở dữ liệu truyền thống.</w:t>
+        <w:t>Hệ thống tra cứu cơ sở toán học được thiết kế theo kiến trúc ứng dụng web tĩnh một trang dựa trên triết lý Jamstack kết hợp với nền tảng phi máy chủ. Mục tiêu chính của thiết kế này là mang lại tốc độ truy xuất tức thời, giảm thiểu tối đa độ trễ do giao tiếp mạng, đồng thời đảm bảo khả năng triển khai linh hoạt trên bất kỳ hạ tầng lưu trữ tĩnh nào mà không đòi hỏi tài nguyên máy chủ cơ sở dữ liệu truyền thống.</w:t>
       </w:r>
     </w:p>
     <w:p>
@@ -2255,7 +1974,7 @@
     <w:p>
       <w:pPr>
         <w:spacing w:before="0" w:after="160" w:line="360" w:lineRule="auto"/>
-        <w:ind w:firstLine="360"/>
+        <w:ind w:firstLine="720"/>
         <w:rPr>
           <w:szCs w:val="26"/>
           <w:lang w:val="vi-VN"/>
@@ -2271,9 +1990,10 @@
     </w:p>
     <w:p>
       <w:pPr>
+        <w:pStyle w:val="ListParagraph"/>
         <w:numPr>
           <w:ilvl w:val="0"/>
-          <w:numId w:val="46"/>
+          <w:numId w:val="45"/>
         </w:numPr>
         <w:spacing w:before="0" w:after="160" w:line="360" w:lineRule="auto"/>
         <w:rPr>
@@ -2291,9 +2011,10 @@
     </w:p>
     <w:p>
       <w:pPr>
+        <w:pStyle w:val="ListParagraph"/>
         <w:numPr>
           <w:ilvl w:val="0"/>
-          <w:numId w:val="46"/>
+          <w:numId w:val="45"/>
         </w:numPr>
         <w:spacing w:before="0" w:after="160" w:line="360" w:lineRule="auto"/>
         <w:rPr>
@@ -2311,9 +2032,10 @@
     </w:p>
     <w:p>
       <w:pPr>
+        <w:pStyle w:val="ListParagraph"/>
         <w:numPr>
           <w:ilvl w:val="0"/>
-          <w:numId w:val="46"/>
+          <w:numId w:val="45"/>
         </w:numPr>
         <w:spacing w:before="0" w:after="160" w:line="360" w:lineRule="auto"/>
         <w:rPr>
@@ -2326,15 +2048,23 @@
           <w:szCs w:val="26"/>
           <w:lang w:val="vi-VN"/>
         </w:rPr>
+        <w:t xml:space="preserve">Các hình ảnh phức tạp (như đồ thị vẽ bằng mã lệnh TikZ) sẽ được đẩy qua một luồng xử lý phụ. Hệ thống sẽ gọi các tiến trình hệ điều hành để biên dịch gián tiếp thông </w:t>
+      </w:r>
+      <w:r>
+        <w:rPr>
+          <w:szCs w:val="26"/>
+          <w:lang w:val="vi-VN"/>
+        </w:rPr>
         <w:lastRenderedPageBreak/>
-        <w:t>Các hình ảnh phức tạp (như đồ thị vẽ bằng mã lệnh TikZ) sẽ được đẩy qua một luồng xử lý phụ. Hệ thống sẽ gọi các tiến trình hệ điều hành để biên dịch gián tiếp thông qua pdflatex và chuyển đổi sang định dạng vector chuẩn SVG bằng công cụ pdftocairo nhằm đảm bảo độ sắc nét.</w:t>
-      </w:r>
-    </w:p>
-    <w:p>
-      <w:pPr>
+        <w:t>qua pdflatex và chuyển đổi sang định dạng vector chuẩn SVG bằng công cụ pdftocairo nhằm đảm bảo độ sắc nét.</w:t>
+      </w:r>
+    </w:p>
+    <w:p>
+      <w:pPr>
+        <w:pStyle w:val="ListParagraph"/>
         <w:numPr>
           <w:ilvl w:val="0"/>
-          <w:numId w:val="46"/>
+          <w:numId w:val="45"/>
         </w:numPr>
         <w:spacing w:before="0" w:after="160" w:line="360" w:lineRule="auto"/>
         <w:rPr>
@@ -2401,7 +2131,7 @@
           <w:szCs w:val="26"/>
           <w:lang w:val="vi-VN"/>
         </w:rPr>
-        <w:t>Từ thời điểm này, ứng dụng chuyển sang trạng thái tự trị hoàn toàn. Mọi thao tác tìm kiếm, lọc dữ liệu theo bộ môn, và kết xuất công thức toán học phức tạp (thông qua thư viện KaTeX) đều được thực hiện nội bộ bằng tài nguyên của máy cá nhân. Cách tiếp cận "đưa toàn bộ cơ sở dữ liệu đến gần người dùng nhất" này giúp thời gian phản hồi cho mọi truy vấn chỉ tính bằng mili-giây. Dựa trên độ phức tạp thuật toán, việc tra cứu trên mảng JSON được nạp sẵn trong RAM đạt thời gian $O(N)$ cho thao tác lọc và $O(1)$ cho truy xuất vị trí chính xác, tạo ra trải nghiệm mượt mà không thua kém các phần mềm cài đặt trực tiếp trên máy tính.</w:t>
+        <w:t>Từ thời điểm này, ứng dụng chuyển sang trạng thái tự trị hoàn toàn. Mọi thao tác tìm kiếm, lọc dữ liệu theo bộ môn, và kết xuất công thức toán học phức tạp đều được thực hiện nội bộ bằng tài nguyên của máy cá nhân. Cách tiếp cận đưa dữ liệu đến gần người dùng nhất này giúp thời gian phản hồi cho mọi truy vấn chỉ tính bằng mili-giây. Dựa trên độ phức tạp thuật toán, việc tra cứu trên mảng JSON được nạp sẵn trong RAM đạt thời gian $O(N)$ cho thao tác lọc và $O(1)$ cho truy xuất vị trí chính xác, tạo ra trải nghiệm mượt mà không thua kém các phần mềm cài đặt trực tiếp trên máy tính.</w:t>
       </w:r>
     </w:p>
     <w:p>
@@ -2444,23 +2174,24 @@
     <w:p>
       <w:pPr>
         <w:spacing w:before="0" w:after="160" w:line="360" w:lineRule="auto"/>
-        <w:rPr>
-          <w:szCs w:val="26"/>
-          <w:lang w:val="vi-VN"/>
-        </w:rPr>
-      </w:pPr>
-      <w:r>
-        <w:rPr>
-          <w:szCs w:val="26"/>
-          <w:lang w:val="vi-VN"/>
-        </w:rPr>
-        <w:lastRenderedPageBreak/>
+        <w:ind w:firstLine="720"/>
+        <w:rPr>
+          <w:szCs w:val="26"/>
+          <w:lang w:val="vi-VN"/>
+        </w:rPr>
+      </w:pPr>
+      <w:r>
+        <w:rPr>
+          <w:szCs w:val="26"/>
+          <w:lang w:val="vi-VN"/>
+        </w:rPr>
         <w:t>Lược đồ dữ liệu được tổ chức thành hai khối cấu trúc chính: mảng subjects (định nghĩa không gian danh mục) và mảng topics (chứa nội dung kiến thức cốt lõi).</w:t>
       </w:r>
     </w:p>
     <w:p>
       <w:pPr>
-        <w:spacing w:before="0" w:after="160" w:line="360" w:lineRule="auto"/>
+        <w:spacing w:before="0" w:after="160" w:line="278" w:lineRule="auto"/>
+        <w:jc w:val="left"/>
         <w:rPr>
           <w:b/>
           <w:bCs/>
@@ -2475,6 +2206,27 @@
           <w:szCs w:val="26"/>
           <w:lang w:val="vi-VN"/>
         </w:rPr>
+        <w:br w:type="page"/>
+      </w:r>
+    </w:p>
+    <w:p>
+      <w:pPr>
+        <w:spacing w:before="0" w:after="160" w:line="360" w:lineRule="auto"/>
+        <w:rPr>
+          <w:b/>
+          <w:bCs/>
+          <w:szCs w:val="26"/>
+          <w:lang w:val="vi-VN"/>
+        </w:rPr>
+      </w:pPr>
+      <w:r>
+        <w:rPr>
+          <w:b/>
+          <w:bCs/>
+          <w:szCs w:val="26"/>
+          <w:lang w:val="vi-VN"/>
+        </w:rPr>
+        <w:lastRenderedPageBreak/>
         <w:t>3.2.1. Cấu trúc định tuyến và phân loại học</w:t>
       </w:r>
     </w:p>
@@ -2484,6 +2236,7 @@
         <w:ind w:firstLine="720"/>
         <w:rPr>
           <w:szCs w:val="26"/>
+          <w:lang w:val="vi-VN"/>
         </w:rPr>
       </w:pPr>
       <w:r>
@@ -2500,272 +2253,377 @@
         <w:t>Ví dụ:</w:t>
       </w:r>
     </w:p>
-    <w:p>
-      <w:pPr>
-        <w:spacing w:before="0" w:after="160" w:line="360" w:lineRule="auto"/>
-        <w:rPr>
-          <w:szCs w:val="26"/>
-        </w:rPr>
-      </w:pPr>
-      <w:r>
-        <w:rPr>
-          <w:szCs w:val="26"/>
-        </w:rPr>
-        <w:t>JSON</w:t>
-      </w:r>
-    </w:p>
-    <w:p>
-      <w:pPr>
-        <w:spacing w:before="0" w:after="160" w:line="360" w:lineRule="auto"/>
-        <w:rPr>
-          <w:szCs w:val="26"/>
-        </w:rPr>
-      </w:pPr>
-      <w:r>
-        <w:rPr>
-          <w:szCs w:val="26"/>
-        </w:rPr>
-        <w:t>"subjects": [</w:t>
-      </w:r>
-    </w:p>
-    <w:p>
-      <w:pPr>
-        <w:spacing w:before="0" w:after="160" w:line="360" w:lineRule="auto"/>
-        <w:rPr>
-          <w:szCs w:val="26"/>
-        </w:rPr>
-      </w:pPr>
-      <w:r>
-        <w:rPr>
-          <w:szCs w:val="26"/>
-        </w:rPr>
-        <w:t xml:space="preserve">  {</w:t>
-      </w:r>
-    </w:p>
-    <w:p>
-      <w:pPr>
-        <w:spacing w:before="0" w:after="160" w:line="360" w:lineRule="auto"/>
-        <w:rPr>
-          <w:szCs w:val="26"/>
-        </w:rPr>
-      </w:pPr>
-      <w:r>
-        <w:rPr>
-          <w:szCs w:val="26"/>
-        </w:rPr>
-        <w:t xml:space="preserve">    "id": "gt1",</w:t>
-      </w:r>
-    </w:p>
-    <w:p>
-      <w:pPr>
-        <w:spacing w:before="0" w:after="160" w:line="360" w:lineRule="auto"/>
-        <w:rPr>
-          <w:szCs w:val="26"/>
-        </w:rPr>
-      </w:pPr>
-      <w:r>
-        <w:rPr>
-          <w:szCs w:val="26"/>
-        </w:rPr>
-        <w:t xml:space="preserve">    "name": "Giải tích 1",</w:t>
-      </w:r>
-    </w:p>
-    <w:p>
-      <w:pPr>
-        <w:spacing w:before="0" w:after="160" w:line="360" w:lineRule="auto"/>
-        <w:rPr>
-          <w:szCs w:val="26"/>
-        </w:rPr>
-      </w:pPr>
-      <w:r>
-        <w:rPr>
-          <w:szCs w:val="26"/>
-        </w:rPr>
-        <w:t xml:space="preserve">    "chapters": [</w:t>
-      </w:r>
-    </w:p>
-    <w:p>
-      <w:pPr>
-        <w:spacing w:before="0" w:after="160" w:line="360" w:lineRule="auto"/>
-        <w:rPr>
-          <w:szCs w:val="26"/>
-        </w:rPr>
-      </w:pPr>
-      <w:r>
-        <w:rPr>
-          <w:szCs w:val="26"/>
-        </w:rPr>
-        <w:t xml:space="preserve">      {"id": "ch1", "name": "Chương 1: Số thực và Hàm số"},</w:t>
-      </w:r>
-    </w:p>
-    <w:p>
-      <w:pPr>
-        <w:spacing w:before="0" w:after="160" w:line="360" w:lineRule="auto"/>
-        <w:rPr>
-          <w:szCs w:val="26"/>
-        </w:rPr>
-      </w:pPr>
-      <w:r>
-        <w:rPr>
-          <w:szCs w:val="26"/>
-        </w:rPr>
-        <w:t xml:space="preserve">      {"id": "ch2", "name": "Chương 2: Đạo hàm và Vi phân"}</w:t>
-      </w:r>
-    </w:p>
-    <w:p>
-      <w:pPr>
-        <w:spacing w:before="0" w:after="160" w:line="360" w:lineRule="auto"/>
-        <w:rPr>
-          <w:szCs w:val="26"/>
-        </w:rPr>
-      </w:pPr>
-      <w:r>
-        <w:rPr>
-          <w:szCs w:val="26"/>
-        </w:rPr>
-        <w:t xml:space="preserve">    ]</w:t>
-      </w:r>
-    </w:p>
-    <w:p>
-      <w:pPr>
-        <w:spacing w:before="0" w:after="160" w:line="360" w:lineRule="auto"/>
-        <w:rPr>
-          <w:szCs w:val="26"/>
-        </w:rPr>
-      </w:pPr>
-      <w:r>
-        <w:rPr>
-          <w:szCs w:val="26"/>
-        </w:rPr>
-        <w:t xml:space="preserve">  },</w:t>
-      </w:r>
-    </w:p>
-    <w:p>
-      <w:pPr>
-        <w:spacing w:before="0" w:after="160" w:line="360" w:lineRule="auto"/>
-        <w:rPr>
-          <w:szCs w:val="26"/>
-        </w:rPr>
-      </w:pPr>
-      <w:r>
-        <w:rPr>
-          <w:szCs w:val="26"/>
-        </w:rPr>
-        <w:t xml:space="preserve">  {</w:t>
-      </w:r>
-    </w:p>
-    <w:p>
-      <w:pPr>
-        <w:spacing w:before="0" w:after="160" w:line="360" w:lineRule="auto"/>
-        <w:rPr>
-          <w:szCs w:val="26"/>
-        </w:rPr>
-      </w:pPr>
-      <w:r>
-        <w:rPr>
-          <w:szCs w:val="26"/>
-        </w:rPr>
-        <w:t xml:space="preserve">    "id": "dstt",</w:t>
-      </w:r>
-    </w:p>
-    <w:p>
-      <w:pPr>
-        <w:spacing w:before="0" w:after="160" w:line="360" w:lineRule="auto"/>
-        <w:rPr>
-          <w:szCs w:val="26"/>
-        </w:rPr>
-      </w:pPr>
-      <w:r>
-        <w:rPr>
-          <w:szCs w:val="26"/>
-        </w:rPr>
-        <w:t xml:space="preserve">    "name": "Đại số tuyến tính",</w:t>
-      </w:r>
-    </w:p>
-    <w:p>
-      <w:pPr>
-        <w:spacing w:before="0" w:after="160" w:line="360" w:lineRule="auto"/>
-        <w:rPr>
-          <w:szCs w:val="26"/>
-        </w:rPr>
-      </w:pPr>
-      <w:r>
-        <w:rPr>
-          <w:szCs w:val="26"/>
-        </w:rPr>
-        <w:t xml:space="preserve">    "chapters": [</w:t>
-      </w:r>
-    </w:p>
-    <w:p>
-      <w:pPr>
-        <w:spacing w:before="0" w:after="160" w:line="360" w:lineRule="auto"/>
-        <w:rPr>
-          <w:szCs w:val="26"/>
-        </w:rPr>
-      </w:pPr>
-      <w:r>
-        <w:rPr>
-          <w:szCs w:val="26"/>
-        </w:rPr>
-        <w:t xml:space="preserve">      {"id": "ch6", "name": "Chương 6: Không gian Vector"}</w:t>
-      </w:r>
-    </w:p>
-    <w:p>
-      <w:pPr>
-        <w:spacing w:before="0" w:after="160" w:line="360" w:lineRule="auto"/>
-        <w:rPr>
-          <w:szCs w:val="26"/>
-        </w:rPr>
-      </w:pPr>
-      <w:r>
-        <w:rPr>
-          <w:szCs w:val="26"/>
-        </w:rPr>
-        <w:t xml:space="preserve">    ]</w:t>
-      </w:r>
-    </w:p>
-    <w:p>
-      <w:pPr>
-        <w:spacing w:before="0" w:after="160" w:line="360" w:lineRule="auto"/>
-        <w:rPr>
-          <w:szCs w:val="26"/>
-        </w:rPr>
-      </w:pPr>
-      <w:r>
-        <w:rPr>
-          <w:szCs w:val="26"/>
-        </w:rPr>
-        <w:t xml:space="preserve">  }</w:t>
-      </w:r>
-    </w:p>
-    <w:p>
-      <w:pPr>
-        <w:spacing w:before="0" w:after="160" w:line="360" w:lineRule="auto"/>
-        <w:rPr>
-          <w:szCs w:val="26"/>
-        </w:rPr>
-      </w:pPr>
-      <w:r>
-        <w:rPr>
-          <w:szCs w:val="26"/>
-        </w:rPr>
-        <w:lastRenderedPageBreak/>
-        <w:t>]</w:t>
-      </w:r>
-    </w:p>
+    <w:tbl>
+      <w:tblPr>
+        <w:tblStyle w:val="TableGrid"/>
+        <w:tblW w:w="0" w:type="auto"/>
+        <w:tblLook w:val="04A0" w:firstRow="1" w:lastRow="0" w:firstColumn="1" w:lastColumn="0" w:noHBand="0" w:noVBand="1"/>
+      </w:tblPr>
+      <w:tblGrid>
+        <w:gridCol w:w="9350"/>
+      </w:tblGrid>
+      <w:tr>
+        <w:tc>
+          <w:tcPr>
+            <w:tcW w:w="9350" w:type="dxa"/>
+          </w:tcPr>
+          <w:p>
+            <w:pPr>
+              <w:spacing w:before="0" w:after="160" w:line="360" w:lineRule="auto"/>
+              <w:rPr>
+                <w:rFonts w:ascii="Courier New" w:hAnsi="Courier New" w:cs="Courier New"/>
+                <w:color w:val="4EA72E" w:themeColor="accent6"/>
+                <w:szCs w:val="26"/>
+              </w:rPr>
+            </w:pPr>
+            <w:r>
+              <w:rPr>
+                <w:rFonts w:ascii="Courier New" w:hAnsi="Courier New" w:cs="Courier New"/>
+                <w:color w:val="4EA72E" w:themeColor="accent6"/>
+                <w:szCs w:val="26"/>
+              </w:rPr>
+              <w:t>JSON</w:t>
+            </w:r>
+          </w:p>
+          <w:p>
+            <w:pPr>
+              <w:spacing w:before="0" w:after="160" w:line="360" w:lineRule="auto"/>
+              <w:rPr>
+                <w:rFonts w:ascii="Courier New" w:hAnsi="Courier New" w:cs="Courier New"/>
+                <w:color w:val="4EA72E" w:themeColor="accent6"/>
+                <w:szCs w:val="26"/>
+              </w:rPr>
+            </w:pPr>
+            <w:r>
+              <w:rPr>
+                <w:rFonts w:ascii="Courier New" w:hAnsi="Courier New" w:cs="Courier New"/>
+                <w:color w:val="4EA72E" w:themeColor="accent6"/>
+                <w:szCs w:val="26"/>
+              </w:rPr>
+              <w:t>"subjects": [</w:t>
+            </w:r>
+          </w:p>
+          <w:p>
+            <w:pPr>
+              <w:spacing w:before="0" w:after="160" w:line="360" w:lineRule="auto"/>
+              <w:rPr>
+                <w:rFonts w:ascii="Courier New" w:hAnsi="Courier New" w:cs="Courier New"/>
+                <w:color w:val="4EA72E" w:themeColor="accent6"/>
+                <w:szCs w:val="26"/>
+              </w:rPr>
+            </w:pPr>
+            <w:r>
+              <w:rPr>
+                <w:rFonts w:ascii="Courier New" w:hAnsi="Courier New" w:cs="Courier New"/>
+                <w:color w:val="4EA72E" w:themeColor="accent6"/>
+                <w:szCs w:val="26"/>
+              </w:rPr>
+              <w:t xml:space="preserve">  {</w:t>
+            </w:r>
+          </w:p>
+          <w:p>
+            <w:pPr>
+              <w:spacing w:before="0" w:after="160" w:line="360" w:lineRule="auto"/>
+              <w:rPr>
+                <w:rFonts w:ascii="Courier New" w:hAnsi="Courier New" w:cs="Courier New"/>
+                <w:color w:val="4EA72E" w:themeColor="accent6"/>
+                <w:szCs w:val="26"/>
+              </w:rPr>
+            </w:pPr>
+            <w:r>
+              <w:rPr>
+                <w:rFonts w:ascii="Courier New" w:hAnsi="Courier New" w:cs="Courier New"/>
+                <w:color w:val="4EA72E" w:themeColor="accent6"/>
+                <w:szCs w:val="26"/>
+              </w:rPr>
+              <w:t xml:space="preserve">    "id": "gt1",</w:t>
+            </w:r>
+          </w:p>
+          <w:p>
+            <w:pPr>
+              <w:spacing w:before="0" w:after="160" w:line="360" w:lineRule="auto"/>
+              <w:rPr>
+                <w:rFonts w:ascii="Courier New" w:hAnsi="Courier New" w:cs="Courier New"/>
+                <w:color w:val="4EA72E" w:themeColor="accent6"/>
+                <w:szCs w:val="26"/>
+              </w:rPr>
+            </w:pPr>
+            <w:r>
+              <w:rPr>
+                <w:rFonts w:ascii="Courier New" w:hAnsi="Courier New" w:cs="Courier New"/>
+                <w:color w:val="4EA72E" w:themeColor="accent6"/>
+                <w:szCs w:val="26"/>
+              </w:rPr>
+              <w:t xml:space="preserve">    "name": "Giải tích 1",</w:t>
+            </w:r>
+          </w:p>
+          <w:p>
+            <w:pPr>
+              <w:spacing w:before="0" w:after="160" w:line="360" w:lineRule="auto"/>
+              <w:rPr>
+                <w:rFonts w:ascii="Courier New" w:hAnsi="Courier New" w:cs="Courier New"/>
+                <w:color w:val="4EA72E" w:themeColor="accent6"/>
+                <w:szCs w:val="26"/>
+              </w:rPr>
+            </w:pPr>
+            <w:r>
+              <w:rPr>
+                <w:rFonts w:ascii="Courier New" w:hAnsi="Courier New" w:cs="Courier New"/>
+                <w:color w:val="4EA72E" w:themeColor="accent6"/>
+                <w:szCs w:val="26"/>
+              </w:rPr>
+              <w:t xml:space="preserve">    "chapters": [</w:t>
+            </w:r>
+          </w:p>
+          <w:p>
+            <w:pPr>
+              <w:spacing w:before="0" w:after="160" w:line="360" w:lineRule="auto"/>
+              <w:rPr>
+                <w:rFonts w:ascii="Courier New" w:hAnsi="Courier New" w:cs="Courier New"/>
+                <w:color w:val="4EA72E" w:themeColor="accent6"/>
+                <w:szCs w:val="26"/>
+              </w:rPr>
+            </w:pPr>
+            <w:r>
+              <w:rPr>
+                <w:rFonts w:ascii="Courier New" w:hAnsi="Courier New" w:cs="Courier New"/>
+                <w:color w:val="4EA72E" w:themeColor="accent6"/>
+                <w:szCs w:val="26"/>
+              </w:rPr>
+              <w:t xml:space="preserve">      {"id": "ch1", "name": "Chương 1: Số thực và Hàm số"},</w:t>
+            </w:r>
+          </w:p>
+          <w:p>
+            <w:pPr>
+              <w:spacing w:before="0" w:after="160" w:line="360" w:lineRule="auto"/>
+              <w:rPr>
+                <w:rFonts w:ascii="Courier New" w:hAnsi="Courier New" w:cs="Courier New"/>
+                <w:color w:val="4EA72E" w:themeColor="accent6"/>
+                <w:szCs w:val="26"/>
+              </w:rPr>
+            </w:pPr>
+            <w:r>
+              <w:rPr>
+                <w:rFonts w:ascii="Courier New" w:hAnsi="Courier New" w:cs="Courier New"/>
+                <w:color w:val="4EA72E" w:themeColor="accent6"/>
+                <w:szCs w:val="26"/>
+              </w:rPr>
+              <w:t xml:space="preserve">      {"id": "ch2", "name": "Chương 2: Đạo hàm và Vi phân"}</w:t>
+            </w:r>
+          </w:p>
+          <w:p>
+            <w:pPr>
+              <w:spacing w:before="0" w:after="160" w:line="360" w:lineRule="auto"/>
+              <w:rPr>
+                <w:rFonts w:ascii="Courier New" w:hAnsi="Courier New" w:cs="Courier New"/>
+                <w:color w:val="4EA72E" w:themeColor="accent6"/>
+                <w:szCs w:val="26"/>
+              </w:rPr>
+            </w:pPr>
+            <w:r>
+              <w:rPr>
+                <w:rFonts w:ascii="Courier New" w:hAnsi="Courier New" w:cs="Courier New"/>
+                <w:color w:val="4EA72E" w:themeColor="accent6"/>
+                <w:szCs w:val="26"/>
+              </w:rPr>
+              <w:t xml:space="preserve">    ]</w:t>
+            </w:r>
+          </w:p>
+          <w:p>
+            <w:pPr>
+              <w:spacing w:before="0" w:after="160" w:line="360" w:lineRule="auto"/>
+              <w:rPr>
+                <w:rFonts w:ascii="Courier New" w:hAnsi="Courier New" w:cs="Courier New"/>
+                <w:color w:val="4EA72E" w:themeColor="accent6"/>
+                <w:szCs w:val="26"/>
+              </w:rPr>
+            </w:pPr>
+            <w:r>
+              <w:rPr>
+                <w:rFonts w:ascii="Courier New" w:hAnsi="Courier New" w:cs="Courier New"/>
+                <w:color w:val="4EA72E" w:themeColor="accent6"/>
+                <w:szCs w:val="26"/>
+              </w:rPr>
+              <w:t xml:space="preserve">  },</w:t>
+            </w:r>
+          </w:p>
+          <w:p>
+            <w:pPr>
+              <w:spacing w:before="0" w:after="160" w:line="360" w:lineRule="auto"/>
+              <w:rPr>
+                <w:rFonts w:ascii="Courier New" w:hAnsi="Courier New" w:cs="Courier New"/>
+                <w:color w:val="4EA72E" w:themeColor="accent6"/>
+                <w:szCs w:val="26"/>
+              </w:rPr>
+            </w:pPr>
+            <w:r>
+              <w:rPr>
+                <w:rFonts w:ascii="Courier New" w:hAnsi="Courier New" w:cs="Courier New"/>
+                <w:color w:val="4EA72E" w:themeColor="accent6"/>
+                <w:szCs w:val="26"/>
+              </w:rPr>
+              <w:t xml:space="preserve">  {</w:t>
+            </w:r>
+          </w:p>
+          <w:p>
+            <w:pPr>
+              <w:spacing w:before="0" w:after="160" w:line="360" w:lineRule="auto"/>
+              <w:rPr>
+                <w:rFonts w:ascii="Courier New" w:hAnsi="Courier New" w:cs="Courier New"/>
+                <w:color w:val="4EA72E" w:themeColor="accent6"/>
+                <w:szCs w:val="26"/>
+              </w:rPr>
+            </w:pPr>
+            <w:r>
+              <w:rPr>
+                <w:rFonts w:ascii="Courier New" w:hAnsi="Courier New" w:cs="Courier New"/>
+                <w:color w:val="4EA72E" w:themeColor="accent6"/>
+                <w:szCs w:val="26"/>
+              </w:rPr>
+              <w:t xml:space="preserve">    "id": "dstt",</w:t>
+            </w:r>
+          </w:p>
+          <w:p>
+            <w:pPr>
+              <w:spacing w:before="0" w:after="160" w:line="360" w:lineRule="auto"/>
+              <w:rPr>
+                <w:rFonts w:ascii="Courier New" w:hAnsi="Courier New" w:cs="Courier New"/>
+                <w:color w:val="4EA72E" w:themeColor="accent6"/>
+                <w:szCs w:val="26"/>
+              </w:rPr>
+            </w:pPr>
+            <w:r>
+              <w:rPr>
+                <w:rFonts w:ascii="Courier New" w:hAnsi="Courier New" w:cs="Courier New"/>
+                <w:color w:val="4EA72E" w:themeColor="accent6"/>
+                <w:szCs w:val="26"/>
+              </w:rPr>
+              <w:t xml:space="preserve">    "name": "Đại số tuyến tính",</w:t>
+            </w:r>
+          </w:p>
+          <w:p>
+            <w:pPr>
+              <w:spacing w:before="0" w:after="160" w:line="360" w:lineRule="auto"/>
+              <w:rPr>
+                <w:rFonts w:ascii="Courier New" w:hAnsi="Courier New" w:cs="Courier New"/>
+                <w:color w:val="4EA72E" w:themeColor="accent6"/>
+                <w:szCs w:val="26"/>
+              </w:rPr>
+            </w:pPr>
+            <w:r>
+              <w:rPr>
+                <w:rFonts w:ascii="Courier New" w:hAnsi="Courier New" w:cs="Courier New"/>
+                <w:color w:val="4EA72E" w:themeColor="accent6"/>
+                <w:szCs w:val="26"/>
+              </w:rPr>
+              <w:t xml:space="preserve">    "chapters": [</w:t>
+            </w:r>
+          </w:p>
+          <w:p>
+            <w:pPr>
+              <w:spacing w:before="0" w:after="160" w:line="360" w:lineRule="auto"/>
+              <w:rPr>
+                <w:rFonts w:ascii="Courier New" w:hAnsi="Courier New" w:cs="Courier New"/>
+                <w:color w:val="4EA72E" w:themeColor="accent6"/>
+                <w:szCs w:val="26"/>
+              </w:rPr>
+            </w:pPr>
+            <w:r>
+              <w:rPr>
+                <w:rFonts w:ascii="Courier New" w:hAnsi="Courier New" w:cs="Courier New"/>
+                <w:color w:val="4EA72E" w:themeColor="accent6"/>
+                <w:szCs w:val="26"/>
+              </w:rPr>
+              <w:t xml:space="preserve">      {"id": "ch6", "name": "Chương 6: Không gian Vector"}</w:t>
+            </w:r>
+          </w:p>
+          <w:p>
+            <w:pPr>
+              <w:spacing w:before="0" w:after="160" w:line="360" w:lineRule="auto"/>
+              <w:rPr>
+                <w:rFonts w:ascii="Courier New" w:hAnsi="Courier New" w:cs="Courier New"/>
+                <w:color w:val="4EA72E" w:themeColor="accent6"/>
+                <w:szCs w:val="26"/>
+              </w:rPr>
+            </w:pPr>
+            <w:r>
+              <w:rPr>
+                <w:rFonts w:ascii="Courier New" w:hAnsi="Courier New" w:cs="Courier New"/>
+                <w:color w:val="4EA72E" w:themeColor="accent6"/>
+                <w:szCs w:val="26"/>
+              </w:rPr>
+              <w:t xml:space="preserve">    ]</w:t>
+            </w:r>
+          </w:p>
+          <w:p>
+            <w:pPr>
+              <w:spacing w:before="0" w:after="160" w:line="360" w:lineRule="auto"/>
+              <w:rPr>
+                <w:rFonts w:ascii="Courier New" w:hAnsi="Courier New" w:cs="Courier New"/>
+                <w:color w:val="4EA72E" w:themeColor="accent6"/>
+                <w:szCs w:val="26"/>
+              </w:rPr>
+            </w:pPr>
+            <w:r>
+              <w:rPr>
+                <w:rFonts w:ascii="Courier New" w:hAnsi="Courier New" w:cs="Courier New"/>
+                <w:color w:val="4EA72E" w:themeColor="accent6"/>
+                <w:szCs w:val="26"/>
+              </w:rPr>
+              <w:t xml:space="preserve">  }</w:t>
+            </w:r>
+          </w:p>
+          <w:p>
+            <w:pPr>
+              <w:spacing w:before="0" w:after="160" w:line="360" w:lineRule="auto"/>
+              <w:rPr>
+                <w:szCs w:val="26"/>
+                <w:lang w:val="vi-VN"/>
+              </w:rPr>
+            </w:pPr>
+            <w:r>
+              <w:rPr>
+                <w:rFonts w:ascii="Courier New" w:hAnsi="Courier New" w:cs="Courier New"/>
+                <w:color w:val="4EA72E" w:themeColor="accent6"/>
+                <w:szCs w:val="26"/>
+              </w:rPr>
+              <w:t>]</w:t>
+            </w:r>
+          </w:p>
+        </w:tc>
+      </w:tr>
+    </w:tbl>
     <w:p>
       <w:pPr>
         <w:spacing w:before="0" w:after="160" w:line="360" w:lineRule="auto"/>
         <w:ind w:firstLine="720"/>
         <w:rPr>
           <w:szCs w:val="26"/>
-        </w:rPr>
-      </w:pPr>
-      <w:r>
-        <w:rPr>
-          <w:szCs w:val="26"/>
-        </w:rPr>
-        <w:t>Cách thiết kế này cho phép giao diện tự động tạo ra các menu điều hướng thay vì bị mã hóa cứng vào mã nguồn HTML. Điều này đảm bảo tính mở rộng cao; khi có nhu cầu bổ sung môn học mới, người quản trị chỉ cần cập nhật dữ liệu JSON mà không cần phải can thiệp hay viết lại mã nguồn giao diện.</w:t>
+          <w:lang w:val="vi-VN"/>
+        </w:rPr>
+      </w:pPr>
+    </w:p>
+    <w:p>
+      <w:pPr>
+        <w:spacing w:before="0" w:after="160" w:line="360" w:lineRule="auto"/>
+        <w:ind w:firstLine="720"/>
+        <w:rPr>
+          <w:szCs w:val="26"/>
+        </w:rPr>
+      </w:pPr>
+      <w:r>
+        <w:rPr>
+          <w:szCs w:val="26"/>
+          <w:lang w:val="vi-VN"/>
+        </w:rPr>
+        <w:lastRenderedPageBreak/>
+        <w:t xml:space="preserve">Cách thiết kế này cho phép giao diện tự động tạo ra các menu điều hướng thay vì bị mã hóa cứng vào mã nguồn HTML. </w:t>
+      </w:r>
+      <w:r>
+        <w:rPr>
+          <w:szCs w:val="26"/>
+        </w:rPr>
+        <w:t>Điều này đảm bảo tính mở rộng cao; khi có nhu cầu bổ sung môn học mới, người quản trị chỉ cần cập nhật dữ liệu JSON mà không cần phải can thiệp hay viết lại mã nguồn giao diện.</w:t>
       </w:r>
     </w:p>
     <w:p>
@@ -2792,6 +2650,7 @@
         <w:ind w:firstLine="720"/>
         <w:rPr>
           <w:szCs w:val="26"/>
+          <w:lang w:val="vi-VN"/>
         </w:rPr>
       </w:pPr>
       <w:r>
@@ -2801,180 +2660,262 @@
         <w:t>Mỗi phần tử trong mảng topics đại diện cho một mẩu kiến thức độc lập. Để phục vụ thuật toán tìm kiếm mờ và bộ lọc phức hợp, cấu trúc này được thiết kế theo dạng chuẩn hóa dư thừa, chấp nhận tốn thêm một ít không gian lưu trữ để đổi lấy tốc độ truy xuất tối đa:</w:t>
       </w:r>
     </w:p>
-    <w:p>
-      <w:pPr>
-        <w:spacing w:before="0" w:after="160" w:line="360" w:lineRule="auto"/>
-        <w:rPr>
-          <w:szCs w:val="26"/>
-        </w:rPr>
-      </w:pPr>
-      <w:r>
-        <w:rPr>
-          <w:szCs w:val="26"/>
-        </w:rPr>
-        <w:t>JSON</w:t>
-      </w:r>
-    </w:p>
-    <w:p>
-      <w:pPr>
-        <w:spacing w:before="0" w:after="160" w:line="360" w:lineRule="auto"/>
-        <w:rPr>
-          <w:szCs w:val="26"/>
-        </w:rPr>
-      </w:pPr>
-      <w:r>
-        <w:rPr>
-          <w:szCs w:val="26"/>
-        </w:rPr>
-        <w:t>{</w:t>
-      </w:r>
-    </w:p>
-    <w:p>
-      <w:pPr>
-        <w:spacing w:before="0" w:after="160" w:line="360" w:lineRule="auto"/>
-        <w:rPr>
-          <w:szCs w:val="26"/>
-        </w:rPr>
-      </w:pPr>
-      <w:r>
-        <w:rPr>
-          <w:szCs w:val="26"/>
-        </w:rPr>
-        <w:t xml:space="preserve">  "id": "auto-101",</w:t>
-      </w:r>
-    </w:p>
-    <w:p>
-      <w:pPr>
-        <w:spacing w:before="0" w:after="160" w:line="360" w:lineRule="auto"/>
-        <w:rPr>
-          <w:szCs w:val="26"/>
-        </w:rPr>
-      </w:pPr>
-      <w:r>
-        <w:rPr>
-          <w:szCs w:val="26"/>
-        </w:rPr>
-        <w:t xml:space="preserve">  "subject_id": "gt1",</w:t>
-      </w:r>
-    </w:p>
-    <w:p>
-      <w:pPr>
-        <w:spacing w:before="0" w:after="160" w:line="360" w:lineRule="auto"/>
-        <w:rPr>
-          <w:szCs w:val="26"/>
-        </w:rPr>
-      </w:pPr>
-      <w:r>
-        <w:rPr>
-          <w:szCs w:val="26"/>
-        </w:rPr>
-        <w:t xml:space="preserve">  "chapter_id": "ch1",</w:t>
-      </w:r>
-    </w:p>
-    <w:p>
-      <w:pPr>
-        <w:spacing w:before="0" w:after="160" w:line="360" w:lineRule="auto"/>
-        <w:rPr>
-          <w:szCs w:val="26"/>
-        </w:rPr>
-      </w:pPr>
-      <w:r>
-        <w:rPr>
-          <w:szCs w:val="26"/>
-        </w:rPr>
-        <w:t xml:space="preserve">  "category_id": "property",</w:t>
-      </w:r>
-    </w:p>
-    <w:p>
-      <w:pPr>
-        <w:spacing w:before="0" w:after="160" w:line="360" w:lineRule="auto"/>
-        <w:rPr>
-          <w:szCs w:val="26"/>
-        </w:rPr>
-      </w:pPr>
-      <w:r>
-        <w:rPr>
-          <w:szCs w:val="26"/>
-        </w:rPr>
-        <w:t xml:space="preserve">  "title": "Định lý giá trị trung gian (Bolzano-Cauchy)",</w:t>
-      </w:r>
-    </w:p>
-    <w:p>
-      <w:pPr>
-        <w:spacing w:before="0" w:after="160" w:line="360" w:lineRule="auto"/>
-        <w:rPr>
-          <w:szCs w:val="26"/>
-        </w:rPr>
-      </w:pPr>
-      <w:r>
-        <w:rPr>
-          <w:szCs w:val="26"/>
-        </w:rPr>
-        <w:t xml:space="preserve">  "content": "&lt;p&gt;Nội dung định lý đã được biên dịch thành HTML kết hợp KaTeX $$ f(x) = 0 $$...&lt;/p&gt;",</w:t>
-      </w:r>
-    </w:p>
-    <w:p>
-      <w:pPr>
-        <w:spacing w:before="0" w:after="160" w:line="360" w:lineRule="auto"/>
-        <w:rPr>
-          <w:szCs w:val="26"/>
-        </w:rPr>
-      </w:pPr>
-      <w:r>
-        <w:rPr>
-          <w:szCs w:val="26"/>
-        </w:rPr>
-        <w:t xml:space="preserve">  "tags": ["định lý giá trị trung gian", "hàm liên tục", "nghiệm"],</w:t>
-      </w:r>
-    </w:p>
-    <w:p>
-      <w:pPr>
-        <w:spacing w:before="0" w:after="160" w:line="360" w:lineRule="auto"/>
-        <w:rPr>
-          <w:szCs w:val="26"/>
-        </w:rPr>
-      </w:pPr>
-      <w:r>
-        <w:rPr>
-          <w:szCs w:val="26"/>
-        </w:rPr>
-        <w:t xml:space="preserve">  "related_ids": ["auto-102", "auto-105"]</w:t>
-      </w:r>
-    </w:p>
-    <w:p>
-      <w:pPr>
-        <w:spacing w:before="0" w:after="160" w:line="360" w:lineRule="auto"/>
-        <w:rPr>
-          <w:szCs w:val="26"/>
-        </w:rPr>
-      </w:pPr>
-      <w:r>
-        <w:rPr>
-          <w:szCs w:val="26"/>
-        </w:rPr>
-        <w:t>}</w:t>
-      </w:r>
-    </w:p>
+    <w:tbl>
+      <w:tblPr>
+        <w:tblStyle w:val="TableGrid"/>
+        <w:tblW w:w="0" w:type="auto"/>
+        <w:tblLook w:val="04A0" w:firstRow="1" w:lastRow="0" w:firstColumn="1" w:lastColumn="0" w:noHBand="0" w:noVBand="1"/>
+      </w:tblPr>
+      <w:tblGrid>
+        <w:gridCol w:w="9350"/>
+      </w:tblGrid>
+      <w:tr>
+        <w:tc>
+          <w:tcPr>
+            <w:tcW w:w="9350" w:type="dxa"/>
+          </w:tcPr>
+          <w:p>
+            <w:pPr>
+              <w:spacing w:before="0" w:after="160" w:line="360" w:lineRule="auto"/>
+              <w:rPr>
+                <w:rFonts w:ascii="Courier New" w:hAnsi="Courier New" w:cs="Courier New"/>
+                <w:color w:val="4EA72E" w:themeColor="accent6"/>
+                <w:szCs w:val="26"/>
+              </w:rPr>
+            </w:pPr>
+            <w:r>
+              <w:rPr>
+                <w:rFonts w:ascii="Courier New" w:hAnsi="Courier New" w:cs="Courier New"/>
+                <w:color w:val="4EA72E" w:themeColor="accent6"/>
+                <w:szCs w:val="26"/>
+              </w:rPr>
+              <w:t>JSON</w:t>
+            </w:r>
+          </w:p>
+          <w:p>
+            <w:pPr>
+              <w:spacing w:before="0" w:after="160" w:line="360" w:lineRule="auto"/>
+              <w:rPr>
+                <w:rFonts w:ascii="Courier New" w:hAnsi="Courier New" w:cs="Courier New"/>
+                <w:color w:val="4EA72E" w:themeColor="accent6"/>
+                <w:szCs w:val="26"/>
+              </w:rPr>
+            </w:pPr>
+            <w:r>
+              <w:rPr>
+                <w:rFonts w:ascii="Courier New" w:hAnsi="Courier New" w:cs="Courier New"/>
+                <w:color w:val="4EA72E" w:themeColor="accent6"/>
+                <w:szCs w:val="26"/>
+              </w:rPr>
+              <w:t>{</w:t>
+            </w:r>
+          </w:p>
+          <w:p>
+            <w:pPr>
+              <w:spacing w:before="0" w:after="160" w:line="360" w:lineRule="auto"/>
+              <w:rPr>
+                <w:rFonts w:ascii="Courier New" w:hAnsi="Courier New" w:cs="Courier New"/>
+                <w:color w:val="4EA72E" w:themeColor="accent6"/>
+                <w:szCs w:val="26"/>
+              </w:rPr>
+            </w:pPr>
+            <w:r>
+              <w:rPr>
+                <w:rFonts w:ascii="Courier New" w:hAnsi="Courier New" w:cs="Courier New"/>
+                <w:color w:val="4EA72E" w:themeColor="accent6"/>
+                <w:szCs w:val="26"/>
+              </w:rPr>
+              <w:t xml:space="preserve">  "id": "auto-101",</w:t>
+            </w:r>
+          </w:p>
+          <w:p>
+            <w:pPr>
+              <w:spacing w:before="0" w:after="160" w:line="360" w:lineRule="auto"/>
+              <w:rPr>
+                <w:rFonts w:ascii="Courier New" w:hAnsi="Courier New" w:cs="Courier New"/>
+                <w:color w:val="4EA72E" w:themeColor="accent6"/>
+                <w:szCs w:val="26"/>
+              </w:rPr>
+            </w:pPr>
+            <w:r>
+              <w:rPr>
+                <w:rFonts w:ascii="Courier New" w:hAnsi="Courier New" w:cs="Courier New"/>
+                <w:color w:val="4EA72E" w:themeColor="accent6"/>
+                <w:szCs w:val="26"/>
+              </w:rPr>
+              <w:t xml:space="preserve">  "subject_id": "gt1",</w:t>
+            </w:r>
+          </w:p>
+          <w:p>
+            <w:pPr>
+              <w:spacing w:before="0" w:after="160" w:line="360" w:lineRule="auto"/>
+              <w:rPr>
+                <w:rFonts w:ascii="Courier New" w:hAnsi="Courier New" w:cs="Courier New"/>
+                <w:color w:val="4EA72E" w:themeColor="accent6"/>
+                <w:szCs w:val="26"/>
+              </w:rPr>
+            </w:pPr>
+            <w:r>
+              <w:rPr>
+                <w:rFonts w:ascii="Courier New" w:hAnsi="Courier New" w:cs="Courier New"/>
+                <w:color w:val="4EA72E" w:themeColor="accent6"/>
+                <w:szCs w:val="26"/>
+              </w:rPr>
+              <w:t xml:space="preserve">  "chapter_id": "ch1",</w:t>
+            </w:r>
+          </w:p>
+          <w:p>
+            <w:pPr>
+              <w:spacing w:before="0" w:after="160" w:line="360" w:lineRule="auto"/>
+              <w:rPr>
+                <w:rFonts w:ascii="Courier New" w:hAnsi="Courier New" w:cs="Courier New"/>
+                <w:color w:val="4EA72E" w:themeColor="accent6"/>
+                <w:szCs w:val="26"/>
+              </w:rPr>
+            </w:pPr>
+            <w:r>
+              <w:rPr>
+                <w:rFonts w:ascii="Courier New" w:hAnsi="Courier New" w:cs="Courier New"/>
+                <w:color w:val="4EA72E" w:themeColor="accent6"/>
+                <w:szCs w:val="26"/>
+              </w:rPr>
+              <w:t xml:space="preserve">  "category_id": "property",</w:t>
+            </w:r>
+          </w:p>
+          <w:p>
+            <w:pPr>
+              <w:spacing w:before="0" w:after="160" w:line="360" w:lineRule="auto"/>
+              <w:rPr>
+                <w:rFonts w:ascii="Courier New" w:hAnsi="Courier New" w:cs="Courier New"/>
+                <w:color w:val="4EA72E" w:themeColor="accent6"/>
+                <w:szCs w:val="26"/>
+              </w:rPr>
+            </w:pPr>
+            <w:r>
+              <w:rPr>
+                <w:rFonts w:ascii="Courier New" w:hAnsi="Courier New" w:cs="Courier New"/>
+                <w:color w:val="4EA72E" w:themeColor="accent6"/>
+                <w:szCs w:val="26"/>
+              </w:rPr>
+              <w:t xml:space="preserve">  "title": "Định lý giá trị trung gian (Bolzano-Cauchy)",</w:t>
+            </w:r>
+          </w:p>
+          <w:p>
+            <w:pPr>
+              <w:spacing w:before="0" w:after="160" w:line="360" w:lineRule="auto"/>
+              <w:rPr>
+                <w:rFonts w:ascii="Courier New" w:hAnsi="Courier New" w:cs="Courier New"/>
+                <w:color w:val="4EA72E" w:themeColor="accent6"/>
+                <w:szCs w:val="26"/>
+              </w:rPr>
+            </w:pPr>
+            <w:r>
+              <w:rPr>
+                <w:rFonts w:ascii="Courier New" w:hAnsi="Courier New" w:cs="Courier New"/>
+                <w:color w:val="4EA72E" w:themeColor="accent6"/>
+                <w:szCs w:val="26"/>
+              </w:rPr>
+              <w:t xml:space="preserve">  "content": "&lt;p&gt;Nội dung định lý đã được biên dịch thành HTML kết hợp KaTeX $$ f(x) = 0 $$...&lt;/p&gt;",</w:t>
+            </w:r>
+          </w:p>
+          <w:p>
+            <w:pPr>
+              <w:spacing w:before="0" w:after="160" w:line="360" w:lineRule="auto"/>
+              <w:rPr>
+                <w:rFonts w:ascii="Courier New" w:hAnsi="Courier New" w:cs="Courier New"/>
+                <w:color w:val="4EA72E" w:themeColor="accent6"/>
+                <w:szCs w:val="26"/>
+              </w:rPr>
+            </w:pPr>
+            <w:r>
+              <w:rPr>
+                <w:rFonts w:ascii="Courier New" w:hAnsi="Courier New" w:cs="Courier New"/>
+                <w:color w:val="4EA72E" w:themeColor="accent6"/>
+                <w:szCs w:val="26"/>
+              </w:rPr>
+              <w:t xml:space="preserve">  "tags": ["định lý giá trị trung gian", "hàm liên tục", "nghiệm"],</w:t>
+            </w:r>
+          </w:p>
+          <w:p>
+            <w:pPr>
+              <w:spacing w:before="0" w:after="160" w:line="360" w:lineRule="auto"/>
+              <w:rPr>
+                <w:rFonts w:ascii="Courier New" w:hAnsi="Courier New" w:cs="Courier New"/>
+                <w:color w:val="4EA72E" w:themeColor="accent6"/>
+                <w:szCs w:val="26"/>
+              </w:rPr>
+            </w:pPr>
+            <w:r>
+              <w:rPr>
+                <w:rFonts w:ascii="Courier New" w:hAnsi="Courier New" w:cs="Courier New"/>
+                <w:color w:val="4EA72E" w:themeColor="accent6"/>
+                <w:szCs w:val="26"/>
+              </w:rPr>
+              <w:t xml:space="preserve">  "related_ids": ["auto-102", "auto-105"]</w:t>
+            </w:r>
+          </w:p>
+          <w:p>
+            <w:pPr>
+              <w:spacing w:before="0" w:after="160" w:line="360" w:lineRule="auto"/>
+              <w:rPr>
+                <w:szCs w:val="26"/>
+                <w:lang w:val="vi-VN"/>
+              </w:rPr>
+            </w:pPr>
+            <w:r>
+              <w:rPr>
+                <w:rFonts w:ascii="Courier New" w:hAnsi="Courier New" w:cs="Courier New"/>
+                <w:color w:val="4EA72E" w:themeColor="accent6"/>
+                <w:szCs w:val="26"/>
+              </w:rPr>
+              <w:t>}</w:t>
+            </w:r>
+          </w:p>
+        </w:tc>
+      </w:tr>
+    </w:tbl>
     <w:p>
       <w:pPr>
         <w:spacing w:before="0" w:after="160" w:line="360" w:lineRule="auto"/>
         <w:ind w:firstLine="720"/>
         <w:rPr>
           <w:szCs w:val="26"/>
-        </w:rPr>
-      </w:pPr>
-      <w:r>
-        <w:rPr>
-          <w:szCs w:val="26"/>
-        </w:rPr>
+          <w:lang w:val="vi-VN"/>
+        </w:rPr>
+      </w:pPr>
+    </w:p>
+    <w:p>
+      <w:pPr>
+        <w:spacing w:before="0" w:after="160" w:line="360" w:lineRule="auto"/>
+        <w:ind w:firstLine="720"/>
+        <w:rPr>
+          <w:szCs w:val="26"/>
+          <w:lang w:val="vi-VN"/>
+        </w:rPr>
+      </w:pPr>
+    </w:p>
+    <w:p>
+      <w:pPr>
+        <w:spacing w:before="0" w:after="160" w:line="360" w:lineRule="auto"/>
+        <w:ind w:firstLine="360"/>
+        <w:rPr>
+          <w:szCs w:val="26"/>
+        </w:rPr>
+      </w:pPr>
+      <w:r>
+        <w:rPr>
+          <w:szCs w:val="26"/>
+        </w:rPr>
+        <w:lastRenderedPageBreak/>
         <w:t>Trong đó:</w:t>
       </w:r>
     </w:p>
     <w:p>
       <w:pPr>
+        <w:pStyle w:val="ListParagraph"/>
         <w:numPr>
           <w:ilvl w:val="0"/>
-          <w:numId w:val="47"/>
+          <w:numId w:val="45"/>
         </w:numPr>
         <w:spacing w:before="0" w:after="160" w:line="360" w:lineRule="auto"/>
         <w:rPr>
@@ -2985,15 +2926,15 @@
         <w:rPr>
           <w:szCs w:val="26"/>
         </w:rPr>
-        <w:lastRenderedPageBreak/>
         <w:t>Các trường subject_id, chapter_id, category_id đóng vai trò là các khóa ngoại ảo. Trình duyệt sử dụng các khóa này làm điểm neo để thực hiện các phép lọc, từ đó tìm ra chính xác bài viết yêu cầu.</w:t>
       </w:r>
     </w:p>
     <w:p>
       <w:pPr>
+        <w:pStyle w:val="ListParagraph"/>
         <w:numPr>
           <w:ilvl w:val="0"/>
-          <w:numId w:val="47"/>
+          <w:numId w:val="45"/>
         </w:numPr>
         <w:spacing w:before="0" w:after="160" w:line="360" w:lineRule="auto"/>
         <w:rPr>
@@ -3004,14 +2945,15 @@
         <w:rPr>
           <w:szCs w:val="26"/>
         </w:rPr>
-        <w:t>Trường content lưu trữ toàn bộ mã HTML và công thức KaTeX đã qua bước tinh chế từ trước. Việc xử lý sẵn nội dung này giúp giảm tải đáng kể khối lượng tính toán cho trình duyệt khi hiển thị bài viết.</w:t>
-      </w:r>
-    </w:p>
-    <w:p>
-      <w:pPr>
+        <w:t>Trường content lưu trữ toàn bộ mã HTML và công thức toán học đã qua bước tinh chế từ trước. Việc xử lý sẵn nội dung này giúp giảm tải đáng kể khối lượng tính toán cho trình duyệt khi hiển thị bài viết.</w:t>
+      </w:r>
+    </w:p>
+    <w:p>
+      <w:pPr>
+        <w:pStyle w:val="ListParagraph"/>
         <w:numPr>
           <w:ilvl w:val="0"/>
-          <w:numId w:val="47"/>
+          <w:numId w:val="45"/>
         </w:numPr>
         <w:spacing w:before="0" w:after="160" w:line="360" w:lineRule="auto"/>
         <w:rPr>
@@ -3022,7 +2964,7 @@
         <w:rPr>
           <w:szCs w:val="26"/>
         </w:rPr>
-        <w:t>Mảng related_ids cung cấp danh sách các bài viết liên kết, giúp hệ thống có thể tự động gợi ý sinh viên đọc tiếp các định lý hay bài tập liên quan, mô phỏng lại cách não bộ liên kết thông tin.</w:t>
+        <w:t>Mảng related_ids cung cấp danh sách các bài viết liên kết, giúp hệ thống có thể tự động gợi ý người học đọc tiếp các định lý hay bài tập liên quan, mô phỏng lại cách não bộ liên kết thông tin.</w:t>
       </w:r>
     </w:p>
     <w:p>
@@ -3116,18 +3058,234 @@
       </w:pPr>
       <w:r>
         <w:rPr>
+          <w:szCs w:val="26"/>
+        </w:rPr>
+        <w:t>Quy trình hoạt động của thuật toán:</w:t>
+      </w:r>
+    </w:p>
+    <w:p>
+      <w:pPr>
+        <w:pStyle w:val="ListParagraph"/>
+        <w:numPr>
+          <w:ilvl w:val="0"/>
+          <w:numId w:val="45"/>
+        </w:numPr>
+        <w:spacing w:before="0" w:after="160" w:line="360" w:lineRule="auto"/>
+        <w:rPr>
+          <w:szCs w:val="26"/>
+        </w:rPr>
+      </w:pPr>
+      <w:r>
+        <w:rPr>
+          <w:szCs w:val="26"/>
+        </w:rPr>
+        <w:t>Khởi tạo một con trỏ quét toàn bộ chuỗi ký tự để tìm các hàm lệnh (ví dụ: \textbf{).</w:t>
+      </w:r>
+    </w:p>
+    <w:p>
+      <w:pPr>
+        <w:pStyle w:val="ListParagraph"/>
+        <w:numPr>
+          <w:ilvl w:val="0"/>
+          <w:numId w:val="45"/>
+        </w:numPr>
+        <w:spacing w:before="0" w:after="160" w:line="360" w:lineRule="auto"/>
+        <w:rPr>
+          <w:szCs w:val="26"/>
+        </w:rPr>
+      </w:pPr>
+      <w:r>
+        <w:rPr>
+          <w:szCs w:val="26"/>
+        </w:rPr>
+        <w:lastRenderedPageBreak/>
+        <w:t>Khi gặp dấu ngoặc mở đầu tiên, hệ thống tạo một biến đếm và gán giá trị bằng 1.</w:t>
+      </w:r>
+    </w:p>
+    <w:p>
+      <w:pPr>
+        <w:pStyle w:val="ListParagraph"/>
+        <w:numPr>
+          <w:ilvl w:val="0"/>
+          <w:numId w:val="45"/>
+        </w:numPr>
+        <w:spacing w:before="0" w:after="160" w:line="360" w:lineRule="auto"/>
+        <w:rPr>
+          <w:szCs w:val="26"/>
+        </w:rPr>
+      </w:pPr>
+      <w:r>
+        <w:rPr>
+          <w:szCs w:val="26"/>
+        </w:rPr>
+        <w:t>Vòng lặp tiếp tục duyệt qua từng ký tự:</w:t>
+      </w:r>
+    </w:p>
+    <w:p>
+      <w:pPr>
+        <w:numPr>
+          <w:ilvl w:val="1"/>
+          <w:numId w:val="56"/>
+        </w:numPr>
+        <w:spacing w:before="0" w:after="160" w:line="360" w:lineRule="auto"/>
+        <w:rPr>
+          <w:szCs w:val="26"/>
+        </w:rPr>
+      </w:pPr>
+      <w:r>
+        <w:rPr>
+          <w:szCs w:val="26"/>
+        </w:rPr>
+        <w:t>Nếu gặp dấu ngoặc nhọn mở {, biến đếm tăng thêm 1.</w:t>
+      </w:r>
+    </w:p>
+    <w:p>
+      <w:pPr>
+        <w:numPr>
+          <w:ilvl w:val="1"/>
+          <w:numId w:val="56"/>
+        </w:numPr>
+        <w:spacing w:before="0" w:after="160" w:line="360" w:lineRule="auto"/>
+        <w:rPr>
+          <w:szCs w:val="26"/>
+        </w:rPr>
+      </w:pPr>
+      <w:r>
+        <w:rPr>
+          <w:szCs w:val="26"/>
+        </w:rPr>
+        <w:t>Nếu gặp dấu ngoặc nhọn đóng }, biến đếm giảm đi 1.</w:t>
+      </w:r>
+    </w:p>
+    <w:p>
+      <w:pPr>
+        <w:numPr>
+          <w:ilvl w:val="1"/>
+          <w:numId w:val="56"/>
+        </w:numPr>
+        <w:spacing w:before="0" w:after="160" w:line="360" w:lineRule="auto"/>
+        <w:rPr>
+          <w:szCs w:val="26"/>
+        </w:rPr>
+      </w:pPr>
+      <w:r>
+        <w:rPr>
+          <w:szCs w:val="26"/>
+        </w:rPr>
+        <w:t>Thuật toán chủ động bỏ qua các ký tự ngoặc nhọn đóng vai trò là văn bản thông thường để tránh đếm sai.</w:t>
+      </w:r>
+    </w:p>
+    <w:p>
+      <w:pPr>
+        <w:pStyle w:val="ListParagraph"/>
+        <w:numPr>
+          <w:ilvl w:val="0"/>
+          <w:numId w:val="45"/>
+        </w:numPr>
+        <w:spacing w:before="0" w:after="160" w:line="360" w:lineRule="auto"/>
+        <w:rPr>
+          <w:szCs w:val="26"/>
+        </w:rPr>
+      </w:pPr>
+      <w:r>
+        <w:rPr>
+          <w:szCs w:val="26"/>
+        </w:rPr>
+        <w:t>Khi biến đếm trở về 0, thuật toán xác định được chính xác ranh giới của toàn bộ khối nội dung lồng bên trong và tiến hành rút trích khối này.</w:t>
+      </w:r>
+    </w:p>
+    <w:p>
+      <w:pPr>
+        <w:pStyle w:val="ListParagraph"/>
+        <w:numPr>
+          <w:ilvl w:val="0"/>
+          <w:numId w:val="45"/>
+        </w:numPr>
+        <w:spacing w:before="0" w:after="160" w:line="360" w:lineRule="auto"/>
+        <w:rPr>
+          <w:szCs w:val="26"/>
+        </w:rPr>
+      </w:pPr>
+      <w:r>
+        <w:rPr>
+          <w:szCs w:val="26"/>
+        </w:rPr>
+        <w:t>Nội dung trích xuất lại tiếp tục được truyền ngược vào chính hàm đệ quy trên để xử lý các lớp lồng sâu hơn bên trong.</w:t>
+      </w:r>
+    </w:p>
+    <w:p>
+      <w:pPr>
+        <w:pStyle w:val="ListParagraph"/>
+        <w:numPr>
+          <w:ilvl w:val="0"/>
+          <w:numId w:val="45"/>
+        </w:numPr>
+        <w:spacing w:before="0" w:after="160" w:line="360" w:lineRule="auto"/>
+        <w:rPr>
+          <w:szCs w:val="26"/>
+        </w:rPr>
+      </w:pPr>
+      <w:r>
+        <w:rPr>
+          <w:szCs w:val="26"/>
+        </w:rPr>
+        <w:t>Cuối cùng, các cặp lệnh định dạng của LaTeX được thay thế an toàn bằng các thẻ HTML tương ứng.</w:t>
+      </w:r>
+    </w:p>
+    <w:p>
+      <w:pPr>
+        <w:spacing w:before="0" w:after="160" w:line="360" w:lineRule="auto"/>
+        <w:rPr>
           <w:b/>
           <w:bCs/>
           <w:szCs w:val="26"/>
         </w:rPr>
-        <w:t>Quy trình hoạt động của thuật toán:</w:t>
-      </w:r>
-    </w:p>
-    <w:p>
-      <w:pPr>
+      </w:pPr>
+      <w:r>
+        <w:rPr>
+          <w:b/>
+          <w:bCs/>
+          <w:szCs w:val="26"/>
+        </w:rPr>
+        <w:t>3.3.2. Tự động biên dịch đồ họa TikZ sang chuẩn vector</w:t>
+      </w:r>
+    </w:p>
+    <w:p>
+      <w:pPr>
+        <w:spacing w:before="0" w:after="160" w:line="360" w:lineRule="auto"/>
+        <w:ind w:firstLine="720"/>
+        <w:rPr>
+          <w:szCs w:val="26"/>
+        </w:rPr>
+      </w:pPr>
+      <w:r>
+        <w:rPr>
+          <w:szCs w:val="26"/>
+        </w:rPr>
+        <w:t>Thư viện KaTeX trên trình duyệt hiển thị các biểu thức đại số rất tốt, nhưng lại không hỗ trợ các đoạn mã vẽ đồ họa hình học như gói lệnh TikZ. Để đưa các biểu đồ này lên nền tảng web mà vẫn giữ nguyên độ sắc nét, quy trình xử lý dữ liệu đã triển khai một cơ chế biên dịch độc lập chạy ngầm trên máy tính.</w:t>
+      </w:r>
+    </w:p>
+    <w:p>
+      <w:pPr>
+        <w:spacing w:before="0" w:after="160" w:line="360" w:lineRule="auto"/>
+        <w:ind w:firstLine="360"/>
+        <w:rPr>
+          <w:szCs w:val="26"/>
+        </w:rPr>
+      </w:pPr>
+      <w:r>
+        <w:rPr>
+          <w:szCs w:val="26"/>
+        </w:rPr>
+        <w:t>Luồng hoạt động của cơ chế biên dịch đồ họa:</w:t>
+      </w:r>
+    </w:p>
+    <w:p>
+      <w:pPr>
+        <w:pStyle w:val="ListParagraph"/>
         <w:numPr>
           <w:ilvl w:val="0"/>
-          <w:numId w:val="48"/>
+          <w:numId w:val="45"/>
         </w:numPr>
         <w:spacing w:before="0" w:after="160" w:line="360" w:lineRule="auto"/>
         <w:rPr>
@@ -3138,14 +3296,15 @@
         <w:rPr>
           <w:szCs w:val="26"/>
         </w:rPr>
-        <w:t>Khởi tạo một con trỏ quét toàn bộ chuỗi ký tự để tìm các hàm lệnh (ví dụ: \textbf{).</w:t>
-      </w:r>
-    </w:p>
-    <w:p>
-      <w:pPr>
+        <w:t>Trong pha quét dữ liệu, khối mã nguồn vẽ hình TikZ được tách riêng. Để tránh việc phải dịch đi dịch lại hàng trăm hình ảnh gây treo máy, hệ thống dùng thuật toán băm tạo ra một mã định danh duy nhất cho mỗi đoạn mã đồ họa. Thuật toán chỉ tiến hành biên dịch nếu hình ảnh mang mã định danh đó chưa tồn tại trong thư mục.</w:t>
+      </w:r>
+    </w:p>
+    <w:p>
+      <w:pPr>
+        <w:pStyle w:val="ListParagraph"/>
         <w:numPr>
           <w:ilvl w:val="0"/>
-          <w:numId w:val="48"/>
+          <w:numId w:val="45"/>
         </w:numPr>
         <w:spacing w:before="0" w:after="160" w:line="360" w:lineRule="auto"/>
         <w:rPr>
@@ -3156,15 +3315,15 @@
         <w:rPr>
           <w:szCs w:val="26"/>
         </w:rPr>
-        <w:lastRenderedPageBreak/>
-        <w:t>Khi gặp dấu ngoặc mở đầu tiên, hệ thống tạo một biến đếm và gán giá trị bằng 1 (đại diện cho thao tác đưa vào ngăn xếp).</w:t>
-      </w:r>
-    </w:p>
-    <w:p>
-      <w:pPr>
+        <w:t>Hệ thống tự động sinh ra một file LaTeX tạm thời, được cấu hình sao cho khung hình ảnh xuất ra chỉ ôm sát mép viền đồ thị chứ không sinh ra khoảng trắng dư thừa.</w:t>
+      </w:r>
+    </w:p>
+    <w:p>
+      <w:pPr>
+        <w:pStyle w:val="ListParagraph"/>
         <w:numPr>
           <w:ilvl w:val="0"/>
-          <w:numId w:val="48"/>
+          <w:numId w:val="45"/>
         </w:numPr>
         <w:spacing w:before="0" w:after="160" w:line="360" w:lineRule="auto"/>
         <w:rPr>
@@ -3175,14 +3334,16 @@
         <w:rPr>
           <w:szCs w:val="26"/>
         </w:rPr>
-        <w:t>Vòng lặp tiếp tục duyệt qua từng ký tự:</w:t>
-      </w:r>
-    </w:p>
-    <w:p>
-      <w:pPr>
+        <w:lastRenderedPageBreak/>
+        <w:t>Thông qua các hàm xử lý tiến trình của Node.js, hệ thống gọi trực tiếp trình biên dịch LaTeX để tạo ra file PDF. Lệnh biên dịch được thiết lập ở chế độ bỏ qua cảnh báo hoặc thoát ngay nếu có lỗi, tránh tình trạng treo hệ thống chờ phản hồi.</w:t>
+      </w:r>
+    </w:p>
+    <w:p>
+      <w:pPr>
+        <w:pStyle w:val="ListParagraph"/>
         <w:numPr>
-          <w:ilvl w:val="1"/>
-          <w:numId w:val="48"/>
+          <w:ilvl w:val="0"/>
+          <w:numId w:val="45"/>
         </w:numPr>
         <w:spacing w:before="0" w:after="160" w:line="360" w:lineRule="auto"/>
         <w:rPr>
@@ -3193,14 +3354,15 @@
         <w:rPr>
           <w:szCs w:val="26"/>
         </w:rPr>
-        <w:t>Nếu gặp dấu ngoặc nhọn mở {, biến đếm tăng thêm 1.</w:t>
-      </w:r>
-    </w:p>
-    <w:p>
-      <w:pPr>
+        <w:t>Sau đó, công cụ chuyển đổi sẽ biến đổi tệp PDF vừa tạo thành định dạng ảnh vector SVG. Ưu điểm của dữ liệu SVG là hiển thị cực kỳ sắc nét, không bị vỡ hạt ở bất kỳ mức độ phóng to nào trên các màn hình hiện đại.</w:t>
+      </w:r>
+    </w:p>
+    <w:p>
+      <w:pPr>
+        <w:pStyle w:val="ListParagraph"/>
         <w:numPr>
-          <w:ilvl w:val="1"/>
-          <w:numId w:val="48"/>
+          <w:ilvl w:val="0"/>
+          <w:numId w:val="45"/>
         </w:numPr>
         <w:spacing w:before="0" w:after="160" w:line="360" w:lineRule="auto"/>
         <w:rPr>
@@ -3211,68 +3373,396 @@
         <w:rPr>
           <w:szCs w:val="26"/>
         </w:rPr>
-        <w:t>Nếu gặp dấu ngoặc nhọn đóng }, biến đếm giảm đi 1.</w:t>
-      </w:r>
-    </w:p>
-    <w:p>
-      <w:pPr>
+        <w:t>Để các đồ thị nền trắng không làm chói mắt người dùng khi họ bật chế độ giao diện tối, hệ thống dùng CSS can thiệp nhẹ để đảo ngược dải màu sắc và điều chỉnh lại độ sáng. Nhờ thế, nền trắng sẽ chuyển thành xám đen nhưng các màu nhấn của đồ thị vẫn được giữ nguyên bản.</w:t>
+      </w:r>
+    </w:p>
+    <w:p>
+      <w:pPr>
+        <w:spacing w:before="0" w:after="160" w:line="360" w:lineRule="auto"/>
+        <w:rPr>
+          <w:b/>
+          <w:bCs/>
+          <w:szCs w:val="26"/>
+        </w:rPr>
+      </w:pPr>
+      <w:r>
+        <w:rPr>
+          <w:b/>
+          <w:bCs/>
+          <w:szCs w:val="26"/>
+        </w:rPr>
+        <w:t>3.4. Triển khai logic tìm kiếm và tối ưu hóa kết quả</w:t>
+      </w:r>
+    </w:p>
+    <w:p>
+      <w:pPr>
+        <w:spacing w:before="0" w:after="160" w:line="360" w:lineRule="auto"/>
+        <w:ind w:firstLine="720"/>
+        <w:rPr>
+          <w:szCs w:val="26"/>
+        </w:rPr>
+      </w:pPr>
+      <w:r>
+        <w:rPr>
+          <w:szCs w:val="26"/>
+        </w:rPr>
+        <w:t>Yếu tố cốt lõi tạo nên trải nghiệm tốt trong một hệ thống tra cứu là tốc độ và sự thông minh của thanh tìm kiếm. Khác với các cơ chế đối sánh từ khóa truyền thống thường thất bại nếu người dùng gõ sai ký tự hoặc thiếu dấu tiếng Việt, hệ thống này áp dụng công cụ tìm kiếm mờ chạy trực tiếp trên máy người dùng thông qua thư viện Fuse.js.</w:t>
+      </w:r>
+    </w:p>
+    <w:p>
+      <w:pPr>
+        <w:spacing w:before="0" w:after="160" w:line="360" w:lineRule="auto"/>
+        <w:rPr>
+          <w:b/>
+          <w:bCs/>
+          <w:szCs w:val="26"/>
+        </w:rPr>
+      </w:pPr>
+      <w:r>
+        <w:rPr>
+          <w:b/>
+          <w:bCs/>
+          <w:szCs w:val="26"/>
+        </w:rPr>
+        <w:t>3.4.1. Cấu hình trọng số và tối ưu mức độ liên quan</w:t>
+      </w:r>
+    </w:p>
+    <w:p>
+      <w:pPr>
+        <w:spacing w:before="0" w:after="160" w:line="360" w:lineRule="auto"/>
+        <w:ind w:firstLine="720"/>
+        <w:rPr>
+          <w:szCs w:val="26"/>
+          <w:lang w:val="vi-VN"/>
+        </w:rPr>
+      </w:pPr>
+      <w:r>
+        <w:rPr>
+          <w:szCs w:val="26"/>
+        </w:rPr>
+        <w:t>Thuật toán tìm kiếm mờ sử dụng các phép toán mức bit để đối sánh chuỗi xấp xỉ song song, từ đó tính toán khoảng cách thao tác phím với tốc độ chớp nhoáng. Để điều hướng bộ máy tìm kiếm ưu tiên trả về các kết quả có giá trị học thuật cao nhất, hệ thống phân bổ mức độ ưu tiên cho các trường nội dung như sau:</w:t>
+      </w:r>
+    </w:p>
+    <w:tbl>
+      <w:tblPr>
+        <w:tblStyle w:val="TableGrid"/>
+        <w:tblW w:w="0" w:type="auto"/>
+        <w:tblLook w:val="04A0" w:firstRow="1" w:lastRow="0" w:firstColumn="1" w:lastColumn="0" w:noHBand="0" w:noVBand="1"/>
+      </w:tblPr>
+      <w:tblGrid>
+        <w:gridCol w:w="9350"/>
+      </w:tblGrid>
+      <w:tr>
+        <w:tc>
+          <w:tcPr>
+            <w:tcW w:w="9350" w:type="dxa"/>
+          </w:tcPr>
+          <w:p>
+            <w:pPr>
+              <w:spacing w:before="0" w:after="160" w:line="360" w:lineRule="auto"/>
+              <w:rPr>
+                <w:rFonts w:ascii="Courier New" w:hAnsi="Courier New" w:cs="Courier New"/>
+                <w:color w:val="4EA72E" w:themeColor="accent6"/>
+                <w:szCs w:val="26"/>
+              </w:rPr>
+            </w:pPr>
+            <w:r>
+              <w:rPr>
+                <w:rFonts w:ascii="Courier New" w:hAnsi="Courier New" w:cs="Courier New"/>
+                <w:color w:val="4EA72E" w:themeColor="accent6"/>
+                <w:szCs w:val="26"/>
+              </w:rPr>
+              <w:t>JavaScript</w:t>
+            </w:r>
+          </w:p>
+          <w:p>
+            <w:pPr>
+              <w:spacing w:before="0" w:after="160" w:line="360" w:lineRule="auto"/>
+              <w:rPr>
+                <w:rFonts w:ascii="Courier New" w:hAnsi="Courier New" w:cs="Courier New"/>
+                <w:color w:val="4EA72E" w:themeColor="accent6"/>
+                <w:szCs w:val="26"/>
+              </w:rPr>
+            </w:pPr>
+            <w:r>
+              <w:rPr>
+                <w:rFonts w:ascii="Courier New" w:hAnsi="Courier New" w:cs="Courier New"/>
+                <w:color w:val="4EA72E" w:themeColor="accent6"/>
+                <w:szCs w:val="26"/>
+              </w:rPr>
+              <w:t>const fuseOptions = {</w:t>
+            </w:r>
+          </w:p>
+          <w:p>
+            <w:pPr>
+              <w:spacing w:before="0" w:after="160" w:line="360" w:lineRule="auto"/>
+              <w:rPr>
+                <w:rFonts w:ascii="Courier New" w:hAnsi="Courier New" w:cs="Courier New"/>
+                <w:color w:val="4EA72E" w:themeColor="accent6"/>
+                <w:szCs w:val="26"/>
+              </w:rPr>
+            </w:pPr>
+            <w:r>
+              <w:rPr>
+                <w:rFonts w:ascii="Courier New" w:hAnsi="Courier New" w:cs="Courier New"/>
+                <w:color w:val="4EA72E" w:themeColor="accent6"/>
+                <w:szCs w:val="26"/>
+              </w:rPr>
+              <w:t xml:space="preserve">    keys: [</w:t>
+            </w:r>
+          </w:p>
+          <w:p>
+            <w:pPr>
+              <w:spacing w:before="0" w:after="160" w:line="360" w:lineRule="auto"/>
+              <w:rPr>
+                <w:rFonts w:ascii="Courier New" w:hAnsi="Courier New" w:cs="Courier New"/>
+                <w:color w:val="4EA72E" w:themeColor="accent6"/>
+                <w:szCs w:val="26"/>
+              </w:rPr>
+            </w:pPr>
+            <w:r>
+              <w:rPr>
+                <w:rFonts w:ascii="Courier New" w:hAnsi="Courier New" w:cs="Courier New"/>
+                <w:color w:val="4EA72E" w:themeColor="accent6"/>
+                <w:szCs w:val="26"/>
+              </w:rPr>
+              <w:t xml:space="preserve">        { name: 'title', weight: 0.5 },</w:t>
+            </w:r>
+          </w:p>
+          <w:p>
+            <w:pPr>
+              <w:spacing w:before="0" w:after="160" w:line="360" w:lineRule="auto"/>
+              <w:rPr>
+                <w:rFonts w:ascii="Courier New" w:hAnsi="Courier New" w:cs="Courier New"/>
+                <w:color w:val="4EA72E" w:themeColor="accent6"/>
+                <w:szCs w:val="26"/>
+              </w:rPr>
+            </w:pPr>
+            <w:r>
+              <w:rPr>
+                <w:rFonts w:ascii="Courier New" w:hAnsi="Courier New" w:cs="Courier New"/>
+                <w:color w:val="4EA72E" w:themeColor="accent6"/>
+                <w:szCs w:val="26"/>
+              </w:rPr>
+              <w:t xml:space="preserve">        { name: 'tags', weight: 0.3 },</w:t>
+            </w:r>
+          </w:p>
+          <w:p>
+            <w:pPr>
+              <w:spacing w:before="0" w:after="160" w:line="360" w:lineRule="auto"/>
+              <w:rPr>
+                <w:rFonts w:ascii="Courier New" w:hAnsi="Courier New" w:cs="Courier New"/>
+                <w:color w:val="4EA72E" w:themeColor="accent6"/>
+                <w:szCs w:val="26"/>
+              </w:rPr>
+            </w:pPr>
+            <w:r>
+              <w:rPr>
+                <w:rFonts w:ascii="Courier New" w:hAnsi="Courier New" w:cs="Courier New"/>
+                <w:color w:val="4EA72E" w:themeColor="accent6"/>
+                <w:szCs w:val="26"/>
+              </w:rPr>
+              <w:lastRenderedPageBreak/>
+              <w:t xml:space="preserve">        { name: 'content', weight: 0.2 }</w:t>
+            </w:r>
+          </w:p>
+          <w:p>
+            <w:pPr>
+              <w:spacing w:before="0" w:after="160" w:line="360" w:lineRule="auto"/>
+              <w:rPr>
+                <w:rFonts w:ascii="Courier New" w:hAnsi="Courier New" w:cs="Courier New"/>
+                <w:color w:val="4EA72E" w:themeColor="accent6"/>
+                <w:szCs w:val="26"/>
+              </w:rPr>
+            </w:pPr>
+            <w:r>
+              <w:rPr>
+                <w:rFonts w:ascii="Courier New" w:hAnsi="Courier New" w:cs="Courier New"/>
+                <w:color w:val="4EA72E" w:themeColor="accent6"/>
+                <w:szCs w:val="26"/>
+              </w:rPr>
+              <w:t xml:space="preserve">    ],</w:t>
+            </w:r>
+          </w:p>
+          <w:p>
+            <w:pPr>
+              <w:spacing w:before="0" w:after="160" w:line="360" w:lineRule="auto"/>
+              <w:rPr>
+                <w:rFonts w:ascii="Courier New" w:hAnsi="Courier New" w:cs="Courier New"/>
+                <w:color w:val="4EA72E" w:themeColor="accent6"/>
+                <w:szCs w:val="26"/>
+              </w:rPr>
+            </w:pPr>
+            <w:r>
+              <w:rPr>
+                <w:rFonts w:ascii="Courier New" w:hAnsi="Courier New" w:cs="Courier New"/>
+                <w:color w:val="4EA72E" w:themeColor="accent6"/>
+                <w:szCs w:val="26"/>
+              </w:rPr>
+              <w:t xml:space="preserve">    threshold: 0.4,</w:t>
+            </w:r>
+          </w:p>
+          <w:p>
+            <w:pPr>
+              <w:spacing w:before="0" w:after="160" w:line="360" w:lineRule="auto"/>
+              <w:rPr>
+                <w:rFonts w:ascii="Courier New" w:hAnsi="Courier New" w:cs="Courier New"/>
+                <w:color w:val="4EA72E" w:themeColor="accent6"/>
+                <w:szCs w:val="26"/>
+              </w:rPr>
+            </w:pPr>
+            <w:r>
+              <w:rPr>
+                <w:rFonts w:ascii="Courier New" w:hAnsi="Courier New" w:cs="Courier New"/>
+                <w:color w:val="4EA72E" w:themeColor="accent6"/>
+                <w:szCs w:val="26"/>
+              </w:rPr>
+              <w:t xml:space="preserve">    ignoreLocation: true</w:t>
+            </w:r>
+          </w:p>
+          <w:p>
+            <w:pPr>
+              <w:spacing w:before="0" w:after="160" w:line="360" w:lineRule="auto"/>
+              <w:rPr>
+                <w:szCs w:val="26"/>
+                <w:lang w:val="vi-VN"/>
+              </w:rPr>
+            </w:pPr>
+            <w:r>
+              <w:rPr>
+                <w:rFonts w:ascii="Courier New" w:hAnsi="Courier New" w:cs="Courier New"/>
+                <w:color w:val="4EA72E" w:themeColor="accent6"/>
+                <w:szCs w:val="26"/>
+              </w:rPr>
+              <w:t>};</w:t>
+            </w:r>
+          </w:p>
+        </w:tc>
+      </w:tr>
+    </w:tbl>
+    <w:p>
+      <w:pPr>
+        <w:spacing w:before="0" w:after="160" w:line="360" w:lineRule="auto"/>
+        <w:ind w:firstLine="720"/>
+        <w:rPr>
+          <w:szCs w:val="26"/>
+          <w:lang w:val="vi-VN"/>
+        </w:rPr>
+      </w:pPr>
+    </w:p>
+    <w:p>
+      <w:pPr>
+        <w:spacing w:before="0" w:after="160" w:line="360" w:lineRule="auto"/>
+        <w:ind w:firstLine="360"/>
+        <w:rPr>
+          <w:szCs w:val="26"/>
+          <w:lang w:val="vi-VN"/>
+        </w:rPr>
+      </w:pPr>
+      <w:r>
+        <w:rPr>
+          <w:szCs w:val="26"/>
+          <w:lang w:val="vi-VN"/>
+        </w:rPr>
+        <w:t>Chiến lược phân bổ trọng số:</w:t>
+      </w:r>
+    </w:p>
+    <w:p>
+      <w:pPr>
+        <w:pStyle w:val="ListParagraph"/>
         <w:numPr>
-          <w:ilvl w:val="1"/>
-          <w:numId w:val="48"/>
+          <w:ilvl w:val="0"/>
+          <w:numId w:val="45"/>
         </w:numPr>
         <w:spacing w:before="0" w:after="160" w:line="360" w:lineRule="auto"/>
         <w:rPr>
           <w:szCs w:val="26"/>
-        </w:rPr>
-      </w:pPr>
-      <w:r>
-        <w:rPr>
-          <w:szCs w:val="26"/>
-        </w:rPr>
-        <w:t>Thuật toán chủ động bỏ qua các ký tự ngoặc nhọn đóng vai trò là văn bản thông thường (như \{ hoặc \}) để tránh đếm sai.</w:t>
-      </w:r>
-    </w:p>
-    <w:p>
-      <w:pPr>
+          <w:lang w:val="vi-VN"/>
+        </w:rPr>
+      </w:pPr>
+      <w:r>
+        <w:rPr>
+          <w:b/>
+          <w:bCs/>
+          <w:szCs w:val="26"/>
+          <w:lang w:val="vi-VN"/>
+        </w:rPr>
+        <w:t>Tiêu đề (Tầm quan trọng 50%):</w:t>
+      </w:r>
+      <w:r>
+        <w:rPr>
+          <w:szCs w:val="26"/>
+          <w:lang w:val="vi-VN"/>
+        </w:rPr>
+        <w:t xml:space="preserve"> Tiêu đề thường phản ánh đúng bản chất của kiến thức. Việc gán trọng số cao nhất đảm bảo rằng nếu từ khóa khớp với tiêu đề, bài viết đó sẽ được ưu tiên đẩy lên đầu danh sách kết quả.</w:t>
+      </w:r>
+    </w:p>
+    <w:p>
+      <w:pPr>
+        <w:pStyle w:val="ListParagraph"/>
         <w:numPr>
           <w:ilvl w:val="0"/>
-          <w:numId w:val="48"/>
+          <w:numId w:val="45"/>
         </w:numPr>
         <w:spacing w:before="0" w:after="160" w:line="360" w:lineRule="auto"/>
         <w:rPr>
           <w:szCs w:val="26"/>
-        </w:rPr>
-      </w:pPr>
-      <w:r>
-        <w:rPr>
-          <w:szCs w:val="26"/>
-        </w:rPr>
-        <w:t>Khi biến đếm trở về 0, thuật toán xác định được chính xác ranh giới của toàn bộ khối nội dung lồng bên trong và tiến hành rút trích khối này.</w:t>
-      </w:r>
-    </w:p>
-    <w:p>
-      <w:pPr>
+          <w:lang w:val="vi-VN"/>
+        </w:rPr>
+      </w:pPr>
+      <w:r>
+        <w:rPr>
+          <w:b/>
+          <w:bCs/>
+          <w:szCs w:val="26"/>
+          <w:lang w:val="vi-VN"/>
+        </w:rPr>
+        <w:t>Nhãn từ khóa (Tầm quan trọng 30%):</w:t>
+      </w:r>
+      <w:r>
+        <w:rPr>
+          <w:szCs w:val="26"/>
+          <w:lang w:val="vi-VN"/>
+        </w:rPr>
+        <w:t xml:space="preserve"> Hoạt động như các cụm từ khóa mở rộng. Nhãn được hệ thống tự động sinh ra chứa các từ đồng nghĩa, giúp gom nhóm các kiến thức có liên quan chặt chẽ với nhau.</w:t>
+      </w:r>
+    </w:p>
+    <w:p>
+      <w:pPr>
+        <w:pStyle w:val="ListParagraph"/>
         <w:numPr>
           <w:ilvl w:val="0"/>
-          <w:numId w:val="48"/>
+          <w:numId w:val="45"/>
         </w:numPr>
         <w:spacing w:before="0" w:after="160" w:line="360" w:lineRule="auto"/>
         <w:rPr>
           <w:szCs w:val="26"/>
-        </w:rPr>
-      </w:pPr>
-      <w:r>
-        <w:rPr>
-          <w:szCs w:val="26"/>
-        </w:rPr>
-        <w:t>Nội dung trích xuất lại tiếp tục được truyền ngược vào chính hàm đệ quy trên để xử lý các lớp lồng sâu hơn bên trong.</w:t>
-      </w:r>
-    </w:p>
-    <w:p>
-      <w:pPr>
+          <w:lang w:val="vi-VN"/>
+        </w:rPr>
+      </w:pPr>
+      <w:r>
+        <w:rPr>
+          <w:b/>
+          <w:bCs/>
+          <w:szCs w:val="26"/>
+          <w:lang w:val="vi-VN"/>
+        </w:rPr>
+        <w:t>Nội dung chi tiết (Tầm quan trọng 20%):</w:t>
+      </w:r>
+      <w:r>
+        <w:rPr>
+          <w:szCs w:val="26"/>
+          <w:lang w:val="vi-VN"/>
+        </w:rPr>
+        <w:t xml:space="preserve"> Đóng vai trò là màng lọc dự phòng. Tính năng này phát huy tác dụng khi sinh viên tìm kiếm một cụm từ cụ thể hoặc một công thức nằm ẩn sâu bên trong định nghĩa mà không xuất hiện trên tiêu đề.</w:t>
+      </w:r>
+    </w:p>
+    <w:p>
+      <w:pPr>
+        <w:pStyle w:val="ListParagraph"/>
         <w:numPr>
           <w:ilvl w:val="0"/>
-          <w:numId w:val="48"/>
+          <w:numId w:val="45"/>
         </w:numPr>
         <w:spacing w:before="0" w:after="160" w:line="360" w:lineRule="auto"/>
         <w:rPr>
@@ -3281,10 +3771,233 @@
       </w:pPr>
       <w:r>
         <w:rPr>
-          <w:szCs w:val="26"/>
-        </w:rPr>
-        <w:t>Cuối cùng, các cặp lệnh định dạng của LaTeX được thay thế an toàn bằng các thẻ HTML tương ứng.</w:t>
-      </w:r>
+          <w:b/>
+          <w:bCs/>
+          <w:szCs w:val="26"/>
+          <w:lang w:val="vi-VN"/>
+        </w:rPr>
+        <w:t>Ngưỡng dung sai (Mức 0.4):</w:t>
+      </w:r>
+      <w:r>
+        <w:rPr>
+          <w:szCs w:val="26"/>
+          <w:lang w:val="vi-VN"/>
+        </w:rPr>
+        <w:t xml:space="preserve"> Đây là con số được tinh chỉnh kỹ lưỡng. </w:t>
+      </w:r>
+      <w:r>
+        <w:rPr>
+          <w:szCs w:val="26"/>
+        </w:rPr>
+        <w:t>Nó đủ linh hoạt để hiểu được các lỗi đánh máy hoặc gõ tiếng Việt không dấu (như gõ "dao ham" vẫn tìm ra "Đạo hàm"), nhưng cũng đủ khắt khe để loại bỏ những kết quả bị nhiễu quá xa so với từ khóa gốc.</w:t>
+      </w:r>
+    </w:p>
+    <w:p>
+      <w:pPr>
+        <w:spacing w:before="0" w:after="160" w:line="360" w:lineRule="auto"/>
+        <w:rPr>
+          <w:b/>
+          <w:bCs/>
+          <w:szCs w:val="26"/>
+        </w:rPr>
+      </w:pPr>
+      <w:r>
+        <w:rPr>
+          <w:b/>
+          <w:bCs/>
+          <w:szCs w:val="26"/>
+        </w:rPr>
+        <w:t>3.4.2. Kỹ thuật phân mảnh kết xuất và quản lý luồng hiển thị</w:t>
+      </w:r>
+    </w:p>
+    <w:p>
+      <w:pPr>
+        <w:spacing w:before="0" w:after="160" w:line="360" w:lineRule="auto"/>
+        <w:ind w:firstLine="720"/>
+        <w:rPr>
+          <w:szCs w:val="26"/>
+        </w:rPr>
+      </w:pPr>
+      <w:r>
+        <w:rPr>
+          <w:szCs w:val="26"/>
+        </w:rPr>
+        <w:t>Khi sinh viên nhập một từ khóa phổ biến, hệ thống có thể tìm thấy hàng trăm bài viết phù hợp. Về mặt kỹ thuật, nếu ép trình duyệt chèn hàng ngàn khối mã phức tạp chứa công thức toán học vào giao diện cùng một lúc, máy tính sẽ bị quá tải. Việc này khiến trình duyệt bị tụt khung hình, màn hình đơ cứng và không tiếp nhận các thao tác cuộn chuột.</w:t>
+      </w:r>
+    </w:p>
+    <w:p>
+      <w:pPr>
+        <w:spacing w:before="0" w:after="160" w:line="360" w:lineRule="auto"/>
+        <w:ind w:firstLine="720"/>
+        <w:rPr>
+          <w:szCs w:val="26"/>
+          <w:lang w:val="vi-VN"/>
+        </w:rPr>
+      </w:pPr>
+      <w:r>
+        <w:rPr>
+          <w:szCs w:val="26"/>
+        </w:rPr>
+        <w:lastRenderedPageBreak/>
+        <w:t>Để giải quyết vấn đề nghẽn cổ chai hiển thị này, hệ thống áp dụng kỹ thuật phân mảnh kết xuất. Triết lý ở đây là chỉ xử lý hiển thị những gì người dùng đang cần xem ngay lúc đó. Ứng dụng được thiết kế một bộ đệm kiểm soát, chỉ bơm vào giao diện một tập hợp gồm 10 bài viết tại một thời điểm:</w:t>
+      </w:r>
+    </w:p>
+    <w:tbl>
+      <w:tblPr>
+        <w:tblStyle w:val="TableGrid"/>
+        <w:tblW w:w="0" w:type="auto"/>
+        <w:tblLook w:val="04A0" w:firstRow="1" w:lastRow="0" w:firstColumn="1" w:lastColumn="0" w:noHBand="0" w:noVBand="1"/>
+      </w:tblPr>
+      <w:tblGrid>
+        <w:gridCol w:w="9350"/>
+      </w:tblGrid>
+      <w:tr>
+        <w:tc>
+          <w:tcPr>
+            <w:tcW w:w="9350" w:type="dxa"/>
+          </w:tcPr>
+          <w:p>
+            <w:pPr>
+              <w:spacing w:before="0" w:after="160" w:line="360" w:lineRule="auto"/>
+              <w:jc w:val="left"/>
+              <w:rPr>
+                <w:rFonts w:ascii="Courier New" w:hAnsi="Courier New" w:cs="Courier New"/>
+                <w:color w:val="4EA72E" w:themeColor="accent6"/>
+                <w:szCs w:val="26"/>
+                <w:lang w:val="vi-VN"/>
+              </w:rPr>
+            </w:pPr>
+            <w:r>
+              <w:rPr>
+                <w:rFonts w:ascii="Courier New" w:hAnsi="Courier New" w:cs="Courier New"/>
+                <w:color w:val="4EA72E" w:themeColor="accent6"/>
+                <w:szCs w:val="26"/>
+                <w:lang w:val="vi-VN"/>
+              </w:rPr>
+              <w:t>JavaScript</w:t>
+            </w:r>
+          </w:p>
+          <w:p>
+            <w:pPr>
+              <w:spacing w:before="0" w:after="160" w:line="360" w:lineRule="auto"/>
+              <w:jc w:val="left"/>
+              <w:rPr>
+                <w:rFonts w:ascii="Courier New" w:hAnsi="Courier New" w:cs="Courier New"/>
+                <w:color w:val="4EA72E" w:themeColor="accent6"/>
+                <w:szCs w:val="26"/>
+                <w:lang w:val="vi-VN"/>
+              </w:rPr>
+            </w:pPr>
+            <w:r>
+              <w:rPr>
+                <w:rFonts w:ascii="Courier New" w:hAnsi="Courier New" w:cs="Courier New"/>
+                <w:color w:val="4EA72E" w:themeColor="accent6"/>
+                <w:szCs w:val="26"/>
+                <w:lang w:val="vi-VN"/>
+              </w:rPr>
+              <w:t>const pageSize = 10;</w:t>
+            </w:r>
+          </w:p>
+          <w:p>
+            <w:pPr>
+              <w:spacing w:before="0" w:after="160" w:line="360" w:lineRule="auto"/>
+              <w:jc w:val="left"/>
+              <w:rPr>
+                <w:rFonts w:ascii="Courier New" w:hAnsi="Courier New" w:cs="Courier New"/>
+                <w:color w:val="4EA72E" w:themeColor="accent6"/>
+                <w:szCs w:val="26"/>
+                <w:lang w:val="vi-VN"/>
+              </w:rPr>
+            </w:pPr>
+            <w:r>
+              <w:rPr>
+                <w:rFonts w:ascii="Courier New" w:hAnsi="Courier New" w:cs="Courier New"/>
+                <w:color w:val="4EA72E" w:themeColor="accent6"/>
+                <w:szCs w:val="26"/>
+                <w:lang w:val="vi-VN"/>
+              </w:rPr>
+              <w:t>// Cắt lấy đúng 10 phần tử tiếp theo từ tập kết quả</w:t>
+            </w:r>
+          </w:p>
+          <w:p>
+            <w:pPr>
+              <w:spacing w:before="0" w:after="160" w:line="360" w:lineRule="auto"/>
+              <w:jc w:val="left"/>
+              <w:rPr>
+                <w:rFonts w:ascii="Courier New" w:hAnsi="Courier New" w:cs="Courier New"/>
+                <w:color w:val="4EA72E" w:themeColor="accent6"/>
+                <w:szCs w:val="26"/>
+              </w:rPr>
+            </w:pPr>
+            <w:r>
+              <w:rPr>
+                <w:rFonts w:ascii="Courier New" w:hAnsi="Courier New" w:cs="Courier New"/>
+                <w:color w:val="4EA72E" w:themeColor="accent6"/>
+                <w:szCs w:val="26"/>
+              </w:rPr>
+              <w:t>const topicsToRender = state.currentResults.slice(state.renderedCount, state.renderedCount + pageSize);</w:t>
+            </w:r>
+          </w:p>
+          <w:p>
+            <w:pPr>
+              <w:spacing w:before="0" w:after="160" w:line="360" w:lineRule="auto"/>
+              <w:jc w:val="left"/>
+              <w:rPr>
+                <w:rFonts w:ascii="Courier New" w:hAnsi="Courier New" w:cs="Courier New"/>
+                <w:color w:val="4EA72E" w:themeColor="accent6"/>
+                <w:szCs w:val="26"/>
+              </w:rPr>
+            </w:pPr>
+          </w:p>
+          <w:p>
+            <w:pPr>
+              <w:spacing w:before="0" w:after="160" w:line="360" w:lineRule="auto"/>
+              <w:jc w:val="left"/>
+              <w:rPr>
+                <w:rFonts w:ascii="Courier New" w:hAnsi="Courier New" w:cs="Courier New"/>
+                <w:color w:val="4EA72E" w:themeColor="accent6"/>
+                <w:szCs w:val="26"/>
+              </w:rPr>
+            </w:pPr>
+            <w:r>
+              <w:rPr>
+                <w:rFonts w:ascii="Courier New" w:hAnsi="Courier New" w:cs="Courier New"/>
+                <w:color w:val="4EA72E" w:themeColor="accent6"/>
+                <w:szCs w:val="26"/>
+              </w:rPr>
+              <w:t>// Quá trình render DOM và biên dịch công thức toán học chỉ thực hiện trên 10 phần tử này</w:t>
+            </w:r>
+          </w:p>
+          <w:p>
+            <w:pPr>
+              <w:spacing w:before="0" w:after="160" w:line="360" w:lineRule="auto"/>
+              <w:jc w:val="left"/>
+              <w:rPr>
+                <w:szCs w:val="26"/>
+                <w:lang w:val="vi-VN"/>
+              </w:rPr>
+            </w:pPr>
+            <w:r>
+              <w:rPr>
+                <w:rFonts w:ascii="Courier New" w:hAnsi="Courier New" w:cs="Courier New"/>
+                <w:color w:val="4EA72E" w:themeColor="accent6"/>
+                <w:szCs w:val="26"/>
+              </w:rPr>
+              <w:t>state.renderedCount += topicsToRender.length;</w:t>
+            </w:r>
+          </w:p>
+        </w:tc>
+      </w:tr>
+    </w:tbl>
+    <w:p>
+      <w:pPr>
+        <w:spacing w:before="0" w:after="160" w:line="360" w:lineRule="auto"/>
+        <w:ind w:firstLine="720"/>
+        <w:rPr>
+          <w:szCs w:val="26"/>
+          <w:lang w:val="vi-VN"/>
+        </w:rPr>
+      </w:pPr>
     </w:p>
     <w:p>
       <w:pPr>
@@ -3292,13 +4005,142 @@
         <w:ind w:firstLine="360"/>
         <w:rPr>
           <w:szCs w:val="26"/>
-        </w:rPr>
-      </w:pPr>
-      <w:r>
-        <w:rPr>
-          <w:szCs w:val="26"/>
-        </w:rPr>
-        <w:t>Cơ chế xử lý chặt chẽ này đảm bảo sự toàn vẹn của mã nguồn toán học, giúp công cụ KaTeX trên giao diện hoạt động trơn tru mà không bị lỗi hiển thị.</w:t>
+          <w:lang w:val="vi-VN"/>
+        </w:rPr>
+      </w:pPr>
+      <w:r>
+        <w:rPr>
+          <w:szCs w:val="26"/>
+          <w:lang w:val="vi-VN"/>
+        </w:rPr>
+        <w:t>Cơ chế tối ưu hóa hiển thị diễn ra như sau:</w:t>
+      </w:r>
+    </w:p>
+    <w:p>
+      <w:pPr>
+        <w:pStyle w:val="ListParagraph"/>
+        <w:numPr>
+          <w:ilvl w:val="0"/>
+          <w:numId w:val="45"/>
+        </w:numPr>
+        <w:spacing w:before="0" w:after="160" w:line="360" w:lineRule="auto"/>
+        <w:rPr>
+          <w:szCs w:val="26"/>
+          <w:lang w:val="vi-VN"/>
+        </w:rPr>
+      </w:pPr>
+      <w:r>
+        <w:rPr>
+          <w:szCs w:val="26"/>
+          <w:lang w:val="vi-VN"/>
+        </w:rPr>
+        <w:t>Hệ thống trích xuất một nhóm 10 bài viết từ kết quả lưu trong bộ nhớ.</w:t>
+      </w:r>
+    </w:p>
+    <w:p>
+      <w:pPr>
+        <w:pStyle w:val="ListParagraph"/>
+        <w:numPr>
+          <w:ilvl w:val="0"/>
+          <w:numId w:val="45"/>
+        </w:numPr>
+        <w:spacing w:before="0" w:after="160" w:line="360" w:lineRule="auto"/>
+        <w:rPr>
+          <w:szCs w:val="26"/>
+          <w:lang w:val="vi-VN"/>
+        </w:rPr>
+      </w:pPr>
+      <w:r>
+        <w:rPr>
+          <w:szCs w:val="26"/>
+          <w:lang w:val="vi-VN"/>
+        </w:rPr>
+        <w:t>Tiến hành nối chuỗi nội dung của các bài viết này vào một vùng nhớ đệm ẩn. Thao tác trên vùng nhớ này không kích hoạt quá trình vẽ lại giao diện của trình duyệt.</w:t>
+      </w:r>
+    </w:p>
+    <w:p>
+      <w:pPr>
+        <w:pStyle w:val="ListParagraph"/>
+        <w:numPr>
+          <w:ilvl w:val="0"/>
+          <w:numId w:val="45"/>
+        </w:numPr>
+        <w:spacing w:before="0" w:after="160" w:line="360" w:lineRule="auto"/>
+        <w:rPr>
+          <w:szCs w:val="26"/>
+          <w:lang w:val="vi-VN"/>
+        </w:rPr>
+      </w:pPr>
+      <w:r>
+        <w:rPr>
+          <w:szCs w:val="26"/>
+          <w:lang w:val="vi-VN"/>
+        </w:rPr>
+        <w:t>Công cụ xử lý toán học sẽ quét qua vùng nhớ đệm và biên dịch công thức thành các khối giao diện. Tốc độ biên dịch lúc này đạt mức tối đa do không bị chi phối bởi quy trình vẽ ra màn hình.</w:t>
+      </w:r>
+    </w:p>
+    <w:p>
+      <w:pPr>
+        <w:pStyle w:val="ListParagraph"/>
+        <w:numPr>
+          <w:ilvl w:val="0"/>
+          <w:numId w:val="45"/>
+        </w:numPr>
+        <w:spacing w:before="0" w:after="160" w:line="360" w:lineRule="auto"/>
+        <w:rPr>
+          <w:szCs w:val="26"/>
+          <w:lang w:val="vi-VN"/>
+        </w:rPr>
+      </w:pPr>
+      <w:r>
+        <w:rPr>
+          <w:szCs w:val="26"/>
+          <w:lang w:val="vi-VN"/>
+        </w:rPr>
+        <w:t>Chỉ khi đã chuẩn bị xong xuôi, toàn bộ khối nội dung đó mới được đưa ra hiển thị chính thức trên khu vực kết quả. Thao tác này diễn ra chớp nhoáng và không làm gián đoạn trải nghiệm học tập.</w:t>
+      </w:r>
+    </w:p>
+    <w:p>
+      <w:pPr>
+        <w:pStyle w:val="ListParagraph"/>
+        <w:numPr>
+          <w:ilvl w:val="0"/>
+          <w:numId w:val="45"/>
+        </w:numPr>
+        <w:spacing w:before="0" w:after="160" w:line="360" w:lineRule="auto"/>
+        <w:rPr>
+          <w:szCs w:val="26"/>
+          <w:lang w:val="vi-VN"/>
+        </w:rPr>
+      </w:pPr>
+      <w:r>
+        <w:rPr>
+          <w:szCs w:val="26"/>
+          <w:lang w:val="vi-VN"/>
+        </w:rPr>
+        <w:lastRenderedPageBreak/>
+        <w:t xml:space="preserve">Nếu vẫn còn bài viết chưa hiển thị, một nút "Tải thêm" sẽ được đính kèm vào cuối danh sách. </w:t>
+      </w:r>
+      <w:r>
+        <w:rPr>
+          <w:szCs w:val="26"/>
+        </w:rPr>
+        <w:t>Khi người dùng cuộn tới mép dưới màn hình, hệ thống mới lặp lại quy trình trên để giải phóng nhóm bài tiếp theo.</w:t>
+      </w:r>
+    </w:p>
+    <w:p>
+      <w:pPr>
+        <w:spacing w:before="0" w:after="160" w:line="360" w:lineRule="auto"/>
+        <w:ind w:firstLine="720"/>
+        <w:rPr>
+          <w:szCs w:val="26"/>
+        </w:rPr>
+      </w:pPr>
+      <w:r>
+        <w:rPr>
+          <w:szCs w:val="26"/>
+        </w:rPr>
+        <w:t>Cách làm chia nhỏ công việc này đảm bảo ứng dụng luôn giữ được độ mượt mà, thời gian phản hồi các thao tác duy trì ở mức lý tưởng, đáp ứng tiêu chuẩn hiệu năng khắt khe của các trình duyệt hiện đại.</w:t>
       </w:r>
     </w:p>
     <w:p>
@@ -3316,7 +4158,7 @@
           <w:bCs/>
           <w:szCs w:val="26"/>
         </w:rPr>
-        <w:t>3.3.2. Tự động biên dịch đồ họa TikZ sang chuẩn vector</w:t>
+        <w:t>3.5. Thiết kế giao diện và trải nghiệm người dùng</w:t>
       </w:r>
     </w:p>
     <w:p>
@@ -3331,7 +4173,208 @@
         <w:rPr>
           <w:szCs w:val="26"/>
         </w:rPr>
-        <w:t>Thư viện KaTeX trên trình duyệt hiển thị các biểu thức đại số rất tốt, nhưng lại không hỗ trợ các đoạn mã vẽ đồ họa hình học như gói lệnh TikZ. Để đưa các biểu đồ này lên nền tảng web mà vẫn giữ nguyên độ sắc nét, quy trình xử lý dữ liệu đã triển khai một cơ chế biên dịch độc lập chạy ngầm trên máy tính.</w:t>
+        <w:t>Yếu tố tiên quyết để đảm bảo tính khả dụng của một hệ thống giáo dục là giao diện. Nó phải trực quan, thân thiện và hạn chế tối đa việc gây mỏi mắt cho người học. Giao diện của phần mềm được xây dựng dựa trên nền tảng Bootstrap 5, ứng dụng phong cách thiết kế kính mờ hiện đại để tạo chiều không gian thoáng đãng.</w:t>
+      </w:r>
+    </w:p>
+    <w:p>
+      <w:pPr>
+        <w:spacing w:before="0" w:after="160" w:line="360" w:lineRule="auto"/>
+        <w:rPr>
+          <w:b/>
+          <w:bCs/>
+          <w:szCs w:val="26"/>
+        </w:rPr>
+      </w:pPr>
+      <w:r>
+        <w:rPr>
+          <w:b/>
+          <w:bCs/>
+          <w:szCs w:val="26"/>
+        </w:rPr>
+        <w:t>3.5.1. Hệ thống lọc tri thức đa tầng</w:t>
+      </w:r>
+    </w:p>
+    <w:p>
+      <w:pPr>
+        <w:spacing w:before="0" w:after="160" w:line="360" w:lineRule="auto"/>
+        <w:ind w:firstLine="360"/>
+        <w:rPr>
+          <w:szCs w:val="26"/>
+        </w:rPr>
+      </w:pPr>
+      <w:r>
+        <w:rPr>
+          <w:szCs w:val="26"/>
+        </w:rPr>
+        <w:t>Thanh điều hướng bên trái đóng vai trò là một bảng điều khiển bộ lọc nhiều lớp. Lõi logic xử lý phía dưới hoạt động dựa trên nguyên lý giao các tập hợp.</w:t>
+      </w:r>
+      <w:r>
+        <w:rPr>
+          <w:szCs w:val="26"/>
+          <w:lang w:val="vi-VN"/>
+        </w:rPr>
+        <w:t xml:space="preserve"> </w:t>
+      </w:r>
+      <w:r>
+        <w:rPr>
+          <w:szCs w:val="26"/>
+          <w:lang w:val="vi-VN"/>
+        </w:rPr>
+        <w:t xml:space="preserve">Mỗi khi người dùng nhấp chuột thay đổi điều kiện, ứng dụng tức thời thu thập các trạng thái hiện tại. </w:t>
+      </w:r>
+      <w:r>
+        <w:rPr>
+          <w:szCs w:val="26"/>
+        </w:rPr>
+        <w:t>Dữ liệu sẽ chạy qua một chuỗi các lớp lọc liên tiếp:</w:t>
+      </w:r>
+    </w:p>
+    <w:p>
+      <w:pPr>
+        <w:pStyle w:val="ListParagraph"/>
+        <w:numPr>
+          <w:ilvl w:val="0"/>
+          <w:numId w:val="45"/>
+        </w:numPr>
+        <w:spacing w:before="0" w:after="160" w:line="360" w:lineRule="auto"/>
+        <w:rPr>
+          <w:szCs w:val="26"/>
+        </w:rPr>
+      </w:pPr>
+      <w:r>
+        <w:rPr>
+          <w:b/>
+          <w:bCs/>
+          <w:szCs w:val="26"/>
+        </w:rPr>
+        <w:t>Lọc theo nội dung:</w:t>
+      </w:r>
+      <w:r>
+        <w:rPr>
+          <w:szCs w:val="26"/>
+        </w:rPr>
+        <w:t xml:space="preserve"> Nếu có từ khóa tìm kiếm, hệ thống sẽ ánh xạ kho dữ liệu qua công cụ tìm kiếm mờ để tạo ra tập kết quả sát nghĩa nhất.</w:t>
+      </w:r>
+    </w:p>
+    <w:p>
+      <w:pPr>
+        <w:pStyle w:val="ListParagraph"/>
+        <w:numPr>
+          <w:ilvl w:val="0"/>
+          <w:numId w:val="45"/>
+        </w:numPr>
+        <w:spacing w:before="0" w:after="160" w:line="360" w:lineRule="auto"/>
+        <w:rPr>
+          <w:szCs w:val="26"/>
+        </w:rPr>
+      </w:pPr>
+      <w:r>
+        <w:rPr>
+          <w:b/>
+          <w:bCs/>
+          <w:szCs w:val="26"/>
+        </w:rPr>
+        <w:t>Lọc theo môn học:</w:t>
+      </w:r>
+      <w:r>
+        <w:rPr>
+          <w:szCs w:val="26"/>
+        </w:rPr>
+        <w:t xml:space="preserve"> Tập dữ liệu tiếp tục được thu hẹp lại, chỉ giữ các bài thuộc môn học được chọn.</w:t>
+      </w:r>
+    </w:p>
+    <w:p>
+      <w:pPr>
+        <w:pStyle w:val="ListParagraph"/>
+        <w:numPr>
+          <w:ilvl w:val="0"/>
+          <w:numId w:val="45"/>
+        </w:numPr>
+        <w:spacing w:before="0" w:after="160" w:line="360" w:lineRule="auto"/>
+        <w:rPr>
+          <w:szCs w:val="26"/>
+        </w:rPr>
+      </w:pPr>
+      <w:r>
+        <w:rPr>
+          <w:b/>
+          <w:bCs/>
+          <w:szCs w:val="26"/>
+        </w:rPr>
+        <w:t>Lọc theo không gian cục bộ:</w:t>
+      </w:r>
+      <w:r>
+        <w:rPr>
+          <w:szCs w:val="26"/>
+        </w:rPr>
+        <w:t xml:space="preserve"> Thu hẹp tiếp dữ liệu chỉ lấy các bài nằm trong phạm vi chương mong muốn.</w:t>
+      </w:r>
+    </w:p>
+    <w:p>
+      <w:pPr>
+        <w:pStyle w:val="ListParagraph"/>
+        <w:numPr>
+          <w:ilvl w:val="0"/>
+          <w:numId w:val="45"/>
+        </w:numPr>
+        <w:spacing w:before="0" w:after="160" w:line="360" w:lineRule="auto"/>
+        <w:rPr>
+          <w:szCs w:val="26"/>
+        </w:rPr>
+      </w:pPr>
+      <w:r>
+        <w:rPr>
+          <w:b/>
+          <w:bCs/>
+          <w:szCs w:val="26"/>
+        </w:rPr>
+        <w:t>Lọc theo phân loại:</w:t>
+      </w:r>
+      <w:r>
+        <w:rPr>
+          <w:szCs w:val="26"/>
+        </w:rPr>
+        <w:t xml:space="preserve"> Cuối cùng, lọc theo nhãn đặc tính (như chỉ tìm định lý, hoặc chỉ tìm bài tập).</w:t>
+      </w:r>
+    </w:p>
+    <w:p>
+      <w:pPr>
+        <w:spacing w:before="0" w:after="160" w:line="360" w:lineRule="auto"/>
+        <w:ind w:firstLine="360"/>
+        <w:rPr>
+          <w:szCs w:val="26"/>
+        </w:rPr>
+      </w:pPr>
+      <w:r>
+        <w:rPr>
+          <w:szCs w:val="26"/>
+        </w:rPr>
+        <w:t xml:space="preserve">Cách kiến trúc thuật toán này giúp hệ thống cô lập chính xác những kiến thức cần tìm theo nhiều trục khác nhau. Một yêu cầu phức tạp như tìm mọi định lý liên quan đến chữ </w:t>
+      </w:r>
+      <w:r>
+        <w:rPr>
+          <w:szCs w:val="26"/>
+        </w:rPr>
+        <w:lastRenderedPageBreak/>
+        <w:t>"ma trận" trong chương 6 của môn Đại số tuyến tính sẽ được giải quyết trơn tru và trả kết quả lên màn hình chỉ trong vài tích tắc.</w:t>
+      </w:r>
+    </w:p>
+    <w:p>
+      <w:pPr>
+        <w:spacing w:before="0" w:after="160" w:line="360" w:lineRule="auto"/>
+        <w:rPr>
+          <w:b/>
+          <w:bCs/>
+          <w:szCs w:val="26"/>
+        </w:rPr>
+      </w:pPr>
+      <w:r>
+        <w:rPr>
+          <w:b/>
+          <w:bCs/>
+          <w:szCs w:val="26"/>
+        </w:rPr>
+        <w:t>3.5.2. Chế độ Tối và khả năng thích ứng giao diện</w:t>
       </w:r>
     </w:p>
     <w:p>
@@ -3340,22 +4383,419 @@
         <w:ind w:firstLine="720"/>
         <w:rPr>
           <w:szCs w:val="26"/>
-        </w:rPr>
-      </w:pPr>
-      <w:r>
+          <w:lang w:val="vi-VN"/>
+        </w:rPr>
+      </w:pPr>
+      <w:r>
+        <w:rPr>
+          <w:szCs w:val="26"/>
+        </w:rPr>
+        <w:t>Nhận thức được thói quen làm việc muộn vào ban đêm của sinh viên khối ngành kỹ thuật, giao diện nền tối được xem là một tính năng thiết yếu giúp bảo vệ thị lực. Thay vì thiết kế theo kiểu cũ là duy trì hai bộ tệp giao diện riêng biệt gây chớp đen màn hình khi chuyển đổi, hệ thống tận dụng sức mạnh của các biến màu sắc trong CSS:</w:t>
+      </w:r>
+    </w:p>
+    <w:tbl>
+      <w:tblPr>
+        <w:tblStyle w:val="TableGrid"/>
+        <w:tblW w:w="0" w:type="auto"/>
+        <w:tblLook w:val="04A0" w:firstRow="1" w:lastRow="0" w:firstColumn="1" w:lastColumn="0" w:noHBand="0" w:noVBand="1"/>
+      </w:tblPr>
+      <w:tblGrid>
+        <w:gridCol w:w="9350"/>
+      </w:tblGrid>
+      <w:tr>
+        <w:tc>
+          <w:tcPr>
+            <w:tcW w:w="9350" w:type="dxa"/>
+          </w:tcPr>
+          <w:p>
+            <w:pPr>
+              <w:spacing w:before="0" w:after="160" w:line="360" w:lineRule="auto"/>
+              <w:jc w:val="left"/>
+              <w:rPr>
+                <w:rFonts w:ascii="Courier New" w:hAnsi="Courier New" w:cs="Courier New"/>
+                <w:color w:val="4EA72E" w:themeColor="accent6"/>
+                <w:szCs w:val="26"/>
+                <w:lang w:val="vi-VN"/>
+              </w:rPr>
+            </w:pPr>
+            <w:r>
+              <w:rPr>
+                <w:rFonts w:ascii="Courier New" w:hAnsi="Courier New" w:cs="Courier New"/>
+                <w:color w:val="4EA72E" w:themeColor="accent6"/>
+                <w:szCs w:val="26"/>
+                <w:lang w:val="vi-VN"/>
+              </w:rPr>
+              <w:t>CSS</w:t>
+            </w:r>
+          </w:p>
+          <w:p>
+            <w:pPr>
+              <w:spacing w:before="0" w:after="160" w:line="360" w:lineRule="auto"/>
+              <w:jc w:val="left"/>
+              <w:rPr>
+                <w:rFonts w:ascii="Courier New" w:hAnsi="Courier New" w:cs="Courier New"/>
+                <w:color w:val="4EA72E" w:themeColor="accent6"/>
+                <w:szCs w:val="26"/>
+                <w:lang w:val="vi-VN"/>
+              </w:rPr>
+            </w:pPr>
+            <w:r>
+              <w:rPr>
+                <w:rFonts w:ascii="Courier New" w:hAnsi="Courier New" w:cs="Courier New"/>
+                <w:color w:val="4EA72E" w:themeColor="accent6"/>
+                <w:szCs w:val="26"/>
+                <w:lang w:val="vi-VN"/>
+              </w:rPr>
+              <w:t>/* Trạng thái mặc định (Chế độ Tối) */</w:t>
+            </w:r>
+          </w:p>
+          <w:p>
+            <w:pPr>
+              <w:spacing w:before="0" w:after="160" w:line="360" w:lineRule="auto"/>
+              <w:jc w:val="left"/>
+              <w:rPr>
+                <w:rFonts w:ascii="Courier New" w:hAnsi="Courier New" w:cs="Courier New"/>
+                <w:color w:val="4EA72E" w:themeColor="accent6"/>
+                <w:szCs w:val="26"/>
+              </w:rPr>
+            </w:pPr>
+            <w:r>
+              <w:rPr>
+                <w:rFonts w:ascii="Courier New" w:hAnsi="Courier New" w:cs="Courier New"/>
+                <w:color w:val="4EA72E" w:themeColor="accent6"/>
+                <w:szCs w:val="26"/>
+              </w:rPr>
+              <w:t>[data-bs-theme="dark"] {</w:t>
+            </w:r>
+          </w:p>
+          <w:p>
+            <w:pPr>
+              <w:spacing w:before="0" w:after="160" w:line="360" w:lineRule="auto"/>
+              <w:jc w:val="left"/>
+              <w:rPr>
+                <w:rFonts w:ascii="Courier New" w:hAnsi="Courier New" w:cs="Courier New"/>
+                <w:color w:val="4EA72E" w:themeColor="accent6"/>
+                <w:szCs w:val="26"/>
+              </w:rPr>
+            </w:pPr>
+            <w:r>
+              <w:rPr>
+                <w:rFonts w:ascii="Courier New" w:hAnsi="Courier New" w:cs="Courier New"/>
+                <w:color w:val="4EA72E" w:themeColor="accent6"/>
+                <w:szCs w:val="26"/>
+              </w:rPr>
+              <w:t xml:space="preserve">    --bg-dark: #0f172a;               /* Màu nền không gian tối */</w:t>
+            </w:r>
+          </w:p>
+          <w:p>
+            <w:pPr>
+              <w:spacing w:before="0" w:after="160" w:line="360" w:lineRule="auto"/>
+              <w:jc w:val="left"/>
+              <w:rPr>
+                <w:rFonts w:ascii="Courier New" w:hAnsi="Courier New" w:cs="Courier New"/>
+                <w:color w:val="4EA72E" w:themeColor="accent6"/>
+                <w:szCs w:val="26"/>
+              </w:rPr>
+            </w:pPr>
+            <w:r>
+              <w:rPr>
+                <w:rFonts w:ascii="Courier New" w:hAnsi="Courier New" w:cs="Courier New"/>
+                <w:color w:val="4EA72E" w:themeColor="accent6"/>
+                <w:szCs w:val="26"/>
+              </w:rPr>
+              <w:t xml:space="preserve">    --bg-panel: rgba(30, 41, 59, 0.7);/* Độ trong suốt của các hộp nội dung */</w:t>
+            </w:r>
+          </w:p>
+          <w:p>
+            <w:pPr>
+              <w:spacing w:before="0" w:after="160" w:line="360" w:lineRule="auto"/>
+              <w:jc w:val="left"/>
+              <w:rPr>
+                <w:rFonts w:ascii="Courier New" w:hAnsi="Courier New" w:cs="Courier New"/>
+                <w:color w:val="4EA72E" w:themeColor="accent6"/>
+                <w:szCs w:val="26"/>
+              </w:rPr>
+            </w:pPr>
+            <w:r>
+              <w:rPr>
+                <w:rFonts w:ascii="Courier New" w:hAnsi="Courier New" w:cs="Courier New"/>
+                <w:color w:val="4EA72E" w:themeColor="accent6"/>
+                <w:szCs w:val="26"/>
+              </w:rPr>
+              <w:t xml:space="preserve">    --text-main: #f8fafc;             /* Màu chữ tương phản dễ đọc */</w:t>
+            </w:r>
+          </w:p>
+          <w:p>
+            <w:pPr>
+              <w:spacing w:before="0" w:after="160" w:line="360" w:lineRule="auto"/>
+              <w:jc w:val="left"/>
+              <w:rPr>
+                <w:rFonts w:ascii="Courier New" w:hAnsi="Courier New" w:cs="Courier New"/>
+                <w:color w:val="4EA72E" w:themeColor="accent6"/>
+                <w:szCs w:val="26"/>
+              </w:rPr>
+            </w:pPr>
+            <w:r>
+              <w:rPr>
+                <w:rFonts w:ascii="Courier New" w:hAnsi="Courier New" w:cs="Courier New"/>
+                <w:color w:val="4EA72E" w:themeColor="accent6"/>
+                <w:szCs w:val="26"/>
+              </w:rPr>
+              <w:t>}</w:t>
+            </w:r>
+          </w:p>
+          <w:p>
+            <w:pPr>
+              <w:spacing w:before="0" w:after="160" w:line="360" w:lineRule="auto"/>
+              <w:jc w:val="left"/>
+              <w:rPr>
+                <w:rFonts w:ascii="Courier New" w:hAnsi="Courier New" w:cs="Courier New"/>
+                <w:color w:val="4EA72E" w:themeColor="accent6"/>
+                <w:szCs w:val="26"/>
+              </w:rPr>
+            </w:pPr>
+          </w:p>
+          <w:p>
+            <w:pPr>
+              <w:spacing w:before="0" w:after="160" w:line="360" w:lineRule="auto"/>
+              <w:jc w:val="left"/>
+              <w:rPr>
+                <w:rFonts w:ascii="Courier New" w:hAnsi="Courier New" w:cs="Courier New"/>
+                <w:color w:val="4EA72E" w:themeColor="accent6"/>
+                <w:szCs w:val="26"/>
+              </w:rPr>
+            </w:pPr>
+            <w:r>
+              <w:rPr>
+                <w:rFonts w:ascii="Courier New" w:hAnsi="Courier New" w:cs="Courier New"/>
+                <w:color w:val="4EA72E" w:themeColor="accent6"/>
+                <w:szCs w:val="26"/>
+              </w:rPr>
+              <w:t>/* Ghi đè trạng thái khi ở Chế độ Sáng */</w:t>
+            </w:r>
+          </w:p>
+          <w:p>
+            <w:pPr>
+              <w:spacing w:before="0" w:after="160" w:line="360" w:lineRule="auto"/>
+              <w:jc w:val="left"/>
+              <w:rPr>
+                <w:rFonts w:ascii="Courier New" w:hAnsi="Courier New" w:cs="Courier New"/>
+                <w:color w:val="4EA72E" w:themeColor="accent6"/>
+                <w:szCs w:val="26"/>
+              </w:rPr>
+            </w:pPr>
+            <w:r>
+              <w:rPr>
+                <w:rFonts w:ascii="Courier New" w:hAnsi="Courier New" w:cs="Courier New"/>
+                <w:color w:val="4EA72E" w:themeColor="accent6"/>
+                <w:szCs w:val="26"/>
+              </w:rPr>
+              <w:t>[data-bs-theme="light"] {</w:t>
+            </w:r>
+          </w:p>
+          <w:p>
+            <w:pPr>
+              <w:spacing w:before="0" w:after="160" w:line="360" w:lineRule="auto"/>
+              <w:jc w:val="left"/>
+              <w:rPr>
+                <w:rFonts w:ascii="Courier New" w:hAnsi="Courier New" w:cs="Courier New"/>
+                <w:color w:val="4EA72E" w:themeColor="accent6"/>
+                <w:szCs w:val="26"/>
+              </w:rPr>
+            </w:pPr>
+            <w:r>
+              <w:rPr>
+                <w:rFonts w:ascii="Courier New" w:hAnsi="Courier New" w:cs="Courier New"/>
+                <w:color w:val="4EA72E" w:themeColor="accent6"/>
+                <w:szCs w:val="26"/>
+              </w:rPr>
+              <w:t xml:space="preserve">    --bg-dark: #f8fafc;</w:t>
+            </w:r>
+          </w:p>
+          <w:p>
+            <w:pPr>
+              <w:spacing w:before="0" w:after="160" w:line="360" w:lineRule="auto"/>
+              <w:jc w:val="left"/>
+              <w:rPr>
+                <w:rFonts w:ascii="Courier New" w:hAnsi="Courier New" w:cs="Courier New"/>
+                <w:color w:val="4EA72E" w:themeColor="accent6"/>
+                <w:szCs w:val="26"/>
+              </w:rPr>
+            </w:pPr>
+            <w:r>
+              <w:rPr>
+                <w:rFonts w:ascii="Courier New" w:hAnsi="Courier New" w:cs="Courier New"/>
+                <w:color w:val="4EA72E" w:themeColor="accent6"/>
+                <w:szCs w:val="26"/>
+              </w:rPr>
+              <w:t xml:space="preserve">    --bg-panel: rgba(255, 255, 255, 0.7);</w:t>
+            </w:r>
+          </w:p>
+          <w:p>
+            <w:pPr>
+              <w:spacing w:before="0" w:after="160" w:line="360" w:lineRule="auto"/>
+              <w:jc w:val="left"/>
+              <w:rPr>
+                <w:rFonts w:ascii="Courier New" w:hAnsi="Courier New" w:cs="Courier New"/>
+                <w:color w:val="4EA72E" w:themeColor="accent6"/>
+                <w:szCs w:val="26"/>
+              </w:rPr>
+            </w:pPr>
+            <w:r>
+              <w:rPr>
+                <w:rFonts w:ascii="Courier New" w:hAnsi="Courier New" w:cs="Courier New"/>
+                <w:color w:val="4EA72E" w:themeColor="accent6"/>
+                <w:szCs w:val="26"/>
+              </w:rPr>
+              <w:t xml:space="preserve">    --text-main: #0f172a;</w:t>
+            </w:r>
+          </w:p>
+          <w:p>
+            <w:pPr>
+              <w:spacing w:before="0" w:after="160" w:line="360" w:lineRule="auto"/>
+              <w:jc w:val="left"/>
+              <w:rPr>
+                <w:szCs w:val="26"/>
+                <w:lang w:val="vi-VN"/>
+              </w:rPr>
+            </w:pPr>
+            <w:r>
+              <w:rPr>
+                <w:rFonts w:ascii="Courier New" w:hAnsi="Courier New" w:cs="Courier New"/>
+                <w:color w:val="4EA72E" w:themeColor="accent6"/>
+                <w:szCs w:val="26"/>
+              </w:rPr>
+              <w:lastRenderedPageBreak/>
+              <w:t>}</w:t>
+            </w:r>
+          </w:p>
+        </w:tc>
+      </w:tr>
+    </w:tbl>
+    <w:p>
+      <w:pPr>
+        <w:spacing w:before="0" w:after="160" w:line="360" w:lineRule="auto"/>
+        <w:ind w:firstLine="720"/>
+        <w:rPr>
+          <w:szCs w:val="26"/>
+          <w:lang w:val="vi-VN"/>
+        </w:rPr>
+      </w:pPr>
+    </w:p>
+    <w:p>
+      <w:pPr>
+        <w:spacing w:before="0" w:after="160" w:line="360" w:lineRule="auto"/>
+        <w:ind w:firstLine="360"/>
+        <w:rPr>
+          <w:szCs w:val="26"/>
+        </w:rPr>
+      </w:pPr>
+      <w:r>
+        <w:rPr>
+          <w:szCs w:val="26"/>
+          <w:lang w:val="vi-VN"/>
+        </w:rPr>
+        <w:t xml:space="preserve">Khi người dùng bấm nút đổi màu trên thanh điều hướng, mã điều khiển chỉ thiết lập lại một biến trạng thái duy nhất ở cấp độ cao nhất của trang web. </w:t>
+      </w:r>
+      <w:r>
+        <w:rPr>
+          <w:szCs w:val="26"/>
+        </w:rPr>
+        <w:t>Ngay lập tức, trình duyệt tự động cập nhật lại toàn bộ màu sắc của các thành phần con một cách mượt mà nhờ các hiệu ứng chuyển đổi mờ dần. Cấu hình màu sắc này đồng thời được lưu vào bộ nhớ của trình duyệt để duy trì thiết lập cá nhân cho những lần truy cập sau.</w:t>
+      </w:r>
+    </w:p>
+    <w:p>
+      <w:pPr>
+        <w:spacing w:before="0" w:after="160" w:line="360" w:lineRule="auto"/>
+        <w:ind w:firstLine="360"/>
+        <w:rPr>
+          <w:szCs w:val="26"/>
+        </w:rPr>
+      </w:pPr>
+      <w:r>
+        <w:rPr>
+          <w:szCs w:val="26"/>
+        </w:rPr>
+        <w:t>Khả năng tự động co giãn đa nền tảng:</w:t>
+      </w:r>
+    </w:p>
+    <w:p>
+      <w:pPr>
+        <w:pStyle w:val="ListParagraph"/>
+        <w:numPr>
+          <w:ilvl w:val="0"/>
+          <w:numId w:val="45"/>
+        </w:numPr>
+        <w:spacing w:before="0" w:after="160" w:line="360" w:lineRule="auto"/>
+        <w:rPr>
+          <w:szCs w:val="26"/>
+        </w:rPr>
+      </w:pPr>
+      <w:r>
+        <w:rPr>
+          <w:szCs w:val="26"/>
+        </w:rPr>
+        <w:t>Trên màn hình máy tính rộng rãi, thanh bộ lọc được cấp 25% diện tích cố định ở lề trái. Cấu trúc này đảm bảo người học liên tục có quyền sử dụng các nút điều kiện mà không phải mất công cuộn trang ngược lên trên cùng.</w:t>
+      </w:r>
+    </w:p>
+    <w:p>
+      <w:pPr>
+        <w:pStyle w:val="ListParagraph"/>
+        <w:numPr>
+          <w:ilvl w:val="0"/>
+          <w:numId w:val="45"/>
+        </w:numPr>
+        <w:spacing w:before="0" w:after="160" w:line="360" w:lineRule="auto"/>
+        <w:rPr>
+          <w:szCs w:val="26"/>
+        </w:rPr>
+      </w:pPr>
+      <w:r>
+        <w:rPr>
+          <w:szCs w:val="26"/>
+        </w:rPr>
+        <w:t>Tuy nhiên, khi truy cập bằng điện thoại di động hoặc máy tính bảng, hệ thống sẽ chủ động tự vệ bằng cách giấu thanh bộ lọc này đi. Toàn bộ không gian eo hẹp trên màn hình di động sẽ được nhường lại để hiển thị nội dung chính, tránh tình trạng các công thức phức tạp bị ép ngắt dòng gây khó đọc. Các công cụ lọc lúc này được thu gọn vào một thanh trượt phụ ngoài rìa màn hình, chỉ hiện ra khi người dùng bấm nút. Việc ưu tiên trải nghiệm trên thiết bị di động này mang lại cảm giác sử dụng tự nhiên và tập trung hơn.</w:t>
+      </w:r>
+    </w:p>
+    <w:p>
+      <w:pPr>
+        <w:spacing w:before="0" w:after="160" w:line="360" w:lineRule="auto"/>
         <w:rPr>
           <w:b/>
           <w:bCs/>
           <w:szCs w:val="26"/>
         </w:rPr>
-        <w:t>Luồng hoạt động của cơ chế biên dịch đồ họa:</w:t>
-      </w:r>
-    </w:p>
-    <w:p>
-      <w:pPr>
+      </w:pPr>
+      <w:r>
+        <w:rPr>
+          <w:b/>
+          <w:bCs/>
+          <w:szCs w:val="26"/>
+        </w:rPr>
+        <w:t>3.5.3. Tích hợp các công cụ hỗ trợ học tập</w:t>
+      </w:r>
+    </w:p>
+    <w:p>
+      <w:pPr>
+        <w:spacing w:before="0" w:after="160" w:line="360" w:lineRule="auto"/>
+        <w:ind w:firstLine="360"/>
+        <w:rPr>
+          <w:szCs w:val="26"/>
+        </w:rPr>
+      </w:pPr>
+      <w:r>
+        <w:rPr>
+          <w:szCs w:val="26"/>
+        </w:rPr>
+        <w:t>Để tạo ra một môi trường học tập toàn diện, hệ thống không chỉ dừng lại ở chức năng tra cứu lý thuyết đơn thuần mà còn được tích hợp thêm các công cụ hỗ trợ thực hành và giải đáp thắc mắc:</w:t>
+      </w:r>
+    </w:p>
+    <w:p>
+      <w:pPr>
+        <w:pStyle w:val="ListParagraph"/>
         <w:numPr>
           <w:ilvl w:val="0"/>
-          <w:numId w:val="49"/>
+          <w:numId w:val="45"/>
         </w:numPr>
         <w:spacing w:before="0" w:after="160" w:line="360" w:lineRule="auto"/>
         <w:rPr>
@@ -3364,23 +4804,25 @@
       </w:pPr>
       <w:r>
         <w:rPr>
-          <w:szCs w:val="26"/>
-        </w:rPr>
-        <w:t xml:space="preserve">Trong pha quét dữ liệu, khối mã nguồn vẽ hình TikZ được tách riêng. Để tránh việc phải dịch đi dịch lại hàng trăm hình ảnh gây treo máy, hệ thống dùng thuật toán băm </w:t>
-      </w:r>
-      <w:r>
-        <w:rPr>
-          <w:szCs w:val="26"/>
-        </w:rPr>
-        <w:lastRenderedPageBreak/>
-        <w:t>tạo ra một mã định danh duy nhất cho mỗi đoạn mã TikZ. Thuật toán chỉ tiến hành biên dịch nếu hình ảnh mang mã định danh đó chưa tồn tại trong thư mục.</w:t>
-      </w:r>
-    </w:p>
-    <w:p>
-      <w:pPr>
+          <w:b/>
+          <w:bCs/>
+          <w:szCs w:val="26"/>
+        </w:rPr>
+        <w:t>Trợ lý ảo giải đáp toán học:</w:t>
+      </w:r>
+      <w:r>
+        <w:rPr>
+          <w:szCs w:val="26"/>
+        </w:rPr>
+        <w:t xml:space="preserve"> Trên giao diện có bố trí một nút bấm luôn nổi ở góc dưới màn hình, kết nối trực tiếp với một trợ lý ảo thông minh. Thiết kế này rất tiện lợi, giúp sinh viên khi đang đọc mà gặp một định lý khó hiểu có thể lập tức đặt câu hỏi hoặc yêu cầu giải thích chi tiết hơn ngay tại chỗ.</w:t>
+      </w:r>
+    </w:p>
+    <w:p>
+      <w:pPr>
+        <w:pStyle w:val="ListParagraph"/>
         <w:numPr>
           <w:ilvl w:val="0"/>
-          <w:numId w:val="49"/>
+          <w:numId w:val="45"/>
         </w:numPr>
         <w:spacing w:before="0" w:after="160" w:line="360" w:lineRule="auto"/>
         <w:rPr>
@@ -3389,16 +4831,26 @@
       </w:pPr>
       <w:r>
         <w:rPr>
-          <w:szCs w:val="26"/>
-        </w:rPr>
-        <w:t>Hệ thống tự động sinh ra một file LaTeX tạm thời, được cấu hình sao cho khung hình ảnh xuất ra chỉ ôm sát mép viền đồ thị chứ không sinh ra khoảng trắng dư thừa của cả một trang A4.</w:t>
-      </w:r>
-    </w:p>
-    <w:p>
-      <w:pPr>
+          <w:b/>
+          <w:bCs/>
+          <w:szCs w:val="26"/>
+        </w:rPr>
+        <w:lastRenderedPageBreak/>
+        <w:t>Bộ công cụ toán học chuyên nghiệp:</w:t>
+      </w:r>
+      <w:r>
+        <w:rPr>
+          <w:szCs w:val="26"/>
+        </w:rPr>
+        <w:t xml:space="preserve"> Mặc dù mục tiêu chính là tra cứu nhanh, nhưng thực tế người học luôn có nhu cầu giải quyết các bài toán tính toán phức tạp. Thay vì viết lại các bộ máy giải toán khổng lồ làm nặng hệ thống, dự án đóng vai trò như một trạm trung chuyển. Ngay từ thanh điều hướng, sinh viên có thể truy cập thẳng vào các nền tảng giải toán hàng đầu thế giới. Cách làm này vừa cung cấp công cụ thực hành chính xác tuyệt đối, lại vừa giữ cho ứng dụng cốt lõi luôn nhẹ nhàng.</w:t>
+      </w:r>
+    </w:p>
+    <w:p>
+      <w:pPr>
+        <w:pStyle w:val="ListParagraph"/>
         <w:numPr>
           <w:ilvl w:val="0"/>
-          <w:numId w:val="49"/>
+          <w:numId w:val="45"/>
         </w:numPr>
         <w:spacing w:before="0" w:after="160" w:line="360" w:lineRule="auto"/>
         <w:rPr>
@@ -3407,63 +4859,43 @@
       </w:pPr>
       <w:r>
         <w:rPr>
-          <w:szCs w:val="26"/>
-        </w:rPr>
-        <w:t>Thông qua các hàm xử lý tiến trình của Node.js, hệ thống gọi trực tiếp trình biên dịch LaTeX (pdflatex) để tạo ra file PDF. Lệnh biên dịch được thiết lập ở chế độ bỏ qua cảnh báo hoặc thoát ngay nếu có lỗi, tránh tình trạng treo hệ thống chờ phản hồi.</w:t>
-      </w:r>
-    </w:p>
-    <w:p>
-      <w:pPr>
-        <w:numPr>
-          <w:ilvl w:val="0"/>
-          <w:numId w:val="49"/>
-        </w:numPr>
-        <w:spacing w:before="0" w:after="160" w:line="360" w:lineRule="auto"/>
-        <w:rPr>
-          <w:szCs w:val="26"/>
-        </w:rPr>
-      </w:pPr>
-      <w:r>
-        <w:rPr>
-          <w:szCs w:val="26"/>
-        </w:rPr>
-        <w:t>Sau đó, công cụ pdftocairo sẽ biến đổi tệp PDF vừa tạo thành định dạng ảnh vector SVG. Ưu điểm của dữ liệu SVG là hiển thị cực kỳ sắc nét, không bị vỡ hạt ở bất kỳ mức độ phóng to nào trên các màn hình hiện đại.</w:t>
-      </w:r>
-    </w:p>
-    <w:p>
-      <w:pPr>
-        <w:numPr>
-          <w:ilvl w:val="0"/>
-          <w:numId w:val="49"/>
-        </w:numPr>
-        <w:spacing w:before="0" w:after="160" w:line="360" w:lineRule="auto"/>
-        <w:rPr>
-          <w:szCs w:val="26"/>
-        </w:rPr>
-      </w:pPr>
-      <w:r>
-        <w:rPr>
-          <w:szCs w:val="26"/>
-        </w:rPr>
-        <w:t>Để các đồ thị nền trắng không làm chói mắt người dùng khi họ bật Chế độ Tối, hệ thống dùng CSS can thiệp nhẹ để đảo ngược dải màu sắc và điều chỉnh lại độ sáng. Nhờ thế, nền trắng sẽ chuyển thành xám đen nhưng các màu nhấn của đồ thị (như đường kẻ đỏ, xanh) vẫn được giữ nguyên bản.</w:t>
-      </w:r>
-    </w:p>
-    <w:p>
-      <w:pPr>
-        <w:spacing w:before="0" w:after="160" w:line="360" w:lineRule="auto"/>
-        <w:rPr>
           <w:b/>
           <w:bCs/>
           <w:szCs w:val="26"/>
-        </w:rPr>
-      </w:pPr>
-      <w:r>
+          <w:lang w:val="vi-VN"/>
+        </w:rPr>
+        <w:t>Thư viện tài liệu học tập:</w:t>
+      </w:r>
+      <w:r>
+        <w:rPr>
+          <w:szCs w:val="26"/>
+          <w:lang w:val="vi-VN"/>
+        </w:rPr>
+        <w:t xml:space="preserve"> Bên cạnh những mảng kiến thức đã được bóc tách nhỏ, hệ thống còn cung cấp một khu vực riêng để quản lý các tài liệu tham khảo nguyên bản dưới định dạng PDF. </w:t>
+      </w:r>
+      <w:r>
+        <w:rPr>
+          <w:szCs w:val="26"/>
+        </w:rPr>
+        <w:t>Người dùng có thể xem trực tiếp nội dung các tài liệu này ngay trên trình duyệt, hoặc tải về máy để xem ngoại tuyến, giúp việc tổng hợp tài liệu ôn thi trở nên chủ động hơn.</w:t>
+      </w:r>
+    </w:p>
+    <w:p>
+      <w:pPr>
+        <w:spacing w:before="0" w:after="160" w:line="360" w:lineRule="auto"/>
         <w:rPr>
           <w:b/>
           <w:bCs/>
           <w:szCs w:val="26"/>
         </w:rPr>
-        <w:t>3.4. Triển khai logic tìm kiếm và tối ưu hóa kết quả</w:t>
+      </w:pPr>
+      <w:r>
+        <w:rPr>
+          <w:b/>
+          <w:bCs/>
+          <w:szCs w:val="26"/>
+        </w:rPr>
+        <w:t>3.6. Phát triển công cụ Tìm lộ trình học tập thông minh</w:t>
       </w:r>
     </w:p>
     <w:p>
@@ -3478,7 +4910,7 @@
         <w:rPr>
           <w:szCs w:val="26"/>
         </w:rPr>
-        <w:t>Yếu tố cốt lõi tạo nên trải nghiệm tốt trong một hệ thống tra cứu là tốc độ và sự thông minh của thanh tìm kiếm. Khác với các cơ chế đối sánh từ khóa truyền thống thường thất bại nếu người dùng gõ sai ký tự hoặc thiếu dấu tiếng Việt, hệ thống này áp dụng công cụ tìm kiếm mờ chạy trực tiếp trên máy người dùng thông qua thư viện Fuse.js.</w:t>
+        <w:t>Tính năng này được thiết kế nhằm giúp sinh viên giải đáp câu hỏi: "Để hiểu được khái niệm B, tôi cần phải đi qua những bài học nào từ khái niệm A?".</w:t>
       </w:r>
     </w:p>
     <w:p>
@@ -3496,7 +4928,7 @@
           <w:bCs/>
           <w:szCs w:val="26"/>
         </w:rPr>
-        <w:t>3.4.1. Toán học đằng sau thuật toán tìm kiếm mờ và cấu hình trọng số</w:t>
+        <w:t>3.6.1. Xây dựng danh sách kề từ cấu trúc dữ liệu JSON</w:t>
       </w:r>
     </w:p>
     <w:p>
@@ -3511,14 +4943,25 @@
         <w:rPr>
           <w:szCs w:val="26"/>
         </w:rPr>
-        <w:t xml:space="preserve">Fuse.js cốt lõi hoạt động dựa trên thuật toán Bitap. Thuật toán này sử dụng các phép toán mức bit để đối sánh chuỗi xấp xỉ song song, từ đó tính toán ra Khoảng cách Levenshtein với tốc độ chớp nhoáng. Khoảng cách này đo lường số lượng thao tác tối thiểu </w:t>
-      </w:r>
-      <w:r>
-        <w:rPr>
-          <w:szCs w:val="26"/>
-        </w:rPr>
-        <w:lastRenderedPageBreak/>
-        <w:t>(chèn, xóa hoặc thay thế ký tự) cần thiết để biến đổi từ khóa người dùng gõ thành từ khóa có trong dữ liệu.</w:t>
+        <w:t>Ngay khi ứng dụng được khởi tạo và tệp cơ sở dữ liệu được nạp vào bộ nhớ, hệ thống sẽ tiến hành xây dựng một danh sách kề trong RAM. Dữ liệu này được bóc tách từ trường chứa các bài viết liên quan của từng thực thể tri thức. Đây là cấu trúc dữ liệu tối ưu cho việc duyệt đồ thị, cho phép thuật toán truy cập các nút lân cận một cách nhanh chóng nhất.</w:t>
+      </w:r>
+    </w:p>
+    <w:p>
+      <w:pPr>
+        <w:spacing w:before="0" w:after="160" w:line="360" w:lineRule="auto"/>
+        <w:rPr>
+          <w:b/>
+          <w:bCs/>
+          <w:szCs w:val="26"/>
+        </w:rPr>
+      </w:pPr>
+      <w:r>
+        <w:rPr>
+          <w:b/>
+          <w:bCs/>
+          <w:szCs w:val="26"/>
+        </w:rPr>
+        <w:t>3.6.2. Cơ chế vận hành thuật toán tìm kiếm lộ trình</w:t>
       </w:r>
     </w:p>
     <w:p>
@@ -3533,175 +4976,17 @@
         <w:rPr>
           <w:szCs w:val="26"/>
         </w:rPr>
-        <w:t>Để điều hướng bộ máy tìm kiếm ưu tiên trả về các kết quả có giá trị học thuật cao nhất, hệ thống phân bổ mức độ ưu tiên cho các trường nội dung như sau:</w:t>
+        <w:t>Khi người dùng thực hiện yêu cầu tìm lộ trình, hệ thống vận hành thuật toán tìm kiếm theo chiều rộng trên danh sách kề đã xây dựng. Mặc dù trên giao diện người dùng, các thuật ngữ kỹ thuật đã được lược bỏ để giữ sự tinh gọn và thân thiện, nhưng bản chất logic vẫn đảm bảo tính khoa học và độ chính xác cao. Thuật toán sẽ duyệt qua mạng lưới liên kết và trả về một dãy các bài học theo đúng trình tự logic cần thiết để đi từ điểm xuất phát đến đích đến.</w:t>
       </w:r>
     </w:p>
     <w:p>
       <w:pPr>
         <w:spacing w:before="0" w:after="160" w:line="360" w:lineRule="auto"/>
-        <w:rPr>
-          <w:szCs w:val="26"/>
-        </w:rPr>
-      </w:pPr>
-      <w:r>
-        <w:rPr>
-          <w:szCs w:val="26"/>
-        </w:rPr>
-        <w:t>JavaScript</w:t>
-      </w:r>
-    </w:p>
-    <w:p>
-      <w:pPr>
-        <w:spacing w:before="0" w:after="160" w:line="360" w:lineRule="auto"/>
-        <w:rPr>
-          <w:szCs w:val="26"/>
-        </w:rPr>
-      </w:pPr>
-      <w:r>
-        <w:rPr>
-          <w:szCs w:val="26"/>
-        </w:rPr>
-        <w:t>const fuseOptions = {</w:t>
-      </w:r>
-    </w:p>
-    <w:p>
-      <w:pPr>
-        <w:spacing w:before="0" w:after="160" w:line="360" w:lineRule="auto"/>
-        <w:rPr>
-          <w:szCs w:val="26"/>
-        </w:rPr>
-      </w:pPr>
-      <w:r>
-        <w:rPr>
-          <w:szCs w:val="26"/>
-        </w:rPr>
-        <w:t xml:space="preserve">    keys: [</w:t>
-      </w:r>
-    </w:p>
-    <w:p>
-      <w:pPr>
-        <w:spacing w:before="0" w:after="160" w:line="360" w:lineRule="auto"/>
-        <w:rPr>
-          <w:szCs w:val="26"/>
-        </w:rPr>
-      </w:pPr>
-      <w:r>
-        <w:rPr>
-          <w:szCs w:val="26"/>
-        </w:rPr>
-        <w:t xml:space="preserve">        { name: 'title', weight: 0.5 },</w:t>
-      </w:r>
-    </w:p>
-    <w:p>
-      <w:pPr>
-        <w:spacing w:before="0" w:after="160" w:line="360" w:lineRule="auto"/>
-        <w:rPr>
-          <w:szCs w:val="26"/>
-        </w:rPr>
-      </w:pPr>
-      <w:r>
-        <w:rPr>
-          <w:szCs w:val="26"/>
-        </w:rPr>
-        <w:t xml:space="preserve">        { name: 'tags', weight: 0.3 },</w:t>
-      </w:r>
-    </w:p>
-    <w:p>
-      <w:pPr>
-        <w:spacing w:before="0" w:after="160" w:line="360" w:lineRule="auto"/>
-        <w:rPr>
-          <w:szCs w:val="26"/>
-        </w:rPr>
-      </w:pPr>
-      <w:r>
-        <w:rPr>
-          <w:szCs w:val="26"/>
-        </w:rPr>
-        <w:t xml:space="preserve">        { name: 'content', weight: 0.2 }</w:t>
-      </w:r>
-    </w:p>
-    <w:p>
-      <w:pPr>
-        <w:spacing w:before="0" w:after="160" w:line="360" w:lineRule="auto"/>
-        <w:rPr>
-          <w:szCs w:val="26"/>
-        </w:rPr>
-      </w:pPr>
-      <w:r>
-        <w:rPr>
-          <w:szCs w:val="26"/>
-        </w:rPr>
-        <w:t xml:space="preserve">    ],</w:t>
-      </w:r>
-    </w:p>
-    <w:p>
-      <w:pPr>
-        <w:spacing w:before="0" w:after="160" w:line="360" w:lineRule="auto"/>
-        <w:rPr>
-          <w:szCs w:val="26"/>
-        </w:rPr>
-      </w:pPr>
-      <w:r>
-        <w:rPr>
-          <w:szCs w:val="26"/>
-        </w:rPr>
-        <w:t xml:space="preserve">    threshold: 0.4,</w:t>
-      </w:r>
-    </w:p>
-    <w:p>
-      <w:pPr>
-        <w:spacing w:before="0" w:after="160" w:line="360" w:lineRule="auto"/>
-        <w:rPr>
-          <w:szCs w:val="26"/>
-        </w:rPr>
-      </w:pPr>
-      <w:r>
-        <w:rPr>
-          <w:szCs w:val="26"/>
-        </w:rPr>
-        <w:t xml:space="preserve">    ignoreLocation: true</w:t>
-      </w:r>
-    </w:p>
-    <w:p>
-      <w:pPr>
-        <w:spacing w:before="0" w:after="160" w:line="360" w:lineRule="auto"/>
-        <w:rPr>
-          <w:szCs w:val="26"/>
-        </w:rPr>
-      </w:pPr>
-      <w:r>
-        <w:rPr>
-          <w:szCs w:val="26"/>
-        </w:rPr>
-        <w:t>};</w:t>
-      </w:r>
-    </w:p>
-    <w:p>
-      <w:pPr>
-        <w:spacing w:before="0" w:after="160" w:line="360" w:lineRule="auto"/>
-        <w:rPr>
-          <w:szCs w:val="26"/>
-        </w:rPr>
-      </w:pPr>
-      <w:r>
         <w:rPr>
           <w:b/>
           <w:bCs/>
           <w:szCs w:val="26"/>
         </w:rPr>
-        <w:t>Chiến lược phân bổ trọng số:</w:t>
-      </w:r>
-    </w:p>
-    <w:p>
-      <w:pPr>
-        <w:numPr>
-          <w:ilvl w:val="0"/>
-          <w:numId w:val="50"/>
-        </w:numPr>
-        <w:spacing w:before="0" w:after="160" w:line="360" w:lineRule="auto"/>
-        <w:rPr>
-          <w:szCs w:val="26"/>
-        </w:rPr>
       </w:pPr>
       <w:r>
         <w:rPr>
@@ -3709,22 +4994,44 @@
           <w:bCs/>
           <w:szCs w:val="26"/>
         </w:rPr>
-        <w:t>Tiêu đề (Tầm quan trọng 50%):</w:t>
-      </w:r>
-      <w:r>
-        <w:rPr>
-          <w:szCs w:val="26"/>
-        </w:rPr>
-        <w:t xml:space="preserve"> Tiêu đề thường phản ánh đúng bản chất của kiến thức (ví dụ: "Định lý Rolle"). Việc gán trọng số cao nhất đảm bảo rằng nếu từ khóa khớp với tiêu đề, điểm mức độ liên quan của bài viết đó sẽ được đẩy lên cao, giúp nó xuất hiện ở nhóm kết quả đầu tiên.</w:t>
-      </w:r>
-    </w:p>
-    <w:p>
-      <w:pPr>
-        <w:numPr>
-          <w:ilvl w:val="0"/>
-          <w:numId w:val="50"/>
-        </w:numPr>
+        <w:lastRenderedPageBreak/>
+        <w:t>3.6.3. Trực quan hóa lộ trình bằng giao diện dòng thời gian</w:t>
+      </w:r>
+    </w:p>
+    <w:p>
+      <w:pPr>
         <w:spacing w:before="0" w:after="160" w:line="360" w:lineRule="auto"/>
+        <w:ind w:firstLine="720"/>
+        <w:rPr>
+          <w:szCs w:val="26"/>
+        </w:rPr>
+      </w:pPr>
+      <w:r>
+        <w:rPr>
+          <w:szCs w:val="26"/>
+        </w:rPr>
+        <w:t>Để kết quả tìm kiếm không chỉ là một danh sách văn bản khô khan, hệ thống sử dụng giao diện dòng thời gian để hiển thị lộ trình. Mỗi bước trong lộ trình được trình bày rõ ràng với các chỉ dẫn bắt đầu, bước tiếp theo và đích đến. Người dùng có thể nhấp trực tiếp vào từng thẻ bài học trên luồng thời gian này để mở nội dung chi tiết. Sự kết hợp giữa logic toán học của thuật toán tìm kiếm và tính trực quan của giao diện đã biến một bài toán đồ thị phức tạp thành một công cụ học tập dễ tiếp cận và đầy cảm hứng.</w:t>
+      </w:r>
+    </w:p>
+    <w:p>
+      <w:pPr>
+        <w:spacing w:before="0" w:after="160" w:line="360" w:lineRule="auto"/>
+        <w:rPr>
+          <w:szCs w:val="26"/>
+          <w:lang w:val="vi-VN"/>
+        </w:rPr>
+      </w:pPr>
+      <w:r>
+        <w:rPr>
+          <w:szCs w:val="26"/>
+          <w:lang w:val="vi-VN"/>
+        </w:rPr>
+        <w:br w:type="page"/>
+      </w:r>
+    </w:p>
+    <w:p>
+      <w:pPr>
+        <w:spacing w:line="360" w:lineRule="auto"/>
         <w:rPr>
           <w:szCs w:val="26"/>
         </w:rPr>
@@ -3735,1643 +5042,450 @@
           <w:bCs/>
           <w:szCs w:val="26"/>
         </w:rPr>
-        <w:t>Nhãn từ khóa (Tầm quan trọng 30%):</w:t>
-      </w:r>
-      <w:r>
-        <w:rPr>
-          <w:szCs w:val="26"/>
-        </w:rPr>
-        <w:t xml:space="preserve"> Hoạt động như các cụm từ khóa mở rộng. Nhãn được hệ thống tự động sinh ra chứa các từ đồng nghĩa, giúp gom nhóm các kiến thức có liên quan chặt chẽ với nhau.</w:t>
-      </w:r>
-    </w:p>
-    <w:p>
-      <w:pPr>
-        <w:numPr>
-          <w:ilvl w:val="0"/>
-          <w:numId w:val="50"/>
-        </w:numPr>
-        <w:spacing w:before="0" w:after="160" w:line="360" w:lineRule="auto"/>
-        <w:rPr>
-          <w:szCs w:val="26"/>
-        </w:rPr>
-      </w:pPr>
-      <w:r>
-        <w:rPr>
-          <w:b/>
-          <w:bCs/>
-          <w:szCs w:val="26"/>
-        </w:rPr>
         <w:lastRenderedPageBreak/>
-        <w:t>Nội dung chi tiết (Tầm quan trọng 20%):</w:t>
-      </w:r>
-      <w:r>
-        <w:rPr>
-          <w:szCs w:val="26"/>
-        </w:rPr>
-        <w:t xml:space="preserve"> Đóng vai trò là màng lọc dự phòng. Tính năng này phát huy tác dụng khi sinh viên tìm kiếm một cụm từ cụ thể hoặc một công thức nằm ẩn sâu bên trong định nghĩa mà không nằm trên tiêu đề.</w:t>
-      </w:r>
-    </w:p>
-    <w:p>
-      <w:pPr>
-        <w:numPr>
-          <w:ilvl w:val="0"/>
-          <w:numId w:val="50"/>
-        </w:numPr>
-        <w:spacing w:before="0" w:after="160" w:line="360" w:lineRule="auto"/>
-        <w:rPr>
-          <w:szCs w:val="26"/>
-        </w:rPr>
-      </w:pPr>
-      <w:r>
-        <w:rPr>
-          <w:b/>
-          <w:bCs/>
-          <w:szCs w:val="26"/>
-        </w:rPr>
-        <w:t>Ngưỡng dung sai (Mức 0.4):</w:t>
-      </w:r>
-      <w:r>
-        <w:rPr>
-          <w:szCs w:val="26"/>
-        </w:rPr>
-        <w:t xml:space="preserve"> Đây là con số được tinh chỉnh sau nhiều lần thử nghiệm. Nó đủ linh hoạt để hiểu được các lỗi đánh máy hoặc gõ tiếng Việt không dấu (như gõ "dao ham" vẫn tìm ra "Đạo hàm"), nhưng cũng đủ khắt khe để loại bỏ những kết quả bị nhiễu quá xa so với từ khóa gốc.</w:t>
-      </w:r>
-    </w:p>
-    <w:p>
-      <w:pPr>
-        <w:spacing w:before="0" w:after="160" w:line="360" w:lineRule="auto"/>
-        <w:rPr>
-          <w:b/>
-          <w:bCs/>
-          <w:szCs w:val="26"/>
-        </w:rPr>
-      </w:pPr>
-      <w:r>
-        <w:rPr>
-          <w:b/>
-          <w:bCs/>
-          <w:szCs w:val="26"/>
-        </w:rPr>
-        <w:t>3.4.2. Kỹ thuật phân mảnh kết xuất và quản lý luồng hiển thị</w:t>
-      </w:r>
-    </w:p>
-    <w:p>
-      <w:pPr>
-        <w:spacing w:before="0" w:after="160" w:line="360" w:lineRule="auto"/>
-        <w:ind w:firstLine="720"/>
-        <w:rPr>
-          <w:szCs w:val="26"/>
-        </w:rPr>
-      </w:pPr>
-      <w:r>
-        <w:rPr>
-          <w:szCs w:val="26"/>
-        </w:rPr>
-        <w:t>Khi sinh viên nhập một từ khóa phổ biến (ví dụ: "ma trận"), hệ thống có thể tìm thấy hàng trăm bài viết phù hợp. Về mặt kỹ thuật, nếu chúng ta ép trình duyệt phải chèn hàng ngàn khối mã HTML phức tạp chứa công thức toán học vào giao diện cùng một lúc, máy tính sẽ bị quá tải. Việc này khiến trình duyệt bị tụt khung hình, màn hình đơ cứng và không tiếp nhận các thao tác cuộn chuột từ người dùng.</w:t>
-      </w:r>
-    </w:p>
-    <w:p>
-      <w:pPr>
-        <w:spacing w:before="0" w:after="160" w:line="360" w:lineRule="auto"/>
-        <w:ind w:firstLine="720"/>
-        <w:rPr>
-          <w:szCs w:val="26"/>
-        </w:rPr>
-      </w:pPr>
-      <w:r>
-        <w:rPr>
-          <w:szCs w:val="26"/>
-        </w:rPr>
-        <w:t>Để giải quyết vấn đề nút thắt cổ chai hiển thị này, hệ thống áp dụng kỹ thuật phân mảnh kết xuất. Triết lý ở đây là "Chỉ xử lý hiển thị những gì người dùng đang cần xem ngay lúc đó".</w:t>
-      </w:r>
-    </w:p>
-    <w:p>
-      <w:pPr>
-        <w:spacing w:before="0" w:after="160" w:line="360" w:lineRule="auto"/>
-        <w:ind w:firstLine="720"/>
-        <w:rPr>
-          <w:szCs w:val="26"/>
-        </w:rPr>
-      </w:pPr>
-      <w:r>
-        <w:rPr>
-          <w:szCs w:val="26"/>
-        </w:rPr>
-        <w:t>Ứng dụng được thiết kế một bộ đệm kiểm soát, chỉ bơm vào giao diện một tập hợp gồm 10 bài viết tại một thời điểm:</w:t>
-      </w:r>
-    </w:p>
-    <w:p>
-      <w:pPr>
-        <w:spacing w:before="0" w:after="160" w:line="360" w:lineRule="auto"/>
-        <w:rPr>
-          <w:szCs w:val="26"/>
-        </w:rPr>
-      </w:pPr>
-      <w:r>
-        <w:rPr>
-          <w:szCs w:val="26"/>
-        </w:rPr>
-        <w:t>JavaScript</w:t>
-      </w:r>
-    </w:p>
-    <w:p>
-      <w:pPr>
-        <w:spacing w:before="0" w:after="160" w:line="360" w:lineRule="auto"/>
-        <w:rPr>
-          <w:szCs w:val="26"/>
-        </w:rPr>
-      </w:pPr>
-      <w:r>
-        <w:rPr>
-          <w:szCs w:val="26"/>
-        </w:rPr>
-        <w:t>const pageSize = 10;</w:t>
-      </w:r>
-    </w:p>
-    <w:p>
-      <w:pPr>
-        <w:spacing w:before="0" w:after="160" w:line="360" w:lineRule="auto"/>
-        <w:rPr>
-          <w:szCs w:val="26"/>
-        </w:rPr>
-      </w:pPr>
-      <w:r>
-        <w:rPr>
-          <w:szCs w:val="26"/>
-        </w:rPr>
-        <w:t>// Cắt lấy đúng 10 phần tử tiếp theo từ tập kết quả</w:t>
-      </w:r>
-    </w:p>
-    <w:p>
-      <w:pPr>
-        <w:spacing w:before="0" w:after="160" w:line="360" w:lineRule="auto"/>
-        <w:rPr>
-          <w:szCs w:val="26"/>
-        </w:rPr>
-      </w:pPr>
-      <w:r>
-        <w:rPr>
-          <w:szCs w:val="26"/>
-        </w:rPr>
-        <w:t>const topicsToRender = state.currentResults.slice(state.renderedCount, state.renderedCount + pageSize);</w:t>
-      </w:r>
-    </w:p>
-    <w:p>
-      <w:pPr>
-        <w:spacing w:before="0" w:after="160" w:line="360" w:lineRule="auto"/>
-        <w:rPr>
-          <w:szCs w:val="26"/>
-        </w:rPr>
-      </w:pPr>
-    </w:p>
-    <w:p>
-      <w:pPr>
-        <w:spacing w:before="0" w:after="160" w:line="360" w:lineRule="auto"/>
-        <w:rPr>
-          <w:szCs w:val="26"/>
-        </w:rPr>
-      </w:pPr>
-      <w:r>
-        <w:rPr>
-          <w:szCs w:val="26"/>
-        </w:rPr>
-        <w:t>// Quá trình render DOM và gọi KaTeX parser chỉ thực hiện trên 10 phần tử này</w:t>
-      </w:r>
-    </w:p>
-    <w:p>
-      <w:pPr>
-        <w:spacing w:before="0" w:after="160" w:line="360" w:lineRule="auto"/>
-        <w:rPr>
-          <w:szCs w:val="26"/>
-        </w:rPr>
-      </w:pPr>
-      <w:r>
-        <w:rPr>
-          <w:szCs w:val="26"/>
-        </w:rPr>
-        <w:lastRenderedPageBreak/>
-        <w:t>state.renderedCount += topicsToRender.length;</w:t>
-      </w:r>
-    </w:p>
-    <w:p>
-      <w:pPr>
-        <w:spacing w:before="0" w:after="160" w:line="360" w:lineRule="auto"/>
-        <w:ind w:firstLine="720"/>
-        <w:rPr>
-          <w:szCs w:val="26"/>
-        </w:rPr>
-      </w:pPr>
-      <w:r>
-        <w:rPr>
-          <w:b/>
-          <w:bCs/>
-          <w:szCs w:val="26"/>
-        </w:rPr>
-        <w:t>Cơ chế tối ưu hóa hiển thị an toàn:</w:t>
-      </w:r>
-    </w:p>
-    <w:p>
-      <w:pPr>
-        <w:numPr>
-          <w:ilvl w:val="0"/>
-          <w:numId w:val="51"/>
-        </w:numPr>
-        <w:spacing w:before="0" w:after="160" w:line="360" w:lineRule="auto"/>
-        <w:rPr>
-          <w:szCs w:val="26"/>
-        </w:rPr>
-      </w:pPr>
-      <w:r>
-        <w:rPr>
-          <w:szCs w:val="26"/>
-        </w:rPr>
-        <w:t>Hệ thống trích xuất một nhóm tối đa 10 bài viết từ kết quả bộ nhớ.</w:t>
-      </w:r>
-    </w:p>
-    <w:p>
-      <w:pPr>
-        <w:numPr>
-          <w:ilvl w:val="0"/>
-          <w:numId w:val="51"/>
-        </w:numPr>
-        <w:spacing w:before="0" w:after="160" w:line="360" w:lineRule="auto"/>
-        <w:rPr>
-          <w:szCs w:val="26"/>
-        </w:rPr>
-      </w:pPr>
-      <w:r>
-        <w:rPr>
-          <w:szCs w:val="26"/>
-        </w:rPr>
-        <w:t>Tiến hành nối chuỗi nội dung HTML của các bài viết này vào một vùng nhớ đệm ẩn danh. Thao tác trên vùng nhớ ảo này không kích hoạt quá trình vẽ lại giao diện của trình duyệt.</w:t>
-      </w:r>
-    </w:p>
-    <w:p>
-      <w:pPr>
-        <w:numPr>
-          <w:ilvl w:val="0"/>
-          <w:numId w:val="51"/>
-        </w:numPr>
-        <w:spacing w:before="0" w:after="160" w:line="360" w:lineRule="auto"/>
-        <w:rPr>
-          <w:szCs w:val="26"/>
-        </w:rPr>
-      </w:pPr>
-      <w:r>
-        <w:rPr>
-          <w:szCs w:val="26"/>
-        </w:rPr>
-        <w:t>Công cụ KaTeX quét qua vùng nhớ đệm, tìm các phân đoạn mã hóa toán học và biên dịch chúng thành các khối giao diện đẹp mắt. Tốc độ biên dịch lúc này đạt mức tối đa do không bị chi phối bởi quy trình vẽ ra màn hình.</w:t>
-      </w:r>
-    </w:p>
-    <w:p>
-      <w:pPr>
-        <w:numPr>
-          <w:ilvl w:val="0"/>
-          <w:numId w:val="51"/>
-        </w:numPr>
-        <w:spacing w:before="0" w:after="160" w:line="360" w:lineRule="auto"/>
-        <w:rPr>
-          <w:szCs w:val="26"/>
-        </w:rPr>
-      </w:pPr>
-      <w:r>
-        <w:rPr>
-          <w:szCs w:val="26"/>
-        </w:rPr>
-        <w:t>Chỉ khi đã chuẩn bị xong xuôi, toàn bộ khối nội dung đó mới được đưa ra hiển thị chính thức trên khu vực kết quả. Thao tác này diễn ra chớp nhoáng và không làm gián đoạn trải nghiệm người dùng.</w:t>
-      </w:r>
-    </w:p>
-    <w:p>
-      <w:pPr>
-        <w:numPr>
-          <w:ilvl w:val="0"/>
-          <w:numId w:val="51"/>
-        </w:numPr>
-        <w:spacing w:before="0" w:after="160" w:line="360" w:lineRule="auto"/>
-        <w:rPr>
-          <w:szCs w:val="26"/>
-        </w:rPr>
-      </w:pPr>
-      <w:r>
-        <w:rPr>
-          <w:szCs w:val="26"/>
-        </w:rPr>
-        <w:t>Hệ thống kiểm tra nếu vẫn còn bài viết chưa hiển thị, một nút "Tải thêm" sẽ được đính kèm vào cuối danh sách. Khi người dùng cuộn tới mép dưới màn hình, hệ thống mới lặp lại quy trình trên để giải phóng nhóm 10 bài tiếp theo.</w:t>
-      </w:r>
-    </w:p>
-    <w:p>
-      <w:pPr>
-        <w:spacing w:before="0" w:after="160" w:line="360" w:lineRule="auto"/>
-        <w:ind w:firstLine="720"/>
-        <w:rPr>
-          <w:szCs w:val="26"/>
-        </w:rPr>
-      </w:pPr>
-      <w:r>
-        <w:rPr>
-          <w:szCs w:val="26"/>
-        </w:rPr>
-        <w:t>Cách làm chia nhỏ công việc này đảm bảo ứng dụng luôn giữ được độ mượt mà, thời gian phản hồi các thao tác click chuột luôn duy trì ở mức lý tưởng, đáp ứng tiêu chuẩn hiệu năng khắt khe của các trình duyệt hiện đại.</w:t>
-      </w:r>
-    </w:p>
-    <w:p>
-      <w:pPr>
-        <w:spacing w:before="0" w:after="160" w:line="360" w:lineRule="auto"/>
-        <w:rPr>
-          <w:b/>
-          <w:bCs/>
-          <w:szCs w:val="26"/>
-        </w:rPr>
-      </w:pPr>
-      <w:r>
-        <w:rPr>
-          <w:b/>
-          <w:bCs/>
-          <w:szCs w:val="26"/>
-        </w:rPr>
-        <w:t>3.5. Thiết kế giao diện và trải nghiệm người dùng</w:t>
-      </w:r>
-    </w:p>
-    <w:p>
-      <w:pPr>
-        <w:spacing w:before="0" w:after="160" w:line="360" w:lineRule="auto"/>
-        <w:ind w:firstLine="720"/>
-        <w:rPr>
-          <w:szCs w:val="26"/>
-        </w:rPr>
-      </w:pPr>
-      <w:r>
-        <w:rPr>
-          <w:szCs w:val="26"/>
-        </w:rPr>
-        <w:t>Yếu tố tiên quyết để đảm bảo tính khả dụng của một hệ thống giáo dục là giao diện. Nó phải trực quan, thân thiện và hạn chế tối đa việc gây mỏi mắt cho sinh viên trong những phiên học tập kéo dài. Giao diện của phần mềm được xây dựng dựa trên nền tảng Bootstrap 5, ứng dụng phong cách thiết kế kính mờ hiện đại để tạo chiều không gian có chiều sâu và thoáng đãng.</w:t>
-      </w:r>
-    </w:p>
-    <w:p>
-      <w:pPr>
-        <w:spacing w:before="0" w:after="160" w:line="360" w:lineRule="auto"/>
-        <w:rPr>
-          <w:b/>
-          <w:bCs/>
-          <w:szCs w:val="26"/>
-        </w:rPr>
-      </w:pPr>
-      <w:r>
-        <w:rPr>
-          <w:b/>
-          <w:bCs/>
-          <w:szCs w:val="26"/>
-        </w:rPr>
-        <w:t>3.5.1. Hệ thống lọc tri thức đa tầng</w:t>
-      </w:r>
-    </w:p>
-    <w:p>
-      <w:pPr>
-        <w:spacing w:before="0" w:after="160" w:line="360" w:lineRule="auto"/>
-        <w:ind w:firstLine="720"/>
-        <w:rPr>
-          <w:szCs w:val="26"/>
-        </w:rPr>
-      </w:pPr>
-      <w:r>
-        <w:rPr>
-          <w:szCs w:val="26"/>
-        </w:rPr>
-        <w:lastRenderedPageBreak/>
-        <w:t>Thanh điều hướng bên trái đóng vai trò là một bảng điều khiển bộ lọc nhiều lớp. Về mặt bản chất toán học, lõi logic xử lý phía dưới chính là sự thực thi của nguyên lý giao các tập hợp.</w:t>
-      </w:r>
-    </w:p>
-    <w:p>
-      <w:pPr>
-        <w:spacing w:before="0" w:after="160" w:line="360" w:lineRule="auto"/>
-        <w:ind w:firstLine="720"/>
-        <w:rPr>
-          <w:szCs w:val="26"/>
-        </w:rPr>
-      </w:pPr>
-      <w:r>
-        <w:rPr>
-          <w:szCs w:val="26"/>
-        </w:rPr>
-        <w:t>Mỗi khi người dùng nhấp chuột thay đổi điều kiện (ví dụ: nhấp chọn môn Đại số, chọn Chương 6), ứng dụng tức thời thu thập các trạng thái điều kiện đang có. Dữ liệu sẽ chạy qua một chuỗi các lớp lọc liên tiếp:</w:t>
-      </w:r>
-    </w:p>
-    <w:p>
-      <w:pPr>
-        <w:numPr>
-          <w:ilvl w:val="0"/>
-          <w:numId w:val="52"/>
-        </w:numPr>
-        <w:spacing w:before="0" w:after="160" w:line="360" w:lineRule="auto"/>
-        <w:rPr>
-          <w:szCs w:val="26"/>
-        </w:rPr>
-      </w:pPr>
-      <w:r>
-        <w:rPr>
-          <w:b/>
-          <w:bCs/>
-          <w:szCs w:val="26"/>
-        </w:rPr>
-        <w:t>Lọc theo nội dung:</w:t>
-      </w:r>
-      <w:r>
-        <w:rPr>
-          <w:szCs w:val="26"/>
-        </w:rPr>
-        <w:t xml:space="preserve"> Nếu người dùng có gõ từ khóa tìm kiếm, hệ thống sẽ ánh xạ kho dữ liệu qua công cụ Fuse.js để tạo ra tập kết quả sát nghĩa nhất.</w:t>
-      </w:r>
-    </w:p>
-    <w:p>
-      <w:pPr>
-        <w:numPr>
-          <w:ilvl w:val="0"/>
-          <w:numId w:val="52"/>
-        </w:numPr>
-        <w:spacing w:before="0" w:after="160" w:line="360" w:lineRule="auto"/>
-        <w:rPr>
-          <w:szCs w:val="26"/>
-        </w:rPr>
-      </w:pPr>
-      <w:r>
-        <w:rPr>
-          <w:b/>
-          <w:bCs/>
-          <w:szCs w:val="26"/>
-        </w:rPr>
-        <w:t>Lọc theo môn học:</w:t>
-      </w:r>
-      <w:r>
-        <w:rPr>
-          <w:szCs w:val="26"/>
-        </w:rPr>
-        <w:t xml:space="preserve"> Tập dữ liệu tiếp tục được thu hẹp lại, chỉ giữ các bài thuộc môn học được chọn.</w:t>
-      </w:r>
-    </w:p>
-    <w:p>
-      <w:pPr>
-        <w:numPr>
-          <w:ilvl w:val="0"/>
-          <w:numId w:val="52"/>
-        </w:numPr>
-        <w:spacing w:before="0" w:after="160" w:line="360" w:lineRule="auto"/>
-        <w:rPr>
-          <w:szCs w:val="26"/>
-        </w:rPr>
-      </w:pPr>
-      <w:r>
-        <w:rPr>
-          <w:b/>
-          <w:bCs/>
-          <w:szCs w:val="26"/>
-        </w:rPr>
-        <w:t>Lọc theo không gian cục bộ:</w:t>
-      </w:r>
-      <w:r>
-        <w:rPr>
-          <w:szCs w:val="26"/>
-        </w:rPr>
-        <w:t xml:space="preserve"> Thu hẹp tiếp dữ liệu chỉ lấy các bài nằm trong phạm vi chương mong muốn.</w:t>
-      </w:r>
-    </w:p>
-    <w:p>
-      <w:pPr>
-        <w:numPr>
-          <w:ilvl w:val="0"/>
-          <w:numId w:val="52"/>
-        </w:numPr>
-        <w:spacing w:before="0" w:after="160" w:line="360" w:lineRule="auto"/>
-        <w:rPr>
-          <w:szCs w:val="26"/>
-        </w:rPr>
-      </w:pPr>
-      <w:r>
-        <w:rPr>
-          <w:b/>
-          <w:bCs/>
-          <w:szCs w:val="26"/>
-        </w:rPr>
-        <w:t>Lọc theo phân loại:</w:t>
-      </w:r>
-      <w:r>
-        <w:rPr>
-          <w:szCs w:val="26"/>
-        </w:rPr>
-        <w:t xml:space="preserve"> Cuối cùng, lọc theo nhãn đặc tính (như chỉ tìm định lý, hoặc chỉ tìm bài tập).</w:t>
-      </w:r>
-    </w:p>
-    <w:p>
-      <w:pPr>
-        <w:spacing w:before="0" w:after="160" w:line="360" w:lineRule="auto"/>
-        <w:ind w:firstLine="720"/>
-        <w:rPr>
-          <w:szCs w:val="26"/>
-        </w:rPr>
-      </w:pPr>
-      <w:r>
-        <w:rPr>
-          <w:szCs w:val="26"/>
-        </w:rPr>
-        <w:t>Cách kiến trúc thuật toán này giúp hệ thống cô lập chính xác những kiến thức cần tìm theo nhiều trục khác nhau. Một yêu cầu phức tạp như "Tìm mọi Định lý liên quan đến chữ ma trận trong Chương 6 của môn Đại số tuyến tính" được hệ thống giải quyết trơn tru và trả kết quả lên màn hình chỉ trong vài tích tắc.</w:t>
-      </w:r>
-    </w:p>
-    <w:p>
-      <w:pPr>
-        <w:spacing w:before="0" w:after="160" w:line="360" w:lineRule="auto"/>
-        <w:rPr>
-          <w:b/>
-          <w:bCs/>
-          <w:szCs w:val="26"/>
-        </w:rPr>
-      </w:pPr>
-      <w:r>
-        <w:rPr>
-          <w:b/>
-          <w:bCs/>
-          <w:szCs w:val="26"/>
-        </w:rPr>
-        <w:t>3.5.2. Chế độ Tối và khả năng thích ứng giao diện</w:t>
-      </w:r>
-    </w:p>
-    <w:p>
-      <w:pPr>
-        <w:spacing w:before="0" w:after="160" w:line="360" w:lineRule="auto"/>
-        <w:ind w:firstLine="720"/>
-        <w:rPr>
-          <w:szCs w:val="26"/>
-        </w:rPr>
-      </w:pPr>
-      <w:r>
-        <w:rPr>
-          <w:szCs w:val="26"/>
-        </w:rPr>
-        <w:t>Nhận thức được thói quen làm việc muộn vào ban đêm của sinh viên khối ngành kỹ thuật, Chế độ Sáng/Tối được xem là một tính năng thiết yếu giúp bảo vệ mắt chứ không đơn thuần là để trang trí.</w:t>
-      </w:r>
-    </w:p>
-    <w:p>
-      <w:pPr>
-        <w:spacing w:before="0" w:after="160" w:line="360" w:lineRule="auto"/>
-        <w:ind w:firstLine="720"/>
-        <w:rPr>
-          <w:szCs w:val="26"/>
-        </w:rPr>
-      </w:pPr>
-      <w:r>
-        <w:rPr>
-          <w:szCs w:val="26"/>
-        </w:rPr>
-        <w:t>Thay vì thiết kế theo kiểu cũ (duy trì hai bộ tệp giao diện khổng lồ riêng biệt và hoán đổi chúng gây chớp đen màn hình), hệ thống tận dụng sức mạnh của các biến màu sắc trong CSS. Mọi thông số như màu nền, độ bóng, độ đục đều được chuyển thành các biến số:</w:t>
-      </w:r>
-    </w:p>
-    <w:p>
-      <w:pPr>
-        <w:spacing w:before="0" w:after="160" w:line="360" w:lineRule="auto"/>
-        <w:rPr>
-          <w:szCs w:val="26"/>
-        </w:rPr>
-      </w:pPr>
-      <w:r>
-        <w:rPr>
-          <w:szCs w:val="26"/>
-        </w:rPr>
-        <w:lastRenderedPageBreak/>
-        <w:t>CSS</w:t>
-      </w:r>
-    </w:p>
-    <w:p>
-      <w:pPr>
-        <w:spacing w:before="0" w:after="160" w:line="360" w:lineRule="auto"/>
-        <w:rPr>
-          <w:szCs w:val="26"/>
-        </w:rPr>
-      </w:pPr>
-      <w:r>
-        <w:rPr>
-          <w:szCs w:val="26"/>
-        </w:rPr>
-        <w:t>/* Trạng thái mặc định (Chế độ Tối) */</w:t>
-      </w:r>
-    </w:p>
-    <w:p>
-      <w:pPr>
-        <w:spacing w:before="0" w:after="160" w:line="360" w:lineRule="auto"/>
-        <w:rPr>
-          <w:szCs w:val="26"/>
-        </w:rPr>
-      </w:pPr>
-      <w:r>
-        <w:rPr>
-          <w:szCs w:val="26"/>
-        </w:rPr>
-        <w:t>[data-bs-theme="dark"] {</w:t>
-      </w:r>
-    </w:p>
-    <w:p>
-      <w:pPr>
-        <w:spacing w:before="0" w:after="160" w:line="360" w:lineRule="auto"/>
-        <w:rPr>
-          <w:szCs w:val="26"/>
-        </w:rPr>
-      </w:pPr>
-      <w:r>
-        <w:rPr>
-          <w:szCs w:val="26"/>
-        </w:rPr>
-        <w:t xml:space="preserve">    --bg-dark: #0f172a;               /* Màu nền không gian tối */</w:t>
-      </w:r>
-    </w:p>
-    <w:p>
-      <w:pPr>
-        <w:spacing w:before="0" w:after="160" w:line="360" w:lineRule="auto"/>
-        <w:rPr>
-          <w:szCs w:val="26"/>
-        </w:rPr>
-      </w:pPr>
-      <w:r>
-        <w:rPr>
-          <w:szCs w:val="26"/>
-        </w:rPr>
-        <w:t xml:space="preserve">    --bg-panel: rgba(30, 41, 59, 0.7);/* Độ trong suốt của các hộp nội dung */</w:t>
-      </w:r>
-    </w:p>
-    <w:p>
-      <w:pPr>
-        <w:spacing w:before="0" w:after="160" w:line="360" w:lineRule="auto"/>
-        <w:rPr>
-          <w:szCs w:val="26"/>
-        </w:rPr>
-      </w:pPr>
-      <w:r>
-        <w:rPr>
-          <w:szCs w:val="26"/>
-        </w:rPr>
-        <w:t xml:space="preserve">    --text-main: #f8fafc;             /* Màu chữ tương phản dễ đọc */</w:t>
-      </w:r>
-    </w:p>
-    <w:p>
-      <w:pPr>
-        <w:spacing w:before="0" w:after="160" w:line="360" w:lineRule="auto"/>
-        <w:rPr>
-          <w:szCs w:val="26"/>
-        </w:rPr>
-      </w:pPr>
-      <w:r>
-        <w:rPr>
-          <w:szCs w:val="26"/>
-        </w:rPr>
-        <w:t>}</w:t>
-      </w:r>
-    </w:p>
-    <w:p>
-      <w:pPr>
-        <w:spacing w:before="0" w:after="160" w:line="360" w:lineRule="auto"/>
-        <w:rPr>
-          <w:szCs w:val="26"/>
-        </w:rPr>
-      </w:pPr>
-    </w:p>
-    <w:p>
-      <w:pPr>
-        <w:spacing w:before="0" w:after="160" w:line="360" w:lineRule="auto"/>
-        <w:rPr>
-          <w:szCs w:val="26"/>
-        </w:rPr>
-      </w:pPr>
-      <w:r>
-        <w:rPr>
-          <w:szCs w:val="26"/>
-        </w:rPr>
-        <w:t>/* Ghi đè trạng thái khi ở Chế độ Sáng */</w:t>
-      </w:r>
-    </w:p>
-    <w:p>
-      <w:pPr>
-        <w:spacing w:before="0" w:after="160" w:line="360" w:lineRule="auto"/>
-        <w:rPr>
-          <w:szCs w:val="26"/>
-        </w:rPr>
-      </w:pPr>
-      <w:r>
-        <w:rPr>
-          <w:szCs w:val="26"/>
-        </w:rPr>
-        <w:t>[data-bs-theme="light"] {</w:t>
-      </w:r>
-    </w:p>
-    <w:p>
-      <w:pPr>
-        <w:spacing w:before="0" w:after="160" w:line="360" w:lineRule="auto"/>
-        <w:rPr>
-          <w:szCs w:val="26"/>
-        </w:rPr>
-      </w:pPr>
-      <w:r>
-        <w:rPr>
-          <w:szCs w:val="26"/>
-        </w:rPr>
-        <w:t xml:space="preserve">    --bg-dark: #f8fafc;</w:t>
-      </w:r>
-    </w:p>
-    <w:p>
-      <w:pPr>
-        <w:spacing w:before="0" w:after="160" w:line="360" w:lineRule="auto"/>
-        <w:rPr>
-          <w:szCs w:val="26"/>
-        </w:rPr>
-      </w:pPr>
-      <w:r>
-        <w:rPr>
-          <w:szCs w:val="26"/>
-        </w:rPr>
-        <w:t xml:space="preserve">    --bg-panel: rgba(255, 255, 255, 0.7);</w:t>
-      </w:r>
-    </w:p>
-    <w:p>
-      <w:pPr>
-        <w:spacing w:before="0" w:after="160" w:line="360" w:lineRule="auto"/>
-        <w:rPr>
-          <w:szCs w:val="26"/>
-        </w:rPr>
-      </w:pPr>
-      <w:r>
-        <w:rPr>
-          <w:szCs w:val="26"/>
-        </w:rPr>
-        <w:t xml:space="preserve">    --text-main: #0f172a;</w:t>
-      </w:r>
-    </w:p>
-    <w:p>
-      <w:pPr>
-        <w:spacing w:before="0" w:after="160" w:line="360" w:lineRule="auto"/>
-        <w:rPr>
-          <w:szCs w:val="26"/>
-        </w:rPr>
-      </w:pPr>
-      <w:r>
-        <w:rPr>
-          <w:szCs w:val="26"/>
-        </w:rPr>
-        <w:t>}</w:t>
-      </w:r>
-    </w:p>
-    <w:p>
-      <w:pPr>
-        <w:spacing w:before="0" w:after="160" w:line="360" w:lineRule="auto"/>
-        <w:ind w:firstLine="720"/>
-        <w:rPr>
-          <w:szCs w:val="26"/>
-        </w:rPr>
-      </w:pPr>
-      <w:r>
-        <w:rPr>
-          <w:szCs w:val="26"/>
-        </w:rPr>
-        <w:t>Khi người dùng bấm nút đổi màu trên thanh điều hướng, JavaScript không cần phải chạy vòng lặp để thay đổi thuộc tính của hàng ngàn phần tử đang hiển thị. Thay vào đó, nó chỉ thiết lập lại một biến trạng thái duy nhất ở cấp độ cao nhất của trang web.</w:t>
-      </w:r>
-    </w:p>
-    <w:p>
-      <w:pPr>
-        <w:spacing w:before="0" w:after="160" w:line="360" w:lineRule="auto"/>
-        <w:ind w:firstLine="720"/>
-        <w:rPr>
-          <w:szCs w:val="26"/>
-        </w:rPr>
-      </w:pPr>
-      <w:r>
-        <w:rPr>
-          <w:szCs w:val="26"/>
-        </w:rPr>
-        <w:t>Ngay lập tức, trình duyệt tự động cập nhật lại toàn bộ màu sắc của các thành phần con một cách mượt mà nhờ các hiệu ứng chuyển đổi mờ dần. Cấu hình màu sắc này đồng thời được lưu vào bộ nhớ cục bộ của trình duyệt để duy trì sở thích của người dùng cho những lần truy cập sau.</w:t>
-      </w:r>
-    </w:p>
-    <w:p>
-      <w:pPr>
-        <w:spacing w:before="0" w:after="160" w:line="360" w:lineRule="auto"/>
-        <w:rPr>
-          <w:szCs w:val="26"/>
-        </w:rPr>
-      </w:pPr>
-      <w:r>
-        <w:rPr>
-          <w:b/>
-          <w:bCs/>
-          <w:szCs w:val="26"/>
-        </w:rPr>
-        <w:t>Khả năng tự động co giãn đa nền tảng:</w:t>
-      </w:r>
-    </w:p>
-    <w:p>
-      <w:pPr>
-        <w:spacing w:before="0" w:after="160" w:line="360" w:lineRule="auto"/>
-        <w:ind w:firstLine="720"/>
-        <w:rPr>
-          <w:szCs w:val="26"/>
-        </w:rPr>
-      </w:pPr>
-      <w:r>
-        <w:rPr>
-          <w:szCs w:val="26"/>
-        </w:rPr>
-        <w:lastRenderedPageBreak/>
-        <w:t>Dựa trên hệ thống phân chia lưới của Bootstrap, giao diện phân chia không gian hiển thị một cách hợp lý để hỗ trợ nhiều loại thiết bị:</w:t>
-      </w:r>
-    </w:p>
-    <w:p>
-      <w:pPr>
-        <w:numPr>
-          <w:ilvl w:val="0"/>
-          <w:numId w:val="53"/>
-        </w:numPr>
-        <w:spacing w:before="0" w:after="160" w:line="360" w:lineRule="auto"/>
-        <w:rPr>
-          <w:szCs w:val="26"/>
-        </w:rPr>
-      </w:pPr>
-      <w:r>
-        <w:rPr>
-          <w:szCs w:val="26"/>
-        </w:rPr>
-        <w:t>Trên màn hình máy tính rộng rãi, thanh bộ lọc được cấp 25% diện tích cố định ở lề trái. Cấu trúc này đảm bảo sinh viên liên tục có quyền sử dụng các nút điều kiện mà không phải mất công cuộn trang ngược lên trên cùng.</w:t>
-      </w:r>
-    </w:p>
-    <w:p>
-      <w:pPr>
-        <w:numPr>
-          <w:ilvl w:val="0"/>
-          <w:numId w:val="53"/>
-        </w:numPr>
-        <w:spacing w:before="0" w:after="160" w:line="360" w:lineRule="auto"/>
-        <w:rPr>
-          <w:szCs w:val="26"/>
-        </w:rPr>
-      </w:pPr>
-      <w:r>
-        <w:rPr>
-          <w:szCs w:val="26"/>
-        </w:rPr>
-        <w:t>Tuy nhiên, khi người dùng mở web bằng điện thoại di động hoặc máy tính bảng (kích thước màn hình hạ xuống dưới 992px), hệ thống sẽ chủ động tự vệ bằng cách giấu thanh bộ lọc này đi. Toàn bộ 100% diện tích màn hình eo hẹp sẽ được nhường lại để hiển thị các phương trình vi phân phức tạp, tránh tình trạng công thức bị ép ngắt dòng gây khó đọc. Các công cụ lọc lúc này được thu gọn vào một thanh trượt phụ ngoài rìa màn hình, chỉ hiện ra khi người dùng bấm nút. Việc ưu tiên trải nghiệm trên thiết bị di động này mang lại cảm giác sử dụng tự nhiên, giúp người học duy trì sự tập trung cao nhất vào bài học.</w:t>
-      </w:r>
-    </w:p>
-    <w:p>
-      <w:pPr>
-        <w:spacing w:before="0" w:after="160" w:line="278" w:lineRule="auto"/>
-        <w:rPr>
-          <w:szCs w:val="26"/>
-          <w:lang w:val="vi-VN"/>
-        </w:rPr>
-      </w:pPr>
-      <w:r>
-        <w:rPr>
-          <w:szCs w:val="26"/>
-          <w:lang w:val="vi-VN"/>
-        </w:rPr>
-        <w:br w:type="page"/>
-      </w:r>
-    </w:p>
-    <w:sdt>
-      <w:sdtPr>
-        <w:rPr>
-          <w:szCs w:val="26"/>
-        </w:rPr>
-        <w:id w:val="1685319768"/>
-        <w:docPartObj>
-          <w:docPartGallery w:val="Bibliographies"/>
-          <w:docPartUnique/>
-        </w:docPartObj>
-      </w:sdtPr>
-      <w:sdtContent>
-        <w:sdt>
-          <w:sdtPr>
-            <w:rPr>
-              <w:szCs w:val="26"/>
-            </w:rPr>
-            <w:id w:val="111145805"/>
-            <w:bibliography/>
-          </w:sdtPr>
-          <w:sdtContent>
-            <w:p>
-              <w:pPr>
-                <w:spacing w:line="360" w:lineRule="auto"/>
-                <w:rPr>
-                  <w:rFonts w:asciiTheme="minorHAnsi" w:eastAsiaTheme="minorHAnsi" w:hAnsiTheme="minorHAnsi"/>
-                  <w:noProof/>
-                  <w:szCs w:val="26"/>
-                  <w:lang w:eastAsia="en-US"/>
-                </w:rPr>
-              </w:pPr>
-              <w:r>
-                <w:rPr>
-                  <w:b/>
-                  <w:bCs/>
-                  <w:szCs w:val="26"/>
-                </w:rPr>
-                <w:t>TÀI LIỆU THAM KHẢO</w:t>
-              </w:r>
-              <w:r>
-                <w:rPr>
-                  <w:szCs w:val="26"/>
-                </w:rPr>
-                <w:fldChar w:fldCharType="begin"/>
-              </w:r>
-              <w:r>
-                <w:rPr>
-                  <w:szCs w:val="26"/>
-                </w:rPr>
-                <w:instrText xml:space="preserve"> BIBLIOGRAPHY </w:instrText>
-              </w:r>
-              <w:r>
-                <w:rPr>
-                  <w:szCs w:val="26"/>
-                </w:rPr>
-                <w:fldChar w:fldCharType="separate"/>
-              </w:r>
-            </w:p>
-            <w:tbl>
-              <w:tblPr>
-                <w:tblW w:w="5000" w:type="pct"/>
-                <w:tblCellSpacing w:w="15" w:type="dxa"/>
-                <w:tblCellMar>
-                  <w:top w:w="15" w:type="dxa"/>
-                  <w:left w:w="15" w:type="dxa"/>
-                  <w:bottom w:w="15" w:type="dxa"/>
-                  <w:right w:w="15" w:type="dxa"/>
-                </w:tblCellMar>
-                <w:tblLook w:val="04A0" w:firstRow="1" w:lastRow="0" w:firstColumn="1" w:lastColumn="0" w:noHBand="0" w:noVBand="1"/>
-              </w:tblPr>
-              <w:tblGrid>
-                <w:gridCol w:w="379"/>
-                <w:gridCol w:w="8981"/>
-              </w:tblGrid>
-              <w:tr>
-                <w:trPr>
-                  <w:divId w:val="1209342542"/>
-                  <w:tblCellSpacing w:w="15" w:type="dxa"/>
-                </w:trPr>
-                <w:tc>
-                  <w:tcPr>
-                    <w:tcW w:w="50" w:type="pct"/>
-                    <w:hideMark/>
-                  </w:tcPr>
-                  <w:p>
-                    <w:pPr>
-                      <w:pStyle w:val="Bibliography"/>
-                      <w:spacing w:line="360" w:lineRule="auto"/>
-                      <w:rPr>
-                        <w:noProof/>
-                        <w:kern w:val="0"/>
-                        <w:szCs w:val="26"/>
-                        <w14:ligatures w14:val="none"/>
-                      </w:rPr>
-                    </w:pPr>
-                    <w:r>
-                      <w:rPr>
-                        <w:noProof/>
-                        <w:szCs w:val="26"/>
-                      </w:rPr>
-                      <w:t xml:space="preserve">[1] </w:t>
-                    </w:r>
-                  </w:p>
-                </w:tc>
-                <w:tc>
-                  <w:tcPr>
-                    <w:tcW w:w="0" w:type="auto"/>
-                    <w:hideMark/>
-                  </w:tcPr>
-                  <w:p>
-                    <w:pPr>
-                      <w:pStyle w:val="Bibliography"/>
-                      <w:spacing w:line="360" w:lineRule="auto"/>
-                      <w:rPr>
-                        <w:noProof/>
-                        <w:szCs w:val="26"/>
-                      </w:rPr>
-                    </w:pPr>
-                    <w:r>
-                      <w:rPr>
-                        <w:noProof/>
-                        <w:szCs w:val="26"/>
-                      </w:rPr>
-                      <w:t xml:space="preserve">K. H. Rosen, Discrete mathematics and its applications, New York: McGraw-Hill, 2012. </w:t>
-                    </w:r>
-                  </w:p>
-                </w:tc>
-              </w:tr>
-              <w:tr>
-                <w:trPr>
-                  <w:divId w:val="1209342542"/>
-                  <w:tblCellSpacing w:w="15" w:type="dxa"/>
-                </w:trPr>
-                <w:tc>
-                  <w:tcPr>
-                    <w:tcW w:w="50" w:type="pct"/>
-                    <w:hideMark/>
-                  </w:tcPr>
-                  <w:p>
-                    <w:pPr>
-                      <w:pStyle w:val="Bibliography"/>
-                      <w:spacing w:line="360" w:lineRule="auto"/>
-                      <w:rPr>
-                        <w:noProof/>
-                        <w:szCs w:val="26"/>
-                      </w:rPr>
-                    </w:pPr>
-                    <w:r>
-                      <w:rPr>
-                        <w:noProof/>
-                        <w:szCs w:val="26"/>
-                      </w:rPr>
-                      <w:t xml:space="preserve">[2] </w:t>
-                    </w:r>
-                  </w:p>
-                </w:tc>
-                <w:tc>
-                  <w:tcPr>
-                    <w:tcW w:w="0" w:type="auto"/>
-                    <w:hideMark/>
-                  </w:tcPr>
-                  <w:p>
-                    <w:pPr>
-                      <w:pStyle w:val="Bibliography"/>
-                      <w:spacing w:line="360" w:lineRule="auto"/>
-                      <w:rPr>
-                        <w:noProof/>
-                        <w:szCs w:val="26"/>
-                      </w:rPr>
-                    </w:pPr>
-                    <w:r>
-                      <w:rPr>
-                        <w:noProof/>
-                        <w:szCs w:val="26"/>
-                      </w:rPr>
-                      <w:t xml:space="preserve">E. Lehman, F. T. Leighton and A. R. Meyer, Mathematics for Computer Science, Cambridge: MIT OpenCourseWare, 2010. </w:t>
-                    </w:r>
-                  </w:p>
-                </w:tc>
-              </w:tr>
-              <w:tr>
-                <w:trPr>
-                  <w:divId w:val="1209342542"/>
-                  <w:tblCellSpacing w:w="15" w:type="dxa"/>
-                </w:trPr>
-                <w:tc>
-                  <w:tcPr>
-                    <w:tcW w:w="50" w:type="pct"/>
-                    <w:hideMark/>
-                  </w:tcPr>
-                  <w:p>
-                    <w:pPr>
-                      <w:pStyle w:val="Bibliography"/>
-                      <w:spacing w:line="360" w:lineRule="auto"/>
-                      <w:rPr>
-                        <w:noProof/>
-                        <w:szCs w:val="26"/>
-                      </w:rPr>
-                    </w:pPr>
-                    <w:r>
-                      <w:rPr>
-                        <w:noProof/>
-                        <w:szCs w:val="26"/>
-                      </w:rPr>
-                      <w:t xml:space="preserve">[3] </w:t>
-                    </w:r>
-                  </w:p>
-                </w:tc>
-                <w:tc>
-                  <w:tcPr>
-                    <w:tcW w:w="0" w:type="auto"/>
-                    <w:hideMark/>
-                  </w:tcPr>
-                  <w:p>
-                    <w:pPr>
-                      <w:pStyle w:val="Bibliography"/>
-                      <w:spacing w:line="360" w:lineRule="auto"/>
-                      <w:rPr>
-                        <w:noProof/>
-                        <w:szCs w:val="26"/>
-                      </w:rPr>
-                    </w:pPr>
-                    <w:r>
-                      <w:rPr>
-                        <w:noProof/>
-                        <w:szCs w:val="26"/>
-                      </w:rPr>
-                      <w:t>Y. A. Liu and M. Castellana, "Discrete Math with Programming: A Principled Approach," arXiv, Ithaca, 2020.</w:t>
-                    </w:r>
-                  </w:p>
-                </w:tc>
-              </w:tr>
-              <w:tr>
-                <w:trPr>
-                  <w:divId w:val="1209342542"/>
-                  <w:tblCellSpacing w:w="15" w:type="dxa"/>
-                </w:trPr>
-                <w:tc>
-                  <w:tcPr>
-                    <w:tcW w:w="50" w:type="pct"/>
-                    <w:hideMark/>
-                  </w:tcPr>
-                  <w:p>
-                    <w:pPr>
-                      <w:pStyle w:val="Bibliography"/>
-                      <w:spacing w:line="360" w:lineRule="auto"/>
-                      <w:rPr>
-                        <w:noProof/>
-                        <w:szCs w:val="26"/>
-                      </w:rPr>
-                    </w:pPr>
-                    <w:r>
-                      <w:rPr>
-                        <w:noProof/>
-                        <w:szCs w:val="26"/>
-                      </w:rPr>
-                      <w:t xml:space="preserve">[4] </w:t>
-                    </w:r>
-                  </w:p>
-                </w:tc>
-                <w:tc>
-                  <w:tcPr>
-                    <w:tcW w:w="0" w:type="auto"/>
-                    <w:hideMark/>
-                  </w:tcPr>
-                  <w:p>
-                    <w:pPr>
-                      <w:pStyle w:val="Bibliography"/>
-                      <w:spacing w:line="360" w:lineRule="auto"/>
-                      <w:rPr>
-                        <w:noProof/>
-                        <w:szCs w:val="26"/>
-                      </w:rPr>
-                    </w:pPr>
-                    <w:r>
-                      <w:rPr>
-                        <w:noProof/>
-                        <w:szCs w:val="26"/>
-                      </w:rPr>
-                      <w:t>N. Alon, "Discrete Mathematics: Methods and Challenges," arXiv, 2002.</w:t>
-                    </w:r>
-                  </w:p>
-                </w:tc>
-              </w:tr>
-              <w:tr>
-                <w:trPr>
-                  <w:divId w:val="1209342542"/>
-                  <w:tblCellSpacing w:w="15" w:type="dxa"/>
-                </w:trPr>
-                <w:tc>
-                  <w:tcPr>
-                    <w:tcW w:w="50" w:type="pct"/>
-                    <w:hideMark/>
-                  </w:tcPr>
-                  <w:p>
-                    <w:pPr>
-                      <w:pStyle w:val="Bibliography"/>
-                      <w:spacing w:line="360" w:lineRule="auto"/>
-                      <w:rPr>
-                        <w:noProof/>
-                        <w:szCs w:val="26"/>
-                      </w:rPr>
-                    </w:pPr>
-                    <w:r>
-                      <w:rPr>
-                        <w:noProof/>
-                        <w:szCs w:val="26"/>
-                      </w:rPr>
-                      <w:t xml:space="preserve">[5] </w:t>
-                    </w:r>
-                  </w:p>
-                </w:tc>
-                <w:tc>
-                  <w:tcPr>
-                    <w:tcW w:w="0" w:type="auto"/>
-                    <w:hideMark/>
-                  </w:tcPr>
-                  <w:p>
-                    <w:pPr>
-                      <w:pStyle w:val="Bibliography"/>
-                      <w:spacing w:line="360" w:lineRule="auto"/>
-                      <w:rPr>
-                        <w:noProof/>
-                        <w:szCs w:val="26"/>
-                        <w:lang w:val="vi-VN"/>
-                      </w:rPr>
-                    </w:pPr>
-                    <w:r>
-                      <w:rPr>
-                        <w:noProof/>
-                        <w:szCs w:val="26"/>
-                      </w:rPr>
-                      <w:t>Khan Academy, "KaTeX Documentation," KaTeX, Mountain View, 2023.</w:t>
-                    </w:r>
-                  </w:p>
-                  <w:p>
-                    <w:pPr>
-                      <w:pStyle w:val="Bibliography"/>
-                      <w:spacing w:line="360" w:lineRule="auto"/>
-                      <w:rPr>
-                        <w:noProof/>
-                        <w:szCs w:val="26"/>
-                        <w:lang w:val="vi-VN"/>
-                      </w:rPr>
-                    </w:pPr>
-                    <w:r>
-                      <w:rPr>
-                        <w:rFonts w:eastAsia="Times New Roman" w:cs="Times New Roman"/>
-                        <w:szCs w:val="26"/>
-                        <w:lang w:val="vi-VN"/>
-                      </w:rPr>
-                      <w:t xml:space="preserve">AI VIET NAM. (n.d.). </w:t>
-                    </w:r>
-                    <w:r>
-                      <w:rPr>
-                        <w:rFonts w:eastAsia="Times New Roman" w:cs="Times New Roman"/>
-                        <w:i/>
-                        <w:iCs/>
-                        <w:szCs w:val="26"/>
-                        <w:lang w:val="vi-VN"/>
-                      </w:rPr>
-                      <w:t>Kiến thức cơ bản về AI và xử lý ngôn ngữ tự nhiên</w:t>
-                    </w:r>
-                    <w:r>
-                      <w:rPr>
-                        <w:rFonts w:eastAsia="Times New Roman" w:cs="Times New Roman"/>
-                        <w:szCs w:val="26"/>
-                        <w:lang w:val="vi-VN"/>
-                      </w:rPr>
-                      <w:t xml:space="preserve">. </w:t>
-                    </w:r>
-                    <w:r>
-                      <w:rPr>
-                        <w:rFonts w:eastAsia="Times New Roman" w:cs="Times New Roman"/>
-                        <w:szCs w:val="26"/>
-                      </w:rPr>
-                      <w:t xml:space="preserve">Truy xuất từ </w:t>
-                    </w:r>
-                    <w:hyperlink r:id="rId6" w:tgtFrame="_blank" w:history="1">
-                      <w:r>
-                        <w:rPr>
-                          <w:rStyle w:val="Hyperlink"/>
-                          <w:rFonts w:eastAsia="Times New Roman" w:cs="Times New Roman"/>
-                          <w:szCs w:val="26"/>
-                        </w:rPr>
-                        <w:t>https://share.google/HpVpKIPJQ8u1IbP3K</w:t>
-                      </w:r>
-                    </w:hyperlink>
-                  </w:p>
-                  <w:p>
-                    <w:pPr>
-                      <w:spacing w:before="0" w:after="160" w:line="360" w:lineRule="auto"/>
-                      <w:jc w:val="left"/>
-                      <w:rPr>
-                        <w:rFonts w:eastAsia="Times New Roman" w:cs="Times New Roman"/>
-                        <w:szCs w:val="26"/>
-                      </w:rPr>
-                    </w:pPr>
-                    <w:r>
-                      <w:rPr>
-                        <w:rFonts w:eastAsia="Times New Roman" w:cs="Times New Roman"/>
-                        <w:szCs w:val="26"/>
-                      </w:rPr>
-                      <w:t xml:space="preserve">Fuse.js. (n.d.). </w:t>
-                    </w:r>
-                    <w:r>
-                      <w:rPr>
-                        <w:rFonts w:eastAsia="Times New Roman" w:cs="Times New Roman"/>
-                        <w:i/>
-                        <w:iCs/>
-                        <w:szCs w:val="26"/>
-                      </w:rPr>
-                      <w:t>Fuse.js: Powerful, lightweight fuzzy-search library</w:t>
-                    </w:r>
-                    <w:r>
-                      <w:rPr>
-                        <w:rFonts w:eastAsia="Times New Roman" w:cs="Times New Roman"/>
-                        <w:szCs w:val="26"/>
-                      </w:rPr>
-                      <w:t xml:space="preserve">. Truy xuất từ </w:t>
-                    </w:r>
-                    <w:hyperlink r:id="rId7" w:tgtFrame="_blank" w:history="1">
-                      <w:r>
-                        <w:rPr>
-                          <w:rStyle w:val="Hyperlink"/>
-                          <w:rFonts w:eastAsia="Times New Roman" w:cs="Times New Roman"/>
-                          <w:szCs w:val="26"/>
-                        </w:rPr>
-                        <w:t>https://share.google/ObIYdRKDgna9EmCoC</w:t>
-                      </w:r>
-                    </w:hyperlink>
-                  </w:p>
-                  <w:p>
-                    <w:pPr>
-                      <w:spacing w:before="0" w:after="160" w:line="360" w:lineRule="auto"/>
-                      <w:jc w:val="left"/>
-                      <w:rPr>
-                        <w:rFonts w:eastAsia="Times New Roman" w:cs="Times New Roman"/>
-                        <w:szCs w:val="26"/>
-                      </w:rPr>
-                    </w:pPr>
-                    <w:r>
-                      <w:rPr>
-                        <w:rFonts w:eastAsia="Times New Roman" w:cs="Times New Roman"/>
-                        <w:szCs w:val="26"/>
-                      </w:rPr>
-                      <w:t xml:space="preserve">GitHub. (n.d.). </w:t>
-                    </w:r>
-                    <w:r>
-                      <w:rPr>
-                        <w:rFonts w:eastAsia="Times New Roman" w:cs="Times New Roman"/>
-                        <w:i/>
-                        <w:iCs/>
-                        <w:szCs w:val="26"/>
-                      </w:rPr>
-                      <w:t>Tài liệu mã nguồn và thư viện xử lý tìm kiếm</w:t>
-                    </w:r>
-                    <w:r>
-                      <w:rPr>
-                        <w:rFonts w:eastAsia="Times New Roman" w:cs="Times New Roman"/>
-                        <w:szCs w:val="26"/>
-                      </w:rPr>
-                      <w:t xml:space="preserve">. Truy xuất từ </w:t>
-                    </w:r>
-                    <w:hyperlink r:id="rId8" w:tgtFrame="_blank" w:history="1">
-                      <w:r>
-                        <w:rPr>
-                          <w:rStyle w:val="Hyperlink"/>
-                          <w:rFonts w:eastAsia="Times New Roman" w:cs="Times New Roman"/>
-                          <w:szCs w:val="26"/>
-                        </w:rPr>
-                        <w:t>https://share.google/DĐqwGOTMYNmHY68vx</w:t>
-                      </w:r>
-                    </w:hyperlink>
-                  </w:p>
-                  <w:p>
-                    <w:pPr>
-                      <w:spacing w:before="0" w:after="160" w:line="360" w:lineRule="auto"/>
-                      <w:jc w:val="left"/>
-                      <w:rPr>
-                        <w:rFonts w:eastAsia="Times New Roman" w:cs="Times New Roman"/>
-                        <w:szCs w:val="26"/>
-                      </w:rPr>
-                    </w:pPr>
-                    <w:r>
-                      <w:rPr>
-                        <w:rFonts w:eastAsia="Times New Roman" w:cs="Times New Roman"/>
-                        <w:szCs w:val="26"/>
-                      </w:rPr>
-                      <w:t xml:space="preserve">Tạp chí Khoa học và Công nghệ - Đại học Đà Nẵng (jst-ud.vn). (n.d.). </w:t>
-                    </w:r>
-                    <w:r>
-                      <w:rPr>
-                        <w:rFonts w:eastAsia="Times New Roman" w:cs="Times New Roman"/>
-                        <w:i/>
-                        <w:iCs/>
-                        <w:szCs w:val="26"/>
-                      </w:rPr>
-                      <w:t>Nghiên cứu ứng dụng công nghệ tìm kiếm tri thức</w:t>
-                    </w:r>
-                    <w:r>
-                      <w:rPr>
-                        <w:rFonts w:eastAsia="Times New Roman" w:cs="Times New Roman"/>
-                        <w:szCs w:val="26"/>
-                      </w:rPr>
-                      <w:t xml:space="preserve">. Truy xuất từ </w:t>
-                    </w:r>
-                    <w:hyperlink r:id="rId9" w:tgtFrame="_blank" w:history="1">
-                      <w:r>
-                        <w:rPr>
-                          <w:rStyle w:val="Hyperlink"/>
-                          <w:rFonts w:eastAsia="Times New Roman" w:cs="Times New Roman"/>
-                          <w:szCs w:val="26"/>
-                        </w:rPr>
-                        <w:t>https://share.google/5yIBbkjIDhCMB9PNc</w:t>
-                      </w:r>
-                    </w:hyperlink>
-                  </w:p>
-                  <w:p>
-                    <w:pPr>
-                      <w:spacing w:before="0" w:after="160" w:line="360" w:lineRule="auto"/>
-                      <w:jc w:val="left"/>
-                      <w:rPr>
-                        <w:rFonts w:eastAsia="Times New Roman" w:cs="Times New Roman"/>
-                        <w:szCs w:val="26"/>
-                      </w:rPr>
-                    </w:pPr>
-                    <w:r>
-                      <w:rPr>
-                        <w:rFonts w:eastAsia="Times New Roman" w:cs="Times New Roman"/>
-                        <w:szCs w:val="26"/>
-                      </w:rPr>
-                      <w:t xml:space="preserve">Studocu Vietnam. (n.d.). </w:t>
-                    </w:r>
-                    <w:r>
-                      <w:rPr>
-                        <w:rFonts w:eastAsia="Times New Roman" w:cs="Times New Roman"/>
-                        <w:i/>
-                        <w:iCs/>
-                        <w:szCs w:val="26"/>
-                      </w:rPr>
-                      <w:t>Tài liệu tổng hợp thuật toán tìm kiếm và xử lý văn bản</w:t>
-                    </w:r>
-                    <w:r>
-                      <w:rPr>
-                        <w:rFonts w:eastAsia="Times New Roman" w:cs="Times New Roman"/>
-                        <w:szCs w:val="26"/>
-                      </w:rPr>
-                      <w:t xml:space="preserve">. Truy xuất từ </w:t>
-                    </w:r>
-                    <w:hyperlink r:id="rId10" w:tgtFrame="_blank" w:history="1">
-                      <w:r>
-                        <w:rPr>
-                          <w:rStyle w:val="Hyperlink"/>
-                          <w:rFonts w:eastAsia="Times New Roman" w:cs="Times New Roman"/>
-                          <w:szCs w:val="26"/>
-                        </w:rPr>
-                        <w:t>https://share.google/3XAO5brwPgHgz39th</w:t>
-                      </w:r>
-                    </w:hyperlink>
-                  </w:p>
-                  <w:p>
-                    <w:pPr>
-                      <w:spacing w:before="0" w:after="160" w:line="360" w:lineRule="auto"/>
-                      <w:jc w:val="left"/>
-                      <w:rPr>
-                        <w:rFonts w:eastAsia="Times New Roman" w:cs="Times New Roman"/>
-                        <w:szCs w:val="26"/>
-                      </w:rPr>
-                    </w:pPr>
-                    <w:r>
-                      <w:rPr>
-                        <w:rFonts w:eastAsia="Times New Roman" w:cs="Times New Roman"/>
-                        <w:szCs w:val="26"/>
-                      </w:rPr>
-                      <w:t xml:space="preserve">Viblo. (n.d.). </w:t>
-                    </w:r>
-                    <w:r>
-                      <w:rPr>
-                        <w:rFonts w:eastAsia="Times New Roman" w:cs="Times New Roman"/>
-                        <w:i/>
-                        <w:iCs/>
-                        <w:szCs w:val="26"/>
-                      </w:rPr>
-                      <w:t>Tổng quan về Fuzzy Search và ứng dụng thực tiễn</w:t>
-                    </w:r>
-                    <w:r>
-                      <w:rPr>
-                        <w:rFonts w:eastAsia="Times New Roman" w:cs="Times New Roman"/>
-                        <w:szCs w:val="26"/>
-                      </w:rPr>
-                      <w:t xml:space="preserve">. Truy xuất từ </w:t>
-                    </w:r>
-                    <w:hyperlink r:id="rId11" w:tgtFrame="_blank" w:history="1">
-                      <w:r>
-                        <w:rPr>
-                          <w:rStyle w:val="Hyperlink"/>
-                          <w:rFonts w:eastAsia="Times New Roman" w:cs="Times New Roman"/>
-                          <w:szCs w:val="26"/>
-                        </w:rPr>
-                        <w:t>https://share.google/GJY8C2ojộmUsrZpkj</w:t>
-                      </w:r>
-                    </w:hyperlink>
-                  </w:p>
-                  <w:p>
-                    <w:pPr>
-                      <w:spacing w:before="0" w:after="160" w:line="360" w:lineRule="auto"/>
-                      <w:jc w:val="left"/>
-                      <w:rPr>
-                        <w:rFonts w:eastAsia="Times New Roman" w:cs="Times New Roman"/>
-                        <w:szCs w:val="26"/>
-                      </w:rPr>
-                    </w:pPr>
-                    <w:r>
-                      <w:rPr>
-                        <w:rFonts w:eastAsia="Times New Roman" w:cs="Times New Roman"/>
-                        <w:szCs w:val="26"/>
-                      </w:rPr>
-                      <w:lastRenderedPageBreak/>
-                      <w:t xml:space="preserve">Viện Quản trị và Công nghệ FMIT. (n.d.). </w:t>
-                    </w:r>
-                    <w:r>
-                      <w:rPr>
-                        <w:rFonts w:eastAsia="Times New Roman" w:cs="Times New Roman"/>
-                        <w:i/>
-                        <w:iCs/>
-                        <w:szCs w:val="26"/>
-                      </w:rPr>
-                      <w:t>Hệ thống quản trị tri thức và ứng dụng</w:t>
-                    </w:r>
-                    <w:r>
-                      <w:rPr>
-                        <w:rFonts w:eastAsia="Times New Roman" w:cs="Times New Roman"/>
-                        <w:szCs w:val="26"/>
-                      </w:rPr>
-                      <w:t xml:space="preserve">. Truy xuất từ </w:t>
-                    </w:r>
-                    <w:hyperlink r:id="rId12" w:tgtFrame="_blank" w:history="1">
-                      <w:r>
-                        <w:rPr>
-                          <w:rStyle w:val="Hyperlink"/>
-                          <w:rFonts w:eastAsia="Times New Roman" w:cs="Times New Roman"/>
-                          <w:szCs w:val="26"/>
-                        </w:rPr>
-                        <w:t>https://share.google/m3sPaVyakpgCgh2jV</w:t>
-                      </w:r>
-                    </w:hyperlink>
-                  </w:p>
-                  <w:p>
-                    <w:pPr>
-                      <w:spacing w:before="0" w:after="160" w:line="360" w:lineRule="auto"/>
-                      <w:jc w:val="left"/>
-                      <w:rPr>
-                        <w:rFonts w:eastAsia="Times New Roman" w:cs="Times New Roman"/>
-                        <w:szCs w:val="26"/>
-                      </w:rPr>
-                    </w:pPr>
-                    <w:r>
-                      <w:rPr>
-                        <w:rFonts w:eastAsia="Times New Roman" w:cs="Times New Roman"/>
-                        <w:szCs w:val="26"/>
-                      </w:rPr>
-                      <w:t xml:space="preserve">Wikipedia. (n.d.). </w:t>
-                    </w:r>
-                    <w:r>
-                      <w:rPr>
-                        <w:rFonts w:eastAsia="Times New Roman" w:cs="Times New Roman"/>
-                        <w:i/>
-                        <w:iCs/>
-                        <w:szCs w:val="26"/>
-                      </w:rPr>
-                      <w:t>Knowledge retrieval</w:t>
-                    </w:r>
-                    <w:r>
-                      <w:rPr>
-                        <w:rFonts w:eastAsia="Times New Roman" w:cs="Times New Roman"/>
-                        <w:szCs w:val="26"/>
-                      </w:rPr>
-                      <w:t xml:space="preserve">. Truy xuất từ </w:t>
-                    </w:r>
-                    <w:hyperlink r:id="rId13" w:tgtFrame="_blank" w:history="1">
-                      <w:r>
-                        <w:rPr>
-                          <w:rStyle w:val="Hyperlink"/>
-                          <w:rFonts w:eastAsia="Times New Roman" w:cs="Times New Roman"/>
-                          <w:szCs w:val="26"/>
-                        </w:rPr>
-                        <w:t>https://share.google/HelBx6xTYa8oxẼgRr</w:t>
-                      </w:r>
-                    </w:hyperlink>
-                  </w:p>
-                  <w:p/>
-                </w:tc>
-              </w:tr>
-            </w:tbl>
-            <w:p>
-              <w:pPr>
-                <w:spacing w:line="360" w:lineRule="auto"/>
-                <w:divId w:val="1209342542"/>
-                <w:rPr>
-                  <w:rFonts w:eastAsia="Times New Roman"/>
-                  <w:noProof/>
-                  <w:szCs w:val="26"/>
-                </w:rPr>
-              </w:pPr>
-            </w:p>
-            <w:p>
-              <w:pPr>
-                <w:spacing w:line="360" w:lineRule="auto"/>
-                <w:rPr>
-                  <w:szCs w:val="26"/>
-                </w:rPr>
-              </w:pPr>
-              <w:r>
-                <w:rPr>
-                  <w:b/>
-                  <w:bCs/>
-                  <w:noProof/>
-                  <w:szCs w:val="26"/>
-                </w:rPr>
-                <w:fldChar w:fldCharType="end"/>
-              </w:r>
-            </w:p>
-          </w:sdtContent>
-        </w:sdt>
-      </w:sdtContent>
-    </w:sdt>
+        <w:t>TÀI LIỆU THAM KHẢO</w:t>
+      </w:r>
+    </w:p>
     <w:p>
       <w:pPr>
         <w:spacing w:line="360" w:lineRule="auto"/>
-        <w:rPr>
-          <w:szCs w:val="26"/>
-          <w:lang w:val="vi-VN"/>
-        </w:rPr>
-      </w:pPr>
+        <w:jc w:val="left"/>
+        <w:rPr>
+          <w:szCs w:val="26"/>
+        </w:rPr>
+      </w:pPr>
+      <w:r>
+        <w:rPr>
+          <w:szCs w:val="26"/>
+        </w:rPr>
+        <w:t xml:space="preserve">[1] Rosen, K. H. (2012). </w:t>
+      </w:r>
+      <w:r>
+        <w:rPr>
+          <w:i/>
+          <w:iCs/>
+          <w:szCs w:val="26"/>
+        </w:rPr>
+        <w:t>Discrete mathematics and its applications</w:t>
+      </w:r>
+      <w:r>
+        <w:rPr>
+          <w:szCs w:val="26"/>
+        </w:rPr>
+        <w:t>. McGraw-Hill.</w:t>
+      </w:r>
     </w:p>
     <w:p>
       <w:pPr>
         <w:spacing w:line="360" w:lineRule="auto"/>
-        <w:rPr>
-          <w:szCs w:val="26"/>
-        </w:rPr>
-      </w:pPr>
+        <w:jc w:val="left"/>
+        <w:rPr>
+          <w:szCs w:val="26"/>
+        </w:rPr>
+      </w:pPr>
+      <w:r>
+        <w:rPr>
+          <w:szCs w:val="26"/>
+        </w:rPr>
+        <w:t xml:space="preserve">[2] Lehman, E., Leighton, F. T., &amp; Meyer, A. R. (2010). </w:t>
+      </w:r>
+      <w:r>
+        <w:rPr>
+          <w:i/>
+          <w:iCs/>
+          <w:szCs w:val="26"/>
+        </w:rPr>
+        <w:t>Mathematics for Computer Science</w:t>
+      </w:r>
+      <w:r>
+        <w:rPr>
+          <w:szCs w:val="26"/>
+        </w:rPr>
+        <w:t>. MIT OpenCourseWare.</w:t>
+      </w:r>
+    </w:p>
+    <w:p>
+      <w:pPr>
+        <w:spacing w:line="360" w:lineRule="auto"/>
+        <w:jc w:val="left"/>
+        <w:rPr>
+          <w:szCs w:val="26"/>
+        </w:rPr>
+      </w:pPr>
+      <w:r>
+        <w:rPr>
+          <w:szCs w:val="26"/>
+        </w:rPr>
+        <w:t xml:space="preserve">[3] Liu, Y. A., &amp; Castellana, M. (2020). </w:t>
+      </w:r>
+      <w:r>
+        <w:rPr>
+          <w:i/>
+          <w:iCs/>
+          <w:szCs w:val="26"/>
+        </w:rPr>
+        <w:t>Discrete Math with Programming: A Principled Approach</w:t>
+      </w:r>
+      <w:r>
+        <w:rPr>
+          <w:szCs w:val="26"/>
+        </w:rPr>
+        <w:t>. arXiv.</w:t>
+      </w:r>
+    </w:p>
+    <w:p>
+      <w:pPr>
+        <w:spacing w:line="360" w:lineRule="auto"/>
+        <w:jc w:val="left"/>
+        <w:rPr>
+          <w:szCs w:val="26"/>
+        </w:rPr>
+      </w:pPr>
+      <w:r>
+        <w:rPr>
+          <w:szCs w:val="26"/>
+        </w:rPr>
+        <w:t xml:space="preserve">[4] Alon, N. (2002). </w:t>
+      </w:r>
+      <w:r>
+        <w:rPr>
+          <w:i/>
+          <w:iCs/>
+          <w:szCs w:val="26"/>
+        </w:rPr>
+        <w:t>Discrete Mathematics: Methods and Challenges</w:t>
+      </w:r>
+      <w:r>
+        <w:rPr>
+          <w:szCs w:val="26"/>
+        </w:rPr>
+        <w:t>. arXiv.</w:t>
+      </w:r>
+    </w:p>
+    <w:p>
+      <w:pPr>
+        <w:spacing w:line="360" w:lineRule="auto"/>
+        <w:jc w:val="left"/>
+        <w:rPr>
+          <w:szCs w:val="26"/>
+        </w:rPr>
+      </w:pPr>
+      <w:r>
+        <w:rPr>
+          <w:szCs w:val="26"/>
+        </w:rPr>
+        <w:t xml:space="preserve">[5] Khan Academy. (2023). </w:t>
+      </w:r>
+      <w:r>
+        <w:rPr>
+          <w:i/>
+          <w:iCs/>
+          <w:szCs w:val="26"/>
+        </w:rPr>
+        <w:t>KaTeX Documentation</w:t>
+      </w:r>
+      <w:r>
+        <w:rPr>
+          <w:szCs w:val="26"/>
+        </w:rPr>
+        <w:t>.</w:t>
+      </w:r>
+    </w:p>
+    <w:p>
+      <w:pPr>
+        <w:spacing w:line="360" w:lineRule="auto"/>
+        <w:jc w:val="left"/>
+        <w:rPr>
+          <w:szCs w:val="26"/>
+        </w:rPr>
+      </w:pPr>
+      <w:r>
+        <w:rPr>
+          <w:szCs w:val="26"/>
+        </w:rPr>
+        <w:t xml:space="preserve">[6] AI VIET NAM. (n.d.). </w:t>
+      </w:r>
+      <w:r>
+        <w:rPr>
+          <w:i/>
+          <w:iCs/>
+          <w:szCs w:val="26"/>
+        </w:rPr>
+        <w:t>Kiến thức cơ bản về AI và xử lý ngôn ngữ tự nhiên</w:t>
+      </w:r>
+      <w:r>
+        <w:rPr>
+          <w:szCs w:val="26"/>
+        </w:rPr>
+        <w:t>. Truy xuất từ [suspicious link removed]</w:t>
+      </w:r>
+    </w:p>
+    <w:p>
+      <w:pPr>
+        <w:spacing w:line="360" w:lineRule="auto"/>
+        <w:jc w:val="left"/>
+        <w:rPr>
+          <w:szCs w:val="26"/>
+        </w:rPr>
+      </w:pPr>
+      <w:r>
+        <w:rPr>
+          <w:szCs w:val="26"/>
+        </w:rPr>
+        <w:t xml:space="preserve">[7] Fuse.js. (n.d.). </w:t>
+      </w:r>
+      <w:r>
+        <w:rPr>
+          <w:i/>
+          <w:iCs/>
+          <w:szCs w:val="26"/>
+        </w:rPr>
+        <w:t>Fuse.js: Powerful, lightweight fuzzy-search library</w:t>
+      </w:r>
+      <w:r>
+        <w:rPr>
+          <w:szCs w:val="26"/>
+        </w:rPr>
+        <w:t xml:space="preserve">. Truy xuất từ </w:t>
+      </w:r>
+      <w:hyperlink w:tgtFrame="_blank" w:history="1">
+        <w:r>
+          <w:rPr>
+            <w:rStyle w:val="Hyperlink"/>
+            <w:szCs w:val="26"/>
+          </w:rPr>
+          <w:t>https://share.google/ObIYdRKDgna9EmCoC</w:t>
+        </w:r>
+      </w:hyperlink>
+    </w:p>
+    <w:p>
+      <w:pPr>
+        <w:spacing w:line="360" w:lineRule="auto"/>
+        <w:jc w:val="left"/>
+        <w:rPr>
+          <w:szCs w:val="26"/>
+        </w:rPr>
+      </w:pPr>
+      <w:r>
+        <w:rPr>
+          <w:szCs w:val="26"/>
+        </w:rPr>
+        <w:t xml:space="preserve">[8] GitHub. (n.d.). </w:t>
+      </w:r>
+      <w:r>
+        <w:rPr>
+          <w:i/>
+          <w:iCs/>
+          <w:szCs w:val="26"/>
+        </w:rPr>
+        <w:t>Tài liệu mã nguồn và thư viện xử lý tìm kiếm</w:t>
+      </w:r>
+      <w:r>
+        <w:rPr>
+          <w:szCs w:val="26"/>
+        </w:rPr>
+        <w:t xml:space="preserve">. Truy xuất từ </w:t>
+      </w:r>
+      <w:hyperlink w:tgtFrame="_blank" w:history="1">
+        <w:r>
+          <w:rPr>
+            <w:rStyle w:val="Hyperlink"/>
+            <w:szCs w:val="26"/>
+          </w:rPr>
+          <w:t>https://share.google/DĐqwGOTMYNmHY68vx</w:t>
+        </w:r>
+      </w:hyperlink>
+    </w:p>
+    <w:p>
+      <w:pPr>
+        <w:spacing w:line="360" w:lineRule="auto"/>
+        <w:jc w:val="left"/>
+        <w:rPr>
+          <w:szCs w:val="26"/>
+        </w:rPr>
+      </w:pPr>
+      <w:r>
+        <w:rPr>
+          <w:szCs w:val="26"/>
+        </w:rPr>
+        <w:t xml:space="preserve">[9] Tạp chí Khoa học và Công nghệ - Đại học Đà Nẵng (jst-ud.vn). (n.d.). </w:t>
+      </w:r>
+      <w:r>
+        <w:rPr>
+          <w:i/>
+          <w:iCs/>
+          <w:szCs w:val="26"/>
+        </w:rPr>
+        <w:t>Nghiên cứu ứng dụng công nghệ tìm kiếm tri thức</w:t>
+      </w:r>
+      <w:r>
+        <w:rPr>
+          <w:szCs w:val="26"/>
+        </w:rPr>
+        <w:t xml:space="preserve">. Truy xuất từ </w:t>
+      </w:r>
+      <w:hyperlink w:tgtFrame="_blank" w:history="1">
+        <w:r>
+          <w:rPr>
+            <w:rStyle w:val="Hyperlink"/>
+            <w:szCs w:val="26"/>
+          </w:rPr>
+          <w:t>https://share.google/5yIBbkjIDhCMB9PNc</w:t>
+        </w:r>
+      </w:hyperlink>
+    </w:p>
+    <w:p>
+      <w:pPr>
+        <w:spacing w:line="360" w:lineRule="auto"/>
+        <w:jc w:val="left"/>
+        <w:rPr>
+          <w:szCs w:val="26"/>
+        </w:rPr>
+      </w:pPr>
+      <w:r>
+        <w:rPr>
+          <w:szCs w:val="26"/>
+        </w:rPr>
+        <w:t xml:space="preserve">[10] Studocu Vietnam. (n.d.). </w:t>
+      </w:r>
+      <w:r>
+        <w:rPr>
+          <w:i/>
+          <w:iCs/>
+          <w:szCs w:val="26"/>
+        </w:rPr>
+        <w:t>Tài liệu tổng hợp thuật toán tìm kiếm và xử lý văn bản</w:t>
+      </w:r>
+      <w:r>
+        <w:rPr>
+          <w:szCs w:val="26"/>
+        </w:rPr>
+        <w:t xml:space="preserve">. Truy xuất từ </w:t>
+      </w:r>
+      <w:hyperlink w:tgtFrame="_blank" w:history="1">
+        <w:r>
+          <w:rPr>
+            <w:rStyle w:val="Hyperlink"/>
+            <w:szCs w:val="26"/>
+          </w:rPr>
+          <w:t>https://share.google/3XAO5brwPgHgz39th</w:t>
+        </w:r>
+      </w:hyperlink>
+    </w:p>
+    <w:p>
+      <w:pPr>
+        <w:spacing w:line="360" w:lineRule="auto"/>
+        <w:jc w:val="left"/>
+        <w:rPr>
+          <w:szCs w:val="26"/>
+        </w:rPr>
+      </w:pPr>
+      <w:r>
+        <w:rPr>
+          <w:szCs w:val="26"/>
+        </w:rPr>
+        <w:t xml:space="preserve">[11] Viblo. (n.d.). </w:t>
+      </w:r>
+      <w:r>
+        <w:rPr>
+          <w:i/>
+          <w:iCs/>
+          <w:szCs w:val="26"/>
+        </w:rPr>
+        <w:t>Tổng quan về Fuzzy Search và ứng dụng thực tiễn</w:t>
+      </w:r>
+      <w:r>
+        <w:rPr>
+          <w:szCs w:val="26"/>
+        </w:rPr>
+        <w:t xml:space="preserve">. Truy xuất từ </w:t>
+      </w:r>
+      <w:hyperlink w:tgtFrame="_blank" w:history="1">
+        <w:r>
+          <w:rPr>
+            <w:rStyle w:val="Hyperlink"/>
+            <w:szCs w:val="26"/>
+          </w:rPr>
+          <w:t>https://share.google/GJY8C2ojộmUsrZpkj</w:t>
+        </w:r>
+      </w:hyperlink>
+    </w:p>
+    <w:p>
+      <w:pPr>
+        <w:spacing w:line="360" w:lineRule="auto"/>
+        <w:jc w:val="left"/>
+        <w:rPr>
+          <w:szCs w:val="26"/>
+        </w:rPr>
+      </w:pPr>
+      <w:r>
+        <w:rPr>
+          <w:szCs w:val="26"/>
+        </w:rPr>
+        <w:t xml:space="preserve">[12] Viện Quản trị và Công nghệ FMIT. (n.d.). </w:t>
+      </w:r>
+      <w:r>
+        <w:rPr>
+          <w:i/>
+          <w:iCs/>
+          <w:szCs w:val="26"/>
+        </w:rPr>
+        <w:t>Hệ thống quản trị tri thức và ứng dụng</w:t>
+      </w:r>
+      <w:r>
+        <w:rPr>
+          <w:szCs w:val="26"/>
+        </w:rPr>
+        <w:t xml:space="preserve">. Truy xuất từ </w:t>
+      </w:r>
+      <w:hyperlink w:tgtFrame="_blank" w:history="1">
+        <w:r>
+          <w:rPr>
+            <w:rStyle w:val="Hyperlink"/>
+            <w:szCs w:val="26"/>
+          </w:rPr>
+          <w:t>https://share.google/m3sPaVyakpgCgh2jV</w:t>
+        </w:r>
+      </w:hyperlink>
+    </w:p>
+    <w:p>
+      <w:pPr>
+        <w:spacing w:line="360" w:lineRule="auto"/>
+        <w:jc w:val="left"/>
+        <w:rPr>
+          <w:szCs w:val="26"/>
+          <w:lang w:val="vi-VN"/>
+        </w:rPr>
+      </w:pPr>
+      <w:r>
+        <w:rPr>
+          <w:szCs w:val="26"/>
+        </w:rPr>
+        <w:t xml:space="preserve">[13] Wikipedia. (n.d.). </w:t>
+      </w:r>
+      <w:r>
+        <w:rPr>
+          <w:i/>
+          <w:iCs/>
+          <w:szCs w:val="26"/>
+        </w:rPr>
+        <w:t>Knowledge retrieval</w:t>
+      </w:r>
+      <w:r>
+        <w:rPr>
+          <w:szCs w:val="26"/>
+        </w:rPr>
+        <w:t xml:space="preserve">. Truy xuất từ </w:t>
+      </w:r>
+      <w:hyperlink w:tgtFrame="_blank" w:history="1">
+        <w:r>
+          <w:rPr>
+            <w:rStyle w:val="Hyperlink"/>
+            <w:szCs w:val="26"/>
+          </w:rPr>
+          <w:t>https://share.google/HelBx6xTYa8oxẼgRr</w:t>
+        </w:r>
+      </w:hyperlink>
     </w:p>
     <w:sectPr>
       <w:pgSz w:w="12240" w:h="15840"/>
@@ -5878,6 +5992,155 @@
     </w:lvl>
   </w:abstractNum>
   <w:abstractNum w:abstractNumId="4" w15:restartNumberingAfterBreak="0">
+    <w:nsid w:val="0AE53081"/>
+    <w:multiLevelType w:val="multilevel"/>
+    <w:tmpl w:val="0AE673A6"/>
+    <w:lvl w:ilvl="0">
+      <w:start w:val="1"/>
+      <w:numFmt w:val="bullet"/>
+      <w:lvlText w:val=""/>
+      <w:lvlJc w:val="left"/>
+      <w:pPr>
+        <w:tabs>
+          <w:tab w:val="num" w:pos="720"/>
+        </w:tabs>
+        <w:ind w:left="720" w:hanging="360"/>
+      </w:pPr>
+      <w:rPr>
+        <w:rFonts w:ascii="Symbol" w:hAnsi="Symbol" w:hint="default"/>
+        <w:sz w:val="20"/>
+      </w:rPr>
+    </w:lvl>
+    <w:lvl w:ilvl="1" w:tentative="1">
+      <w:start w:val="1"/>
+      <w:numFmt w:val="bullet"/>
+      <w:lvlText w:val="o"/>
+      <w:lvlJc w:val="left"/>
+      <w:pPr>
+        <w:tabs>
+          <w:tab w:val="num" w:pos="1440"/>
+        </w:tabs>
+        <w:ind w:left="1440" w:hanging="360"/>
+      </w:pPr>
+      <w:rPr>
+        <w:rFonts w:ascii="Courier New" w:hAnsi="Courier New" w:hint="default"/>
+        <w:sz w:val="20"/>
+      </w:rPr>
+    </w:lvl>
+    <w:lvl w:ilvl="2" w:tentative="1">
+      <w:start w:val="1"/>
+      <w:numFmt w:val="bullet"/>
+      <w:lvlText w:val=""/>
+      <w:lvlJc w:val="left"/>
+      <w:pPr>
+        <w:tabs>
+          <w:tab w:val="num" w:pos="2160"/>
+        </w:tabs>
+        <w:ind w:left="2160" w:hanging="360"/>
+      </w:pPr>
+      <w:rPr>
+        <w:rFonts w:ascii="Wingdings" w:hAnsi="Wingdings" w:hint="default"/>
+        <w:sz w:val="20"/>
+      </w:rPr>
+    </w:lvl>
+    <w:lvl w:ilvl="3" w:tentative="1">
+      <w:start w:val="1"/>
+      <w:numFmt w:val="bullet"/>
+      <w:lvlText w:val=""/>
+      <w:lvlJc w:val="left"/>
+      <w:pPr>
+        <w:tabs>
+          <w:tab w:val="num" w:pos="2880"/>
+        </w:tabs>
+        <w:ind w:left="2880" w:hanging="360"/>
+      </w:pPr>
+      <w:rPr>
+        <w:rFonts w:ascii="Wingdings" w:hAnsi="Wingdings" w:hint="default"/>
+        <w:sz w:val="20"/>
+      </w:rPr>
+    </w:lvl>
+    <w:lvl w:ilvl="4" w:tentative="1">
+      <w:start w:val="1"/>
+      <w:numFmt w:val="bullet"/>
+      <w:lvlText w:val=""/>
+      <w:lvlJc w:val="left"/>
+      <w:pPr>
+        <w:tabs>
+          <w:tab w:val="num" w:pos="3600"/>
+        </w:tabs>
+        <w:ind w:left="3600" w:hanging="360"/>
+      </w:pPr>
+      <w:rPr>
+        <w:rFonts w:ascii="Wingdings" w:hAnsi="Wingdings" w:hint="default"/>
+        <w:sz w:val="20"/>
+      </w:rPr>
+    </w:lvl>
+    <w:lvl w:ilvl="5" w:tentative="1">
+      <w:start w:val="1"/>
+      <w:numFmt w:val="bullet"/>
+      <w:lvlText w:val=""/>
+      <w:lvlJc w:val="left"/>
+      <w:pPr>
+        <w:tabs>
+          <w:tab w:val="num" w:pos="4320"/>
+        </w:tabs>
+        <w:ind w:left="4320" w:hanging="360"/>
+      </w:pPr>
+      <w:rPr>
+        <w:rFonts w:ascii="Wingdings" w:hAnsi="Wingdings" w:hint="default"/>
+        <w:sz w:val="20"/>
+      </w:rPr>
+    </w:lvl>
+    <w:lvl w:ilvl="6" w:tentative="1">
+      <w:start w:val="1"/>
+      <w:numFmt w:val="bullet"/>
+      <w:lvlText w:val=""/>
+      <w:lvlJc w:val="left"/>
+      <w:pPr>
+        <w:tabs>
+          <w:tab w:val="num" w:pos="5040"/>
+        </w:tabs>
+        <w:ind w:left="5040" w:hanging="360"/>
+      </w:pPr>
+      <w:rPr>
+        <w:rFonts w:ascii="Wingdings" w:hAnsi="Wingdings" w:hint="default"/>
+        <w:sz w:val="20"/>
+      </w:rPr>
+    </w:lvl>
+    <w:lvl w:ilvl="7" w:tentative="1">
+      <w:start w:val="1"/>
+      <w:numFmt w:val="bullet"/>
+      <w:lvlText w:val=""/>
+      <w:lvlJc w:val="left"/>
+      <w:pPr>
+        <w:tabs>
+          <w:tab w:val="num" w:pos="5760"/>
+        </w:tabs>
+        <w:ind w:left="5760" w:hanging="360"/>
+      </w:pPr>
+      <w:rPr>
+        <w:rFonts w:ascii="Wingdings" w:hAnsi="Wingdings" w:hint="default"/>
+        <w:sz w:val="20"/>
+      </w:rPr>
+    </w:lvl>
+    <w:lvl w:ilvl="8" w:tentative="1">
+      <w:start w:val="1"/>
+      <w:numFmt w:val="bullet"/>
+      <w:lvlText w:val=""/>
+      <w:lvlJc w:val="left"/>
+      <w:pPr>
+        <w:tabs>
+          <w:tab w:val="num" w:pos="6480"/>
+        </w:tabs>
+        <w:ind w:left="6480" w:hanging="360"/>
+      </w:pPr>
+      <w:rPr>
+        <w:rFonts w:ascii="Wingdings" w:hAnsi="Wingdings" w:hint="default"/>
+        <w:sz w:val="20"/>
+      </w:rPr>
+    </w:lvl>
+  </w:abstractNum>
+  <w:abstractNum w:abstractNumId="5" w15:restartNumberingAfterBreak="0">
     <w:nsid w:val="0B2C539F"/>
     <w:multiLevelType w:val="multilevel"/>
     <w:tmpl w:val="A2A2C668"/>
@@ -5990,7 +6253,7 @@
       </w:rPr>
     </w:lvl>
   </w:abstractNum>
-  <w:abstractNum w:abstractNumId="5" w15:restartNumberingAfterBreak="0">
+  <w:abstractNum w:abstractNumId="6" w15:restartNumberingAfterBreak="0">
     <w:nsid w:val="0D227D27"/>
     <w:multiLevelType w:val="multilevel"/>
     <w:tmpl w:val="258492D0"/>
@@ -6103,7 +6366,7 @@
       </w:pPr>
     </w:lvl>
   </w:abstractNum>
-  <w:abstractNum w:abstractNumId="6" w15:restartNumberingAfterBreak="0">
+  <w:abstractNum w:abstractNumId="7" w15:restartNumberingAfterBreak="0">
     <w:nsid w:val="0FC52C29"/>
     <w:multiLevelType w:val="hybridMultilevel"/>
     <w:tmpl w:val="D3A8600C"/>
@@ -6216,7 +6479,7 @@
       </w:rPr>
     </w:lvl>
   </w:abstractNum>
-  <w:abstractNum w:abstractNumId="7" w15:restartNumberingAfterBreak="0">
+  <w:abstractNum w:abstractNumId="8" w15:restartNumberingAfterBreak="0">
     <w:nsid w:val="11004F0C"/>
     <w:multiLevelType w:val="multilevel"/>
     <w:tmpl w:val="6A90912A"/>
@@ -6329,7 +6592,7 @@
       </w:rPr>
     </w:lvl>
   </w:abstractNum>
-  <w:abstractNum w:abstractNumId="8" w15:restartNumberingAfterBreak="0">
+  <w:abstractNum w:abstractNumId="9" w15:restartNumberingAfterBreak="0">
     <w:nsid w:val="113C6B7B"/>
     <w:multiLevelType w:val="multilevel"/>
     <w:tmpl w:val="522A7018"/>
@@ -6442,7 +6705,7 @@
       </w:rPr>
     </w:lvl>
   </w:abstractNum>
-  <w:abstractNum w:abstractNumId="9" w15:restartNumberingAfterBreak="0">
+  <w:abstractNum w:abstractNumId="10" w15:restartNumberingAfterBreak="0">
     <w:nsid w:val="18CD143C"/>
     <w:multiLevelType w:val="multilevel"/>
     <w:tmpl w:val="FF9CC56E"/>
@@ -6555,7 +6818,7 @@
       </w:rPr>
     </w:lvl>
   </w:abstractNum>
-  <w:abstractNum w:abstractNumId="10" w15:restartNumberingAfterBreak="0">
+  <w:abstractNum w:abstractNumId="11" w15:restartNumberingAfterBreak="0">
     <w:nsid w:val="1BBB7B0E"/>
     <w:multiLevelType w:val="hybridMultilevel"/>
     <w:tmpl w:val="4A1224F4"/>
@@ -6668,7 +6931,7 @@
       </w:rPr>
     </w:lvl>
   </w:abstractNum>
-  <w:abstractNum w:abstractNumId="11" w15:restartNumberingAfterBreak="0">
+  <w:abstractNum w:abstractNumId="12" w15:restartNumberingAfterBreak="0">
     <w:nsid w:val="20384E1A"/>
     <w:multiLevelType w:val="multilevel"/>
     <w:tmpl w:val="F1D87508"/>
@@ -6785,7 +7048,7 @@
       </w:pPr>
     </w:lvl>
   </w:abstractNum>
-  <w:abstractNum w:abstractNumId="12" w15:restartNumberingAfterBreak="0">
+  <w:abstractNum w:abstractNumId="13" w15:restartNumberingAfterBreak="0">
     <w:nsid w:val="25323125"/>
     <w:multiLevelType w:val="multilevel"/>
     <w:tmpl w:val="179C3E76"/>
@@ -6898,7 +7161,156 @@
       </w:rPr>
     </w:lvl>
   </w:abstractNum>
-  <w:abstractNum w:abstractNumId="13" w15:restartNumberingAfterBreak="0">
+  <w:abstractNum w:abstractNumId="14" w15:restartNumberingAfterBreak="0">
+    <w:nsid w:val="261B0C9B"/>
+    <w:multiLevelType w:val="multilevel"/>
+    <w:tmpl w:val="737E14F4"/>
+    <w:lvl w:ilvl="0">
+      <w:start w:val="1"/>
+      <w:numFmt w:val="bullet"/>
+      <w:lvlText w:val=""/>
+      <w:lvlJc w:val="left"/>
+      <w:pPr>
+        <w:tabs>
+          <w:tab w:val="num" w:pos="720"/>
+        </w:tabs>
+        <w:ind w:left="720" w:hanging="360"/>
+      </w:pPr>
+      <w:rPr>
+        <w:rFonts w:ascii="Symbol" w:hAnsi="Symbol" w:hint="default"/>
+        <w:sz w:val="20"/>
+      </w:rPr>
+    </w:lvl>
+    <w:lvl w:ilvl="1" w:tentative="1">
+      <w:start w:val="1"/>
+      <w:numFmt w:val="bullet"/>
+      <w:lvlText w:val="o"/>
+      <w:lvlJc w:val="left"/>
+      <w:pPr>
+        <w:tabs>
+          <w:tab w:val="num" w:pos="1440"/>
+        </w:tabs>
+        <w:ind w:left="1440" w:hanging="360"/>
+      </w:pPr>
+      <w:rPr>
+        <w:rFonts w:ascii="Courier New" w:hAnsi="Courier New" w:hint="default"/>
+        <w:sz w:val="20"/>
+      </w:rPr>
+    </w:lvl>
+    <w:lvl w:ilvl="2" w:tentative="1">
+      <w:start w:val="1"/>
+      <w:numFmt w:val="bullet"/>
+      <w:lvlText w:val=""/>
+      <w:lvlJc w:val="left"/>
+      <w:pPr>
+        <w:tabs>
+          <w:tab w:val="num" w:pos="2160"/>
+        </w:tabs>
+        <w:ind w:left="2160" w:hanging="360"/>
+      </w:pPr>
+      <w:rPr>
+        <w:rFonts w:ascii="Wingdings" w:hAnsi="Wingdings" w:hint="default"/>
+        <w:sz w:val="20"/>
+      </w:rPr>
+    </w:lvl>
+    <w:lvl w:ilvl="3" w:tentative="1">
+      <w:start w:val="1"/>
+      <w:numFmt w:val="bullet"/>
+      <w:lvlText w:val=""/>
+      <w:lvlJc w:val="left"/>
+      <w:pPr>
+        <w:tabs>
+          <w:tab w:val="num" w:pos="2880"/>
+        </w:tabs>
+        <w:ind w:left="2880" w:hanging="360"/>
+      </w:pPr>
+      <w:rPr>
+        <w:rFonts w:ascii="Wingdings" w:hAnsi="Wingdings" w:hint="default"/>
+        <w:sz w:val="20"/>
+      </w:rPr>
+    </w:lvl>
+    <w:lvl w:ilvl="4" w:tentative="1">
+      <w:start w:val="1"/>
+      <w:numFmt w:val="bullet"/>
+      <w:lvlText w:val=""/>
+      <w:lvlJc w:val="left"/>
+      <w:pPr>
+        <w:tabs>
+          <w:tab w:val="num" w:pos="3600"/>
+        </w:tabs>
+        <w:ind w:left="3600" w:hanging="360"/>
+      </w:pPr>
+      <w:rPr>
+        <w:rFonts w:ascii="Wingdings" w:hAnsi="Wingdings" w:hint="default"/>
+        <w:sz w:val="20"/>
+      </w:rPr>
+    </w:lvl>
+    <w:lvl w:ilvl="5" w:tentative="1">
+      <w:start w:val="1"/>
+      <w:numFmt w:val="bullet"/>
+      <w:lvlText w:val=""/>
+      <w:lvlJc w:val="left"/>
+      <w:pPr>
+        <w:tabs>
+          <w:tab w:val="num" w:pos="4320"/>
+        </w:tabs>
+        <w:ind w:left="4320" w:hanging="360"/>
+      </w:pPr>
+      <w:rPr>
+        <w:rFonts w:ascii="Wingdings" w:hAnsi="Wingdings" w:hint="default"/>
+        <w:sz w:val="20"/>
+      </w:rPr>
+    </w:lvl>
+    <w:lvl w:ilvl="6" w:tentative="1">
+      <w:start w:val="1"/>
+      <w:numFmt w:val="bullet"/>
+      <w:lvlText w:val=""/>
+      <w:lvlJc w:val="left"/>
+      <w:pPr>
+        <w:tabs>
+          <w:tab w:val="num" w:pos="5040"/>
+        </w:tabs>
+        <w:ind w:left="5040" w:hanging="360"/>
+      </w:pPr>
+      <w:rPr>
+        <w:rFonts w:ascii="Wingdings" w:hAnsi="Wingdings" w:hint="default"/>
+        <w:sz w:val="20"/>
+      </w:rPr>
+    </w:lvl>
+    <w:lvl w:ilvl="7" w:tentative="1">
+      <w:start w:val="1"/>
+      <w:numFmt w:val="bullet"/>
+      <w:lvlText w:val=""/>
+      <w:lvlJc w:val="left"/>
+      <w:pPr>
+        <w:tabs>
+          <w:tab w:val="num" w:pos="5760"/>
+        </w:tabs>
+        <w:ind w:left="5760" w:hanging="360"/>
+      </w:pPr>
+      <w:rPr>
+        <w:rFonts w:ascii="Wingdings" w:hAnsi="Wingdings" w:hint="default"/>
+        <w:sz w:val="20"/>
+      </w:rPr>
+    </w:lvl>
+    <w:lvl w:ilvl="8" w:tentative="1">
+      <w:start w:val="1"/>
+      <w:numFmt w:val="bullet"/>
+      <w:lvlText w:val=""/>
+      <w:lvlJc w:val="left"/>
+      <w:pPr>
+        <w:tabs>
+          <w:tab w:val="num" w:pos="6480"/>
+        </w:tabs>
+        <w:ind w:left="6480" w:hanging="360"/>
+      </w:pPr>
+      <w:rPr>
+        <w:rFonts w:ascii="Wingdings" w:hAnsi="Wingdings" w:hint="default"/>
+        <w:sz w:val="20"/>
+      </w:rPr>
+    </w:lvl>
+  </w:abstractNum>
+  <w:abstractNum w:abstractNumId="15" w15:restartNumberingAfterBreak="0">
     <w:nsid w:val="28CE1C42"/>
     <w:multiLevelType w:val="multilevel"/>
     <w:tmpl w:val="A9F0F496"/>
@@ -7047,7 +7459,7 @@
       </w:rPr>
     </w:lvl>
   </w:abstractNum>
-  <w:abstractNum w:abstractNumId="14" w15:restartNumberingAfterBreak="0">
+  <w:abstractNum w:abstractNumId="16" w15:restartNumberingAfterBreak="0">
     <w:nsid w:val="291122B1"/>
     <w:multiLevelType w:val="multilevel"/>
     <w:tmpl w:val="3BEEAE08"/>
@@ -7160,7 +7572,7 @@
       </w:rPr>
     </w:lvl>
   </w:abstractNum>
-  <w:abstractNum w:abstractNumId="15" w15:restartNumberingAfterBreak="0">
+  <w:abstractNum w:abstractNumId="17" w15:restartNumberingAfterBreak="0">
     <w:nsid w:val="2A6D4A50"/>
     <w:multiLevelType w:val="hybridMultilevel"/>
     <w:tmpl w:val="48E01B1C"/>
@@ -7272,7 +7684,7 @@
       </w:rPr>
     </w:lvl>
   </w:abstractNum>
-  <w:abstractNum w:abstractNumId="16" w15:restartNumberingAfterBreak="0">
+  <w:abstractNum w:abstractNumId="18" w15:restartNumberingAfterBreak="0">
     <w:nsid w:val="2B7A2700"/>
     <w:multiLevelType w:val="multilevel"/>
     <w:tmpl w:val="BE7E6676"/>
@@ -7421,7 +7833,7 @@
       </w:rPr>
     </w:lvl>
   </w:abstractNum>
-  <w:abstractNum w:abstractNumId="17" w15:restartNumberingAfterBreak="0">
+  <w:abstractNum w:abstractNumId="19" w15:restartNumberingAfterBreak="0">
     <w:nsid w:val="2CD4796F"/>
     <w:multiLevelType w:val="multilevel"/>
     <w:tmpl w:val="E66AF640"/>
@@ -7534,7 +7946,7 @@
       </w:rPr>
     </w:lvl>
   </w:abstractNum>
-  <w:abstractNum w:abstractNumId="18" w15:restartNumberingAfterBreak="0">
+  <w:abstractNum w:abstractNumId="20" w15:restartNumberingAfterBreak="0">
     <w:nsid w:val="36B751A5"/>
     <w:multiLevelType w:val="multilevel"/>
     <w:tmpl w:val="B5FC2022"/>
@@ -7647,7 +8059,7 @@
       </w:rPr>
     </w:lvl>
   </w:abstractNum>
-  <w:abstractNum w:abstractNumId="19" w15:restartNumberingAfterBreak="0">
+  <w:abstractNum w:abstractNumId="21" w15:restartNumberingAfterBreak="0">
     <w:nsid w:val="3A1E63B7"/>
     <w:multiLevelType w:val="multilevel"/>
     <w:tmpl w:val="430EFAE4"/>
@@ -7760,7 +8172,7 @@
       </w:rPr>
     </w:lvl>
   </w:abstractNum>
-  <w:abstractNum w:abstractNumId="20" w15:restartNumberingAfterBreak="0">
+  <w:abstractNum w:abstractNumId="22" w15:restartNumberingAfterBreak="0">
     <w:nsid w:val="3B4B790F"/>
     <w:multiLevelType w:val="multilevel"/>
     <w:tmpl w:val="181A080A"/>
@@ -7873,7 +8285,7 @@
       </w:rPr>
     </w:lvl>
   </w:abstractNum>
-  <w:abstractNum w:abstractNumId="21" w15:restartNumberingAfterBreak="0">
+  <w:abstractNum w:abstractNumId="23" w15:restartNumberingAfterBreak="0">
     <w:nsid w:val="3C345395"/>
     <w:multiLevelType w:val="multilevel"/>
     <w:tmpl w:val="8626C1BA"/>
@@ -7986,7 +8398,7 @@
       </w:rPr>
     </w:lvl>
   </w:abstractNum>
-  <w:abstractNum w:abstractNumId="22" w15:restartNumberingAfterBreak="0">
+  <w:abstractNum w:abstractNumId="24" w15:restartNumberingAfterBreak="0">
     <w:nsid w:val="3D71464D"/>
     <w:multiLevelType w:val="multilevel"/>
     <w:tmpl w:val="5874E39E"/>
@@ -8099,7 +8511,7 @@
       </w:rPr>
     </w:lvl>
   </w:abstractNum>
-  <w:abstractNum w:abstractNumId="23" w15:restartNumberingAfterBreak="0">
+  <w:abstractNum w:abstractNumId="25" w15:restartNumberingAfterBreak="0">
     <w:nsid w:val="3E6E3767"/>
     <w:multiLevelType w:val="multilevel"/>
     <w:tmpl w:val="60425986"/>
@@ -8212,7 +8624,7 @@
       </w:pPr>
     </w:lvl>
   </w:abstractNum>
-  <w:abstractNum w:abstractNumId="24" w15:restartNumberingAfterBreak="0">
+  <w:abstractNum w:abstractNumId="26" w15:restartNumberingAfterBreak="0">
     <w:nsid w:val="458C5FF0"/>
     <w:multiLevelType w:val="multilevel"/>
     <w:tmpl w:val="AA1218E0"/>
@@ -8361,7 +8773,7 @@
       </w:rPr>
     </w:lvl>
   </w:abstractNum>
-  <w:abstractNum w:abstractNumId="25" w15:restartNumberingAfterBreak="0">
+  <w:abstractNum w:abstractNumId="27" w15:restartNumberingAfterBreak="0">
     <w:nsid w:val="46DF17A4"/>
     <w:multiLevelType w:val="multilevel"/>
     <w:tmpl w:val="61D23696"/>
@@ -8474,7 +8886,7 @@
       </w:rPr>
     </w:lvl>
   </w:abstractNum>
-  <w:abstractNum w:abstractNumId="26" w15:restartNumberingAfterBreak="0">
+  <w:abstractNum w:abstractNumId="28" w15:restartNumberingAfterBreak="0">
     <w:nsid w:val="493D6959"/>
     <w:multiLevelType w:val="multilevel"/>
     <w:tmpl w:val="9D7E8D62"/>
@@ -8587,7 +8999,7 @@
       </w:rPr>
     </w:lvl>
   </w:abstractNum>
-  <w:abstractNum w:abstractNumId="27" w15:restartNumberingAfterBreak="0">
+  <w:abstractNum w:abstractNumId="29" w15:restartNumberingAfterBreak="0">
     <w:nsid w:val="49D540F6"/>
     <w:multiLevelType w:val="multilevel"/>
     <w:tmpl w:val="A712FB6E"/>
@@ -8700,7 +9112,7 @@
       </w:rPr>
     </w:lvl>
   </w:abstractNum>
-  <w:abstractNum w:abstractNumId="28" w15:restartNumberingAfterBreak="0">
+  <w:abstractNum w:abstractNumId="30" w15:restartNumberingAfterBreak="0">
     <w:nsid w:val="4C830CA3"/>
     <w:multiLevelType w:val="hybridMultilevel"/>
     <w:tmpl w:val="D8524736"/>
@@ -8813,7 +9225,7 @@
       </w:rPr>
     </w:lvl>
   </w:abstractNum>
-  <w:abstractNum w:abstractNumId="29" w15:restartNumberingAfterBreak="0">
+  <w:abstractNum w:abstractNumId="31" w15:restartNumberingAfterBreak="0">
     <w:nsid w:val="4C9D6916"/>
     <w:multiLevelType w:val="multilevel"/>
     <w:tmpl w:val="7444D070"/>
@@ -8926,7 +9338,7 @@
       </w:pPr>
     </w:lvl>
   </w:abstractNum>
-  <w:abstractNum w:abstractNumId="30" w15:restartNumberingAfterBreak="0">
+  <w:abstractNum w:abstractNumId="32" w15:restartNumberingAfterBreak="0">
     <w:nsid w:val="4E7B7844"/>
     <w:multiLevelType w:val="multilevel"/>
     <w:tmpl w:val="13B68B56"/>
@@ -9039,7 +9451,156 @@
       </w:rPr>
     </w:lvl>
   </w:abstractNum>
-  <w:abstractNum w:abstractNumId="31" w15:restartNumberingAfterBreak="0">
+  <w:abstractNum w:abstractNumId="33" w15:restartNumberingAfterBreak="0">
+    <w:nsid w:val="4EA55961"/>
+    <w:multiLevelType w:val="multilevel"/>
+    <w:tmpl w:val="6B9A84CA"/>
+    <w:lvl w:ilvl="0">
+      <w:start w:val="1"/>
+      <w:numFmt w:val="bullet"/>
+      <w:lvlText w:val=""/>
+      <w:lvlJc w:val="left"/>
+      <w:pPr>
+        <w:tabs>
+          <w:tab w:val="num" w:pos="720"/>
+        </w:tabs>
+        <w:ind w:left="720" w:hanging="360"/>
+      </w:pPr>
+      <w:rPr>
+        <w:rFonts w:ascii="Symbol" w:hAnsi="Symbol" w:hint="default"/>
+        <w:sz w:val="20"/>
+      </w:rPr>
+    </w:lvl>
+    <w:lvl w:ilvl="1" w:tentative="1">
+      <w:start w:val="1"/>
+      <w:numFmt w:val="bullet"/>
+      <w:lvlText w:val="o"/>
+      <w:lvlJc w:val="left"/>
+      <w:pPr>
+        <w:tabs>
+          <w:tab w:val="num" w:pos="1440"/>
+        </w:tabs>
+        <w:ind w:left="1440" w:hanging="360"/>
+      </w:pPr>
+      <w:rPr>
+        <w:rFonts w:ascii="Courier New" w:hAnsi="Courier New" w:hint="default"/>
+        <w:sz w:val="20"/>
+      </w:rPr>
+    </w:lvl>
+    <w:lvl w:ilvl="2" w:tentative="1">
+      <w:start w:val="1"/>
+      <w:numFmt w:val="bullet"/>
+      <w:lvlText w:val=""/>
+      <w:lvlJc w:val="left"/>
+      <w:pPr>
+        <w:tabs>
+          <w:tab w:val="num" w:pos="2160"/>
+        </w:tabs>
+        <w:ind w:left="2160" w:hanging="360"/>
+      </w:pPr>
+      <w:rPr>
+        <w:rFonts w:ascii="Wingdings" w:hAnsi="Wingdings" w:hint="default"/>
+        <w:sz w:val="20"/>
+      </w:rPr>
+    </w:lvl>
+    <w:lvl w:ilvl="3" w:tentative="1">
+      <w:start w:val="1"/>
+      <w:numFmt w:val="bullet"/>
+      <w:lvlText w:val=""/>
+      <w:lvlJc w:val="left"/>
+      <w:pPr>
+        <w:tabs>
+          <w:tab w:val="num" w:pos="2880"/>
+        </w:tabs>
+        <w:ind w:left="2880" w:hanging="360"/>
+      </w:pPr>
+      <w:rPr>
+        <w:rFonts w:ascii="Wingdings" w:hAnsi="Wingdings" w:hint="default"/>
+        <w:sz w:val="20"/>
+      </w:rPr>
+    </w:lvl>
+    <w:lvl w:ilvl="4" w:tentative="1">
+      <w:start w:val="1"/>
+      <w:numFmt w:val="bullet"/>
+      <w:lvlText w:val=""/>
+      <w:lvlJc w:val="left"/>
+      <w:pPr>
+        <w:tabs>
+          <w:tab w:val="num" w:pos="3600"/>
+        </w:tabs>
+        <w:ind w:left="3600" w:hanging="360"/>
+      </w:pPr>
+      <w:rPr>
+        <w:rFonts w:ascii="Wingdings" w:hAnsi="Wingdings" w:hint="default"/>
+        <w:sz w:val="20"/>
+      </w:rPr>
+    </w:lvl>
+    <w:lvl w:ilvl="5" w:tentative="1">
+      <w:start w:val="1"/>
+      <w:numFmt w:val="bullet"/>
+      <w:lvlText w:val=""/>
+      <w:lvlJc w:val="left"/>
+      <w:pPr>
+        <w:tabs>
+          <w:tab w:val="num" w:pos="4320"/>
+        </w:tabs>
+        <w:ind w:left="4320" w:hanging="360"/>
+      </w:pPr>
+      <w:rPr>
+        <w:rFonts w:ascii="Wingdings" w:hAnsi="Wingdings" w:hint="default"/>
+        <w:sz w:val="20"/>
+      </w:rPr>
+    </w:lvl>
+    <w:lvl w:ilvl="6" w:tentative="1">
+      <w:start w:val="1"/>
+      <w:numFmt w:val="bullet"/>
+      <w:lvlText w:val=""/>
+      <w:lvlJc w:val="left"/>
+      <w:pPr>
+        <w:tabs>
+          <w:tab w:val="num" w:pos="5040"/>
+        </w:tabs>
+        <w:ind w:left="5040" w:hanging="360"/>
+      </w:pPr>
+      <w:rPr>
+        <w:rFonts w:ascii="Wingdings" w:hAnsi="Wingdings" w:hint="default"/>
+        <w:sz w:val="20"/>
+      </w:rPr>
+    </w:lvl>
+    <w:lvl w:ilvl="7" w:tentative="1">
+      <w:start w:val="1"/>
+      <w:numFmt w:val="bullet"/>
+      <w:lvlText w:val=""/>
+      <w:lvlJc w:val="left"/>
+      <w:pPr>
+        <w:tabs>
+          <w:tab w:val="num" w:pos="5760"/>
+        </w:tabs>
+        <w:ind w:left="5760" w:hanging="360"/>
+      </w:pPr>
+      <w:rPr>
+        <w:rFonts w:ascii="Wingdings" w:hAnsi="Wingdings" w:hint="default"/>
+        <w:sz w:val="20"/>
+      </w:rPr>
+    </w:lvl>
+    <w:lvl w:ilvl="8" w:tentative="1">
+      <w:start w:val="1"/>
+      <w:numFmt w:val="bullet"/>
+      <w:lvlText w:val=""/>
+      <w:lvlJc w:val="left"/>
+      <w:pPr>
+        <w:tabs>
+          <w:tab w:val="num" w:pos="6480"/>
+        </w:tabs>
+        <w:ind w:left="6480" w:hanging="360"/>
+      </w:pPr>
+      <w:rPr>
+        <w:rFonts w:ascii="Wingdings" w:hAnsi="Wingdings" w:hint="default"/>
+        <w:sz w:val="20"/>
+      </w:rPr>
+    </w:lvl>
+  </w:abstractNum>
+  <w:abstractNum w:abstractNumId="34" w15:restartNumberingAfterBreak="0">
     <w:nsid w:val="4EFE25E3"/>
     <w:multiLevelType w:val="multilevel"/>
     <w:tmpl w:val="73563C08"/>
@@ -9152,7 +9713,7 @@
       </w:rPr>
     </w:lvl>
   </w:abstractNum>
-  <w:abstractNum w:abstractNumId="32" w15:restartNumberingAfterBreak="0">
+  <w:abstractNum w:abstractNumId="35" w15:restartNumberingAfterBreak="0">
     <w:nsid w:val="4F3E560D"/>
     <w:multiLevelType w:val="multilevel"/>
     <w:tmpl w:val="D4ECEF82"/>
@@ -9265,7 +9826,305 @@
       </w:rPr>
     </w:lvl>
   </w:abstractNum>
-  <w:abstractNum w:abstractNumId="33" w15:restartNumberingAfterBreak="0">
+  <w:abstractNum w:abstractNumId="36" w15:restartNumberingAfterBreak="0">
+    <w:nsid w:val="50F05657"/>
+    <w:multiLevelType w:val="multilevel"/>
+    <w:tmpl w:val="45289EBA"/>
+    <w:lvl w:ilvl="0">
+      <w:start w:val="1"/>
+      <w:numFmt w:val="bullet"/>
+      <w:lvlText w:val=""/>
+      <w:lvlJc w:val="left"/>
+      <w:pPr>
+        <w:tabs>
+          <w:tab w:val="num" w:pos="720"/>
+        </w:tabs>
+        <w:ind w:left="720" w:hanging="360"/>
+      </w:pPr>
+      <w:rPr>
+        <w:rFonts w:ascii="Symbol" w:hAnsi="Symbol" w:hint="default"/>
+        <w:sz w:val="20"/>
+      </w:rPr>
+    </w:lvl>
+    <w:lvl w:ilvl="1" w:tentative="1">
+      <w:start w:val="1"/>
+      <w:numFmt w:val="bullet"/>
+      <w:lvlText w:val="o"/>
+      <w:lvlJc w:val="left"/>
+      <w:pPr>
+        <w:tabs>
+          <w:tab w:val="num" w:pos="1440"/>
+        </w:tabs>
+        <w:ind w:left="1440" w:hanging="360"/>
+      </w:pPr>
+      <w:rPr>
+        <w:rFonts w:ascii="Courier New" w:hAnsi="Courier New" w:hint="default"/>
+        <w:sz w:val="20"/>
+      </w:rPr>
+    </w:lvl>
+    <w:lvl w:ilvl="2" w:tentative="1">
+      <w:start w:val="1"/>
+      <w:numFmt w:val="bullet"/>
+      <w:lvlText w:val=""/>
+      <w:lvlJc w:val="left"/>
+      <w:pPr>
+        <w:tabs>
+          <w:tab w:val="num" w:pos="2160"/>
+        </w:tabs>
+        <w:ind w:left="2160" w:hanging="360"/>
+      </w:pPr>
+      <w:rPr>
+        <w:rFonts w:ascii="Wingdings" w:hAnsi="Wingdings" w:hint="default"/>
+        <w:sz w:val="20"/>
+      </w:rPr>
+    </w:lvl>
+    <w:lvl w:ilvl="3" w:tentative="1">
+      <w:start w:val="1"/>
+      <w:numFmt w:val="bullet"/>
+      <w:lvlText w:val=""/>
+      <w:lvlJc w:val="left"/>
+      <w:pPr>
+        <w:tabs>
+          <w:tab w:val="num" w:pos="2880"/>
+        </w:tabs>
+        <w:ind w:left="2880" w:hanging="360"/>
+      </w:pPr>
+      <w:rPr>
+        <w:rFonts w:ascii="Wingdings" w:hAnsi="Wingdings" w:hint="default"/>
+        <w:sz w:val="20"/>
+      </w:rPr>
+    </w:lvl>
+    <w:lvl w:ilvl="4" w:tentative="1">
+      <w:start w:val="1"/>
+      <w:numFmt w:val="bullet"/>
+      <w:lvlText w:val=""/>
+      <w:lvlJc w:val="left"/>
+      <w:pPr>
+        <w:tabs>
+          <w:tab w:val="num" w:pos="3600"/>
+        </w:tabs>
+        <w:ind w:left="3600" w:hanging="360"/>
+      </w:pPr>
+      <w:rPr>
+        <w:rFonts w:ascii="Wingdings" w:hAnsi="Wingdings" w:hint="default"/>
+        <w:sz w:val="20"/>
+      </w:rPr>
+    </w:lvl>
+    <w:lvl w:ilvl="5" w:tentative="1">
+      <w:start w:val="1"/>
+      <w:numFmt w:val="bullet"/>
+      <w:lvlText w:val=""/>
+      <w:lvlJc w:val="left"/>
+      <w:pPr>
+        <w:tabs>
+          <w:tab w:val="num" w:pos="4320"/>
+        </w:tabs>
+        <w:ind w:left="4320" w:hanging="360"/>
+      </w:pPr>
+      <w:rPr>
+        <w:rFonts w:ascii="Wingdings" w:hAnsi="Wingdings" w:hint="default"/>
+        <w:sz w:val="20"/>
+      </w:rPr>
+    </w:lvl>
+    <w:lvl w:ilvl="6" w:tentative="1">
+      <w:start w:val="1"/>
+      <w:numFmt w:val="bullet"/>
+      <w:lvlText w:val=""/>
+      <w:lvlJc w:val="left"/>
+      <w:pPr>
+        <w:tabs>
+          <w:tab w:val="num" w:pos="5040"/>
+        </w:tabs>
+        <w:ind w:left="5040" w:hanging="360"/>
+      </w:pPr>
+      <w:rPr>
+        <w:rFonts w:ascii="Wingdings" w:hAnsi="Wingdings" w:hint="default"/>
+        <w:sz w:val="20"/>
+      </w:rPr>
+    </w:lvl>
+    <w:lvl w:ilvl="7" w:tentative="1">
+      <w:start w:val="1"/>
+      <w:numFmt w:val="bullet"/>
+      <w:lvlText w:val=""/>
+      <w:lvlJc w:val="left"/>
+      <w:pPr>
+        <w:tabs>
+          <w:tab w:val="num" w:pos="5760"/>
+        </w:tabs>
+        <w:ind w:left="5760" w:hanging="360"/>
+      </w:pPr>
+      <w:rPr>
+        <w:rFonts w:ascii="Wingdings" w:hAnsi="Wingdings" w:hint="default"/>
+        <w:sz w:val="20"/>
+      </w:rPr>
+    </w:lvl>
+    <w:lvl w:ilvl="8" w:tentative="1">
+      <w:start w:val="1"/>
+      <w:numFmt w:val="bullet"/>
+      <w:lvlText w:val=""/>
+      <w:lvlJc w:val="left"/>
+      <w:pPr>
+        <w:tabs>
+          <w:tab w:val="num" w:pos="6480"/>
+        </w:tabs>
+        <w:ind w:left="6480" w:hanging="360"/>
+      </w:pPr>
+      <w:rPr>
+        <w:rFonts w:ascii="Wingdings" w:hAnsi="Wingdings" w:hint="default"/>
+        <w:sz w:val="20"/>
+      </w:rPr>
+    </w:lvl>
+  </w:abstractNum>
+  <w:abstractNum w:abstractNumId="37" w15:restartNumberingAfterBreak="0">
+    <w:nsid w:val="521B2D9D"/>
+    <w:multiLevelType w:val="multilevel"/>
+    <w:tmpl w:val="50625018"/>
+    <w:lvl w:ilvl="0">
+      <w:start w:val="1"/>
+      <w:numFmt w:val="bullet"/>
+      <w:lvlText w:val=""/>
+      <w:lvlJc w:val="left"/>
+      <w:pPr>
+        <w:tabs>
+          <w:tab w:val="num" w:pos="720"/>
+        </w:tabs>
+        <w:ind w:left="720" w:hanging="360"/>
+      </w:pPr>
+      <w:rPr>
+        <w:rFonts w:ascii="Symbol" w:hAnsi="Symbol" w:hint="default"/>
+        <w:sz w:val="20"/>
+      </w:rPr>
+    </w:lvl>
+    <w:lvl w:ilvl="1" w:tentative="1">
+      <w:start w:val="1"/>
+      <w:numFmt w:val="bullet"/>
+      <w:lvlText w:val="o"/>
+      <w:lvlJc w:val="left"/>
+      <w:pPr>
+        <w:tabs>
+          <w:tab w:val="num" w:pos="1440"/>
+        </w:tabs>
+        <w:ind w:left="1440" w:hanging="360"/>
+      </w:pPr>
+      <w:rPr>
+        <w:rFonts w:ascii="Courier New" w:hAnsi="Courier New" w:hint="default"/>
+        <w:sz w:val="20"/>
+      </w:rPr>
+    </w:lvl>
+    <w:lvl w:ilvl="2" w:tentative="1">
+      <w:start w:val="1"/>
+      <w:numFmt w:val="bullet"/>
+      <w:lvlText w:val=""/>
+      <w:lvlJc w:val="left"/>
+      <w:pPr>
+        <w:tabs>
+          <w:tab w:val="num" w:pos="2160"/>
+        </w:tabs>
+        <w:ind w:left="2160" w:hanging="360"/>
+      </w:pPr>
+      <w:rPr>
+        <w:rFonts w:ascii="Wingdings" w:hAnsi="Wingdings" w:hint="default"/>
+        <w:sz w:val="20"/>
+      </w:rPr>
+    </w:lvl>
+    <w:lvl w:ilvl="3" w:tentative="1">
+      <w:start w:val="1"/>
+      <w:numFmt w:val="bullet"/>
+      <w:lvlText w:val=""/>
+      <w:lvlJc w:val="left"/>
+      <w:pPr>
+        <w:tabs>
+          <w:tab w:val="num" w:pos="2880"/>
+        </w:tabs>
+        <w:ind w:left="2880" w:hanging="360"/>
+      </w:pPr>
+      <w:rPr>
+        <w:rFonts w:ascii="Wingdings" w:hAnsi="Wingdings" w:hint="default"/>
+        <w:sz w:val="20"/>
+      </w:rPr>
+    </w:lvl>
+    <w:lvl w:ilvl="4" w:tentative="1">
+      <w:start w:val="1"/>
+      <w:numFmt w:val="bullet"/>
+      <w:lvlText w:val=""/>
+      <w:lvlJc w:val="left"/>
+      <w:pPr>
+        <w:tabs>
+          <w:tab w:val="num" w:pos="3600"/>
+        </w:tabs>
+        <w:ind w:left="3600" w:hanging="360"/>
+      </w:pPr>
+      <w:rPr>
+        <w:rFonts w:ascii="Wingdings" w:hAnsi="Wingdings" w:hint="default"/>
+        <w:sz w:val="20"/>
+      </w:rPr>
+    </w:lvl>
+    <w:lvl w:ilvl="5" w:tentative="1">
+      <w:start w:val="1"/>
+      <w:numFmt w:val="bullet"/>
+      <w:lvlText w:val=""/>
+      <w:lvlJc w:val="left"/>
+      <w:pPr>
+        <w:tabs>
+          <w:tab w:val="num" w:pos="4320"/>
+        </w:tabs>
+        <w:ind w:left="4320" w:hanging="360"/>
+      </w:pPr>
+      <w:rPr>
+        <w:rFonts w:ascii="Wingdings" w:hAnsi="Wingdings" w:hint="default"/>
+        <w:sz w:val="20"/>
+      </w:rPr>
+    </w:lvl>
+    <w:lvl w:ilvl="6" w:tentative="1">
+      <w:start w:val="1"/>
+      <w:numFmt w:val="bullet"/>
+      <w:lvlText w:val=""/>
+      <w:lvlJc w:val="left"/>
+      <w:pPr>
+        <w:tabs>
+          <w:tab w:val="num" w:pos="5040"/>
+        </w:tabs>
+        <w:ind w:left="5040" w:hanging="360"/>
+      </w:pPr>
+      <w:rPr>
+        <w:rFonts w:ascii="Wingdings" w:hAnsi="Wingdings" w:hint="default"/>
+        <w:sz w:val="20"/>
+      </w:rPr>
+    </w:lvl>
+    <w:lvl w:ilvl="7" w:tentative="1">
+      <w:start w:val="1"/>
+      <w:numFmt w:val="bullet"/>
+      <w:lvlText w:val=""/>
+      <w:lvlJc w:val="left"/>
+      <w:pPr>
+        <w:tabs>
+          <w:tab w:val="num" w:pos="5760"/>
+        </w:tabs>
+        <w:ind w:left="5760" w:hanging="360"/>
+      </w:pPr>
+      <w:rPr>
+        <w:rFonts w:ascii="Wingdings" w:hAnsi="Wingdings" w:hint="default"/>
+        <w:sz w:val="20"/>
+      </w:rPr>
+    </w:lvl>
+    <w:lvl w:ilvl="8" w:tentative="1">
+      <w:start w:val="1"/>
+      <w:numFmt w:val="bullet"/>
+      <w:lvlText w:val=""/>
+      <w:lvlJc w:val="left"/>
+      <w:pPr>
+        <w:tabs>
+          <w:tab w:val="num" w:pos="6480"/>
+        </w:tabs>
+        <w:ind w:left="6480" w:hanging="360"/>
+      </w:pPr>
+      <w:rPr>
+        <w:rFonts w:ascii="Wingdings" w:hAnsi="Wingdings" w:hint="default"/>
+        <w:sz w:val="20"/>
+      </w:rPr>
+    </w:lvl>
+  </w:abstractNum>
+  <w:abstractNum w:abstractNumId="38" w15:restartNumberingAfterBreak="0">
     <w:nsid w:val="53065340"/>
     <w:multiLevelType w:val="hybridMultilevel"/>
     <w:tmpl w:val="8BCA5486"/>
@@ -9380,7 +10239,156 @@
       </w:rPr>
     </w:lvl>
   </w:abstractNum>
-  <w:abstractNum w:abstractNumId="34" w15:restartNumberingAfterBreak="0">
+  <w:abstractNum w:abstractNumId="39" w15:restartNumberingAfterBreak="0">
+    <w:nsid w:val="53326A5B"/>
+    <w:multiLevelType w:val="multilevel"/>
+    <w:tmpl w:val="FFDA1A36"/>
+    <w:lvl w:ilvl="0">
+      <w:start w:val="1"/>
+      <w:numFmt w:val="bullet"/>
+      <w:lvlText w:val=""/>
+      <w:lvlJc w:val="left"/>
+      <w:pPr>
+        <w:tabs>
+          <w:tab w:val="num" w:pos="720"/>
+        </w:tabs>
+        <w:ind w:left="720" w:hanging="360"/>
+      </w:pPr>
+      <w:rPr>
+        <w:rFonts w:ascii="Symbol" w:hAnsi="Symbol" w:hint="default"/>
+        <w:sz w:val="20"/>
+      </w:rPr>
+    </w:lvl>
+    <w:lvl w:ilvl="1">
+      <w:start w:val="1"/>
+      <w:numFmt w:val="bullet"/>
+      <w:lvlText w:val="o"/>
+      <w:lvlJc w:val="left"/>
+      <w:pPr>
+        <w:tabs>
+          <w:tab w:val="num" w:pos="1440"/>
+        </w:tabs>
+        <w:ind w:left="1440" w:hanging="360"/>
+      </w:pPr>
+      <w:rPr>
+        <w:rFonts w:ascii="Courier New" w:hAnsi="Courier New" w:hint="default"/>
+        <w:sz w:val="20"/>
+      </w:rPr>
+    </w:lvl>
+    <w:lvl w:ilvl="2" w:tentative="1">
+      <w:start w:val="1"/>
+      <w:numFmt w:val="bullet"/>
+      <w:lvlText w:val=""/>
+      <w:lvlJc w:val="left"/>
+      <w:pPr>
+        <w:tabs>
+          <w:tab w:val="num" w:pos="2160"/>
+        </w:tabs>
+        <w:ind w:left="2160" w:hanging="360"/>
+      </w:pPr>
+      <w:rPr>
+        <w:rFonts w:ascii="Wingdings" w:hAnsi="Wingdings" w:hint="default"/>
+        <w:sz w:val="20"/>
+      </w:rPr>
+    </w:lvl>
+    <w:lvl w:ilvl="3" w:tentative="1">
+      <w:start w:val="1"/>
+      <w:numFmt w:val="bullet"/>
+      <w:lvlText w:val=""/>
+      <w:lvlJc w:val="left"/>
+      <w:pPr>
+        <w:tabs>
+          <w:tab w:val="num" w:pos="2880"/>
+        </w:tabs>
+        <w:ind w:left="2880" w:hanging="360"/>
+      </w:pPr>
+      <w:rPr>
+        <w:rFonts w:ascii="Wingdings" w:hAnsi="Wingdings" w:hint="default"/>
+        <w:sz w:val="20"/>
+      </w:rPr>
+    </w:lvl>
+    <w:lvl w:ilvl="4" w:tentative="1">
+      <w:start w:val="1"/>
+      <w:numFmt w:val="bullet"/>
+      <w:lvlText w:val=""/>
+      <w:lvlJc w:val="left"/>
+      <w:pPr>
+        <w:tabs>
+          <w:tab w:val="num" w:pos="3600"/>
+        </w:tabs>
+        <w:ind w:left="3600" w:hanging="360"/>
+      </w:pPr>
+      <w:rPr>
+        <w:rFonts w:ascii="Wingdings" w:hAnsi="Wingdings" w:hint="default"/>
+        <w:sz w:val="20"/>
+      </w:rPr>
+    </w:lvl>
+    <w:lvl w:ilvl="5" w:tentative="1">
+      <w:start w:val="1"/>
+      <w:numFmt w:val="bullet"/>
+      <w:lvlText w:val=""/>
+      <w:lvlJc w:val="left"/>
+      <w:pPr>
+        <w:tabs>
+          <w:tab w:val="num" w:pos="4320"/>
+        </w:tabs>
+        <w:ind w:left="4320" w:hanging="360"/>
+      </w:pPr>
+      <w:rPr>
+        <w:rFonts w:ascii="Wingdings" w:hAnsi="Wingdings" w:hint="default"/>
+        <w:sz w:val="20"/>
+      </w:rPr>
+    </w:lvl>
+    <w:lvl w:ilvl="6" w:tentative="1">
+      <w:start w:val="1"/>
+      <w:numFmt w:val="bullet"/>
+      <w:lvlText w:val=""/>
+      <w:lvlJc w:val="left"/>
+      <w:pPr>
+        <w:tabs>
+          <w:tab w:val="num" w:pos="5040"/>
+        </w:tabs>
+        <w:ind w:left="5040" w:hanging="360"/>
+      </w:pPr>
+      <w:rPr>
+        <w:rFonts w:ascii="Wingdings" w:hAnsi="Wingdings" w:hint="default"/>
+        <w:sz w:val="20"/>
+      </w:rPr>
+    </w:lvl>
+    <w:lvl w:ilvl="7" w:tentative="1">
+      <w:start w:val="1"/>
+      <w:numFmt w:val="bullet"/>
+      <w:lvlText w:val=""/>
+      <w:lvlJc w:val="left"/>
+      <w:pPr>
+        <w:tabs>
+          <w:tab w:val="num" w:pos="5760"/>
+        </w:tabs>
+        <w:ind w:left="5760" w:hanging="360"/>
+      </w:pPr>
+      <w:rPr>
+        <w:rFonts w:ascii="Wingdings" w:hAnsi="Wingdings" w:hint="default"/>
+        <w:sz w:val="20"/>
+      </w:rPr>
+    </w:lvl>
+    <w:lvl w:ilvl="8" w:tentative="1">
+      <w:start w:val="1"/>
+      <w:numFmt w:val="bullet"/>
+      <w:lvlText w:val=""/>
+      <w:lvlJc w:val="left"/>
+      <w:pPr>
+        <w:tabs>
+          <w:tab w:val="num" w:pos="6480"/>
+        </w:tabs>
+        <w:ind w:left="6480" w:hanging="360"/>
+      </w:pPr>
+      <w:rPr>
+        <w:rFonts w:ascii="Wingdings" w:hAnsi="Wingdings" w:hint="default"/>
+        <w:sz w:val="20"/>
+      </w:rPr>
+    </w:lvl>
+  </w:abstractNum>
+  <w:abstractNum w:abstractNumId="40" w15:restartNumberingAfterBreak="0">
     <w:nsid w:val="54631702"/>
     <w:multiLevelType w:val="multilevel"/>
     <w:tmpl w:val="D3087090"/>
@@ -9493,7 +10501,7 @@
       </w:rPr>
     </w:lvl>
   </w:abstractNum>
-  <w:abstractNum w:abstractNumId="35" w15:restartNumberingAfterBreak="0">
+  <w:abstractNum w:abstractNumId="41" w15:restartNumberingAfterBreak="0">
     <w:nsid w:val="584935AE"/>
     <w:multiLevelType w:val="multilevel"/>
     <w:tmpl w:val="034A9B0C"/>
@@ -9606,7 +10614,7 @@
       </w:pPr>
     </w:lvl>
   </w:abstractNum>
-  <w:abstractNum w:abstractNumId="36" w15:restartNumberingAfterBreak="0">
+  <w:abstractNum w:abstractNumId="42" w15:restartNumberingAfterBreak="0">
     <w:nsid w:val="58AB6A92"/>
     <w:multiLevelType w:val="multilevel"/>
     <w:tmpl w:val="7CAAE4AA"/>
@@ -9719,7 +10727,156 @@
       </w:rPr>
     </w:lvl>
   </w:abstractNum>
-  <w:abstractNum w:abstractNumId="37" w15:restartNumberingAfterBreak="0">
+  <w:abstractNum w:abstractNumId="43" w15:restartNumberingAfterBreak="0">
+    <w:nsid w:val="5D723865"/>
+    <w:multiLevelType w:val="multilevel"/>
+    <w:tmpl w:val="92F08414"/>
+    <w:lvl w:ilvl="0">
+      <w:start w:val="1"/>
+      <w:numFmt w:val="bullet"/>
+      <w:lvlText w:val=""/>
+      <w:lvlJc w:val="left"/>
+      <w:pPr>
+        <w:tabs>
+          <w:tab w:val="num" w:pos="720"/>
+        </w:tabs>
+        <w:ind w:left="720" w:hanging="360"/>
+      </w:pPr>
+      <w:rPr>
+        <w:rFonts w:ascii="Symbol" w:hAnsi="Symbol" w:hint="default"/>
+        <w:sz w:val="20"/>
+      </w:rPr>
+    </w:lvl>
+    <w:lvl w:ilvl="1" w:tentative="1">
+      <w:start w:val="1"/>
+      <w:numFmt w:val="bullet"/>
+      <w:lvlText w:val="o"/>
+      <w:lvlJc w:val="left"/>
+      <w:pPr>
+        <w:tabs>
+          <w:tab w:val="num" w:pos="1440"/>
+        </w:tabs>
+        <w:ind w:left="1440" w:hanging="360"/>
+      </w:pPr>
+      <w:rPr>
+        <w:rFonts w:ascii="Courier New" w:hAnsi="Courier New" w:hint="default"/>
+        <w:sz w:val="20"/>
+      </w:rPr>
+    </w:lvl>
+    <w:lvl w:ilvl="2" w:tentative="1">
+      <w:start w:val="1"/>
+      <w:numFmt w:val="bullet"/>
+      <w:lvlText w:val=""/>
+      <w:lvlJc w:val="left"/>
+      <w:pPr>
+        <w:tabs>
+          <w:tab w:val="num" w:pos="2160"/>
+        </w:tabs>
+        <w:ind w:left="2160" w:hanging="360"/>
+      </w:pPr>
+      <w:rPr>
+        <w:rFonts w:ascii="Wingdings" w:hAnsi="Wingdings" w:hint="default"/>
+        <w:sz w:val="20"/>
+      </w:rPr>
+    </w:lvl>
+    <w:lvl w:ilvl="3" w:tentative="1">
+      <w:start w:val="1"/>
+      <w:numFmt w:val="bullet"/>
+      <w:lvlText w:val=""/>
+      <w:lvlJc w:val="left"/>
+      <w:pPr>
+        <w:tabs>
+          <w:tab w:val="num" w:pos="2880"/>
+        </w:tabs>
+        <w:ind w:left="2880" w:hanging="360"/>
+      </w:pPr>
+      <w:rPr>
+        <w:rFonts w:ascii="Wingdings" w:hAnsi="Wingdings" w:hint="default"/>
+        <w:sz w:val="20"/>
+      </w:rPr>
+    </w:lvl>
+    <w:lvl w:ilvl="4" w:tentative="1">
+      <w:start w:val="1"/>
+      <w:numFmt w:val="bullet"/>
+      <w:lvlText w:val=""/>
+      <w:lvlJc w:val="left"/>
+      <w:pPr>
+        <w:tabs>
+          <w:tab w:val="num" w:pos="3600"/>
+        </w:tabs>
+        <w:ind w:left="3600" w:hanging="360"/>
+      </w:pPr>
+      <w:rPr>
+        <w:rFonts w:ascii="Wingdings" w:hAnsi="Wingdings" w:hint="default"/>
+        <w:sz w:val="20"/>
+      </w:rPr>
+    </w:lvl>
+    <w:lvl w:ilvl="5" w:tentative="1">
+      <w:start w:val="1"/>
+      <w:numFmt w:val="bullet"/>
+      <w:lvlText w:val=""/>
+      <w:lvlJc w:val="left"/>
+      <w:pPr>
+        <w:tabs>
+          <w:tab w:val="num" w:pos="4320"/>
+        </w:tabs>
+        <w:ind w:left="4320" w:hanging="360"/>
+      </w:pPr>
+      <w:rPr>
+        <w:rFonts w:ascii="Wingdings" w:hAnsi="Wingdings" w:hint="default"/>
+        <w:sz w:val="20"/>
+      </w:rPr>
+    </w:lvl>
+    <w:lvl w:ilvl="6" w:tentative="1">
+      <w:start w:val="1"/>
+      <w:numFmt w:val="bullet"/>
+      <w:lvlText w:val=""/>
+      <w:lvlJc w:val="left"/>
+      <w:pPr>
+        <w:tabs>
+          <w:tab w:val="num" w:pos="5040"/>
+        </w:tabs>
+        <w:ind w:left="5040" w:hanging="360"/>
+      </w:pPr>
+      <w:rPr>
+        <w:rFonts w:ascii="Wingdings" w:hAnsi="Wingdings" w:hint="default"/>
+        <w:sz w:val="20"/>
+      </w:rPr>
+    </w:lvl>
+    <w:lvl w:ilvl="7" w:tentative="1">
+      <w:start w:val="1"/>
+      <w:numFmt w:val="bullet"/>
+      <w:lvlText w:val=""/>
+      <w:lvlJc w:val="left"/>
+      <w:pPr>
+        <w:tabs>
+          <w:tab w:val="num" w:pos="5760"/>
+        </w:tabs>
+        <w:ind w:left="5760" w:hanging="360"/>
+      </w:pPr>
+      <w:rPr>
+        <w:rFonts w:ascii="Wingdings" w:hAnsi="Wingdings" w:hint="default"/>
+        <w:sz w:val="20"/>
+      </w:rPr>
+    </w:lvl>
+    <w:lvl w:ilvl="8" w:tentative="1">
+      <w:start w:val="1"/>
+      <w:numFmt w:val="bullet"/>
+      <w:lvlText w:val=""/>
+      <w:lvlJc w:val="left"/>
+      <w:pPr>
+        <w:tabs>
+          <w:tab w:val="num" w:pos="6480"/>
+        </w:tabs>
+        <w:ind w:left="6480" w:hanging="360"/>
+      </w:pPr>
+      <w:rPr>
+        <w:rFonts w:ascii="Wingdings" w:hAnsi="Wingdings" w:hint="default"/>
+        <w:sz w:val="20"/>
+      </w:rPr>
+    </w:lvl>
+  </w:abstractNum>
+  <w:abstractNum w:abstractNumId="44" w15:restartNumberingAfterBreak="0">
     <w:nsid w:val="5EDF4891"/>
     <w:multiLevelType w:val="multilevel"/>
     <w:tmpl w:val="4970C880"/>
@@ -9832,7 +10989,156 @@
       </w:rPr>
     </w:lvl>
   </w:abstractNum>
-  <w:abstractNum w:abstractNumId="38" w15:restartNumberingAfterBreak="0">
+  <w:abstractNum w:abstractNumId="45" w15:restartNumberingAfterBreak="0">
+    <w:nsid w:val="5F550DD2"/>
+    <w:multiLevelType w:val="multilevel"/>
+    <w:tmpl w:val="CBB42DA2"/>
+    <w:lvl w:ilvl="0">
+      <w:start w:val="1"/>
+      <w:numFmt w:val="bullet"/>
+      <w:lvlText w:val=""/>
+      <w:lvlJc w:val="left"/>
+      <w:pPr>
+        <w:tabs>
+          <w:tab w:val="num" w:pos="720"/>
+        </w:tabs>
+        <w:ind w:left="720" w:hanging="360"/>
+      </w:pPr>
+      <w:rPr>
+        <w:rFonts w:ascii="Symbol" w:hAnsi="Symbol" w:hint="default"/>
+        <w:sz w:val="20"/>
+      </w:rPr>
+    </w:lvl>
+    <w:lvl w:ilvl="1" w:tentative="1">
+      <w:start w:val="1"/>
+      <w:numFmt w:val="bullet"/>
+      <w:lvlText w:val="o"/>
+      <w:lvlJc w:val="left"/>
+      <w:pPr>
+        <w:tabs>
+          <w:tab w:val="num" w:pos="1440"/>
+        </w:tabs>
+        <w:ind w:left="1440" w:hanging="360"/>
+      </w:pPr>
+      <w:rPr>
+        <w:rFonts w:ascii="Courier New" w:hAnsi="Courier New" w:hint="default"/>
+        <w:sz w:val="20"/>
+      </w:rPr>
+    </w:lvl>
+    <w:lvl w:ilvl="2" w:tentative="1">
+      <w:start w:val="1"/>
+      <w:numFmt w:val="bullet"/>
+      <w:lvlText w:val=""/>
+      <w:lvlJc w:val="left"/>
+      <w:pPr>
+        <w:tabs>
+          <w:tab w:val="num" w:pos="2160"/>
+        </w:tabs>
+        <w:ind w:left="2160" w:hanging="360"/>
+      </w:pPr>
+      <w:rPr>
+        <w:rFonts w:ascii="Wingdings" w:hAnsi="Wingdings" w:hint="default"/>
+        <w:sz w:val="20"/>
+      </w:rPr>
+    </w:lvl>
+    <w:lvl w:ilvl="3" w:tentative="1">
+      <w:start w:val="1"/>
+      <w:numFmt w:val="bullet"/>
+      <w:lvlText w:val=""/>
+      <w:lvlJc w:val="left"/>
+      <w:pPr>
+        <w:tabs>
+          <w:tab w:val="num" w:pos="2880"/>
+        </w:tabs>
+        <w:ind w:left="2880" w:hanging="360"/>
+      </w:pPr>
+      <w:rPr>
+        <w:rFonts w:ascii="Wingdings" w:hAnsi="Wingdings" w:hint="default"/>
+        <w:sz w:val="20"/>
+      </w:rPr>
+    </w:lvl>
+    <w:lvl w:ilvl="4" w:tentative="1">
+      <w:start w:val="1"/>
+      <w:numFmt w:val="bullet"/>
+      <w:lvlText w:val=""/>
+      <w:lvlJc w:val="left"/>
+      <w:pPr>
+        <w:tabs>
+          <w:tab w:val="num" w:pos="3600"/>
+        </w:tabs>
+        <w:ind w:left="3600" w:hanging="360"/>
+      </w:pPr>
+      <w:rPr>
+        <w:rFonts w:ascii="Wingdings" w:hAnsi="Wingdings" w:hint="default"/>
+        <w:sz w:val="20"/>
+      </w:rPr>
+    </w:lvl>
+    <w:lvl w:ilvl="5" w:tentative="1">
+      <w:start w:val="1"/>
+      <w:numFmt w:val="bullet"/>
+      <w:lvlText w:val=""/>
+      <w:lvlJc w:val="left"/>
+      <w:pPr>
+        <w:tabs>
+          <w:tab w:val="num" w:pos="4320"/>
+        </w:tabs>
+        <w:ind w:left="4320" w:hanging="360"/>
+      </w:pPr>
+      <w:rPr>
+        <w:rFonts w:ascii="Wingdings" w:hAnsi="Wingdings" w:hint="default"/>
+        <w:sz w:val="20"/>
+      </w:rPr>
+    </w:lvl>
+    <w:lvl w:ilvl="6" w:tentative="1">
+      <w:start w:val="1"/>
+      <w:numFmt w:val="bullet"/>
+      <w:lvlText w:val=""/>
+      <w:lvlJc w:val="left"/>
+      <w:pPr>
+        <w:tabs>
+          <w:tab w:val="num" w:pos="5040"/>
+        </w:tabs>
+        <w:ind w:left="5040" w:hanging="360"/>
+      </w:pPr>
+      <w:rPr>
+        <w:rFonts w:ascii="Wingdings" w:hAnsi="Wingdings" w:hint="default"/>
+        <w:sz w:val="20"/>
+      </w:rPr>
+    </w:lvl>
+    <w:lvl w:ilvl="7" w:tentative="1">
+      <w:start w:val="1"/>
+      <w:numFmt w:val="bullet"/>
+      <w:lvlText w:val=""/>
+      <w:lvlJc w:val="left"/>
+      <w:pPr>
+        <w:tabs>
+          <w:tab w:val="num" w:pos="5760"/>
+        </w:tabs>
+        <w:ind w:left="5760" w:hanging="360"/>
+      </w:pPr>
+      <w:rPr>
+        <w:rFonts w:ascii="Wingdings" w:hAnsi="Wingdings" w:hint="default"/>
+        <w:sz w:val="20"/>
+      </w:rPr>
+    </w:lvl>
+    <w:lvl w:ilvl="8" w:tentative="1">
+      <w:start w:val="1"/>
+      <w:numFmt w:val="bullet"/>
+      <w:lvlText w:val=""/>
+      <w:lvlJc w:val="left"/>
+      <w:pPr>
+        <w:tabs>
+          <w:tab w:val="num" w:pos="6480"/>
+        </w:tabs>
+        <w:ind w:left="6480" w:hanging="360"/>
+      </w:pPr>
+      <w:rPr>
+        <w:rFonts w:ascii="Wingdings" w:hAnsi="Wingdings" w:hint="default"/>
+        <w:sz w:val="20"/>
+      </w:rPr>
+    </w:lvl>
+  </w:abstractNum>
+  <w:abstractNum w:abstractNumId="46" w15:restartNumberingAfterBreak="0">
     <w:nsid w:val="63F57770"/>
     <w:multiLevelType w:val="multilevel"/>
     <w:tmpl w:val="9F506E7E"/>
@@ -9945,7 +11251,7 @@
       </w:rPr>
     </w:lvl>
   </w:abstractNum>
-  <w:abstractNum w:abstractNumId="39" w15:restartNumberingAfterBreak="0">
+  <w:abstractNum w:abstractNumId="47" w15:restartNumberingAfterBreak="0">
     <w:nsid w:val="67F150F4"/>
     <w:multiLevelType w:val="multilevel"/>
     <w:tmpl w:val="D4B82996"/>
@@ -10058,7 +11364,7 @@
       </w:rPr>
     </w:lvl>
   </w:abstractNum>
-  <w:abstractNum w:abstractNumId="40" w15:restartNumberingAfterBreak="0">
+  <w:abstractNum w:abstractNumId="48" w15:restartNumberingAfterBreak="0">
     <w:nsid w:val="68567D4D"/>
     <w:multiLevelType w:val="multilevel"/>
     <w:tmpl w:val="854EA322"/>
@@ -10207,7 +11513,7 @@
       </w:rPr>
     </w:lvl>
   </w:abstractNum>
-  <w:abstractNum w:abstractNumId="41" w15:restartNumberingAfterBreak="0">
+  <w:abstractNum w:abstractNumId="49" w15:restartNumberingAfterBreak="0">
     <w:nsid w:val="68E7294A"/>
     <w:multiLevelType w:val="multilevel"/>
     <w:tmpl w:val="8C1C88DE"/>
@@ -10320,7 +11626,7 @@
       </w:rPr>
     </w:lvl>
   </w:abstractNum>
-  <w:abstractNum w:abstractNumId="42" w15:restartNumberingAfterBreak="0">
+  <w:abstractNum w:abstractNumId="50" w15:restartNumberingAfterBreak="0">
     <w:nsid w:val="69C9226A"/>
     <w:multiLevelType w:val="hybridMultilevel"/>
     <w:tmpl w:val="C4F44492"/>
@@ -10433,7 +11739,7 @@
       </w:rPr>
     </w:lvl>
   </w:abstractNum>
-  <w:abstractNum w:abstractNumId="43" w15:restartNumberingAfterBreak="0">
+  <w:abstractNum w:abstractNumId="51" w15:restartNumberingAfterBreak="0">
     <w:nsid w:val="6B9C1B49"/>
     <w:multiLevelType w:val="hybridMultilevel"/>
     <w:tmpl w:val="E0189052"/>
@@ -10546,7 +11852,7 @@
       </w:rPr>
     </w:lvl>
   </w:abstractNum>
-  <w:abstractNum w:abstractNumId="44" w15:restartNumberingAfterBreak="0">
+  <w:abstractNum w:abstractNumId="52" w15:restartNumberingAfterBreak="0">
     <w:nsid w:val="6D3130E2"/>
     <w:multiLevelType w:val="multilevel"/>
     <w:tmpl w:val="26D06B3A"/>
@@ -10695,7 +12001,7 @@
       </w:rPr>
     </w:lvl>
   </w:abstractNum>
-  <w:abstractNum w:abstractNumId="45" w15:restartNumberingAfterBreak="0">
+  <w:abstractNum w:abstractNumId="53" w15:restartNumberingAfterBreak="0">
     <w:nsid w:val="6E0D295E"/>
     <w:multiLevelType w:val="multilevel"/>
     <w:tmpl w:val="6A883ED4"/>
@@ -10808,7 +12114,156 @@
       </w:pPr>
     </w:lvl>
   </w:abstractNum>
-  <w:abstractNum w:abstractNumId="46" w15:restartNumberingAfterBreak="0">
+  <w:abstractNum w:abstractNumId="54" w15:restartNumberingAfterBreak="0">
+    <w:nsid w:val="70123352"/>
+    <w:multiLevelType w:val="multilevel"/>
+    <w:tmpl w:val="0AC442B0"/>
+    <w:lvl w:ilvl="0">
+      <w:start w:val="1"/>
+      <w:numFmt w:val="bullet"/>
+      <w:lvlText w:val=""/>
+      <w:lvlJc w:val="left"/>
+      <w:pPr>
+        <w:tabs>
+          <w:tab w:val="num" w:pos="720"/>
+        </w:tabs>
+        <w:ind w:left="720" w:hanging="360"/>
+      </w:pPr>
+      <w:rPr>
+        <w:rFonts w:ascii="Symbol" w:hAnsi="Symbol" w:hint="default"/>
+        <w:sz w:val="20"/>
+      </w:rPr>
+    </w:lvl>
+    <w:lvl w:ilvl="1" w:tentative="1">
+      <w:start w:val="1"/>
+      <w:numFmt w:val="bullet"/>
+      <w:lvlText w:val="o"/>
+      <w:lvlJc w:val="left"/>
+      <w:pPr>
+        <w:tabs>
+          <w:tab w:val="num" w:pos="1440"/>
+        </w:tabs>
+        <w:ind w:left="1440" w:hanging="360"/>
+      </w:pPr>
+      <w:rPr>
+        <w:rFonts w:ascii="Courier New" w:hAnsi="Courier New" w:hint="default"/>
+        <w:sz w:val="20"/>
+      </w:rPr>
+    </w:lvl>
+    <w:lvl w:ilvl="2" w:tentative="1">
+      <w:start w:val="1"/>
+      <w:numFmt w:val="bullet"/>
+      <w:lvlText w:val=""/>
+      <w:lvlJc w:val="left"/>
+      <w:pPr>
+        <w:tabs>
+          <w:tab w:val="num" w:pos="2160"/>
+        </w:tabs>
+        <w:ind w:left="2160" w:hanging="360"/>
+      </w:pPr>
+      <w:rPr>
+        <w:rFonts w:ascii="Wingdings" w:hAnsi="Wingdings" w:hint="default"/>
+        <w:sz w:val="20"/>
+      </w:rPr>
+    </w:lvl>
+    <w:lvl w:ilvl="3" w:tentative="1">
+      <w:start w:val="1"/>
+      <w:numFmt w:val="bullet"/>
+      <w:lvlText w:val=""/>
+      <w:lvlJc w:val="left"/>
+      <w:pPr>
+        <w:tabs>
+          <w:tab w:val="num" w:pos="2880"/>
+        </w:tabs>
+        <w:ind w:left="2880" w:hanging="360"/>
+      </w:pPr>
+      <w:rPr>
+        <w:rFonts w:ascii="Wingdings" w:hAnsi="Wingdings" w:hint="default"/>
+        <w:sz w:val="20"/>
+      </w:rPr>
+    </w:lvl>
+    <w:lvl w:ilvl="4" w:tentative="1">
+      <w:start w:val="1"/>
+      <w:numFmt w:val="bullet"/>
+      <w:lvlText w:val=""/>
+      <w:lvlJc w:val="left"/>
+      <w:pPr>
+        <w:tabs>
+          <w:tab w:val="num" w:pos="3600"/>
+        </w:tabs>
+        <w:ind w:left="3600" w:hanging="360"/>
+      </w:pPr>
+      <w:rPr>
+        <w:rFonts w:ascii="Wingdings" w:hAnsi="Wingdings" w:hint="default"/>
+        <w:sz w:val="20"/>
+      </w:rPr>
+    </w:lvl>
+    <w:lvl w:ilvl="5" w:tentative="1">
+      <w:start w:val="1"/>
+      <w:numFmt w:val="bullet"/>
+      <w:lvlText w:val=""/>
+      <w:lvlJc w:val="left"/>
+      <w:pPr>
+        <w:tabs>
+          <w:tab w:val="num" w:pos="4320"/>
+        </w:tabs>
+        <w:ind w:left="4320" w:hanging="360"/>
+      </w:pPr>
+      <w:rPr>
+        <w:rFonts w:ascii="Wingdings" w:hAnsi="Wingdings" w:hint="default"/>
+        <w:sz w:val="20"/>
+      </w:rPr>
+    </w:lvl>
+    <w:lvl w:ilvl="6" w:tentative="1">
+      <w:start w:val="1"/>
+      <w:numFmt w:val="bullet"/>
+      <w:lvlText w:val=""/>
+      <w:lvlJc w:val="left"/>
+      <w:pPr>
+        <w:tabs>
+          <w:tab w:val="num" w:pos="5040"/>
+        </w:tabs>
+        <w:ind w:left="5040" w:hanging="360"/>
+      </w:pPr>
+      <w:rPr>
+        <w:rFonts w:ascii="Wingdings" w:hAnsi="Wingdings" w:hint="default"/>
+        <w:sz w:val="20"/>
+      </w:rPr>
+    </w:lvl>
+    <w:lvl w:ilvl="7" w:tentative="1">
+      <w:start w:val="1"/>
+      <w:numFmt w:val="bullet"/>
+      <w:lvlText w:val=""/>
+      <w:lvlJc w:val="left"/>
+      <w:pPr>
+        <w:tabs>
+          <w:tab w:val="num" w:pos="5760"/>
+        </w:tabs>
+        <w:ind w:left="5760" w:hanging="360"/>
+      </w:pPr>
+      <w:rPr>
+        <w:rFonts w:ascii="Wingdings" w:hAnsi="Wingdings" w:hint="default"/>
+        <w:sz w:val="20"/>
+      </w:rPr>
+    </w:lvl>
+    <w:lvl w:ilvl="8" w:tentative="1">
+      <w:start w:val="1"/>
+      <w:numFmt w:val="bullet"/>
+      <w:lvlText w:val=""/>
+      <w:lvlJc w:val="left"/>
+      <w:pPr>
+        <w:tabs>
+          <w:tab w:val="num" w:pos="6480"/>
+        </w:tabs>
+        <w:ind w:left="6480" w:hanging="360"/>
+      </w:pPr>
+      <w:rPr>
+        <w:rFonts w:ascii="Wingdings" w:hAnsi="Wingdings" w:hint="default"/>
+        <w:sz w:val="20"/>
+      </w:rPr>
+    </w:lvl>
+  </w:abstractNum>
+  <w:abstractNum w:abstractNumId="55" w15:restartNumberingAfterBreak="0">
     <w:nsid w:val="725616C1"/>
     <w:multiLevelType w:val="multilevel"/>
     <w:tmpl w:val="1A741E5A"/>
@@ -10921,7 +12376,7 @@
       </w:rPr>
     </w:lvl>
   </w:abstractNum>
-  <w:abstractNum w:abstractNumId="47" w15:restartNumberingAfterBreak="0">
+  <w:abstractNum w:abstractNumId="56" w15:restartNumberingAfterBreak="0">
     <w:nsid w:val="728239CC"/>
     <w:multiLevelType w:val="multilevel"/>
     <w:tmpl w:val="F5148B84"/>
@@ -11070,7 +12525,7 @@
       </w:rPr>
     </w:lvl>
   </w:abstractNum>
-  <w:abstractNum w:abstractNumId="48" w15:restartNumberingAfterBreak="0">
+  <w:abstractNum w:abstractNumId="57" w15:restartNumberingAfterBreak="0">
     <w:nsid w:val="728775DA"/>
     <w:multiLevelType w:val="multilevel"/>
     <w:tmpl w:val="E1F88D62"/>
@@ -11183,7 +12638,7 @@
       </w:pPr>
     </w:lvl>
   </w:abstractNum>
-  <w:abstractNum w:abstractNumId="49" w15:restartNumberingAfterBreak="0">
+  <w:abstractNum w:abstractNumId="58" w15:restartNumberingAfterBreak="0">
     <w:nsid w:val="7756781F"/>
     <w:multiLevelType w:val="multilevel"/>
     <w:tmpl w:val="40AC868A"/>
@@ -11296,7 +12751,7 @@
       </w:rPr>
     </w:lvl>
   </w:abstractNum>
-  <w:abstractNum w:abstractNumId="50" w15:restartNumberingAfterBreak="0">
+  <w:abstractNum w:abstractNumId="59" w15:restartNumberingAfterBreak="0">
     <w:nsid w:val="7A1140CD"/>
     <w:multiLevelType w:val="multilevel"/>
     <w:tmpl w:val="7CE837CE"/>
@@ -11445,7 +12900,7 @@
       </w:rPr>
     </w:lvl>
   </w:abstractNum>
-  <w:abstractNum w:abstractNumId="51" w15:restartNumberingAfterBreak="0">
+  <w:abstractNum w:abstractNumId="60" w15:restartNumberingAfterBreak="0">
     <w:nsid w:val="7A6B309F"/>
     <w:multiLevelType w:val="multilevel"/>
     <w:tmpl w:val="08ECBFEE"/>
@@ -11558,7 +13013,7 @@
       </w:rPr>
     </w:lvl>
   </w:abstractNum>
-  <w:abstractNum w:abstractNumId="52" w15:restartNumberingAfterBreak="0">
+  <w:abstractNum w:abstractNumId="61" w15:restartNumberingAfterBreak="0">
     <w:nsid w:val="7D9F09FA"/>
     <w:multiLevelType w:val="multilevel"/>
     <w:tmpl w:val="EE7471FE"/>
@@ -11672,46 +13127,46 @@
     </w:lvl>
   </w:abstractNum>
   <w:num w:numId="1" w16cid:durableId="978728825">
-    <w:abstractNumId w:val="43"/>
+    <w:abstractNumId w:val="51"/>
   </w:num>
   <w:num w:numId="2" w16cid:durableId="935793896">
-    <w:abstractNumId w:val="28"/>
+    <w:abstractNumId w:val="30"/>
   </w:num>
   <w:num w:numId="3" w16cid:durableId="655720012">
-    <w:abstractNumId w:val="6"/>
+    <w:abstractNumId w:val="7"/>
   </w:num>
   <w:num w:numId="4" w16cid:durableId="1110079282">
-    <w:abstractNumId w:val="10"/>
+    <w:abstractNumId w:val="11"/>
   </w:num>
   <w:num w:numId="5" w16cid:durableId="441918168">
-    <w:abstractNumId w:val="42"/>
+    <w:abstractNumId w:val="50"/>
   </w:num>
   <w:num w:numId="6" w16cid:durableId="334843451">
-    <w:abstractNumId w:val="50"/>
+    <w:abstractNumId w:val="59"/>
   </w:num>
   <w:num w:numId="7" w16cid:durableId="5251474">
-    <w:abstractNumId w:val="40"/>
+    <w:abstractNumId w:val="48"/>
   </w:num>
   <w:num w:numId="8" w16cid:durableId="403454810">
-    <w:abstractNumId w:val="11"/>
+    <w:abstractNumId w:val="12"/>
   </w:num>
   <w:num w:numId="9" w16cid:durableId="1578981238">
-    <w:abstractNumId w:val="23"/>
+    <w:abstractNumId w:val="25"/>
   </w:num>
   <w:num w:numId="10" w16cid:durableId="390544616">
     <w:abstractNumId w:val="0"/>
   </w:num>
   <w:num w:numId="11" w16cid:durableId="1626229916">
-    <w:abstractNumId w:val="35"/>
+    <w:abstractNumId w:val="41"/>
   </w:num>
   <w:num w:numId="12" w16cid:durableId="2019964195">
-    <w:abstractNumId w:val="29"/>
+    <w:abstractNumId w:val="31"/>
   </w:num>
   <w:num w:numId="13" w16cid:durableId="251202806">
-    <w:abstractNumId w:val="16"/>
+    <w:abstractNumId w:val="18"/>
   </w:num>
   <w:num w:numId="14" w16cid:durableId="1115514060">
-    <w:abstractNumId w:val="15"/>
+    <w:abstractNumId w:val="17"/>
   </w:num>
   <w:num w:numId="15" w16cid:durableId="1375040040">
     <w:abstractNumId w:val="2"/>
@@ -11720,115 +13175,142 @@
     <w:abstractNumId w:val="1"/>
   </w:num>
   <w:num w:numId="17" w16cid:durableId="1582524078">
-    <w:abstractNumId w:val="30"/>
+    <w:abstractNumId w:val="32"/>
   </w:num>
   <w:num w:numId="18" w16cid:durableId="1689673157">
+    <w:abstractNumId w:val="22"/>
+  </w:num>
+  <w:num w:numId="19" w16cid:durableId="1310866596">
+    <w:abstractNumId w:val="47"/>
+  </w:num>
+  <w:num w:numId="20" w16cid:durableId="1969125718">
     <w:abstractNumId w:val="20"/>
   </w:num>
-  <w:num w:numId="19" w16cid:durableId="1310866596">
-    <w:abstractNumId w:val="39"/>
-  </w:num>
-  <w:num w:numId="20" w16cid:durableId="1969125718">
-    <w:abstractNumId w:val="18"/>
-  </w:num>
   <w:num w:numId="21" w16cid:durableId="360713213">
-    <w:abstractNumId w:val="25"/>
+    <w:abstractNumId w:val="27"/>
   </w:num>
   <w:num w:numId="22" w16cid:durableId="554781400">
-    <w:abstractNumId w:val="12"/>
+    <w:abstractNumId w:val="13"/>
   </w:num>
   <w:num w:numId="23" w16cid:durableId="809513545">
+    <w:abstractNumId w:val="40"/>
+  </w:num>
+  <w:num w:numId="24" w16cid:durableId="994993807">
+    <w:abstractNumId w:val="5"/>
+  </w:num>
+  <w:num w:numId="25" w16cid:durableId="68626404">
+    <w:abstractNumId w:val="24"/>
+  </w:num>
+  <w:num w:numId="26" w16cid:durableId="980428573">
+    <w:abstractNumId w:val="28"/>
+  </w:num>
+  <w:num w:numId="27" w16cid:durableId="185411928">
+    <w:abstractNumId w:val="35"/>
+  </w:num>
+  <w:num w:numId="28" w16cid:durableId="1987852200">
+    <w:abstractNumId w:val="10"/>
+  </w:num>
+  <w:num w:numId="29" w16cid:durableId="1344429033">
+    <w:abstractNumId w:val="21"/>
+  </w:num>
+  <w:num w:numId="30" w16cid:durableId="1677417467">
+    <w:abstractNumId w:val="58"/>
+  </w:num>
+  <w:num w:numId="31" w16cid:durableId="154303258">
+    <w:abstractNumId w:val="19"/>
+  </w:num>
+  <w:num w:numId="32" w16cid:durableId="1485967411">
+    <w:abstractNumId w:val="8"/>
+  </w:num>
+  <w:num w:numId="33" w16cid:durableId="1264800309">
+    <w:abstractNumId w:val="55"/>
+  </w:num>
+  <w:num w:numId="34" w16cid:durableId="557325046">
+    <w:abstractNumId w:val="46"/>
+  </w:num>
+  <w:num w:numId="35" w16cid:durableId="1680355363">
     <w:abstractNumId w:val="34"/>
   </w:num>
-  <w:num w:numId="24" w16cid:durableId="994993807">
-    <w:abstractNumId w:val="4"/>
+  <w:num w:numId="36" w16cid:durableId="1721251018">
+    <w:abstractNumId w:val="29"/>
   </w:num>
-  <w:num w:numId="25" w16cid:durableId="68626404">
-    <w:abstractNumId w:val="22"/>
+  <w:num w:numId="37" w16cid:durableId="905147611">
+    <w:abstractNumId w:val="23"/>
   </w:num>
-  <w:num w:numId="26" w16cid:durableId="980428573">
+  <w:num w:numId="38" w16cid:durableId="965892334">
+    <w:abstractNumId w:val="60"/>
+  </w:num>
+  <w:num w:numId="39" w16cid:durableId="506362915">
+    <w:abstractNumId w:val="49"/>
+  </w:num>
+  <w:num w:numId="40" w16cid:durableId="2063209465">
+    <w:abstractNumId w:val="61"/>
+  </w:num>
+  <w:num w:numId="41" w16cid:durableId="1462110452">
+    <w:abstractNumId w:val="16"/>
+  </w:num>
+  <w:num w:numId="42" w16cid:durableId="1232736170">
+    <w:abstractNumId w:val="44"/>
+  </w:num>
+  <w:num w:numId="43" w16cid:durableId="163402107">
+    <w:abstractNumId w:val="42"/>
+  </w:num>
+  <w:num w:numId="44" w16cid:durableId="2030137950">
+    <w:abstractNumId w:val="9"/>
+  </w:num>
+  <w:num w:numId="45" w16cid:durableId="1464882243">
+    <w:abstractNumId w:val="38"/>
+  </w:num>
+  <w:num w:numId="46" w16cid:durableId="1264000766">
     <w:abstractNumId w:val="26"/>
   </w:num>
-  <w:num w:numId="27" w16cid:durableId="185411928">
-    <w:abstractNumId w:val="32"/>
-  </w:num>
-  <w:num w:numId="28" w16cid:durableId="1987852200">
-    <w:abstractNumId w:val="9"/>
-  </w:num>
-  <w:num w:numId="29" w16cid:durableId="1344429033">
-    <w:abstractNumId w:val="19"/>
-  </w:num>
-  <w:num w:numId="30" w16cid:durableId="1677417467">
-    <w:abstractNumId w:val="49"/>
-  </w:num>
-  <w:num w:numId="31" w16cid:durableId="154303258">
-    <w:abstractNumId w:val="17"/>
-  </w:num>
-  <w:num w:numId="32" w16cid:durableId="1485967411">
-    <w:abstractNumId w:val="7"/>
-  </w:num>
-  <w:num w:numId="33" w16cid:durableId="1264800309">
-    <w:abstractNumId w:val="46"/>
-  </w:num>
-  <w:num w:numId="34" w16cid:durableId="557325046">
-    <w:abstractNumId w:val="38"/>
-  </w:num>
-  <w:num w:numId="35" w16cid:durableId="1680355363">
-    <w:abstractNumId w:val="31"/>
-  </w:num>
-  <w:num w:numId="36" w16cid:durableId="1721251018">
-    <w:abstractNumId w:val="27"/>
-  </w:num>
-  <w:num w:numId="37" w16cid:durableId="905147611">
-    <w:abstractNumId w:val="21"/>
-  </w:num>
-  <w:num w:numId="38" w16cid:durableId="965892334">
-    <w:abstractNumId w:val="51"/>
-  </w:num>
-  <w:num w:numId="39" w16cid:durableId="506362915">
-    <w:abstractNumId w:val="41"/>
-  </w:num>
-  <w:num w:numId="40" w16cid:durableId="2063209465">
-    <w:abstractNumId w:val="52"/>
-  </w:num>
-  <w:num w:numId="41" w16cid:durableId="1462110452">
-    <w:abstractNumId w:val="14"/>
-  </w:num>
-  <w:num w:numId="42" w16cid:durableId="1232736170">
-    <w:abstractNumId w:val="37"/>
-  </w:num>
-  <w:num w:numId="43" w16cid:durableId="163402107">
-    <w:abstractNumId w:val="36"/>
-  </w:num>
-  <w:num w:numId="44" w16cid:durableId="2030137950">
-    <w:abstractNumId w:val="8"/>
-  </w:num>
-  <w:num w:numId="45" w16cid:durableId="1464882243">
-    <w:abstractNumId w:val="33"/>
-  </w:num>
-  <w:num w:numId="46" w16cid:durableId="1264000766">
-    <w:abstractNumId w:val="24"/>
-  </w:num>
   <w:num w:numId="47" w16cid:durableId="1845320476">
-    <w:abstractNumId w:val="13"/>
+    <w:abstractNumId w:val="15"/>
   </w:num>
   <w:num w:numId="48" w16cid:durableId="455225302">
     <w:abstractNumId w:val="3"/>
   </w:num>
   <w:num w:numId="49" w16cid:durableId="1522351033">
+    <w:abstractNumId w:val="53"/>
+  </w:num>
+  <w:num w:numId="50" w16cid:durableId="1538469646">
+    <w:abstractNumId w:val="56"/>
+  </w:num>
+  <w:num w:numId="51" w16cid:durableId="791359127">
+    <w:abstractNumId w:val="57"/>
+  </w:num>
+  <w:num w:numId="52" w16cid:durableId="1522279031">
+    <w:abstractNumId w:val="6"/>
+  </w:num>
+  <w:num w:numId="53" w16cid:durableId="275328835">
+    <w:abstractNumId w:val="52"/>
+  </w:num>
+  <w:num w:numId="54" w16cid:durableId="1549804291">
+    <w:abstractNumId w:val="36"/>
+  </w:num>
+  <w:num w:numId="55" w16cid:durableId="453060812">
+    <w:abstractNumId w:val="37"/>
+  </w:num>
+  <w:num w:numId="56" w16cid:durableId="1949238917">
+    <w:abstractNumId w:val="39"/>
+  </w:num>
+  <w:num w:numId="57" w16cid:durableId="2095279169">
     <w:abstractNumId w:val="45"/>
   </w:num>
-  <w:num w:numId="50" w16cid:durableId="1538469646">
-    <w:abstractNumId w:val="47"/>
+  <w:num w:numId="58" w16cid:durableId="1759251572">
+    <w:abstractNumId w:val="33"/>
   </w:num>
-  <w:num w:numId="51" w16cid:durableId="791359127">
-    <w:abstractNumId w:val="48"/>
+  <w:num w:numId="59" w16cid:durableId="1416395410">
+    <w:abstractNumId w:val="54"/>
   </w:num>
-  <w:num w:numId="52" w16cid:durableId="1522279031">
-    <w:abstractNumId w:val="5"/>
+  <w:num w:numId="60" w16cid:durableId="88938986">
+    <w:abstractNumId w:val="4"/>
   </w:num>
-  <w:num w:numId="53" w16cid:durableId="275328835">
-    <w:abstractNumId w:val="44"/>
+  <w:num w:numId="61" w16cid:durableId="1235353780">
+    <w:abstractNumId w:val="43"/>
+  </w:num>
+  <w:num w:numId="62" w16cid:durableId="329479861">
+    <w:abstractNumId w:val="14"/>
   </w:num>
 </w:numbering>
 </file>

--- a/TTNT-CK.docx
+++ b/TTNT-CK.docx
@@ -1434,6 +1434,15 @@
     </w:p>
     <w:sdt>
       <w:sdtPr>
+        <w:rPr>
+          <w:rFonts w:ascii="Times New Roman" w:eastAsiaTheme="minorEastAsia" w:hAnsi="Times New Roman" w:cstheme="minorBidi"/>
+          <w:color w:val="auto"/>
+          <w:kern w:val="2"/>
+          <w:sz w:val="26"/>
+          <w:szCs w:val="24"/>
+          <w:lang w:eastAsia="zh-CN"/>
+          <w14:ligatures w14:val="standardContextual"/>
+        </w:rPr>
         <w:id w:val="1798562097"/>
         <w:docPartObj>
           <w:docPartGallery w:val="Table of Contents"/>
@@ -1442,16 +1451,9 @@
       </w:sdtPr>
       <w:sdtEndPr>
         <w:rPr>
-          <w:rFonts w:ascii="Times New Roman" w:eastAsiaTheme="minorEastAsia" w:hAnsi="Times New Roman" w:cstheme="minorBidi"/>
           <w:b/>
           <w:bCs/>
           <w:noProof/>
-          <w:color w:val="auto"/>
-          <w:kern w:val="2"/>
-          <w:sz w:val="26"/>
-          <w:szCs w:val="24"/>
-          <w:lang w:eastAsia="zh-CN"/>
-          <w14:ligatures w14:val="standardContextual"/>
         </w:rPr>
       </w:sdtEndPr>
       <w:sdtContent>
@@ -1513,29 +1515,7 @@
                 <w:noProof/>
                 <w:lang w:val="vi-VN"/>
               </w:rPr>
-              <w:t>CHƯƠNG 1. GIỚI T</w:t>
-            </w:r>
-            <w:r>
-              <w:rPr>
-                <w:rStyle w:val="Hyperlink"/>
-                <w:rFonts w:cs="Times New Roman"/>
-                <w:b/>
-                <w:bCs/>
-                <w:noProof/>
-                <w:lang w:val="vi-VN"/>
-              </w:rPr>
-              <w:t>H</w:t>
-            </w:r>
-            <w:r>
-              <w:rPr>
-                <w:rStyle w:val="Hyperlink"/>
-                <w:rFonts w:cs="Times New Roman"/>
-                <w:b/>
-                <w:bCs/>
-                <w:noProof/>
-                <w:lang w:val="vi-VN"/>
-              </w:rPr>
-              <w:t>IỆU CHUNG</w:t>
+              <w:t>CHƯƠNG 1. GIỚI THIỆU CHUNG</w:t>
             </w:r>
             <w:r>
               <w:rPr>
@@ -8207,23 +8187,7 @@
             <w:noProof/>
             <w:lang w:val="vi-VN"/>
           </w:rPr>
-          <w:t>: Thanh điều hướng hệ thống lọc tri thứ</w:t>
-        </w:r>
-        <w:r>
-          <w:rPr>
-            <w:rStyle w:val="Hyperlink"/>
-            <w:noProof/>
-            <w:lang w:val="vi-VN"/>
-          </w:rPr>
-          <w:t>c</w:t>
-        </w:r>
-        <w:r>
-          <w:rPr>
-            <w:rStyle w:val="Hyperlink"/>
-            <w:noProof/>
-            <w:lang w:val="vi-VN"/>
-          </w:rPr>
-          <w:t xml:space="preserve"> đa tầng</w:t>
+          <w:t>: Thanh điều hướng hệ thống lọc tri thức đa tầng</w:t>
         </w:r>
         <w:r>
           <w:rPr>
@@ -10759,12 +10723,14 @@
         <w:rPr>
           <w:rFonts w:eastAsia="Times New Roman" w:cs="Times New Roman"/>
           <w:szCs w:val="26"/>
+          <w:lang w:val="vi-VN"/>
         </w:rPr>
       </w:pPr>
       <w:r>
         <w:rPr>
           <w:rFonts w:eastAsia="Times New Roman" w:cs="Times New Roman"/>
           <w:szCs w:val="26"/>
+          <w:lang w:val="vi-VN"/>
         </w:rPr>
         <w:t>Để xây dựng một hệ thống phần mềm giáo dục hay tài liệu kỹ thuật hoàn thiện, bên cạnh các thuật toán xử lý ngầm, việc lựa chọn công nghệ kết xuất giao diện và tính toán là yếu tố mang tính quyết định. Xu hướng công nghệ hiện nay đang chuyển dịch mạnh mẽ sang việc vận dụng tối đa sức mạnh của thiết bị người dùng nhằm giảm tải cho máy chủ.</w:t>
       </w:r>
@@ -10776,12 +10742,14 @@
         <w:rPr>
           <w:rFonts w:eastAsia="Times New Roman" w:cs="Times New Roman"/>
           <w:szCs w:val="26"/>
+          <w:lang w:val="vi-VN"/>
         </w:rPr>
       </w:pPr>
       <w:r>
         <w:rPr>
           <w:rFonts w:eastAsia="Times New Roman" w:cs="Times New Roman"/>
           <w:szCs w:val="26"/>
+          <w:lang w:val="vi-VN"/>
         </w:rPr>
         <w:t>Trong kiến trúc của hệ thống, logic tìm kiếm được ủy thác cho thư viện Fuse.js. Đây là một thư viện tìm kiếm mờ mã nguồn mở, được phát triển hoàn toàn bằng JavaScript và tuân thủ triết lý không phụ thuộc vào bất kỳ thư viện bên thứ ba nào. Fuse.js cung cấp bộ công cụ tìm kiếm xấp xỉ nhạy bén cùng khả năng lọc dữ liệu logic phức tạp. Điểm sáng giá nhất của thư viện này là khả năng chạy trực tiếp trên trình duyệt, biến nó thành lựa chọn hoàn hảo để tra cứu nhanh các cấu trúc dữ liệu nội bộ mà không cần gửi yêu cầu về hệ thống máy chủ.</w:t>
       </w:r>
@@ -10793,12 +10761,14 @@
         <w:rPr>
           <w:rFonts w:eastAsia="Times New Roman" w:cs="Times New Roman"/>
           <w:szCs w:val="26"/>
+          <w:lang w:val="vi-VN"/>
         </w:rPr>
       </w:pPr>
       <w:r>
         <w:rPr>
           <w:rFonts w:eastAsia="Times New Roman" w:cs="Times New Roman"/>
           <w:szCs w:val="26"/>
+          <w:lang w:val="vi-VN"/>
         </w:rPr>
         <w:t xml:space="preserve">Đối với bài toán kết xuất các công thức toán học chuyên sâu, KaTeX nổi lên như một tiêu chuẩn mới. Được phát triển bởi Khan Academy, KaTeX là bộ xử lý JavaScript chuyên dụng để hiển thị các ký hiệu toán học trên nền web với hiệu năng vượt trội. Không </w:t>
       </w:r>
@@ -10806,6 +10776,7 @@
         <w:rPr>
           <w:rFonts w:eastAsia="Times New Roman" w:cs="Times New Roman"/>
           <w:szCs w:val="26"/>
+          <w:lang w:val="vi-VN"/>
         </w:rPr>
         <w:lastRenderedPageBreak/>
         <w:t>chỉ tương thích sâu với các cú pháp mã hóa phức tạp, KaTeX còn đảm bảo chất lượng hình ảnh sắc nét, không bị vỡ hạt trên các màn hình độ phân giải cao và tương thích hoàn hảo với các nền tảng lập trình giao diện hiện đại.</w:t>
@@ -10818,12 +10789,14 @@
         <w:rPr>
           <w:rFonts w:eastAsia="Times New Roman" w:cs="Times New Roman"/>
           <w:szCs w:val="26"/>
+          <w:lang w:val="vi-VN"/>
         </w:rPr>
       </w:pPr>
       <w:r>
         <w:rPr>
           <w:rFonts w:eastAsia="Times New Roman" w:cs="Times New Roman"/>
           <w:szCs w:val="26"/>
+          <w:lang w:val="vi-VN"/>
         </w:rPr>
         <w:t>Tuy nhiên, giới hạn của KaTeX là chỉ xử lý được công thức đại số chứ không thể vẽ hình học. Để giải quyết vấn đề hiển thị đồ thị không gian, hệ thống ứng dụng gói lệnh TikZ từ hệ sinh thái LaTeX. Nhờ triết lý đồ họa dựa trên mã lệnh, TikZ cho phép định nghĩa mọi đường thẳng, tọa độ và hàm số bằng độ chính xác toán học tuyệt đối. Để đưa các đồ thị này lên web, một quy trình biên dịch tự động được thiết lập: mã TikZ gốc sẽ được chuyển đổi gián tiếp thành các tệp ảnh vector chuẩn SVG. Sự kết hợp giữa tốc độ của Fuse.js, sự sắc sảo của KaTeX và độ chính xác của TikZ đã tạo nên một kiến trúc hoàn chỉnh để hiển thị và truy xuất tài liệu khoa học một cách tối ưu.</w:t>
       </w:r>
@@ -10836,6 +10809,7 @@
           <w:b/>
           <w:bCs/>
           <w:szCs w:val="26"/>
+          <w:lang w:val="vi-VN"/>
         </w:rPr>
       </w:pPr>
       <w:bookmarkStart w:id="12" w:name="_Toc228975011"/>
@@ -10845,6 +10819,7 @@
           <w:b/>
           <w:bCs/>
           <w:szCs w:val="26"/>
+          <w:lang w:val="vi-VN"/>
         </w:rPr>
         <w:t>2.4. Thuật toán tìm kiếm trên đồ thị và ứng dụng trong giáo dục</w:t>
       </w:r>
@@ -10857,12 +10832,14 @@
         <w:rPr>
           <w:rFonts w:eastAsia="Times New Roman" w:cs="Times New Roman"/>
           <w:szCs w:val="26"/>
+          <w:lang w:val="vi-VN"/>
         </w:rPr>
       </w:pPr>
       <w:r>
         <w:rPr>
           <w:rFonts w:eastAsia="Times New Roman" w:cs="Times New Roman"/>
           <w:szCs w:val="26"/>
+          <w:lang w:val="vi-VN"/>
         </w:rPr>
         <w:t>Trong một hệ thống tri thức phức tạp, các khái niệm không đứng độc lập mà có mối liên kết hữu cơ với nhau (ví dụ: muốn học Tích phân cần nắm vững Đạo hàm). Để mô hình hóa và khai phá các mối quan hệ này, hệ thống sử dụng lý thuyết đồ thị, trong đó mỗi bài học là một đỉnh và các liên kết tri thức là các cạnh.</w:t>
       </w:r>
@@ -10874,12 +10851,14 @@
         <w:rPr>
           <w:rFonts w:eastAsia="Times New Roman" w:cs="Times New Roman"/>
           <w:szCs w:val="26"/>
+          <w:lang w:val="vi-VN"/>
         </w:rPr>
       </w:pPr>
       <w:r>
         <w:rPr>
           <w:rFonts w:eastAsia="Times New Roman" w:cs="Times New Roman"/>
           <w:szCs w:val="26"/>
+          <w:lang w:val="vi-VN"/>
         </w:rPr>
         <w:t>Thuật toán tìm kiếm theo chiều rộng được áp dụng để xác định con đường ngắn nhất kết nối hai khái niệm bất kỳ. Thuật toán này bắt đầu từ một đỉnh gốc và khám phá tất cả các đỉnh lân cận ở mức độ ưu tiên gần nhất trước khi tiến sang các mức xa hơn. Đặc tính này đảm bảo rằng lộ trình học tập được đề xuất luôn là lộ trình tối ưu về mặt số lượng bước trung gian, giúp người học nhanh chóng đạt được mục tiêu kiến thức mà không bị lạc giữa các thông tin không liên quan. Việc ứng dụng tìm kiếm theo chiều rộng trong giáo dục điện tử không chỉ giúp cá nhân hóa trải nghiệm học tập mà còn hỗ trợ sinh viên tự xây dựng được bản đồ kiến thức cho riêng mình.</w:t>
       </w:r>
@@ -11685,6 +11664,7 @@
           <w:sz w:val="26"/>
           <w:szCs w:val="26"/>
         </w:rPr>
+        <w:lastRenderedPageBreak/>
         <w:t xml:space="preserve">Bảng </w:t>
       </w:r>
       <w:r>
@@ -11743,6 +11723,7 @@
       <w:r>
         <w:rPr>
           <w:rFonts w:cs="Times New Roman"/>
+          <w:noProof/>
           <w:szCs w:val="26"/>
           <w:lang w:val="vi-VN"/>
         </w:rPr>
@@ -12144,6 +12125,7 @@
           <w:sz w:val="26"/>
           <w:szCs w:val="26"/>
         </w:rPr>
+        <w:lastRenderedPageBreak/>
         <w:t xml:space="preserve">Bảng </w:t>
       </w:r>
       <w:r>
@@ -12281,6 +12263,7 @@
       <w:r>
         <w:rPr>
           <w:rFonts w:cs="Times New Roman"/>
+          <w:noProof/>
           <w:szCs w:val="26"/>
           <w:lang w:val="vi-VN"/>
         </w:rPr>
@@ -12695,6 +12678,7 @@
       <w:r>
         <w:rPr>
           <w:rFonts w:cs="Times New Roman"/>
+          <w:noProof/>
           <w:szCs w:val="26"/>
           <w:lang w:val="vi-VN"/>
         </w:rPr>
@@ -12809,6 +12793,7 @@
           <w:b/>
           <w:bCs/>
           <w:szCs w:val="26"/>
+          <w:lang w:val="vi-VN"/>
         </w:rPr>
       </w:pPr>
       <w:bookmarkStart w:id="27" w:name="_Toc228975021"/>
@@ -12818,6 +12803,7 @@
           <w:b/>
           <w:bCs/>
           <w:szCs w:val="26"/>
+          <w:lang w:val="vi-VN"/>
         </w:rPr>
         <w:t>3.3.2. Tự động biên dịch đồ họa TikZ sang chuẩn vector</w:t>
       </w:r>
@@ -12830,12 +12816,14 @@
         <w:rPr>
           <w:rFonts w:cs="Times New Roman"/>
           <w:szCs w:val="26"/>
-        </w:rPr>
-      </w:pPr>
-      <w:r>
-        <w:rPr>
-          <w:rFonts w:cs="Times New Roman"/>
-          <w:szCs w:val="26"/>
+          <w:lang w:val="vi-VN"/>
+        </w:rPr>
+      </w:pPr>
+      <w:r>
+        <w:rPr>
+          <w:rFonts w:cs="Times New Roman"/>
+          <w:szCs w:val="26"/>
+          <w:lang w:val="vi-VN"/>
         </w:rPr>
         <w:t>Thư viện KaTeX trên trình duyệt hiển thị các biểu thức đại số rất tốt, nhưng lại không hỗ trợ các đoạn mã vẽ đồ họa hình học như gói lệnh TikZ. Để đưa các biểu đồ này lên nền tảng web mà vẫn giữ nguyên độ sắc nét, quy trình xử lý dữ liệu đã triển khai một cơ chế biên dịch độc lập chạy ngầm trên máy tính.</w:t>
       </w:r>
@@ -12847,12 +12835,14 @@
         <w:rPr>
           <w:rFonts w:cs="Times New Roman"/>
           <w:szCs w:val="26"/>
-        </w:rPr>
-      </w:pPr>
-      <w:r>
-        <w:rPr>
-          <w:rFonts w:cs="Times New Roman"/>
-          <w:szCs w:val="26"/>
+          <w:lang w:val="vi-VN"/>
+        </w:rPr>
+      </w:pPr>
+      <w:r>
+        <w:rPr>
+          <w:rFonts w:cs="Times New Roman"/>
+          <w:szCs w:val="26"/>
+          <w:lang w:val="vi-VN"/>
         </w:rPr>
         <w:t>Luồng hoạt động của cơ chế biên dịch đồ họa:</w:t>
       </w:r>
@@ -12868,12 +12858,14 @@
         <w:rPr>
           <w:rFonts w:cs="Times New Roman"/>
           <w:szCs w:val="26"/>
-        </w:rPr>
-      </w:pPr>
-      <w:r>
-        <w:rPr>
-          <w:rFonts w:cs="Times New Roman"/>
-          <w:szCs w:val="26"/>
+          <w:lang w:val="vi-VN"/>
+        </w:rPr>
+      </w:pPr>
+      <w:r>
+        <w:rPr>
+          <w:rFonts w:cs="Times New Roman"/>
+          <w:szCs w:val="26"/>
+          <w:lang w:val="vi-VN"/>
         </w:rPr>
         <w:t>Trong pha quét dữ liệu, khối mã nguồn vẽ hình TikZ được tách riêng. Để tránh việc phải dịch đi dịch lại hàng trăm hình ảnh gây treo máy, hệ thống dùng thuật toán băm tạo ra một mã định danh duy nhất cho mỗi đoạn mã đồ họa. Thuật toán chỉ tiến hành biên dịch nếu hình ảnh mang mã định danh đó chưa tồn tại trong thư mục.</w:t>
       </w:r>
@@ -12889,12 +12881,14 @@
         <w:rPr>
           <w:rFonts w:cs="Times New Roman"/>
           <w:szCs w:val="26"/>
-        </w:rPr>
-      </w:pPr>
-      <w:r>
-        <w:rPr>
-          <w:rFonts w:cs="Times New Roman"/>
-          <w:szCs w:val="26"/>
+          <w:lang w:val="vi-VN"/>
+        </w:rPr>
+      </w:pPr>
+      <w:r>
+        <w:rPr>
+          <w:rFonts w:cs="Times New Roman"/>
+          <w:szCs w:val="26"/>
+          <w:lang w:val="vi-VN"/>
         </w:rPr>
         <w:lastRenderedPageBreak/>
         <w:t>Hệ thống tự động sinh ra một file LaTeX tạm thời, được cấu hình sao cho khung hình ảnh xuất ra chỉ ôm sát mép viền đồ thị chứ không sinh ra khoảng trắng dư thừa.</w:t>
@@ -12911,12 +12905,14 @@
         <w:rPr>
           <w:rFonts w:cs="Times New Roman"/>
           <w:szCs w:val="26"/>
-        </w:rPr>
-      </w:pPr>
-      <w:r>
-        <w:rPr>
-          <w:rFonts w:cs="Times New Roman"/>
-          <w:szCs w:val="26"/>
+          <w:lang w:val="vi-VN"/>
+        </w:rPr>
+      </w:pPr>
+      <w:r>
+        <w:rPr>
+          <w:rFonts w:cs="Times New Roman"/>
+          <w:szCs w:val="26"/>
+          <w:lang w:val="vi-VN"/>
         </w:rPr>
         <w:t>Thông qua các hàm xử lý tiến trình của Node.js, hệ thống gọi trực tiếp trình biên dịch LaTeX để tạo ra file PDF. Lệnh biên dịch được thiết lập ở chế độ bỏ qua cảnh báo hoặc thoát ngay nếu có lỗi, tránh tình trạng treo hệ thống chờ phản hồi.</w:t>
       </w:r>
@@ -12932,12 +12928,14 @@
         <w:rPr>
           <w:rFonts w:cs="Times New Roman"/>
           <w:szCs w:val="26"/>
-        </w:rPr>
-      </w:pPr>
-      <w:r>
-        <w:rPr>
-          <w:rFonts w:cs="Times New Roman"/>
-          <w:szCs w:val="26"/>
+          <w:lang w:val="vi-VN"/>
+        </w:rPr>
+      </w:pPr>
+      <w:r>
+        <w:rPr>
+          <w:rFonts w:cs="Times New Roman"/>
+          <w:szCs w:val="26"/>
+          <w:lang w:val="vi-VN"/>
         </w:rPr>
         <w:t>Sau đó, công cụ chuyển đổi sẽ biến đổi tệp PDF vừa tạo thành định dạng ảnh vector SVG. Ưu điểm của dữ liệu SVG là hiển thị cực kỳ sắc nét, không bị vỡ hạt ở bất kỳ mức độ phóng to nào trên các màn hình hiện đại.</w:t>
       </w:r>
@@ -12953,12 +12951,14 @@
         <w:rPr>
           <w:rFonts w:cs="Times New Roman"/>
           <w:szCs w:val="26"/>
-        </w:rPr>
-      </w:pPr>
-      <w:r>
-        <w:rPr>
-          <w:rFonts w:cs="Times New Roman"/>
-          <w:szCs w:val="26"/>
+          <w:lang w:val="vi-VN"/>
+        </w:rPr>
+      </w:pPr>
+      <w:r>
+        <w:rPr>
+          <w:rFonts w:cs="Times New Roman"/>
+          <w:szCs w:val="26"/>
+          <w:lang w:val="vi-VN"/>
         </w:rPr>
         <w:t>Để các đồ thị nền trắng không làm chói mắt người dùng khi họ bật chế độ giao diện tối, hệ thống dùng CSS can thiệp nhẹ để đảo ngược dải màu sắc và điều chỉnh lại độ sáng. Nhờ thế, nền trắng sẽ chuyển thành xám đen nhưng các màu nhấn của đồ thị vẫn được giữ nguyên bản.</w:t>
       </w:r>
@@ -12972,6 +12972,7 @@
       <w:r>
         <w:rPr>
           <w:rFonts w:cs="Times New Roman"/>
+          <w:noProof/>
           <w:szCs w:val="26"/>
           <w:lang w:val="vi-VN"/>
         </w:rPr>
@@ -13085,6 +13086,7 @@
           <w:b/>
           <w:bCs/>
           <w:szCs w:val="26"/>
+          <w:lang w:val="vi-VN"/>
         </w:rPr>
       </w:pPr>
       <w:bookmarkStart w:id="29" w:name="_Toc228975022"/>
@@ -13094,6 +13096,7 @@
           <w:b/>
           <w:bCs/>
           <w:szCs w:val="26"/>
+          <w:lang w:val="vi-VN"/>
         </w:rPr>
         <w:lastRenderedPageBreak/>
         <w:t>3.4. Triển khai logic tìm kiếm và tối ưu hóa kết quả</w:t>
@@ -13107,12 +13110,14 @@
         <w:rPr>
           <w:rFonts w:cs="Times New Roman"/>
           <w:szCs w:val="26"/>
-        </w:rPr>
-      </w:pPr>
-      <w:r>
-        <w:rPr>
-          <w:rFonts w:cs="Times New Roman"/>
-          <w:szCs w:val="26"/>
+          <w:lang w:val="vi-VN"/>
+        </w:rPr>
+      </w:pPr>
+      <w:r>
+        <w:rPr>
+          <w:rFonts w:cs="Times New Roman"/>
+          <w:szCs w:val="26"/>
+          <w:lang w:val="vi-VN"/>
         </w:rPr>
         <w:t>Yếu tố cốt lõi tạo nên trải nghiệm tốt trong một hệ thống tra cứu là tốc độ và sự thông minh của thanh tìm kiếm. Khác với các cơ chế đối sánh từ khóa truyền thống thường thất bại nếu người dùng gõ sai ký tự hoặc thiếu dấu tiếng Việt, hệ thống này áp dụng công cụ tìm kiếm mờ chạy trực tiếp trên máy người dùng thông qua thư viện Fuse.js.</w:t>
       </w:r>
@@ -13125,6 +13130,7 @@
           <w:b/>
           <w:bCs/>
           <w:szCs w:val="26"/>
+          <w:lang w:val="vi-VN"/>
         </w:rPr>
       </w:pPr>
       <w:bookmarkStart w:id="30" w:name="_Toc228975023"/>
@@ -13134,6 +13140,7 @@
           <w:b/>
           <w:bCs/>
           <w:szCs w:val="26"/>
+          <w:lang w:val="vi-VN"/>
         </w:rPr>
         <w:t>3.4.1. Cấu hình trọng số và tối ưu mức độ liên quan</w:t>
       </w:r>
@@ -13153,6 +13160,7 @@
         <w:rPr>
           <w:rFonts w:cs="Times New Roman"/>
           <w:szCs w:val="26"/>
+          <w:lang w:val="vi-VN"/>
         </w:rPr>
         <w:t>Thuật toán tìm kiếm mờ sử dụng các phép toán mức bit để đối sánh chuỗi xấp xỉ song song, từ đó tính toán khoảng cách thao tác phím với tốc độ chớp nhoáng. Để điều hướng bộ máy tìm kiếm ưu tiên trả về các kết quả có giá trị học thuật cao nhất, hệ thống phân bổ mức độ ưu tiên cho các trường nội dung như sau:</w:t>
       </w:r>
@@ -13801,6 +13809,7 @@
           <w:sz w:val="26"/>
           <w:szCs w:val="26"/>
         </w:rPr>
+        <w:lastRenderedPageBreak/>
         <w:t xml:space="preserve">Bảng </w:t>
       </w:r>
       <w:r>
@@ -13992,6 +14001,7 @@
       <w:r>
         <w:rPr>
           <w:rFonts w:cs="Times New Roman"/>
+          <w:noProof/>
           <w:szCs w:val="26"/>
           <w:lang w:val="vi-VN"/>
         </w:rPr>
@@ -14118,6 +14128,7 @@
       <w:r>
         <w:rPr>
           <w:rFonts w:cs="Times New Roman"/>
+          <w:noProof/>
           <w:szCs w:val="26"/>
           <w:lang w:val="vi-VN"/>
         </w:rPr>
@@ -14479,6 +14490,7 @@
       <w:r>
         <w:rPr>
           <w:rFonts w:cs="Times New Roman"/>
+          <w:noProof/>
           <w:szCs w:val="26"/>
           <w:lang w:val="vi-VN"/>
         </w:rPr>
@@ -14957,6 +14969,7 @@
           <w:sz w:val="26"/>
           <w:szCs w:val="26"/>
         </w:rPr>
+        <w:lastRenderedPageBreak/>
         <w:t xml:space="preserve">Bảng </w:t>
       </w:r>
       <w:r>
@@ -15015,6 +15028,7 @@
       <w:r>
         <w:rPr>
           <w:rFonts w:cs="Times New Roman"/>
+          <w:noProof/>
           <w:szCs w:val="26"/>
           <w:lang w:val="vi-VN"/>
         </w:rPr>
@@ -15130,6 +15144,7 @@
       <w:r>
         <w:rPr>
           <w:rFonts w:cs="Times New Roman"/>
+          <w:noProof/>
           <w:szCs w:val="26"/>
           <w:lang w:val="vi-VN"/>
         </w:rPr>
@@ -15417,6 +15432,7 @@
       <w:r>
         <w:rPr>
           <w:rFonts w:cs="Times New Roman"/>
+          <w:noProof/>
           <w:szCs w:val="26"/>
           <w:lang w:val="vi-VN"/>
         </w:rPr>
@@ -15532,6 +15548,7 @@
       <w:r>
         <w:rPr>
           <w:rFonts w:cs="Times New Roman"/>
+          <w:noProof/>
           <w:szCs w:val="26"/>
           <w:lang w:val="vi-VN"/>
         </w:rPr>
@@ -15679,6 +15696,7 @@
       <w:r>
         <w:rPr>
           <w:rFonts w:cs="Times New Roman"/>
+          <w:noProof/>
           <w:szCs w:val="26"/>
           <w:lang w:val="vi-VN"/>
         </w:rPr>
@@ -15828,6 +15846,7 @@
       <w:r>
         <w:rPr>
           <w:rFonts w:cs="Times New Roman"/>
+          <w:noProof/>
           <w:szCs w:val="26"/>
           <w:lang w:val="vi-VN"/>
         </w:rPr>
@@ -16124,6 +16143,7 @@
       <w:r>
         <w:rPr>
           <w:rFonts w:cs="Times New Roman"/>
+          <w:noProof/>
           <w:szCs w:val="26"/>
           <w:lang w:val="vi-VN"/>
         </w:rPr>
@@ -16249,6 +16269,7 @@
       <w:r>
         <w:rPr>
           <w:rFonts w:cs="Times New Roman"/>
+          <w:noProof/>
           <w:szCs w:val="26"/>
           <w:lang w:val="vi-VN"/>
         </w:rPr>
@@ -20776,10 +20797,6 @@
       <w:pPr>
         <w:spacing w:before="0" w:after="160" w:line="278" w:lineRule="auto"/>
         <w:rPr>
-          <w:rFonts w:cs="Times New Roman"/>
-          <w:b/>
-          <w:bCs/>
-          <w:szCs w:val="26"/>
           <w:lang w:val="vi-VN"/>
         </w:rPr>
       </w:pPr>
@@ -20823,14 +20840,47 @@
           <w:b/>
           <w:bCs/>
           <w:szCs w:val="26"/>
-        </w:rPr>
-      </w:pPr>
-      <w:r>
-        <w:rPr>
-          <w:rFonts w:cs="Times New Roman"/>
+          <w:lang w:val="vi-VN"/>
+        </w:rPr>
+      </w:pPr>
+      <w:r>
+        <w:rPr>
           <w:b/>
           <w:bCs/>
-          <w:szCs w:val="26"/>
+          <w:lang w:val="vi-VN"/>
+        </w:rPr>
+        <w:t xml:space="preserve">Link sản phẩm: </w:t>
+      </w:r>
+      <w:hyperlink r:id="rId25" w:history="1">
+        <w:r>
+          <w:rPr>
+            <w:rStyle w:val="Hyperlink"/>
+            <w:b/>
+            <w:bCs/>
+            <w:lang w:val="vi-VN"/>
+          </w:rPr>
+          <w:t>toiyeutinhoc238-sudo/nhom4ttnt: web tra cứu môn học Cơ sở Toán trong CNTT</w:t>
+        </w:r>
+      </w:hyperlink>
+    </w:p>
+    <w:p>
+      <w:pPr>
+        <w:spacing w:before="0" w:after="160" w:line="278" w:lineRule="auto"/>
+        <w:rPr>
+          <w:rFonts w:cs="Times New Roman"/>
+          <w:b/>
+          <w:bCs/>
+          <w:szCs w:val="26"/>
+          <w:lang w:val="vi-VN"/>
+        </w:rPr>
+      </w:pPr>
+      <w:r>
+        <w:rPr>
+          <w:rFonts w:cs="Times New Roman"/>
+          <w:b/>
+          <w:bCs/>
+          <w:szCs w:val="26"/>
+          <w:lang w:val="vi-VN"/>
         </w:rPr>
         <w:br w:type="page"/>
       </w:r>
@@ -21356,8 +21406,8 @@
       </w:hyperlink>
     </w:p>
     <w:sectPr>
-      <w:headerReference w:type="default" r:id="rId25"/>
-      <w:footerReference w:type="default" r:id="rId26"/>
+      <w:headerReference w:type="default" r:id="rId26"/>
+      <w:footerReference w:type="default" r:id="rId27"/>
       <w:pgSz w:w="12240" w:h="15840"/>
       <w:pgMar w:top="1418" w:right="1134" w:bottom="1985" w:left="1701" w:header="720" w:footer="720" w:gutter="0"/>
       <w:cols w:space="720"/>
